--- a/Dbbb-Ebc/B101-STs.docx
+++ b/Dbbb-Ebc/B101-STs.docx
@@ -4,48 +4,4006 @@
   <w:body>
     <w:p>
       <w:pPr>
-        <w:spacing w:before="1200"/>
-        <w:jc w:val="center"/>
+        <w:pBdr>
+          <w:bottom w:val="single" w:sz="4" w:space="1" w:color="auto"/>
+        </w:pBdr>
+        <w:spacing w:before="120"/>
+        <w:jc w:val="both"/>
+        <w:rPr>
+          <w:rFonts w:ascii="Abyssinica SIL" w:hAnsi="Abyssinica SIL" w:cs="Abyssinica SIL"/>
+        </w:rPr>
+      </w:pPr>
+      <w:r>
+        <w:rPr>
+          <w:rFonts w:ascii="Abyssinica SIL" w:hAnsi="Abyssinica SIL" w:cs="Abyssinica SIL"/>
+        </w:rPr>
+        <w:t xml:space="preserve">The Ge’ez text for the </w:t>
+      </w:r>
+      <w:r>
         <w:rPr>
           <w:rFonts w:ascii="Abyssinica SIL" w:hAnsi="Abyssinica SIL" w:cs="Abyssinica SIL"/>
           <w:i/>
           <w:iCs/>
-          <w:sz w:val="28"/>
-          <w:szCs w:val="28"/>
-        </w:rPr>
-      </w:pPr>
-      <w:r>
-        <w:rPr>
-          <w:rFonts w:ascii="Abyssinica SIL" w:hAnsi="Abyssinica SIL" w:cs="Abyssinica SIL"/>
-          <w:i/>
-          <w:iCs/>
-          <w:sz w:val="28"/>
-          <w:szCs w:val="28"/>
-        </w:rPr>
-        <w:t xml:space="preserve">We </w:t>
-      </w:r>
-      <w:r>
-        <w:rPr>
-          <w:rFonts w:ascii="Abyssinica SIL" w:hAnsi="Abyssinica SIL" w:cs="Abyssinica SIL"/>
-          <w:i/>
-          <w:iCs/>
-          <w:sz w:val="28"/>
-          <w:szCs w:val="28"/>
-        </w:rPr>
-        <w:t>have yet to find an Ethiopic (Ge’ez) text for this book</w:t>
-      </w:r>
-      <w:r>
-        <w:rPr>
-          <w:rFonts w:ascii="Abyssinica SIL" w:hAnsi="Abyssinica SIL" w:cs="Abyssinica SIL"/>
-          <w:i/>
-          <w:iCs/>
-          <w:sz w:val="28"/>
-          <w:szCs w:val="28"/>
+        </w:rPr>
+        <w:t>Order of Zion</w:t>
+      </w:r>
+      <w:r>
+        <w:rPr>
+          <w:rFonts w:ascii="Abyssinica SIL" w:hAnsi="Abyssinica SIL" w:cs="Abyssinica SIL"/>
+        </w:rPr>
+        <w:t xml:space="preserve"> presented here </w:t>
+      </w:r>
+      <w:r>
+        <w:rPr>
+          <w:rFonts w:ascii="Abyssinica SIL" w:hAnsi="Abyssinica SIL" w:cs="Abyssinica SIL"/>
+        </w:rPr>
+        <w:t>is</w:t>
+      </w:r>
+      <w:r>
+        <w:rPr>
+          <w:rFonts w:ascii="Abyssinica SIL" w:hAnsi="Abyssinica SIL" w:cs="Abyssinica SIL"/>
+        </w:rPr>
+        <w:t xml:space="preserve"> from the </w:t>
+      </w:r>
+      <w:r>
+        <w:rPr>
+          <w:rFonts w:ascii="Abyssinica SIL" w:hAnsi="Abyssinica SIL" w:cs="Abyssinica SIL"/>
+          <w:noProof/>
+          <w:lang w:val="de-DE"/>
+        </w:rPr>
+        <w:t>“Die Schriftkultur des christlichen Äthiopiens und Eritreas: Eine multimediale Forschungsumgebung / Beta ma</w:t>
+      </w:r>
+      <w:r>
+        <w:rPr>
+          <w:rFonts w:ascii="Cambria" w:hAnsi="Cambria" w:cs="Cambria"/>
+          <w:noProof/>
+          <w:lang w:val="de-DE"/>
+        </w:rPr>
+        <w:t>ṣāḥǝ</w:t>
+      </w:r>
+      <w:r>
+        <w:rPr>
+          <w:rFonts w:ascii="Abyssinica SIL" w:hAnsi="Abyssinica SIL" w:cs="Abyssinica SIL"/>
+          <w:noProof/>
+          <w:lang w:val="de-DE"/>
+        </w:rPr>
+        <w:t>ft”</w:t>
+      </w:r>
+      <w:r>
+        <w:rPr>
+          <w:rFonts w:ascii="Abyssinica SIL" w:hAnsi="Abyssinica SIL" w:cs="Abyssinica SIL"/>
+        </w:rPr>
+        <w:t xml:space="preserve"> collection, the contents of which are published under </w:t>
+      </w:r>
+      <w:hyperlink r:id="rId5" w:tooltip="The (Required) Link to the Licence Agreement" w:history="1">
+        <w:r>
+          <w:rPr>
+            <w:rStyle w:val="Hyperlink"/>
+            <w:rFonts w:ascii="Abyssinica SIL" w:hAnsi="Abyssinica SIL" w:cs="Abyssinica SIL"/>
+          </w:rPr>
+          <w:t>CC BY-SA 4.0 licence</w:t>
+        </w:r>
+      </w:hyperlink>
+      <w:r>
+        <w:rPr>
+          <w:rFonts w:ascii="Abyssinica SIL" w:hAnsi="Abyssinica SIL" w:cs="Abyssinica SIL"/>
+        </w:rPr>
+        <w:t xml:space="preserve">. The source record </w:t>
+      </w:r>
+      <w:r>
+        <w:rPr>
+          <w:rFonts w:ascii="Abyssinica SIL" w:hAnsi="Abyssinica SIL" w:cs="Abyssinica SIL"/>
+        </w:rPr>
+        <w:t>is</w:t>
+      </w:r>
+      <w:r>
+        <w:rPr>
+          <w:rFonts w:ascii="Abyssinica SIL" w:hAnsi="Abyssinica SIL" w:cs="Abyssinica SIL"/>
+        </w:rPr>
+        <w:t xml:space="preserve"> the following:</w:t>
+      </w:r>
+    </w:p>
+    <w:p>
+      <w:pPr>
+        <w:pBdr>
+          <w:bottom w:val="single" w:sz="4" w:space="1" w:color="auto"/>
+        </w:pBdr>
+        <w:jc w:val="center"/>
+        <w:rPr>
+          <w:rFonts w:ascii="Antinoou" w:eastAsia="Antinoou" w:hAnsi="Antinoou" w:cs="Abyssinica SIL"/>
+          <w:sz w:val="23"/>
+          <w:szCs w:val="23"/>
+        </w:rPr>
+      </w:pPr>
+      <w:r>
+        <w:rPr>
+          <w:rFonts w:ascii="Antinoou" w:eastAsia="Antinoou" w:hAnsi="Antinoou" w:cs="Abyssinica SIL"/>
+          <w:sz w:val="23"/>
+          <w:szCs w:val="23"/>
+        </w:rPr>
+        <w:t xml:space="preserve">Alessandro Bausi, Pietro Maria Liuzzo, </w:t>
+      </w:r>
+      <w:r>
+        <w:rPr>
+          <w:rFonts w:eastAsia="Antinoou"/>
+          <w:sz w:val="23"/>
+          <w:szCs w:val="23"/>
+        </w:rPr>
+        <w:t>“</w:t>
+      </w:r>
+      <w:r>
+        <w:rPr>
+          <w:rFonts w:ascii="Antinoou" w:eastAsia="Antinoou" w:hAnsi="Antinoou" w:cs="Abyssinica SIL"/>
+          <w:sz w:val="23"/>
+          <w:szCs w:val="23"/>
+        </w:rPr>
+        <w:t>Apostolic Canons after Ascension</w:t>
+      </w:r>
+      <w:r>
+        <w:rPr>
+          <w:rFonts w:eastAsia="Antinoou"/>
+          <w:sz w:val="23"/>
+          <w:szCs w:val="23"/>
+        </w:rPr>
+        <w:t>,”</w:t>
+      </w:r>
+      <w:r>
+        <w:rPr>
+          <w:rFonts w:ascii="Antinoou" w:eastAsia="Antinoou" w:hAnsi="Antinoou" w:cs="Abyssinica SIL"/>
+          <w:sz w:val="23"/>
+          <w:szCs w:val="23"/>
+        </w:rPr>
+        <w:t xml:space="preserve"> </w:t>
+      </w:r>
+      <w:hyperlink r:id="rId6" w:history="1">
+        <w:r>
+          <w:rPr>
+            <w:rStyle w:val="Hyperlink"/>
+            <w:rFonts w:ascii="Antinoou" w:eastAsia="Antinoou" w:hAnsi="Antinoou" w:cs="Abyssinica SIL"/>
+            <w:sz w:val="23"/>
+            <w:szCs w:val="23"/>
+          </w:rPr>
+          <w:t>https://betamasaheft.eu/works/LIT2673CanonsAscension</w:t>
+        </w:r>
+      </w:hyperlink>
+      <w:r>
+        <w:rPr>
+          <w:rFonts w:ascii="Antinoou" w:eastAsia="Antinoou" w:hAnsi="Antinoou" w:cs="Abyssinica SIL"/>
+          <w:sz w:val="23"/>
+          <w:szCs w:val="23"/>
         </w:rPr>
         <w:t>.</w:t>
       </w:r>
     </w:p>
+    <w:p>
+      <w:pPr>
+        <w:keepNext/>
+        <w:widowControl w:val="0"/>
+        <w:snapToGrid w:val="0"/>
+        <w:spacing w:before="120"/>
+        <w:jc w:val="center"/>
+        <w:rPr>
+          <w:rFonts w:ascii="Abyssinica SIL" w:hAnsi="Abyssinica SIL" w:cs="Abyssinica SIL"/>
+          <w:b/>
+          <w:bCs/>
+          <w:noProof/>
+          <w:sz w:val="32"/>
+          <w:szCs w:val="32"/>
+          <w:u w:val="single" w:color="00B050"/>
+          <w:lang w:val="am-ET" w:bidi="syr-SY"/>
+        </w:rPr>
+      </w:pPr>
+      <w:r>
+        <w:rPr>
+          <w:rFonts w:ascii="Abyssinica SIL" w:hAnsi="Abyssinica SIL" w:cs="Abyssinica SIL"/>
+          <w:b/>
+          <w:bCs/>
+          <w:noProof/>
+          <w:sz w:val="32"/>
+          <w:szCs w:val="32"/>
+          <w:u w:val="single" w:color="00B050"/>
+          <w:lang w:val="am-ET" w:bidi="syr-SY"/>
+        </w:rPr>
+        <w:t>Prologue</w:t>
+      </w:r>
+    </w:p>
+    <w:p>
+      <w:pPr>
+        <w:snapToGrid w:val="0"/>
+        <w:spacing w:before="120"/>
+        <w:jc w:val="both"/>
+        <w:rPr>
+          <w:rFonts w:ascii="Abyssinica SIL" w:hAnsi="Abyssinica SIL" w:cs="Abyssinica SIL"/>
+          <w:noProof/>
+          <w:color w:val="993300"/>
+          <w:sz w:val="28"/>
+          <w:szCs w:val="28"/>
+          <w:lang w:val="am-ET" w:bidi="syr-SY"/>
+        </w:rPr>
+      </w:pPr>
+      <w:r>
+        <w:rPr>
+          <w:rFonts w:ascii="Abyssinica SIL" w:hAnsi="Abyssinica SIL" w:cs="Abyssinica SIL"/>
+          <w:noProof/>
+          <w:color w:val="993300"/>
+          <w:sz w:val="28"/>
+          <w:szCs w:val="28"/>
+          <w:lang w:val="am-ET" w:bidi="syr-SY"/>
+        </w:rPr>
+        <w:t>ዝንቱ፡ መጽሐፍ፡ ዜናሆሙ፡ ለሐዋርያት፡ እምድኅረ፡ ዐርገ፡ እግዚእነ፡ ወአምላክነ፡ ክርስቶስ፡ ዘአዘዙ፡ ሴኖዶስ፡ ዘጸሐፈ፡ ቀሌምንጦስ፡ በእንተ፡ ሐዋርያት፡ ዘከመ፡ ሠርዑ፡ ለቤተ፡ ክርስቲያን፡ ቅድስት፡ እንተ፡ ተሣየጣ፡ በደሙ፡ ክቡር።</w:t>
+      </w:r>
+    </w:p>
+    <w:p>
+      <w:pPr>
+        <w:snapToGrid w:val="0"/>
+        <w:spacing w:before="120"/>
+        <w:jc w:val="both"/>
+        <w:rPr>
+          <w:rFonts w:ascii="Abyssinica SIL" w:hAnsi="Abyssinica SIL" w:cs="Abyssinica SIL"/>
+          <w:noProof/>
+          <w:color w:val="993300"/>
+          <w:sz w:val="28"/>
+          <w:szCs w:val="28"/>
+          <w:lang w:val="am-ET" w:bidi="syr-SY"/>
+        </w:rPr>
+      </w:pPr>
+      <w:r>
+        <w:rPr>
+          <w:rFonts w:ascii="Abyssinica SIL" w:hAnsi="Abyssinica SIL" w:cs="Abyssinica SIL"/>
+          <w:noProof/>
+          <w:color w:val="993300"/>
+          <w:sz w:val="28"/>
+          <w:szCs w:val="28"/>
+          <w:lang w:val="am-ET" w:bidi="syr-SY"/>
+        </w:rPr>
+        <w:t>ወወሀቡ፡ ለዘ፡ ተለዎሙ፡ ወቦአ፡ ውስተ፡ ጽዋዔሆሙ፡ ወአምነ፡ በእግዚአብሔር፡ በእደዊሆሙ፡ እምኵሉ፡ አሕዛብ፡ ወአይሁድኒ። ወአዘዙ፡ መትልዎሙ፡ እምድኅሬሆሙ፡ ኤጲስ፡ ቆጶሳት፡ እምቅድመ፡ ጉባኤ፡ ዘኒቂያ፡ ዘሠርዑ፡ ሕገ፡ እግዚአብሔር፡ ወሞእዎሙ፡ ለዕልዋን፡ እለ፡ ይትቃረንዋ፡ ለጽድቅ፡ ወወሀቡ፡ ትእዛዘ፡ እምወንጌል፡ ወእምባዕዳን፡ መጻሕፍተ፡ እግዚአብሔር። ወአርአየ፡ እግዚአብሔር፡ ጽድቀ፡ በኵሉ፡ መዋዕል፡ በመዊእ፡ ወበቃል፡ ገሃደ፡ ወአስተኃፈሮሙ፡ ለዕልዋን፡ በመርገም፡ ዘለዓለም፡ ወአርዳኢሁሰ፡ እምድኅረ፡ ተንሥአ፡ እምውታን፡ ሀለዉ፡ ዝርዋን፡ በምድረ፡ ገሊላ፡ ወሀገረ፡ ናዝሬት፡ ኀበ፡ አዘዞሙ።</w:t>
+      </w:r>
+    </w:p>
+    <w:p>
+      <w:pPr>
+        <w:snapToGrid w:val="0"/>
+        <w:spacing w:before="120"/>
+        <w:jc w:val="both"/>
+        <w:rPr>
+          <w:rFonts w:ascii="Abyssinica SIL" w:hAnsi="Abyssinica SIL" w:cs="Abyssinica SIL"/>
+          <w:noProof/>
+          <w:color w:val="993300"/>
+          <w:sz w:val="28"/>
+          <w:szCs w:val="28"/>
+          <w:lang w:val="am-ET" w:bidi="syr-SY"/>
+        </w:rPr>
+      </w:pPr>
+      <w:r>
+        <w:rPr>
+          <w:rFonts w:ascii="Abyssinica SIL" w:hAnsi="Abyssinica SIL" w:cs="Abyssinica SIL"/>
+          <w:noProof/>
+          <w:color w:val="993300"/>
+          <w:sz w:val="28"/>
+          <w:szCs w:val="28"/>
+          <w:lang w:val="am-ET" w:bidi="syr-SY"/>
+        </w:rPr>
+        <w:t>ወበአርብዓ፡ ዕለት፡ እምድኅረ፡ ትንሣኤሁ፡ ተጋብኡ፡ ኀበ፡ ደብረ፡ ዘይት፡ በኢየሩሳሌም፡ ወክርስቶስ፡ ምስሌሆሙ፡ እንዘ፡ ኢያአምርዎ፡ በማእከሌሆሙ። ወአስተርአዮሙ፡ በይእቲ፡ ዕለት፡ ወአንበረ፡ እዴሁ፡ ዲበ፡ ርእሶሙ፡ ለለ፡ አሐዱ፡ አሐዱ፡ እምኔሆሙ፡ ለዐሠርቱ፡ ወአሐዱ፡ አርዳኢሁ፡ ወባረኮሙ፡ ወረሰዮሙ፡ ካህናተ፡ ህየንተ፡ ካህናተ፡ ደቂቀ፡ እስራኤል፡ ምኑናን።</w:t>
+      </w:r>
+    </w:p>
+    <w:p>
+      <w:pPr>
+        <w:snapToGrid w:val="0"/>
+        <w:spacing w:before="120"/>
+        <w:jc w:val="both"/>
+        <w:rPr>
+          <w:rFonts w:ascii="Abyssinica SIL" w:hAnsi="Abyssinica SIL" w:cs="Abyssinica SIL"/>
+          <w:noProof/>
+          <w:color w:val="993300"/>
+          <w:sz w:val="28"/>
+          <w:szCs w:val="28"/>
+          <w:lang w:val="am-ET" w:bidi="syr-SY"/>
+        </w:rPr>
+      </w:pPr>
+      <w:r>
+        <w:rPr>
+          <w:rFonts w:ascii="Abyssinica SIL" w:hAnsi="Abyssinica SIL" w:cs="Abyssinica SIL"/>
+          <w:noProof/>
+          <w:color w:val="993300"/>
+          <w:sz w:val="28"/>
+          <w:szCs w:val="28"/>
+          <w:lang w:val="am-ET" w:bidi="syr-SY"/>
+        </w:rPr>
+        <w:t>እስመ፡ ከመዝ፡ ይቤ፡ እግዚአብሔር፡ በአፈ፡ ሚኪያስ፡ ነቢይ፡ ዘይቤ፡ ኦደቂቀ፡ አሮን፡ ናሁ፡ መነንኩ፡ ክህነተ፡ ሌዊ፡ አቡክሙ፡ ወኢይዜክሩ፡ እንከ፡ ክህነቶ፡ ለአሮን፡ እስመ፡ ካህን፡ መልአከ፡ እግዚአብሔር፡ ወይቤ፡ በወንጌል፡ ናሁ፡ አነ፡ እፌኑ፡ መልአክየ፡ ቅድመ፡ ገጽከ፡ ዘይጸይሕ፡ ፍኖተከ።</w:t>
+      </w:r>
+    </w:p>
+    <w:p>
+      <w:pPr>
+        <w:snapToGrid w:val="0"/>
+        <w:spacing w:before="120"/>
+        <w:jc w:val="both"/>
+        <w:rPr>
+          <w:rFonts w:ascii="Abyssinica SIL" w:hAnsi="Abyssinica SIL" w:cs="Abyssinica SIL"/>
+          <w:noProof/>
+          <w:color w:val="993300"/>
+          <w:sz w:val="28"/>
+          <w:szCs w:val="28"/>
+          <w:lang w:val="am-ET" w:bidi="syr-SY"/>
+        </w:rPr>
+      </w:pPr>
+      <w:r>
+        <w:rPr>
+          <w:rFonts w:ascii="Abyssinica SIL" w:hAnsi="Abyssinica SIL" w:cs="Abyssinica SIL"/>
+          <w:noProof/>
+          <w:color w:val="993300"/>
+          <w:sz w:val="28"/>
+          <w:szCs w:val="28"/>
+          <w:lang w:val="am-ET" w:bidi="syr-SY"/>
+        </w:rPr>
+        <w:t>ወእምዝ፡ ጾሮ፡ ደመና፡ ብሩህ፡ ወአልዐሎ፡ እማእከሎሙ፡ እንዘ፡ ይሬኢይዎ፡ እስከ፡ ተላዐለ፡ እስከ፡ ሰማይ፡ እንዘ፡ ያንቀዐድዉ፡ በአዕይንቲሆሙ። ወሰገዱ፡ ለእግዚአብሔር፡ እስመ፡ ርእይዎ፡ እንዘ፡ የዐርግ፡ ሰማየ፡ በከመ፡ ነገሮሙ፡ ወተፈሥሑ፡ ዐቢየ፡ ፍሥሓ፡ እስመ፡ አንበረ፡ እዴሁ፡ ዲቤሆሙ፡ ወሤሞሙ፡ ካህናተ፡ ወሶበ፡ ተሰወሮሙ፡ ገብኡ፡ ውስተ፡ ጽርሕ፡ ኀበ፡ በልዑ፡ ምስሌሁ፡ ፍሥሐ፡ ወነበሩ፡ ውስቴታ፡ እንዘ፡ ይጼልዩ፡ ወይጸውሙ፡ ዐሡረ፡ መዋዕለ፡ ወሐለዩ፡ ኀበ፡ የሐውሩ፡ ከመ፡ ይጸውዑ፡ ሰብአ፡ ውስተ፡ አሚን።</w:t>
+      </w:r>
+    </w:p>
+    <w:p>
+      <w:pPr>
+        <w:snapToGrid w:val="0"/>
+        <w:spacing w:before="120"/>
+        <w:jc w:val="both"/>
+        <w:rPr>
+          <w:rFonts w:ascii="Abyssinica SIL" w:hAnsi="Abyssinica SIL" w:cs="Abyssinica SIL"/>
+          <w:noProof/>
+          <w:color w:val="993300"/>
+          <w:sz w:val="28"/>
+          <w:szCs w:val="28"/>
+          <w:lang w:val="am-ET" w:bidi="syr-SY"/>
+        </w:rPr>
+      </w:pPr>
+      <w:r>
+        <w:rPr>
+          <w:rFonts w:ascii="Abyssinica SIL" w:hAnsi="Abyssinica SIL" w:cs="Abyssinica SIL"/>
+          <w:noProof/>
+          <w:color w:val="993300"/>
+          <w:sz w:val="28"/>
+          <w:szCs w:val="28"/>
+          <w:lang w:val="am-ET" w:bidi="syr-SY"/>
+        </w:rPr>
+        <w:lastRenderedPageBreak/>
+        <w:t>ወኢያአምሩ፡ ልሳናቲሆሙ፡ ወኢይሌብዉ፡ ቃሎሙ። ወይቤሎሙ፡ ጴጥሮስ፡ ዘውእቱ፡ ርእስ፡ በኀበ፡ ክርስቶስ፡ ላዕለ፡ ኵሎሙ፡ ሐዋርያት፡ ዘሰመዮ፡ ስምዖን፡ ጴጥሮስ፡ ኢኮነ፡ ዝንቱ፡ ግብር፡ ኀቤነ፡ አላ፡ እግዚእነ፡ ዘአሰፈወነ፡ ከመ፡ ይፈኑ፡ ለነ፡ ጰራቅሊጦስ፡ ዘውእቱ፡ መንፈስ፡ ቅዱስ፡ ወውእቱ፡ ያሌብወነ፡ ኵሎ፡ ዘይደልወነ፡ ናስምዕ፡ ወንግበር፡ ወእንዘ፡ ይነግሮሙ፡ ጴጥሮስ፡ ዘንተ፡ ወናሁ፡ ሰምዑ፡ ድምፀ፡ ከመ፡ ድምፀ፡ ነፋስ፡ ዐውሎ፡ ወአጼነዉ፡ ጼና፡ ጥዑመ፡ ዘኢያአምሩ፡ ከማሁ፡ በውስተ፡ ዓለም። ወአስተርአየ፡ ማእከሎሙ፡ ልሳናተ፡ እሳት፡ ዘይወርድ፡ ላዕለ፡ አሐዱ፡ አሐዱ፡ እምኔሆሙ።</w:t>
+      </w:r>
+    </w:p>
+    <w:p>
+      <w:pPr>
+        <w:snapToGrid w:val="0"/>
+        <w:spacing w:before="120"/>
+        <w:jc w:val="both"/>
+        <w:rPr>
+          <w:rFonts w:ascii="Abyssinica SIL" w:hAnsi="Abyssinica SIL" w:cs="Abyssinica SIL"/>
+          <w:noProof/>
+          <w:color w:val="993300"/>
+          <w:sz w:val="28"/>
+          <w:szCs w:val="28"/>
+          <w:lang w:val="am-ET" w:bidi="syr-SY"/>
+        </w:rPr>
+      </w:pPr>
+      <w:r>
+        <w:rPr>
+          <w:rFonts w:ascii="Abyssinica SIL" w:hAnsi="Abyssinica SIL" w:cs="Abyssinica SIL"/>
+          <w:noProof/>
+          <w:color w:val="993300"/>
+          <w:sz w:val="28"/>
+          <w:szCs w:val="28"/>
+          <w:lang w:val="am-ET" w:bidi="syr-SY"/>
+        </w:rPr>
+        <w:t>ወአኀዙ፡ ይትናገሩ፡ በልሳን፡ ሐዲስ፡ ኀበ፡ የሐውሩ፡ ለጽዋዔ፡ ሰብእ፡ ውስተ፡ አሚን፡ ወለአለብዎቶሙ፡ ዘይደልዎሙ፡ ይግበሩ፡ ወከመ፡ ይምሀሩ፡ ለሰብእ፡ ጸሎተ፡ ወተቀንዮ፡ ወሕገ፡ ወሥርዐተ።</w:t>
+      </w:r>
+    </w:p>
+    <w:p>
+      <w:pPr>
+        <w:snapToGrid w:val="0"/>
+        <w:spacing w:before="120"/>
+        <w:jc w:val="both"/>
+        <w:rPr>
+          <w:rFonts w:ascii="Abyssinica SIL" w:hAnsi="Abyssinica SIL" w:cs="Abyssinica SIL"/>
+          <w:noProof/>
+          <w:color w:val="993300"/>
+          <w:sz w:val="28"/>
+          <w:szCs w:val="28"/>
+          <w:lang w:val="am-ET" w:bidi="syr-SY"/>
+        </w:rPr>
+      </w:pPr>
+      <w:r>
+        <w:rPr>
+          <w:rFonts w:ascii="Abyssinica SIL" w:hAnsi="Abyssinica SIL" w:cs="Abyssinica SIL"/>
+          <w:noProof/>
+          <w:color w:val="993300"/>
+          <w:sz w:val="28"/>
+          <w:szCs w:val="28"/>
+          <w:lang w:val="am-ET" w:bidi="syr-SY"/>
+        </w:rPr>
+        <w:t>ወአእኰትዎ፡ ለእግዚአብሔር፡ በእንተ፡ ዘአለበዎሙ፡ ወጾሙ፡ አርብዓ፡ ዕለተ፡ ለአኰቴተ፡ ዚአሁ። እምዝ፡ ተዘርዉ፡ ውስተ፡ ርሑቅ፡ በሓውርት፡ ከመ፡ ይጸውዑ፡ ሰብአ፡ ውስተ፡ አሚን፡ በከመ፡ አዘዞሙ፡ ክርስቶስ፡</w:t>
+      </w:r>
+    </w:p>
+    <w:p>
+      <w:pPr>
+        <w:snapToGrid w:val="0"/>
+        <w:spacing w:before="120"/>
+        <w:jc w:val="both"/>
+        <w:rPr>
+          <w:rFonts w:ascii="Abyssinica SIL" w:hAnsi="Abyssinica SIL" w:cs="Abyssinica SIL"/>
+          <w:noProof/>
+          <w:color w:val="993300"/>
+          <w:sz w:val="28"/>
+          <w:szCs w:val="28"/>
+          <w:lang w:val="am-ET" w:bidi="syr-SY"/>
+        </w:rPr>
+      </w:pPr>
+      <w:r>
+        <w:rPr>
+          <w:rFonts w:ascii="Abyssinica SIL" w:hAnsi="Abyssinica SIL" w:cs="Abyssinica SIL"/>
+          <w:noProof/>
+          <w:color w:val="993300"/>
+          <w:sz w:val="28"/>
+          <w:szCs w:val="28"/>
+          <w:lang w:val="am-ET" w:bidi="syr-SY"/>
+        </w:rPr>
+        <w:t>ወኮነ፡ ሰባኬ፡ ወመጥምቀ፡ ወሠያሜ፡ ካህናት፡ ዘቀደመ፡ ክህነተ፡ ወዘአእመነ፡ ኵሎ፡ አይሁደ፡ ወሰብአ፡ እለ፡ ይነብሩ፡ ኢየሩሳሌም፡ ወበምድረ፡ ፍልስጤም፡ ወአድያሚሃ፡ ወኵሉ፡ አህጉር፡ ኀምስ፡ ወቂሳርያ፡ ወሳምር፡ ወምድረ፡ ዐረብ፡ ያዕቆብ፡ እኁሁ፡ ለእግዚእነ፡ ወውእቱ፡ ሥሉጥ፡ ላዕለ፡ ቤተ፡ ክርስቲያነ፡ ሐዋርያት፡ እንተ፡ ይእቲ፡ ጽዮን፡</w:t>
+      </w:r>
+    </w:p>
+    <w:p>
+      <w:pPr>
+        <w:snapToGrid w:val="0"/>
+        <w:spacing w:before="120"/>
+        <w:jc w:val="both"/>
+        <w:rPr>
+          <w:rFonts w:ascii="Abyssinica SIL" w:hAnsi="Abyssinica SIL" w:cs="Abyssinica SIL"/>
+          <w:noProof/>
+          <w:color w:val="993300"/>
+          <w:sz w:val="28"/>
+          <w:szCs w:val="28"/>
+          <w:lang w:val="am-ET" w:bidi="syr-SY"/>
+        </w:rPr>
+      </w:pPr>
+      <w:r>
+        <w:rPr>
+          <w:rFonts w:ascii="Abyssinica SIL" w:hAnsi="Abyssinica SIL" w:cs="Abyssinica SIL"/>
+          <w:noProof/>
+          <w:color w:val="993300"/>
+          <w:sz w:val="28"/>
+          <w:szCs w:val="28"/>
+          <w:lang w:val="am-ET" w:bidi="syr-SY"/>
+        </w:rPr>
+        <w:t>ወማርቆስ፡ ወንጌላዊ፡ በእልስክንድርያ፡ ወግብጽ፡ ወኖባ፡ ወምድረ፡ ኢትዮጵያ፡ እስከ፡ ጽንፋ፡ ወህንዳኬ፡ ወስንድ፡ ወዘየዐውዳ፡ እስከ፡ ባሕረ፡ ኢርትራ፡ ቶማስ፡ ሐዋርያ፡</w:t>
+      </w:r>
+    </w:p>
+    <w:p>
+      <w:pPr>
+        <w:snapToGrid w:val="0"/>
+        <w:spacing w:before="120"/>
+        <w:jc w:val="both"/>
+        <w:rPr>
+          <w:rFonts w:ascii="Abyssinica SIL" w:hAnsi="Abyssinica SIL" w:cs="Abyssinica SIL"/>
+          <w:noProof/>
+          <w:color w:val="993300"/>
+          <w:sz w:val="28"/>
+          <w:szCs w:val="28"/>
+          <w:lang w:val="am-ET" w:bidi="syr-SY"/>
+        </w:rPr>
+      </w:pPr>
+      <w:r>
+        <w:rPr>
+          <w:rFonts w:ascii="Abyssinica SIL" w:hAnsi="Abyssinica SIL" w:cs="Abyssinica SIL"/>
+          <w:noProof/>
+          <w:color w:val="993300"/>
+          <w:sz w:val="28"/>
+          <w:szCs w:val="28"/>
+          <w:lang w:val="am-ET" w:bidi="syr-SY"/>
+        </w:rPr>
+        <w:t>ወሶርያ፡ ወአንጾኪያ፡ ወገላቲያ፡ እስከ፡ ቀሬጤስ፡ ፎኖጥስ፡ ስምዖን፡ ኬፋ፡ ዘውእቱ፡ ጴጥሮስ።</w:t>
+      </w:r>
+    </w:p>
+    <w:p>
+      <w:pPr>
+        <w:snapToGrid w:val="0"/>
+        <w:spacing w:before="120"/>
+        <w:jc w:val="both"/>
+        <w:rPr>
+          <w:rFonts w:ascii="Abyssinica SIL" w:hAnsi="Abyssinica SIL" w:cs="Abyssinica SIL"/>
+          <w:noProof/>
+          <w:color w:val="993300"/>
+          <w:sz w:val="28"/>
+          <w:szCs w:val="28"/>
+          <w:lang w:val="am-ET" w:bidi="syr-SY"/>
+        </w:rPr>
+      </w:pPr>
+      <w:r>
+        <w:rPr>
+          <w:rFonts w:ascii="Abyssinica SIL" w:hAnsi="Abyssinica SIL" w:cs="Abyssinica SIL"/>
+          <w:noProof/>
+          <w:color w:val="993300"/>
+          <w:sz w:val="28"/>
+          <w:szCs w:val="28"/>
+          <w:lang w:val="am-ET" w:bidi="syr-SY"/>
+        </w:rPr>
+        <w:t>ወእንዘ፡ ይትለአክ፡ በጽሐ፡ ኀቤሁ፡ ዜና፡ ሴሞን፡ መሠርይ፡ እንዘ፡ ሀሎ፡ በሀገረ፡ ሮሜ፡ ወአስሐቶሙ፡ ለሰብኣ፡ በሥራዩ፡ ወበዕልወቱ። ወሖረ፡ ኀቤሃ፡ ወአምኑ፡ ኵሎሙ፡ ሰብኣ፡ በእዴሁ፡ ወአጥመቆሙ፡ ለኵሎሙ፡ ወዓዲ፡ ሰብአ፡ አንጾኪያ፡ ወአስጰንያ፡ ወዘየዐውዶሙ፡ አህጉር፡ ወኵሎ፡ ሮሜ።</w:t>
+      </w:r>
+    </w:p>
+    <w:p>
+      <w:pPr>
+        <w:snapToGrid w:val="0"/>
+        <w:spacing w:before="120"/>
+        <w:jc w:val="both"/>
+        <w:rPr>
+          <w:rFonts w:ascii="Abyssinica SIL" w:hAnsi="Abyssinica SIL" w:cs="Abyssinica SIL"/>
+          <w:noProof/>
+          <w:color w:val="993300"/>
+          <w:sz w:val="28"/>
+          <w:szCs w:val="28"/>
+          <w:lang w:val="am-ET" w:bidi="syr-SY"/>
+        </w:rPr>
+      </w:pPr>
+      <w:r>
+        <w:rPr>
+          <w:rFonts w:ascii="Abyssinica SIL" w:hAnsi="Abyssinica SIL" w:cs="Abyssinica SIL"/>
+          <w:noProof/>
+          <w:color w:val="993300"/>
+          <w:sz w:val="28"/>
+          <w:szCs w:val="28"/>
+          <w:lang w:val="am-ET" w:bidi="syr-SY"/>
+        </w:rPr>
+        <w:t>ወአጥፍኦ፡ እግዚአብሔር፡ ለሲሞን፡ መሠርይ፡ በስእለቱ፡ ወጸሎቱ፡ ለቅዱስ፡ ወአስተርአየ፡ ሀይማኖት፡ ውስተ፡ ኵላ፡ ይእቲ፡ ምድር፡ በቅድስናሁ፡ ወንጽሑ፡ ወትዕግሥቱ፡</w:t>
+      </w:r>
+    </w:p>
+    <w:p>
+      <w:pPr>
+        <w:snapToGrid w:val="0"/>
+        <w:spacing w:before="120"/>
+        <w:jc w:val="both"/>
+        <w:rPr>
+          <w:rFonts w:ascii="Abyssinica SIL" w:hAnsi="Abyssinica SIL" w:cs="Abyssinica SIL"/>
+          <w:noProof/>
+          <w:color w:val="993300"/>
+          <w:sz w:val="28"/>
+          <w:szCs w:val="28"/>
+          <w:lang w:val="am-ET" w:bidi="syr-SY"/>
+        </w:rPr>
+      </w:pPr>
+      <w:r>
+        <w:rPr>
+          <w:rFonts w:ascii="Abyssinica SIL" w:hAnsi="Abyssinica SIL" w:cs="Abyssinica SIL"/>
+          <w:noProof/>
+          <w:color w:val="993300"/>
+          <w:sz w:val="28"/>
+          <w:szCs w:val="28"/>
+          <w:lang w:val="am-ET" w:bidi="syr-SY"/>
+        </w:rPr>
+        <w:t>ወዮሐንስ፡ ወንጌላዊ፡ በኤፌሶን፡ ወተስሎንቄ፡ ወአስያ፡ ወጢሮስ፡ ወአካይያ፡ ወኵሎ፡ ምድረ፡ ፊሪቅያ፡</w:t>
+      </w:r>
+    </w:p>
+    <w:p>
+      <w:pPr>
+        <w:snapToGrid w:val="0"/>
+        <w:spacing w:before="120"/>
+        <w:jc w:val="both"/>
+        <w:rPr>
+          <w:rFonts w:ascii="Abyssinica SIL" w:hAnsi="Abyssinica SIL" w:cs="Abyssinica SIL"/>
+          <w:noProof/>
+          <w:color w:val="993300"/>
+          <w:sz w:val="28"/>
+          <w:szCs w:val="28"/>
+          <w:lang w:val="am-ET" w:bidi="syr-SY"/>
+        </w:rPr>
+      </w:pPr>
+      <w:r>
+        <w:rPr>
+          <w:rFonts w:ascii="Abyssinica SIL" w:hAnsi="Abyssinica SIL" w:cs="Abyssinica SIL"/>
+          <w:noProof/>
+          <w:color w:val="993300"/>
+          <w:sz w:val="28"/>
+          <w:szCs w:val="28"/>
+          <w:lang w:val="am-ET" w:bidi="syr-SY"/>
+        </w:rPr>
+        <w:t>እንድርያስ፡ እኁሁ፡ ለስምዖን፡ በኒቂያ፡ ወበኒቂድያ፡ ወኵሎ፡ ምድረ፡ ዲኑንያ፡ ወአድያሚሃ፡ እምወሰና፡</w:t>
+      </w:r>
+    </w:p>
+    <w:p>
+      <w:pPr>
+        <w:snapToGrid w:val="0"/>
+        <w:spacing w:before="120"/>
+        <w:jc w:val="both"/>
+        <w:rPr>
+          <w:rFonts w:ascii="Abyssinica SIL" w:hAnsi="Abyssinica SIL" w:cs="Abyssinica SIL"/>
+          <w:noProof/>
+          <w:color w:val="993300"/>
+          <w:sz w:val="28"/>
+          <w:szCs w:val="28"/>
+          <w:lang w:val="am-ET" w:bidi="syr-SY"/>
+        </w:rPr>
+      </w:pPr>
+      <w:r>
+        <w:rPr>
+          <w:rFonts w:ascii="Abyssinica SIL" w:hAnsi="Abyssinica SIL" w:cs="Abyssinica SIL"/>
+          <w:noProof/>
+          <w:color w:val="993300"/>
+          <w:sz w:val="28"/>
+          <w:szCs w:val="28"/>
+          <w:lang w:val="am-ET" w:bidi="syr-SY"/>
+        </w:rPr>
+        <w:lastRenderedPageBreak/>
+        <w:t>ሉቃስ፡ ጸሓፌ፡ ወንጌል፡ በዘንጢያ፡ ወበርቂያ፡ ወፍርቂያ፡ ወዘየዐውዳ፡ እስከ፡ አድያመ፡ ምዕራብ፡ እስከ፡ ባሕር፡ ዘየዐቢ፡</w:t>
+      </w:r>
+    </w:p>
+    <w:p>
+      <w:pPr>
+        <w:snapToGrid w:val="0"/>
+        <w:spacing w:before="120"/>
+        <w:jc w:val="both"/>
+        <w:rPr>
+          <w:rFonts w:ascii="Abyssinica SIL" w:hAnsi="Abyssinica SIL" w:cs="Abyssinica SIL"/>
+          <w:noProof/>
+          <w:color w:val="993300"/>
+          <w:sz w:val="28"/>
+          <w:szCs w:val="28"/>
+          <w:lang w:val="am-ET" w:bidi="syr-SY"/>
+        </w:rPr>
+      </w:pPr>
+      <w:r>
+        <w:rPr>
+          <w:rFonts w:ascii="Abyssinica SIL" w:hAnsi="Abyssinica SIL" w:cs="Abyssinica SIL"/>
+          <w:noProof/>
+          <w:color w:val="993300"/>
+          <w:sz w:val="28"/>
+          <w:szCs w:val="28"/>
+          <w:lang w:val="am-ET" w:bidi="syr-SY"/>
+        </w:rPr>
+        <w:t>ወመርማሪ፡ ዘእምሰብዓ፡ አርድእት፡ በደሴት፡ ወፋርስ፡ ወምድረ፡ ባቢሎን፡ ወኵሎሙ፡ ጸለምት፡ ወዘየዐውዶሙ፡ ወምድረ፡ ቴማን፡ ወደሰያት፡ ወምድረ፡ ዐረብ፡ እለ፡ ይነብሩ፡ በሐይመታት፡ እስከ፡ ባሕረ፡ የም፡ ወአካይ፡ ረድኡ፡ ለመርማሪ፡ በምድረ፡ አድባር፡ ወአሕዋዝ፡ ወተርሴስ፡ እስከ፡ ምድረ፡ ስንድ፡ ወእስከ፡ ጎግ፡ ወማጎግ፡</w:t>
+      </w:r>
+    </w:p>
+    <w:p>
+      <w:pPr>
+        <w:snapToGrid w:val="0"/>
+        <w:spacing w:before="120"/>
+        <w:jc w:val="both"/>
+        <w:rPr>
+          <w:rFonts w:ascii="Abyssinica SIL" w:hAnsi="Abyssinica SIL" w:cs="Abyssinica SIL"/>
+          <w:noProof/>
+          <w:color w:val="993300"/>
+          <w:sz w:val="28"/>
+          <w:szCs w:val="28"/>
+          <w:lang w:val="am-ET" w:bidi="syr-SY"/>
+        </w:rPr>
+      </w:pPr>
+      <w:r>
+        <w:rPr>
+          <w:rFonts w:ascii="Abyssinica SIL" w:hAnsi="Abyssinica SIL" w:cs="Abyssinica SIL"/>
+          <w:noProof/>
+          <w:color w:val="993300"/>
+          <w:sz w:val="28"/>
+          <w:szCs w:val="28"/>
+          <w:lang w:val="am-ET" w:bidi="syr-SY"/>
+        </w:rPr>
+        <w:t>ወባዕዳንሰ፡ ሐዋርያት፡ ተፈነዉ፡ ኀበ፡ አባግዕ፡ እለ፡ ተገድፉ፡ ወጸውዑ፡ ሰብአ፡ ውስተ፡ አሚን፡ ወአጥመቅዎሙ፡ በከመ፡ አዘዞሙ፡ እግዚእነ፡ ክርስቶስ፡ በስመ፡ አብ፡ ወወልድ፡ ወመንፈስ፡ ቅዱስ፡ እስከ፡ ተፈልጡ፡ እምዓለም፡ ወሖሩ፡ ውስተ፡ ዕረፍት፡ ወፍሥሓ፡ ዘለዓለም፡ ወእምቅድመ፡ ይትፈለጡ፡ ውስተ፡ አህጉር፡ ገብሩ፡ ሥርዐተ፡ ወቀኖና፡ ወአዘዝዎሙ፡ ለእለ፡ አምኑ፡ ወመሀርዎሙ፡ ኪያሃ፡ ወአጽንዕዎሙ፡ ባቲ፡ አመ፡ ሀለዉ፡ ጉቡኣን፡ በጽዮን።</w:t>
+      </w:r>
+    </w:p>
+    <w:p>
+      <w:pPr>
+        <w:snapToGrid w:val="0"/>
+        <w:spacing w:before="120"/>
+        <w:jc w:val="both"/>
+        <w:rPr>
+          <w:rFonts w:ascii="Abyssinica SIL" w:hAnsi="Abyssinica SIL" w:cs="Abyssinica SIL"/>
+          <w:noProof/>
+          <w:color w:val="993300"/>
+          <w:sz w:val="28"/>
+          <w:szCs w:val="28"/>
+          <w:lang w:val="am-ET" w:bidi="syr-SY"/>
+        </w:rPr>
+      </w:pPr>
+      <w:r>
+        <w:rPr>
+          <w:rFonts w:ascii="Abyssinica SIL" w:hAnsi="Abyssinica SIL" w:cs="Abyssinica SIL"/>
+          <w:noProof/>
+          <w:color w:val="993300"/>
+          <w:sz w:val="28"/>
+          <w:szCs w:val="28"/>
+          <w:lang w:val="am-ET" w:bidi="syr-SY"/>
+        </w:rPr>
+        <w:t>ወእምዝ፡ ተፈልጡ፡ ወመሀሩ፡ በኵልሄ፡ ለእለ፡ አምኑ፡ በእደዊሆሙ፡ እምኵሉ፡ በሓውርት፡ ኀበ፡ ሖሩ።</w:t>
+      </w:r>
+    </w:p>
+    <w:p>
+      <w:pPr>
+        <w:keepNext/>
+        <w:widowControl w:val="0"/>
+        <w:snapToGrid w:val="0"/>
+        <w:spacing w:before="120"/>
+        <w:jc w:val="center"/>
+        <w:rPr>
+          <w:rFonts w:ascii="Abyssinica SIL" w:hAnsi="Abyssinica SIL" w:cs="Abyssinica SIL"/>
+          <w:b/>
+          <w:bCs/>
+          <w:noProof/>
+          <w:sz w:val="32"/>
+          <w:szCs w:val="32"/>
+          <w:u w:val="single" w:color="00B050"/>
+          <w:lang w:val="am-ET" w:bidi="syr-SY"/>
+        </w:rPr>
+        <w:sectPr>
+          <w:type w:val="continuous"/>
+          <w:pgSz w:w="16838" w:h="11906" w:orient="landscape"/>
+          <w:pgMar w:top="1247" w:right="1418" w:bottom="1247" w:left="1418" w:header="0" w:footer="0" w:gutter="0"/>
+          <w:cols w:space="720"/>
+          <w:formProt w:val="0"/>
+          <w:docGrid w:linePitch="600" w:charSpace="32768"/>
+        </w:sectPr>
+      </w:pPr>
+    </w:p>
+    <w:p>
+      <w:pPr>
+        <w:keepNext/>
+        <w:widowControl w:val="0"/>
+        <w:snapToGrid w:val="0"/>
+        <w:spacing w:before="120"/>
+        <w:jc w:val="center"/>
+        <w:rPr>
+          <w:rFonts w:ascii="Abyssinica SIL" w:hAnsi="Abyssinica SIL" w:cs="Abyssinica SIL"/>
+          <w:b/>
+          <w:bCs/>
+          <w:noProof/>
+          <w:sz w:val="32"/>
+          <w:szCs w:val="32"/>
+          <w:u w:val="single" w:color="00B050"/>
+          <w:lang w:val="am-ET" w:bidi="syr-SY"/>
+        </w:rPr>
+      </w:pPr>
+      <w:r>
+        <w:rPr>
+          <w:rFonts w:ascii="Abyssinica SIL" w:hAnsi="Abyssinica SIL" w:cs="Abyssinica SIL"/>
+          <w:b/>
+          <w:bCs/>
+          <w:noProof/>
+          <w:sz w:val="32"/>
+          <w:szCs w:val="32"/>
+          <w:u w:val="single" w:color="00B050"/>
+          <w:lang w:val="am-ET" w:bidi="syr-SY"/>
+        </w:rPr>
+        <w:t>፩፡ ትእዛዝ።</w:t>
+      </w:r>
+    </w:p>
+    <w:p>
+      <w:pPr>
+        <w:snapToGrid w:val="0"/>
+        <w:spacing w:before="120"/>
+        <w:jc w:val="both"/>
+        <w:rPr>
+          <w:rFonts w:ascii="Abyssinica SIL" w:hAnsi="Abyssinica SIL" w:cs="Abyssinica SIL"/>
+          <w:noProof/>
+          <w:color w:val="993300"/>
+          <w:sz w:val="28"/>
+          <w:szCs w:val="28"/>
+          <w:shd w:val="clear" w:color="auto" w:fill="FFFFFF"/>
+          <w:lang w:val="am-ET"/>
+        </w:rPr>
+      </w:pPr>
+      <w:r>
+        <w:rPr>
+          <w:rFonts w:ascii="Abyssinica SIL" w:hAnsi="Abyssinica SIL" w:cs="Abyssinica SIL"/>
+          <w:noProof/>
+          <w:color w:val="993300"/>
+          <w:sz w:val="28"/>
+          <w:szCs w:val="28"/>
+          <w:shd w:val="clear" w:color="auto" w:fill="FFFFFF"/>
+          <w:lang w:val="am-ET"/>
+        </w:rPr>
+        <w:t>ከመ፡ ይኩን፡ ጸሎቶሙ፡ መንገለ፡ ምሥራቅ፡ እስመ፡ ይቤ፡ እግዚእነ፡ ኢየሱስ፡ ክርስቶስ፡ ከመ፡ ይመጽእ፡ ለሊሁ፡ እግዚአብሔር፡ እምሰማይ፡ በደኃሪ፡ መዋዕል፡ ከመ፡ መብረቅ፡ ዘይወፅእ፡ እምሥራቅ፡ ወያስተሬኢ፡ እስከ፡ ምዕራብ፡ ወበእንተዝ፡ አእመርነ፡ ከመ፡ ምጽአቱ፡ ይከውን፡ እምሥራቅ።</w:t>
+      </w:r>
+    </w:p>
+    <w:p>
+      <w:pPr>
+        <w:keepNext/>
+        <w:widowControl w:val="0"/>
+        <w:snapToGrid w:val="0"/>
+        <w:spacing w:before="120"/>
+        <w:jc w:val="center"/>
+        <w:rPr>
+          <w:rFonts w:ascii="Abyssinica SIL" w:hAnsi="Abyssinica SIL" w:cs="Abyssinica SIL"/>
+          <w:b/>
+          <w:bCs/>
+          <w:noProof/>
+          <w:sz w:val="32"/>
+          <w:szCs w:val="32"/>
+          <w:u w:val="single" w:color="00B050"/>
+          <w:lang w:val="am-ET" w:bidi="syr-SY"/>
+        </w:rPr>
+        <w:sectPr>
+          <w:type w:val="continuous"/>
+          <w:pgSz w:w="16838" w:h="11906" w:orient="landscape"/>
+          <w:pgMar w:top="1247" w:right="1418" w:bottom="1247" w:left="1418" w:header="0" w:footer="0" w:gutter="0"/>
+          <w:cols w:space="720"/>
+          <w:formProt w:val="0"/>
+          <w:docGrid w:linePitch="600" w:charSpace="32768"/>
+        </w:sectPr>
+      </w:pPr>
+    </w:p>
+    <w:p>
+      <w:pPr>
+        <w:keepNext/>
+        <w:widowControl w:val="0"/>
+        <w:snapToGrid w:val="0"/>
+        <w:spacing w:before="120"/>
+        <w:jc w:val="center"/>
+        <w:rPr>
+          <w:rFonts w:ascii="Abyssinica SIL" w:hAnsi="Abyssinica SIL" w:cs="Abyssinica SIL"/>
+          <w:b/>
+          <w:bCs/>
+          <w:noProof/>
+          <w:sz w:val="32"/>
+          <w:szCs w:val="32"/>
+          <w:u w:val="single" w:color="00B050"/>
+          <w:lang w:val="am-ET" w:bidi="syr-SY"/>
+        </w:rPr>
+      </w:pPr>
+      <w:r>
+        <w:rPr>
+          <w:rFonts w:ascii="Abyssinica SIL" w:hAnsi="Abyssinica SIL" w:cs="Abyssinica SIL"/>
+          <w:b/>
+          <w:bCs/>
+          <w:noProof/>
+          <w:sz w:val="32"/>
+          <w:szCs w:val="32"/>
+          <w:u w:val="single" w:color="00B050"/>
+          <w:lang w:val="am-ET" w:bidi="syr-SY"/>
+        </w:rPr>
+        <w:t>፪፡ ትእዛዝ።</w:t>
+      </w:r>
+    </w:p>
+    <w:p>
+      <w:pPr>
+        <w:snapToGrid w:val="0"/>
+        <w:spacing w:before="120"/>
+        <w:jc w:val="both"/>
+        <w:rPr>
+          <w:rFonts w:ascii="Abyssinica SIL" w:hAnsi="Abyssinica SIL" w:cs="Abyssinica SIL"/>
+          <w:noProof/>
+          <w:color w:val="993300"/>
+          <w:sz w:val="28"/>
+          <w:szCs w:val="28"/>
+          <w:shd w:val="clear" w:color="auto" w:fill="FFFFFF"/>
+          <w:lang w:val="am-ET"/>
+        </w:rPr>
+      </w:pPr>
+      <w:r>
+        <w:rPr>
+          <w:rFonts w:ascii="Abyssinica SIL" w:hAnsi="Abyssinica SIL" w:cs="Abyssinica SIL"/>
+          <w:noProof/>
+          <w:color w:val="993300"/>
+          <w:sz w:val="28"/>
+          <w:szCs w:val="28"/>
+          <w:shd w:val="clear" w:color="auto" w:fill="FFFFFF"/>
+          <w:lang w:val="am-ET"/>
+        </w:rPr>
+        <w:t>በእንተ፡ ሰንበተ፡ ክርስቲያን። ከመ፡ ይትጋብኡ፡ በበእሑድ፡ በሠለስቱ፡ ሰዐት፡ ለጸሎት፡ ወአንብቦ፡ መጻሕፍት፡ ዘትካት፡ ወዘሐዲስ፡ ወአቅርቦ፡ ቍርባን፡ እስመ፡ ባቲ፡ ዜናዋ፡ መልአክ፡ ለማርያም፡ ከመ፡ ትፀንስ፡ ክርስቶስሃ፡ ወባቲ፡ ተንሥአ፡ እምውታን፡ ወባቲ፡ ይወርድ፡ እምሰማይ፡ በዕለተ፡ ትንሣኤ፡ ምስለ፡ መላእክቲሁ፡ በዐቢይ፡ ስብሐት፡ ወይነብር፡ ምስለ፡ አርዳኢሁ፡ ቅዱሳን፡ ወይኴንን፡ ሕያዋነ፡ ወምውታነ።</w:t>
+      </w:r>
+    </w:p>
+    <w:p>
+      <w:pPr>
+        <w:keepNext/>
+        <w:widowControl w:val="0"/>
+        <w:snapToGrid w:val="0"/>
+        <w:spacing w:before="120"/>
+        <w:jc w:val="center"/>
+        <w:rPr>
+          <w:rFonts w:ascii="Abyssinica SIL" w:hAnsi="Abyssinica SIL" w:cs="Abyssinica SIL"/>
+          <w:b/>
+          <w:bCs/>
+          <w:noProof/>
+          <w:sz w:val="32"/>
+          <w:szCs w:val="32"/>
+          <w:u w:val="single" w:color="00B050"/>
+          <w:lang w:val="am-ET" w:bidi="syr-SY"/>
+        </w:rPr>
+        <w:sectPr>
+          <w:type w:val="continuous"/>
+          <w:pgSz w:w="16838" w:h="11906" w:orient="landscape"/>
+          <w:pgMar w:top="1247" w:right="1418" w:bottom="1247" w:left="1418" w:header="0" w:footer="0" w:gutter="0"/>
+          <w:cols w:space="720"/>
+          <w:formProt w:val="0"/>
+          <w:docGrid w:linePitch="600" w:charSpace="32768"/>
+        </w:sectPr>
+      </w:pPr>
+    </w:p>
+    <w:p>
+      <w:pPr>
+        <w:keepNext/>
+        <w:widowControl w:val="0"/>
+        <w:snapToGrid w:val="0"/>
+        <w:spacing w:before="120"/>
+        <w:jc w:val="center"/>
+        <w:rPr>
+          <w:rFonts w:ascii="Abyssinica SIL" w:hAnsi="Abyssinica SIL" w:cs="Abyssinica SIL"/>
+          <w:b/>
+          <w:bCs/>
+          <w:noProof/>
+          <w:sz w:val="32"/>
+          <w:szCs w:val="32"/>
+          <w:u w:val="single" w:color="00B050"/>
+          <w:lang w:val="am-ET" w:bidi="syr-SY"/>
+        </w:rPr>
+      </w:pPr>
+      <w:r>
+        <w:rPr>
+          <w:rFonts w:ascii="Abyssinica SIL" w:hAnsi="Abyssinica SIL" w:cs="Abyssinica SIL"/>
+          <w:b/>
+          <w:bCs/>
+          <w:noProof/>
+          <w:sz w:val="32"/>
+          <w:szCs w:val="32"/>
+          <w:u w:val="single" w:color="00B050"/>
+          <w:lang w:val="am-ET" w:bidi="syr-SY"/>
+        </w:rPr>
+        <w:t>፫፡ ትእዛዝ።</w:t>
+      </w:r>
+    </w:p>
+    <w:p>
+      <w:pPr>
+        <w:snapToGrid w:val="0"/>
+        <w:spacing w:before="120"/>
+        <w:jc w:val="both"/>
+        <w:rPr>
+          <w:rFonts w:ascii="Abyssinica SIL" w:hAnsi="Abyssinica SIL" w:cs="Abyssinica SIL"/>
+          <w:noProof/>
+          <w:color w:val="993300"/>
+          <w:sz w:val="28"/>
+          <w:szCs w:val="28"/>
+          <w:shd w:val="clear" w:color="auto" w:fill="FFFFFF"/>
+          <w:lang w:val="am-ET"/>
+        </w:rPr>
+      </w:pPr>
+      <w:r>
+        <w:rPr>
+          <w:rFonts w:ascii="Abyssinica SIL" w:hAnsi="Abyssinica SIL" w:cs="Abyssinica SIL"/>
+          <w:noProof/>
+          <w:color w:val="993300"/>
+          <w:sz w:val="28"/>
+          <w:szCs w:val="28"/>
+          <w:shd w:val="clear" w:color="auto" w:fill="FFFFFF"/>
+          <w:lang w:val="am-ET"/>
+        </w:rPr>
+        <w:t>በእንተ፡ ዕለተ፡ ረቡዕ። ከመ፡ ይግበሩ፡ ጸሎተ፡ ተጋቢኦሙ፡ በዕለተ፡ ረቡዕ፡ እስመ፡ ባቲ፡ ነገሮሙ፡ ኢየሱስ፡ ከመ፡ ይነሥእዎ፡ ወይሰቅልዎ፡ ወይመውት፡ ወይትነሣእ፡ በሣልስት፡ ዕለት፡ ወሐዘኑ፡ ወተከዙ፡ በእንቲአሁ።</w:t>
+      </w:r>
+    </w:p>
+    <w:p>
+      <w:pPr>
+        <w:keepNext/>
+        <w:widowControl w:val="0"/>
+        <w:snapToGrid w:val="0"/>
+        <w:spacing w:before="120"/>
+        <w:jc w:val="center"/>
+        <w:rPr>
+          <w:rFonts w:ascii="Abyssinica SIL" w:hAnsi="Abyssinica SIL" w:cs="Abyssinica SIL"/>
+          <w:b/>
+          <w:bCs/>
+          <w:noProof/>
+          <w:sz w:val="32"/>
+          <w:szCs w:val="32"/>
+          <w:u w:val="single" w:color="00B050"/>
+          <w:lang w:val="am-ET" w:bidi="syr-SY"/>
+        </w:rPr>
+        <w:sectPr>
+          <w:type w:val="continuous"/>
+          <w:pgSz w:w="16838" w:h="11906" w:orient="landscape"/>
+          <w:pgMar w:top="1247" w:right="1418" w:bottom="1247" w:left="1418" w:header="0" w:footer="0" w:gutter="0"/>
+          <w:cols w:space="720"/>
+          <w:formProt w:val="0"/>
+          <w:docGrid w:linePitch="600" w:charSpace="32768"/>
+        </w:sectPr>
+      </w:pPr>
+    </w:p>
+    <w:p>
+      <w:pPr>
+        <w:keepNext/>
+        <w:widowControl w:val="0"/>
+        <w:snapToGrid w:val="0"/>
+        <w:spacing w:before="120"/>
+        <w:jc w:val="center"/>
+        <w:rPr>
+          <w:rFonts w:ascii="Abyssinica SIL" w:hAnsi="Abyssinica SIL" w:cs="Abyssinica SIL"/>
+          <w:b/>
+          <w:bCs/>
+          <w:noProof/>
+          <w:sz w:val="32"/>
+          <w:szCs w:val="32"/>
+          <w:u w:val="single" w:color="00B050"/>
+          <w:lang w:val="am-ET" w:bidi="syr-SY"/>
+        </w:rPr>
+      </w:pPr>
+      <w:r>
+        <w:rPr>
+          <w:rFonts w:ascii="Abyssinica SIL" w:hAnsi="Abyssinica SIL" w:cs="Abyssinica SIL"/>
+          <w:b/>
+          <w:bCs/>
+          <w:noProof/>
+          <w:sz w:val="32"/>
+          <w:szCs w:val="32"/>
+          <w:u w:val="single" w:color="00B050"/>
+          <w:lang w:val="am-ET" w:bidi="syr-SY"/>
+        </w:rPr>
+        <w:lastRenderedPageBreak/>
+        <w:t>፬፡ ትእዛዝ።</w:t>
+      </w:r>
+    </w:p>
+    <w:p>
+      <w:pPr>
+        <w:snapToGrid w:val="0"/>
+        <w:spacing w:before="120"/>
+        <w:jc w:val="both"/>
+        <w:rPr>
+          <w:rFonts w:ascii="Abyssinica SIL" w:hAnsi="Abyssinica SIL" w:cs="Abyssinica SIL"/>
+          <w:noProof/>
+          <w:color w:val="993300"/>
+          <w:sz w:val="28"/>
+          <w:szCs w:val="28"/>
+          <w:shd w:val="clear" w:color="auto" w:fill="FFFFFF"/>
+          <w:lang w:val="am-ET"/>
+        </w:rPr>
+      </w:pPr>
+      <w:r>
+        <w:rPr>
+          <w:rFonts w:ascii="Abyssinica SIL" w:hAnsi="Abyssinica SIL" w:cs="Abyssinica SIL"/>
+          <w:noProof/>
+          <w:color w:val="993300"/>
+          <w:sz w:val="28"/>
+          <w:szCs w:val="28"/>
+          <w:shd w:val="clear" w:color="auto" w:fill="FFFFFF"/>
+          <w:lang w:val="am-ET"/>
+        </w:rPr>
+        <w:t>በእንተ፡ ዐርብ። ከመ፡ ይግበሩ፡ ጸሎተ፡ በዕለተ፡ ዐርብ፡ በ፱፡ ሰዐት፡ እስመ፡ በጽሐ፡ ዘነገሮሙ፡ ክርስቶስ፡ በረቡዕ፡ በእንተ፡ ሕማሙ፡ ወስቅለቱ፡ በዕለተ፡ ዐርብ። ወተጠየቀ፡ ውእቱ፡ አመ፡ አድለቅለቀት፡ ምድር፡ ወጸልመ፡ ፀሐይ፡ በይእቲ፡ ዕለት።</w:t>
+      </w:r>
+    </w:p>
+    <w:p>
+      <w:pPr>
+        <w:keepNext/>
+        <w:widowControl w:val="0"/>
+        <w:snapToGrid w:val="0"/>
+        <w:spacing w:before="120"/>
+        <w:jc w:val="center"/>
+        <w:rPr>
+          <w:rFonts w:ascii="Abyssinica SIL" w:hAnsi="Abyssinica SIL" w:cs="Abyssinica SIL"/>
+          <w:b/>
+          <w:bCs/>
+          <w:noProof/>
+          <w:sz w:val="32"/>
+          <w:szCs w:val="32"/>
+          <w:u w:val="single" w:color="00B050"/>
+          <w:lang w:val="am-ET" w:bidi="syr-SY"/>
+        </w:rPr>
+        <w:sectPr>
+          <w:type w:val="continuous"/>
+          <w:pgSz w:w="16838" w:h="11906" w:orient="landscape"/>
+          <w:pgMar w:top="1247" w:right="1418" w:bottom="1247" w:left="1418" w:header="0" w:footer="0" w:gutter="0"/>
+          <w:cols w:space="720"/>
+          <w:formProt w:val="0"/>
+          <w:docGrid w:linePitch="600" w:charSpace="32768"/>
+        </w:sectPr>
+      </w:pPr>
+    </w:p>
+    <w:p>
+      <w:pPr>
+        <w:keepNext/>
+        <w:widowControl w:val="0"/>
+        <w:snapToGrid w:val="0"/>
+        <w:spacing w:before="120"/>
+        <w:jc w:val="center"/>
+        <w:rPr>
+          <w:rFonts w:ascii="Abyssinica SIL" w:hAnsi="Abyssinica SIL" w:cs="Abyssinica SIL"/>
+          <w:b/>
+          <w:bCs/>
+          <w:noProof/>
+          <w:sz w:val="32"/>
+          <w:szCs w:val="32"/>
+          <w:u w:val="single" w:color="00B050"/>
+          <w:lang w:val="am-ET" w:bidi="syr-SY"/>
+        </w:rPr>
+      </w:pPr>
+      <w:r>
+        <w:rPr>
+          <w:rFonts w:ascii="Abyssinica SIL" w:hAnsi="Abyssinica SIL" w:cs="Abyssinica SIL"/>
+          <w:b/>
+          <w:bCs/>
+          <w:noProof/>
+          <w:sz w:val="32"/>
+          <w:szCs w:val="32"/>
+          <w:u w:val="single" w:color="00B050"/>
+          <w:lang w:val="am-ET" w:bidi="syr-SY"/>
+        </w:rPr>
+        <w:t>፭፡ ትእዛዝ።</w:t>
+      </w:r>
+    </w:p>
+    <w:p>
+      <w:pPr>
+        <w:snapToGrid w:val="0"/>
+        <w:spacing w:before="120"/>
+        <w:jc w:val="both"/>
+        <w:rPr>
+          <w:rFonts w:ascii="Abyssinica SIL" w:hAnsi="Abyssinica SIL" w:cs="Abyssinica SIL"/>
+          <w:noProof/>
+          <w:color w:val="993300"/>
+          <w:sz w:val="28"/>
+          <w:szCs w:val="28"/>
+          <w:shd w:val="clear" w:color="auto" w:fill="FFFFFF"/>
+          <w:lang w:val="am-ET"/>
+        </w:rPr>
+      </w:pPr>
+      <w:r>
+        <w:rPr>
+          <w:rFonts w:ascii="Abyssinica SIL" w:hAnsi="Abyssinica SIL" w:cs="Abyssinica SIL"/>
+          <w:noProof/>
+          <w:color w:val="993300"/>
+          <w:sz w:val="28"/>
+          <w:szCs w:val="28"/>
+          <w:shd w:val="clear" w:color="auto" w:fill="FFFFFF"/>
+          <w:lang w:val="am-ET"/>
+        </w:rPr>
+        <w:t>በእንተ፡ ሊቃውንት። ከመ፡ ይሢሙ፡ ሎሙ፡ መሀይምናን፡ ሊቃውንተ፡ ሊቃነ፡ ጳጳሳት፡ ወጳጳሳተ፡ ወኤጲስ፡ ቆጶሳተ፡ ከመ፡ ይኩኑ፡ በአርአያ፡ ሙሴ፡ ወአሮን፡ ሊቃነ፡ ካህናት፡ ወይአዝዙ፡ ለኵሉ፡ ሕዝብ።</w:t>
+      </w:r>
+    </w:p>
+    <w:p>
+      <w:pPr>
+        <w:keepNext/>
+        <w:widowControl w:val="0"/>
+        <w:snapToGrid w:val="0"/>
+        <w:spacing w:before="120"/>
+        <w:jc w:val="center"/>
+        <w:rPr>
+          <w:rFonts w:ascii="Abyssinica SIL" w:hAnsi="Abyssinica SIL" w:cs="Abyssinica SIL"/>
+          <w:b/>
+          <w:bCs/>
+          <w:noProof/>
+          <w:sz w:val="32"/>
+          <w:szCs w:val="32"/>
+          <w:u w:val="single" w:color="00B050"/>
+          <w:lang w:val="am-ET" w:bidi="syr-SY"/>
+        </w:rPr>
+        <w:sectPr>
+          <w:type w:val="continuous"/>
+          <w:pgSz w:w="16838" w:h="11906" w:orient="landscape"/>
+          <w:pgMar w:top="1247" w:right="1418" w:bottom="1247" w:left="1418" w:header="0" w:footer="0" w:gutter="0"/>
+          <w:cols w:space="720"/>
+          <w:formProt w:val="0"/>
+          <w:docGrid w:linePitch="600" w:charSpace="32768"/>
+        </w:sectPr>
+      </w:pPr>
+    </w:p>
+    <w:p>
+      <w:pPr>
+        <w:keepNext/>
+        <w:widowControl w:val="0"/>
+        <w:snapToGrid w:val="0"/>
+        <w:spacing w:before="120"/>
+        <w:jc w:val="center"/>
+        <w:rPr>
+          <w:rFonts w:ascii="Abyssinica SIL" w:hAnsi="Abyssinica SIL" w:cs="Abyssinica SIL"/>
+          <w:b/>
+          <w:bCs/>
+          <w:noProof/>
+          <w:sz w:val="32"/>
+          <w:szCs w:val="32"/>
+          <w:u w:val="single" w:color="00B050"/>
+          <w:lang w:val="am-ET" w:bidi="syr-SY"/>
+        </w:rPr>
+      </w:pPr>
+      <w:r>
+        <w:rPr>
+          <w:rFonts w:ascii="Abyssinica SIL" w:hAnsi="Abyssinica SIL" w:cs="Abyssinica SIL"/>
+          <w:b/>
+          <w:bCs/>
+          <w:noProof/>
+          <w:sz w:val="32"/>
+          <w:szCs w:val="32"/>
+          <w:u w:val="single" w:color="00B050"/>
+          <w:lang w:val="am-ET" w:bidi="syr-SY"/>
+        </w:rPr>
+        <w:t>፮፡ ትእዛዝ።</w:t>
+      </w:r>
+    </w:p>
+    <w:p>
+      <w:pPr>
+        <w:snapToGrid w:val="0"/>
+        <w:spacing w:before="120"/>
+        <w:jc w:val="both"/>
+        <w:rPr>
+          <w:rFonts w:ascii="Abyssinica SIL" w:hAnsi="Abyssinica SIL" w:cs="Abyssinica SIL"/>
+          <w:noProof/>
+          <w:color w:val="993300"/>
+          <w:sz w:val="28"/>
+          <w:szCs w:val="28"/>
+          <w:shd w:val="clear" w:color="auto" w:fill="FFFFFF"/>
+          <w:lang w:val="am-ET"/>
+        </w:rPr>
+      </w:pPr>
+      <w:r>
+        <w:rPr>
+          <w:rFonts w:ascii="Abyssinica SIL" w:hAnsi="Abyssinica SIL" w:cs="Abyssinica SIL"/>
+          <w:noProof/>
+          <w:color w:val="993300"/>
+          <w:sz w:val="28"/>
+          <w:szCs w:val="28"/>
+          <w:shd w:val="clear" w:color="auto" w:fill="FFFFFF"/>
+          <w:lang w:val="am-ET"/>
+        </w:rPr>
+        <w:t>ከመ፡ ይሢሙ፡ ቀሳውስተ፡ ከመ፡ ይኩኑ፡ በአርአያ፡ ካህናተ፡ ደቂቀ፡ እስራኤል።</w:t>
+      </w:r>
+    </w:p>
+    <w:p>
+      <w:pPr>
+        <w:keepNext/>
+        <w:widowControl w:val="0"/>
+        <w:snapToGrid w:val="0"/>
+        <w:spacing w:before="120"/>
+        <w:jc w:val="center"/>
+        <w:rPr>
+          <w:rFonts w:ascii="Abyssinica SIL" w:hAnsi="Abyssinica SIL" w:cs="Abyssinica SIL"/>
+          <w:b/>
+          <w:bCs/>
+          <w:noProof/>
+          <w:sz w:val="32"/>
+          <w:szCs w:val="32"/>
+          <w:u w:val="single" w:color="00B050"/>
+          <w:lang w:val="am-ET" w:bidi="syr-SY"/>
+        </w:rPr>
+        <w:sectPr>
+          <w:type w:val="continuous"/>
+          <w:pgSz w:w="16838" w:h="11906" w:orient="landscape"/>
+          <w:pgMar w:top="1247" w:right="1418" w:bottom="1247" w:left="1418" w:header="0" w:footer="0" w:gutter="0"/>
+          <w:cols w:space="720"/>
+          <w:formProt w:val="0"/>
+          <w:docGrid w:linePitch="600" w:charSpace="32768"/>
+        </w:sectPr>
+      </w:pPr>
+    </w:p>
+    <w:p>
+      <w:pPr>
+        <w:keepNext/>
+        <w:widowControl w:val="0"/>
+        <w:snapToGrid w:val="0"/>
+        <w:spacing w:before="120"/>
+        <w:jc w:val="center"/>
+        <w:rPr>
+          <w:rFonts w:ascii="Abyssinica SIL" w:hAnsi="Abyssinica SIL" w:cs="Abyssinica SIL"/>
+          <w:b/>
+          <w:bCs/>
+          <w:noProof/>
+          <w:sz w:val="32"/>
+          <w:szCs w:val="32"/>
+          <w:u w:val="single" w:color="00B050"/>
+          <w:lang w:val="am-ET" w:bidi="syr-SY"/>
+        </w:rPr>
+      </w:pPr>
+      <w:r>
+        <w:rPr>
+          <w:rFonts w:ascii="Abyssinica SIL" w:hAnsi="Abyssinica SIL" w:cs="Abyssinica SIL"/>
+          <w:b/>
+          <w:bCs/>
+          <w:noProof/>
+          <w:sz w:val="32"/>
+          <w:szCs w:val="32"/>
+          <w:u w:val="single" w:color="00B050"/>
+          <w:lang w:val="am-ET" w:bidi="syr-SY"/>
+        </w:rPr>
+        <w:t>፯፡ ትእዛዝ።</w:t>
+      </w:r>
+    </w:p>
+    <w:p>
+      <w:pPr>
+        <w:snapToGrid w:val="0"/>
+        <w:spacing w:before="120"/>
+        <w:jc w:val="both"/>
+        <w:rPr>
+          <w:rFonts w:ascii="Abyssinica SIL" w:hAnsi="Abyssinica SIL" w:cs="Abyssinica SIL"/>
+          <w:noProof/>
+          <w:color w:val="993300"/>
+          <w:sz w:val="28"/>
+          <w:szCs w:val="28"/>
+          <w:shd w:val="clear" w:color="auto" w:fill="FFFFFF"/>
+          <w:lang w:val="am-ET"/>
+        </w:rPr>
+      </w:pPr>
+      <w:r>
+        <w:rPr>
+          <w:rFonts w:ascii="Abyssinica SIL" w:hAnsi="Abyssinica SIL" w:cs="Abyssinica SIL"/>
+          <w:noProof/>
+          <w:color w:val="993300"/>
+          <w:sz w:val="28"/>
+          <w:szCs w:val="28"/>
+          <w:shd w:val="clear" w:color="auto" w:fill="FFFFFF"/>
+          <w:lang w:val="am-ET"/>
+        </w:rPr>
+        <w:t>ከመ፡ ይሢሙ፡ ዲያቆናተ፡ ወንፍቀ፡ ዲያቆናተ፡ ወአናጕንስጢሰ፡ ከመ፡ ይኩኑ፡ ለመልእክት፡ ከመ፡ ደቂቀ፡ ሌዊ፡ ወይጸውሩ፡ ንዋየ፡ ቍርባን፡ ወንዋየ፡ ቤተ፡ መቅደስ፡ ወንዋየ፡ መሥዋዕት።</w:t>
+      </w:r>
+    </w:p>
+    <w:p>
+      <w:pPr>
+        <w:keepNext/>
+        <w:widowControl w:val="0"/>
+        <w:snapToGrid w:val="0"/>
+        <w:spacing w:before="120"/>
+        <w:jc w:val="center"/>
+        <w:rPr>
+          <w:rFonts w:ascii="Abyssinica SIL" w:hAnsi="Abyssinica SIL" w:cs="Abyssinica SIL"/>
+          <w:b/>
+          <w:bCs/>
+          <w:noProof/>
+          <w:sz w:val="32"/>
+          <w:szCs w:val="32"/>
+          <w:u w:val="single" w:color="00B050"/>
+          <w:lang w:val="am-ET" w:bidi="syr-SY"/>
+        </w:rPr>
+        <w:sectPr>
+          <w:type w:val="continuous"/>
+          <w:pgSz w:w="16838" w:h="11906" w:orient="landscape"/>
+          <w:pgMar w:top="1247" w:right="1418" w:bottom="1247" w:left="1418" w:header="0" w:footer="0" w:gutter="0"/>
+          <w:cols w:space="720"/>
+          <w:formProt w:val="0"/>
+          <w:docGrid w:linePitch="600" w:charSpace="32768"/>
+        </w:sectPr>
+      </w:pPr>
+    </w:p>
+    <w:p>
+      <w:pPr>
+        <w:keepNext/>
+        <w:widowControl w:val="0"/>
+        <w:snapToGrid w:val="0"/>
+        <w:spacing w:before="120"/>
+        <w:jc w:val="center"/>
+        <w:rPr>
+          <w:rFonts w:ascii="Abyssinica SIL" w:hAnsi="Abyssinica SIL" w:cs="Abyssinica SIL"/>
+          <w:b/>
+          <w:bCs/>
+          <w:noProof/>
+          <w:sz w:val="32"/>
+          <w:szCs w:val="32"/>
+          <w:u w:val="single" w:color="00B050"/>
+          <w:lang w:val="am-ET" w:bidi="syr-SY"/>
+        </w:rPr>
+      </w:pPr>
+      <w:r>
+        <w:rPr>
+          <w:rFonts w:ascii="Abyssinica SIL" w:hAnsi="Abyssinica SIL" w:cs="Abyssinica SIL"/>
+          <w:b/>
+          <w:bCs/>
+          <w:noProof/>
+          <w:sz w:val="32"/>
+          <w:szCs w:val="32"/>
+          <w:u w:val="single" w:color="00B050"/>
+          <w:lang w:val="am-ET" w:bidi="syr-SY"/>
+        </w:rPr>
+        <w:t>፰፡ ትእዛዝ።</w:t>
+      </w:r>
+    </w:p>
+    <w:p>
+      <w:pPr>
+        <w:snapToGrid w:val="0"/>
+        <w:spacing w:before="120"/>
+        <w:jc w:val="both"/>
+        <w:rPr>
+          <w:rFonts w:ascii="Abyssinica SIL" w:hAnsi="Abyssinica SIL" w:cs="Abyssinica SIL"/>
+          <w:noProof/>
+          <w:color w:val="993300"/>
+          <w:sz w:val="28"/>
+          <w:szCs w:val="28"/>
+          <w:shd w:val="clear" w:color="auto" w:fill="FFFFFF"/>
+          <w:lang w:val="am-ET"/>
+        </w:rPr>
+      </w:pPr>
+      <w:r>
+        <w:rPr>
+          <w:rFonts w:ascii="Abyssinica SIL" w:hAnsi="Abyssinica SIL" w:cs="Abyssinica SIL"/>
+          <w:noProof/>
+          <w:color w:val="993300"/>
+          <w:sz w:val="28"/>
+          <w:szCs w:val="28"/>
+          <w:shd w:val="clear" w:color="auto" w:fill="FFFFFF"/>
+          <w:lang w:val="am-ET"/>
+        </w:rPr>
+        <w:t>በእንተ፡ ልደት። ወይግበሩ፡ በዓለ፡ ልደቱ፡ ለእግዚእነ፡ በበዐመት፡ በዕለተ፡ ተወልደ፡ አመ፡ ፳ወ፱፡ ለወርኀ፡ ታኅሣሥ፡ እስመ፡ ውእቱ፡ ርእሰ፡ ኵሉ፡ በዓላት።</w:t>
+      </w:r>
+    </w:p>
+    <w:p>
+      <w:pPr>
+        <w:keepNext/>
+        <w:widowControl w:val="0"/>
+        <w:snapToGrid w:val="0"/>
+        <w:spacing w:before="120"/>
+        <w:jc w:val="center"/>
+        <w:rPr>
+          <w:rFonts w:ascii="Abyssinica SIL" w:hAnsi="Abyssinica SIL" w:cs="Abyssinica SIL"/>
+          <w:b/>
+          <w:bCs/>
+          <w:noProof/>
+          <w:sz w:val="32"/>
+          <w:szCs w:val="32"/>
+          <w:u w:val="single" w:color="00B050"/>
+          <w:lang w:val="am-ET" w:bidi="syr-SY"/>
+        </w:rPr>
+        <w:sectPr>
+          <w:type w:val="continuous"/>
+          <w:pgSz w:w="16838" w:h="11906" w:orient="landscape"/>
+          <w:pgMar w:top="1247" w:right="1418" w:bottom="1247" w:left="1418" w:header="0" w:footer="0" w:gutter="0"/>
+          <w:cols w:space="720"/>
+          <w:formProt w:val="0"/>
+          <w:docGrid w:linePitch="600" w:charSpace="32768"/>
+        </w:sectPr>
+      </w:pPr>
+    </w:p>
+    <w:p>
+      <w:pPr>
+        <w:keepNext/>
+        <w:widowControl w:val="0"/>
+        <w:snapToGrid w:val="0"/>
+        <w:spacing w:before="120"/>
+        <w:jc w:val="center"/>
+        <w:rPr>
+          <w:rFonts w:ascii="Abyssinica SIL" w:hAnsi="Abyssinica SIL" w:cs="Abyssinica SIL"/>
+          <w:b/>
+          <w:bCs/>
+          <w:noProof/>
+          <w:sz w:val="32"/>
+          <w:szCs w:val="32"/>
+          <w:u w:val="single" w:color="00B050"/>
+          <w:lang w:val="am-ET" w:bidi="syr-SY"/>
+        </w:rPr>
+      </w:pPr>
+      <w:r>
+        <w:rPr>
+          <w:rFonts w:ascii="Abyssinica SIL" w:hAnsi="Abyssinica SIL" w:cs="Abyssinica SIL"/>
+          <w:b/>
+          <w:bCs/>
+          <w:noProof/>
+          <w:sz w:val="32"/>
+          <w:szCs w:val="32"/>
+          <w:u w:val="single" w:color="00B050"/>
+          <w:lang w:val="am-ET" w:bidi="syr-SY"/>
+        </w:rPr>
+        <w:t>፱፡ ትእዛዝ።</w:t>
+      </w:r>
+    </w:p>
+    <w:p>
+      <w:pPr>
+        <w:snapToGrid w:val="0"/>
+        <w:spacing w:before="120"/>
+        <w:jc w:val="both"/>
+        <w:rPr>
+          <w:rFonts w:ascii="Abyssinica SIL" w:hAnsi="Abyssinica SIL" w:cs="Abyssinica SIL"/>
+          <w:noProof/>
+          <w:color w:val="993300"/>
+          <w:sz w:val="28"/>
+          <w:szCs w:val="28"/>
+          <w:shd w:val="clear" w:color="auto" w:fill="FFFFFF"/>
+          <w:lang w:val="am-ET"/>
+        </w:rPr>
+      </w:pPr>
+      <w:r>
+        <w:rPr>
+          <w:rFonts w:ascii="Abyssinica SIL" w:hAnsi="Abyssinica SIL" w:cs="Abyssinica SIL"/>
+          <w:noProof/>
+          <w:color w:val="993300"/>
+          <w:sz w:val="28"/>
+          <w:szCs w:val="28"/>
+          <w:shd w:val="clear" w:color="auto" w:fill="FFFFFF"/>
+          <w:lang w:val="am-ET"/>
+        </w:rPr>
+        <w:t>በእንተ፡ ጥምቀት። ወይግበሩ፡ በዓለ፡ ጥምቀቱ፡ ለእግዚእነ፡ እስመ፡ ዕለተ፡ ቅዳሴ፡ ይእቲ፡ አመ፡ ተጠምቀ፡ እምዮሐንስ፡ መጥምቅ፡ ዘውእቱ፡ ፲ወ፩፡</w:t>
+      </w:r>
+      <w:r>
+        <w:rPr>
+          <w:rFonts w:ascii="Abyssinica SIL" w:hAnsi="Abyssinica SIL" w:cs="Abyssinica SIL"/>
+          <w:noProof/>
+          <w:color w:val="993300"/>
+          <w:sz w:val="28"/>
+          <w:szCs w:val="28"/>
+          <w:shd w:val="clear" w:color="auto" w:fill="FFFFFF"/>
+          <w:lang w:val="am-ET"/>
+        </w:rPr>
+        <w:t xml:space="preserve"> </w:t>
+      </w:r>
+      <w:r>
+        <w:rPr>
+          <w:rFonts w:ascii="Abyssinica SIL" w:hAnsi="Abyssinica SIL" w:cs="Abyssinica SIL"/>
+          <w:noProof/>
+          <w:color w:val="993300"/>
+          <w:sz w:val="28"/>
+          <w:szCs w:val="28"/>
+          <w:shd w:val="clear" w:color="auto" w:fill="FFFFFF"/>
+          <w:lang w:val="am-ET"/>
+        </w:rPr>
+        <w:t>ለጥር።</w:t>
+      </w:r>
+    </w:p>
+    <w:p>
+      <w:pPr>
+        <w:keepNext/>
+        <w:widowControl w:val="0"/>
+        <w:snapToGrid w:val="0"/>
+        <w:spacing w:before="120"/>
+        <w:jc w:val="center"/>
+        <w:rPr>
+          <w:rFonts w:ascii="Abyssinica SIL" w:hAnsi="Abyssinica SIL" w:cs="Abyssinica SIL"/>
+          <w:b/>
+          <w:bCs/>
+          <w:noProof/>
+          <w:sz w:val="32"/>
+          <w:szCs w:val="32"/>
+          <w:u w:val="single" w:color="00B050"/>
+          <w:lang w:val="am-ET" w:bidi="syr-SY"/>
+        </w:rPr>
+        <w:sectPr>
+          <w:type w:val="continuous"/>
+          <w:pgSz w:w="16838" w:h="11906" w:orient="landscape"/>
+          <w:pgMar w:top="1247" w:right="1418" w:bottom="1247" w:left="1418" w:header="0" w:footer="0" w:gutter="0"/>
+          <w:cols w:space="720"/>
+          <w:formProt w:val="0"/>
+          <w:docGrid w:linePitch="600" w:charSpace="32768"/>
+        </w:sectPr>
+      </w:pPr>
+    </w:p>
+    <w:p>
+      <w:pPr>
+        <w:keepNext/>
+        <w:widowControl w:val="0"/>
+        <w:snapToGrid w:val="0"/>
+        <w:spacing w:before="120"/>
+        <w:jc w:val="center"/>
+        <w:rPr>
+          <w:rFonts w:ascii="Abyssinica SIL" w:hAnsi="Abyssinica SIL" w:cs="Abyssinica SIL"/>
+          <w:b/>
+          <w:bCs/>
+          <w:noProof/>
+          <w:sz w:val="32"/>
+          <w:szCs w:val="32"/>
+          <w:u w:val="single" w:color="00B050"/>
+          <w:lang w:val="am-ET" w:bidi="syr-SY"/>
+        </w:rPr>
+      </w:pPr>
+      <w:r>
+        <w:rPr>
+          <w:rFonts w:ascii="Abyssinica SIL" w:hAnsi="Abyssinica SIL" w:cs="Abyssinica SIL"/>
+          <w:b/>
+          <w:bCs/>
+          <w:noProof/>
+          <w:sz w:val="32"/>
+          <w:szCs w:val="32"/>
+          <w:u w:val="single" w:color="00B050"/>
+          <w:lang w:val="am-ET" w:bidi="syr-SY"/>
+        </w:rPr>
+        <w:lastRenderedPageBreak/>
+        <w:t>፲፡ ትእዛዝ።</w:t>
+      </w:r>
+    </w:p>
+    <w:p>
+      <w:pPr>
+        <w:snapToGrid w:val="0"/>
+        <w:spacing w:before="120"/>
+        <w:jc w:val="both"/>
+        <w:rPr>
+          <w:rFonts w:ascii="Abyssinica SIL" w:hAnsi="Abyssinica SIL" w:cs="Abyssinica SIL"/>
+          <w:noProof/>
+          <w:color w:val="993300"/>
+          <w:sz w:val="28"/>
+          <w:szCs w:val="28"/>
+          <w:shd w:val="clear" w:color="auto" w:fill="FFFFFF"/>
+          <w:lang w:val="am-ET"/>
+        </w:rPr>
+      </w:pPr>
+      <w:r>
+        <w:rPr>
+          <w:rFonts w:ascii="Abyssinica SIL" w:hAnsi="Abyssinica SIL" w:cs="Abyssinica SIL"/>
+          <w:noProof/>
+          <w:color w:val="993300"/>
+          <w:sz w:val="28"/>
+          <w:szCs w:val="28"/>
+          <w:shd w:val="clear" w:color="auto" w:fill="FFFFFF"/>
+          <w:lang w:val="am-ET"/>
+        </w:rPr>
+        <w:t>በእንተ፡ ጾመ፡ ፋሲካ። ወይጹሙ፡ በበዐመት፡ ፵፡ ዕለተ፡ በከመ፡ ጾሙ፡ ሙሴ፡ ወኤልያስ፡ ወነቢያት፡ በቀዳሚ፡ ወአኀዘ፡ እግዚእነ፡ ኢየሱስ፡ ክርስቶስ፡ ከማሁ፡ በሥጋሁ፡ ወአዖቀ፡ ከመ፡ ይግበርዎ፡ እምቅድመ፡ ሕማማቲሁ፡ ወይዘከሩ፡ ሕማሞ፡ ለክርስቶስ፡ ወስቅለቶ፡ ወሞቶ፡ ወርደቶ፡ ውስተ፡ መቃብር። ወበዕለተ፡ ትንሣኤሁ፡ ይግበሩ፡ ፋሲካ፡ ወይግበሩ፡ በዓለ፡ በተፍጻሜተ፡ ጾም፡ ዘእንበለ፡ ሰናብት፡ ወእሑድ፡ ጸዊሞሙ፡ ፵፡ ዕለተ፡ ወዕለተ፡ ዐርብ፡ ወቀዳሚት፡ ሰንበት፡ ክልኤሆን፡ በዕለተ፡ ተሰቅለ፡ ወተቀብረ፡ ወዕለተ፡ እሑድ፡ ትንሣኤሁ፡ ወአልቦ፡ እምድኅረ፡ እሉ፡ መዋዕል፡ ጾመ፡ እስከ፡ ተፍጻሜተ፡ ፶፡ ዕለት።</w:t>
+      </w:r>
+    </w:p>
+    <w:p>
+      <w:pPr>
+        <w:keepNext/>
+        <w:widowControl w:val="0"/>
+        <w:snapToGrid w:val="0"/>
+        <w:spacing w:before="120"/>
+        <w:jc w:val="center"/>
+        <w:rPr>
+          <w:rFonts w:ascii="Abyssinica SIL" w:hAnsi="Abyssinica SIL" w:cs="Abyssinica SIL"/>
+          <w:b/>
+          <w:bCs/>
+          <w:noProof/>
+          <w:sz w:val="32"/>
+          <w:szCs w:val="32"/>
+          <w:u w:val="single" w:color="00B050"/>
+          <w:lang w:val="am-ET" w:bidi="syr-SY"/>
+        </w:rPr>
+        <w:sectPr>
+          <w:type w:val="continuous"/>
+          <w:pgSz w:w="16838" w:h="11906" w:orient="landscape"/>
+          <w:pgMar w:top="1247" w:right="1418" w:bottom="1247" w:left="1418" w:header="0" w:footer="0" w:gutter="0"/>
+          <w:cols w:space="720"/>
+          <w:formProt w:val="0"/>
+          <w:docGrid w:linePitch="600" w:charSpace="32768"/>
+        </w:sectPr>
+      </w:pPr>
+    </w:p>
+    <w:p>
+      <w:pPr>
+        <w:keepNext/>
+        <w:widowControl w:val="0"/>
+        <w:snapToGrid w:val="0"/>
+        <w:spacing w:before="120"/>
+        <w:jc w:val="center"/>
+        <w:rPr>
+          <w:rFonts w:ascii="Abyssinica SIL" w:hAnsi="Abyssinica SIL" w:cs="Abyssinica SIL"/>
+          <w:b/>
+          <w:bCs/>
+          <w:noProof/>
+          <w:sz w:val="32"/>
+          <w:szCs w:val="32"/>
+          <w:u w:val="single" w:color="00B050"/>
+          <w:lang w:val="am-ET" w:bidi="syr-SY"/>
+        </w:rPr>
+      </w:pPr>
+      <w:r>
+        <w:rPr>
+          <w:rFonts w:ascii="Abyssinica SIL" w:hAnsi="Abyssinica SIL" w:cs="Abyssinica SIL"/>
+          <w:b/>
+          <w:bCs/>
+          <w:noProof/>
+          <w:sz w:val="32"/>
+          <w:szCs w:val="32"/>
+          <w:u w:val="single" w:color="00B050"/>
+          <w:lang w:val="am-ET" w:bidi="syr-SY"/>
+        </w:rPr>
+        <w:t>፲</w:t>
+      </w:r>
+      <w:r>
+        <w:rPr>
+          <w:rFonts w:ascii="Abyssinica SIL" w:hAnsi="Abyssinica SIL" w:cs="Abyssinica SIL"/>
+          <w:b/>
+          <w:bCs/>
+          <w:noProof/>
+          <w:sz w:val="32"/>
+          <w:szCs w:val="32"/>
+          <w:u w:val="single" w:color="00B050"/>
+          <w:lang w:val="am-ET" w:bidi="syr-SY"/>
+        </w:rPr>
+        <w:t>፩፡ ትእዛዝ።</w:t>
+      </w:r>
+    </w:p>
+    <w:p>
+      <w:pPr>
+        <w:snapToGrid w:val="0"/>
+        <w:spacing w:before="120"/>
+        <w:jc w:val="both"/>
+        <w:rPr>
+          <w:rFonts w:ascii="Abyssinica SIL" w:hAnsi="Abyssinica SIL" w:cs="Abyssinica SIL"/>
+          <w:noProof/>
+          <w:color w:val="993300"/>
+          <w:sz w:val="28"/>
+          <w:szCs w:val="28"/>
+          <w:shd w:val="clear" w:color="auto" w:fill="FFFFFF"/>
+          <w:lang w:val="am-ET"/>
+        </w:rPr>
+      </w:pPr>
+      <w:r>
+        <w:rPr>
+          <w:rFonts w:ascii="Abyssinica SIL" w:hAnsi="Abyssinica SIL" w:cs="Abyssinica SIL"/>
+          <w:noProof/>
+          <w:color w:val="993300"/>
+          <w:sz w:val="28"/>
+          <w:szCs w:val="28"/>
+          <w:shd w:val="clear" w:color="auto" w:fill="FFFFFF"/>
+          <w:lang w:val="am-ET"/>
+        </w:rPr>
+        <w:t>በእንተ፡ በዓለ፡ ፵። ወይግበሩ፡ በዓለ፡ ዕርገቱ፡ ለእግዚእነ፡ ውስተ፡ ሰማይ፡ እምድኅረ፡ ትንሣኤሁ፡ በ፵፡ ዕለት።</w:t>
+      </w:r>
+    </w:p>
+    <w:p>
+      <w:pPr>
+        <w:keepNext/>
+        <w:widowControl w:val="0"/>
+        <w:snapToGrid w:val="0"/>
+        <w:spacing w:before="120"/>
+        <w:jc w:val="center"/>
+        <w:rPr>
+          <w:rFonts w:ascii="Abyssinica SIL" w:hAnsi="Abyssinica SIL" w:cs="Abyssinica SIL"/>
+          <w:b/>
+          <w:bCs/>
+          <w:noProof/>
+          <w:sz w:val="32"/>
+          <w:szCs w:val="32"/>
+          <w:u w:val="single" w:color="00B050"/>
+          <w:lang w:val="am-ET" w:bidi="syr-SY"/>
+        </w:rPr>
+        <w:sectPr>
+          <w:type w:val="continuous"/>
+          <w:pgSz w:w="16838" w:h="11906" w:orient="landscape"/>
+          <w:pgMar w:top="1247" w:right="1418" w:bottom="1247" w:left="1418" w:header="0" w:footer="0" w:gutter="0"/>
+          <w:cols w:space="720"/>
+          <w:formProt w:val="0"/>
+          <w:docGrid w:linePitch="600" w:charSpace="32768"/>
+        </w:sectPr>
+      </w:pPr>
+    </w:p>
+    <w:p>
+      <w:pPr>
+        <w:keepNext/>
+        <w:widowControl w:val="0"/>
+        <w:snapToGrid w:val="0"/>
+        <w:spacing w:before="120"/>
+        <w:jc w:val="center"/>
+        <w:rPr>
+          <w:rFonts w:ascii="Abyssinica SIL" w:hAnsi="Abyssinica SIL" w:cs="Abyssinica SIL"/>
+          <w:b/>
+          <w:bCs/>
+          <w:noProof/>
+          <w:sz w:val="32"/>
+          <w:szCs w:val="32"/>
+          <w:u w:val="single" w:color="00B050"/>
+          <w:lang w:val="am-ET" w:bidi="syr-SY"/>
+        </w:rPr>
+      </w:pPr>
+      <w:r>
+        <w:rPr>
+          <w:rFonts w:ascii="Abyssinica SIL" w:hAnsi="Abyssinica SIL" w:cs="Abyssinica SIL"/>
+          <w:b/>
+          <w:bCs/>
+          <w:noProof/>
+          <w:sz w:val="32"/>
+          <w:szCs w:val="32"/>
+          <w:u w:val="single" w:color="00B050"/>
+          <w:lang w:val="am-ET" w:bidi="syr-SY"/>
+        </w:rPr>
+        <w:t>፲፪፡ ትእዛዝ።</w:t>
+      </w:r>
+    </w:p>
+    <w:p>
+      <w:pPr>
+        <w:snapToGrid w:val="0"/>
+        <w:spacing w:before="120"/>
+        <w:jc w:val="both"/>
+        <w:rPr>
+          <w:rFonts w:ascii="Abyssinica SIL" w:hAnsi="Abyssinica SIL" w:cs="Abyssinica SIL"/>
+          <w:noProof/>
+          <w:color w:val="993300"/>
+          <w:sz w:val="28"/>
+          <w:szCs w:val="28"/>
+          <w:shd w:val="clear" w:color="auto" w:fill="FFFFFF"/>
+          <w:lang w:val="am-ET"/>
+        </w:rPr>
+      </w:pPr>
+      <w:r>
+        <w:rPr>
+          <w:rFonts w:ascii="Abyssinica SIL" w:hAnsi="Abyssinica SIL" w:cs="Abyssinica SIL"/>
+          <w:noProof/>
+          <w:color w:val="993300"/>
+          <w:sz w:val="28"/>
+          <w:szCs w:val="28"/>
+          <w:shd w:val="clear" w:color="auto" w:fill="FFFFFF"/>
+          <w:lang w:val="am-ET"/>
+        </w:rPr>
+        <w:t>በእንተ፡ አንብቦ፡ መጻሕፍት፡ ወያንብቡ፡ መጻሕፍተ፡ በዲበ፡ መንበር፡ ልዑል፡ በቤተ፡ ክርስቲያን፡ እምኦሪት፡ ወመጻሕፍተ፡ ኵሉ፡ ነቢያት፡ ወዘሐዋርያት፡ ዜናሆሙ። ወእምድኅሬሁ፡ ያንብቡ፡ እምወንጌል፡ እስመ፡ ውእቱ፡ ተፍጻሜተ፡ ኵሉ፡ መጻሕፍት፡ ወይስምዑ፡ ኵሉ፡ ሕዝብ፡ ቀዊሞሙ፡ በእገሪሆሙ፡ እስመ፡ ዜና፡ ሕይወት፡ ወመድኀኒት፡ ውእቱ፡ ወጸጋ፡ ለኵሉ፡ ሰብእ፡ ወይደሉ፡ ያዕቢይዎ፡ እምኵሉ፡ መጻሕፍት፡ ወይስአሉ፡ ሰብእ፡ ኀበ፡ እግዚአብሔር፡ እንዘ፡ ይትነበብ።</w:t>
+      </w:r>
+    </w:p>
+    <w:p>
+      <w:pPr>
+        <w:keepNext/>
+        <w:widowControl w:val="0"/>
+        <w:snapToGrid w:val="0"/>
+        <w:spacing w:before="120"/>
+        <w:jc w:val="center"/>
+        <w:rPr>
+          <w:rFonts w:ascii="Abyssinica SIL" w:hAnsi="Abyssinica SIL" w:cs="Abyssinica SIL"/>
+          <w:b/>
+          <w:bCs/>
+          <w:noProof/>
+          <w:sz w:val="32"/>
+          <w:szCs w:val="32"/>
+          <w:u w:val="single" w:color="00B050"/>
+          <w:lang w:val="am-ET" w:bidi="syr-SY"/>
+        </w:rPr>
+        <w:sectPr>
+          <w:type w:val="continuous"/>
+          <w:pgSz w:w="16838" w:h="11906" w:orient="landscape"/>
+          <w:pgMar w:top="1247" w:right="1418" w:bottom="1247" w:left="1418" w:header="0" w:footer="0" w:gutter="0"/>
+          <w:cols w:space="720"/>
+          <w:formProt w:val="0"/>
+          <w:docGrid w:linePitch="600" w:charSpace="32768"/>
+        </w:sectPr>
+      </w:pPr>
+    </w:p>
+    <w:p>
+      <w:pPr>
+        <w:keepNext/>
+        <w:widowControl w:val="0"/>
+        <w:snapToGrid w:val="0"/>
+        <w:spacing w:before="120"/>
+        <w:jc w:val="center"/>
+        <w:rPr>
+          <w:rFonts w:ascii="Abyssinica SIL" w:hAnsi="Abyssinica SIL" w:cs="Abyssinica SIL"/>
+          <w:b/>
+          <w:bCs/>
+          <w:noProof/>
+          <w:sz w:val="32"/>
+          <w:szCs w:val="32"/>
+          <w:u w:val="single" w:color="00B050"/>
+          <w:lang w:val="am-ET" w:bidi="syr-SY"/>
+        </w:rPr>
+      </w:pPr>
+      <w:r>
+        <w:rPr>
+          <w:rFonts w:ascii="Abyssinica SIL" w:hAnsi="Abyssinica SIL" w:cs="Abyssinica SIL"/>
+          <w:b/>
+          <w:bCs/>
+          <w:noProof/>
+          <w:sz w:val="32"/>
+          <w:szCs w:val="32"/>
+          <w:u w:val="single" w:color="00B050"/>
+          <w:lang w:val="am-ET" w:bidi="syr-SY"/>
+        </w:rPr>
+        <w:t>፲፫፡ ትእዛዝ።</w:t>
+      </w:r>
+    </w:p>
+    <w:p>
+      <w:pPr>
+        <w:snapToGrid w:val="0"/>
+        <w:spacing w:before="120"/>
+        <w:jc w:val="both"/>
+        <w:rPr>
+          <w:rFonts w:ascii="Abyssinica SIL" w:hAnsi="Abyssinica SIL" w:cs="Abyssinica SIL"/>
+          <w:noProof/>
+          <w:color w:val="993300"/>
+          <w:sz w:val="28"/>
+          <w:szCs w:val="28"/>
+          <w:shd w:val="clear" w:color="auto" w:fill="FFFFFF"/>
+          <w:lang w:val="am-ET"/>
+        </w:rPr>
+      </w:pPr>
+      <w:r>
+        <w:rPr>
+          <w:rFonts w:ascii="Abyssinica SIL" w:hAnsi="Abyssinica SIL" w:cs="Abyssinica SIL"/>
+          <w:noProof/>
+          <w:color w:val="993300"/>
+          <w:sz w:val="28"/>
+          <w:szCs w:val="28"/>
+          <w:shd w:val="clear" w:color="auto" w:fill="FFFFFF"/>
+          <w:lang w:val="am-ET"/>
+        </w:rPr>
+        <w:t>በእንተ፡ ሥርዐተ፡ ሢመት። ወኢይሠየም፡ ላዕለ፡ ክርስቲያን፡ ወኢይአዝዞሙ፡ ዘኢያአምር፡ ሕገ፡ ወሥርዐተ፡ አላ፡ ዘይገብር፡ ባቲ፡ ወይከውን፡ ኄረ፡ በግዕዙ፡ ወተዐጋሲ፡ በትሕትና፡ ወሠናይ፡ በፍናዊሁ። ወእመሰ፡ ወለጠ፡ ዘንተ፡ ወኢገብረ፡ ኵሎ፡ ዘነገርነ፡ ይስዐር፡ እምሢመቱ፡ በኀይል፡ ወኢይትወከፍዎ፡ ቃሎ፡ ወትእዛዞ፡ እስመ፡ ኢኮነ፡ መእመነ፡ በሠሪዖቱ።</w:t>
+      </w:r>
+    </w:p>
+    <w:p>
+      <w:pPr>
+        <w:keepNext/>
+        <w:widowControl w:val="0"/>
+        <w:snapToGrid w:val="0"/>
+        <w:spacing w:before="120"/>
+        <w:jc w:val="center"/>
+        <w:rPr>
+          <w:rFonts w:ascii="Abyssinica SIL" w:hAnsi="Abyssinica SIL" w:cs="Abyssinica SIL"/>
+          <w:b/>
+          <w:bCs/>
+          <w:noProof/>
+          <w:sz w:val="32"/>
+          <w:szCs w:val="32"/>
+          <w:u w:val="single" w:color="00B050"/>
+          <w:lang w:val="am-ET" w:bidi="syr-SY"/>
+        </w:rPr>
+        <w:sectPr>
+          <w:type w:val="continuous"/>
+          <w:pgSz w:w="16838" w:h="11906" w:orient="landscape"/>
+          <w:pgMar w:top="1247" w:right="1418" w:bottom="1247" w:left="1418" w:header="0" w:footer="0" w:gutter="0"/>
+          <w:cols w:space="720"/>
+          <w:formProt w:val="0"/>
+          <w:docGrid w:linePitch="600" w:charSpace="32768"/>
+        </w:sectPr>
+      </w:pPr>
+    </w:p>
+    <w:p>
+      <w:pPr>
+        <w:keepNext/>
+        <w:widowControl w:val="0"/>
+        <w:snapToGrid w:val="0"/>
+        <w:spacing w:before="120"/>
+        <w:jc w:val="center"/>
+        <w:rPr>
+          <w:rFonts w:ascii="Abyssinica SIL" w:hAnsi="Abyssinica SIL" w:cs="Abyssinica SIL"/>
+          <w:b/>
+          <w:bCs/>
+          <w:noProof/>
+          <w:sz w:val="32"/>
+          <w:szCs w:val="32"/>
+          <w:u w:val="single" w:color="00B050"/>
+          <w:lang w:val="am-ET" w:bidi="syr-SY"/>
+        </w:rPr>
+      </w:pPr>
+      <w:r>
+        <w:rPr>
+          <w:rFonts w:ascii="Abyssinica SIL" w:hAnsi="Abyssinica SIL" w:cs="Abyssinica SIL"/>
+          <w:b/>
+          <w:bCs/>
+          <w:noProof/>
+          <w:sz w:val="32"/>
+          <w:szCs w:val="32"/>
+          <w:u w:val="single" w:color="00B050"/>
+          <w:lang w:val="am-ET" w:bidi="syr-SY"/>
+        </w:rPr>
+        <w:t>፲፬፡ ትእዛዝ።</w:t>
+      </w:r>
+    </w:p>
+    <w:p>
+      <w:pPr>
+        <w:snapToGrid w:val="0"/>
+        <w:spacing w:before="120"/>
+        <w:jc w:val="both"/>
+        <w:rPr>
+          <w:rFonts w:ascii="Abyssinica SIL" w:hAnsi="Abyssinica SIL" w:cs="Abyssinica SIL"/>
+          <w:noProof/>
+          <w:color w:val="993300"/>
+          <w:sz w:val="28"/>
+          <w:szCs w:val="28"/>
+          <w:shd w:val="clear" w:color="auto" w:fill="FFFFFF"/>
+          <w:lang w:val="am-ET"/>
+        </w:rPr>
+      </w:pPr>
+      <w:r>
+        <w:rPr>
+          <w:rFonts w:ascii="Abyssinica SIL" w:hAnsi="Abyssinica SIL" w:cs="Abyssinica SIL"/>
+          <w:noProof/>
+          <w:color w:val="993300"/>
+          <w:sz w:val="28"/>
+          <w:szCs w:val="28"/>
+          <w:shd w:val="clear" w:color="auto" w:fill="FFFFFF"/>
+          <w:lang w:val="am-ET"/>
+        </w:rPr>
+        <w:t>ካዕበ፡ በእንተ፡ ሢመት። ወይክልእዎ፡ ሢመተ፡ ወመልእክተ፡ ቤተ፡ ክርስቲያን፡ ወኰንኖ፡ ማእከለ፡ ሰብእ፡ ለኵሉ፡ ዘይደፍር፡ መሐላ፡ ሐሰት፡ ወስምዐ፡ ሐሰት፡ ወተዐቅፎ፡ ላዕለ፡ ሰብእ፡ ወዘየሐሚዮሙ፡ በዘኢገብሩ።</w:t>
+      </w:r>
+    </w:p>
+    <w:p>
+      <w:pPr>
+        <w:keepNext/>
+        <w:widowControl w:val="0"/>
+        <w:snapToGrid w:val="0"/>
+        <w:spacing w:before="120"/>
+        <w:jc w:val="center"/>
+        <w:rPr>
+          <w:rFonts w:ascii="Abyssinica SIL" w:hAnsi="Abyssinica SIL" w:cs="Abyssinica SIL"/>
+          <w:b/>
+          <w:bCs/>
+          <w:noProof/>
+          <w:sz w:val="32"/>
+          <w:szCs w:val="32"/>
+          <w:u w:val="single" w:color="00B050"/>
+          <w:lang w:val="am-ET" w:bidi="syr-SY"/>
+        </w:rPr>
+        <w:sectPr>
+          <w:type w:val="continuous"/>
+          <w:pgSz w:w="16838" w:h="11906" w:orient="landscape"/>
+          <w:pgMar w:top="1247" w:right="1418" w:bottom="1247" w:left="1418" w:header="0" w:footer="0" w:gutter="0"/>
+          <w:cols w:space="720"/>
+          <w:formProt w:val="0"/>
+          <w:docGrid w:linePitch="600" w:charSpace="32768"/>
+        </w:sectPr>
+      </w:pPr>
+    </w:p>
+    <w:p>
+      <w:pPr>
+        <w:keepNext/>
+        <w:widowControl w:val="0"/>
+        <w:snapToGrid w:val="0"/>
+        <w:spacing w:before="120"/>
+        <w:jc w:val="center"/>
+        <w:rPr>
+          <w:rFonts w:ascii="Abyssinica SIL" w:hAnsi="Abyssinica SIL" w:cs="Abyssinica SIL"/>
+          <w:b/>
+          <w:bCs/>
+          <w:noProof/>
+          <w:sz w:val="32"/>
+          <w:szCs w:val="32"/>
+          <w:u w:val="single" w:color="00B050"/>
+          <w:lang w:val="am-ET" w:bidi="syr-SY"/>
+        </w:rPr>
+      </w:pPr>
+      <w:r>
+        <w:rPr>
+          <w:rFonts w:ascii="Abyssinica SIL" w:hAnsi="Abyssinica SIL" w:cs="Abyssinica SIL"/>
+          <w:b/>
+          <w:bCs/>
+          <w:noProof/>
+          <w:sz w:val="32"/>
+          <w:szCs w:val="32"/>
+          <w:u w:val="single" w:color="00B050"/>
+          <w:lang w:val="am-ET" w:bidi="syr-SY"/>
+        </w:rPr>
+        <w:lastRenderedPageBreak/>
+        <w:t>፲፭፡ ትእዛዝ።</w:t>
+      </w:r>
+    </w:p>
+    <w:p>
+      <w:pPr>
+        <w:snapToGrid w:val="0"/>
+        <w:spacing w:before="120"/>
+        <w:jc w:val="both"/>
+        <w:rPr>
+          <w:rFonts w:ascii="Abyssinica SIL" w:hAnsi="Abyssinica SIL" w:cs="Abyssinica SIL"/>
+          <w:noProof/>
+          <w:color w:val="993300"/>
+          <w:sz w:val="28"/>
+          <w:szCs w:val="28"/>
+          <w:shd w:val="clear" w:color="auto" w:fill="FFFFFF"/>
+          <w:lang w:val="am-ET"/>
+        </w:rPr>
+      </w:pPr>
+      <w:r>
+        <w:rPr>
+          <w:rFonts w:ascii="Abyssinica SIL" w:hAnsi="Abyssinica SIL" w:cs="Abyssinica SIL"/>
+          <w:noProof/>
+          <w:color w:val="993300"/>
+          <w:sz w:val="28"/>
+          <w:szCs w:val="28"/>
+          <w:shd w:val="clear" w:color="auto" w:fill="FFFFFF"/>
+          <w:lang w:val="am-ET"/>
+        </w:rPr>
+        <w:t>ወይእተት፡ እምሢመት፡ ኵሉ፡ ዘይትአመን፡ በሐሳበ፡ ከዋክብት፡ ወየአምን፡ በነገረ፡ ማርያን፡ ወሰብአ፡ ሥራይ፡ ወረአይተ፡ ኮከብ፡ ወሐሳበ፡ ልደት፡ ወይሴአሎሙ፡ በእንተ፡ ዘኢይደልዎ፡ ወይትወከፍ፡ ቃሎሙ፡ ወያሰትት፡ ትእዛዘ፡ እግዚአብሔር፡ ወሥርዐቶ፡ ወኵነኔሁ፡ ወይዔርዮሙ፡ ለክርስቲያን፡ ምስለ፡ እለ፡ ኢያአምርዎ፡ ለእግዚአብሔር፡ ለይደቅ፡ እምሢመተ፡ ክህነት፡ እስመ፡ ገብረ፡ ከመ፡ አይሁድ፡ መጠዓዊያን።</w:t>
+      </w:r>
+    </w:p>
+    <w:p>
+      <w:pPr>
+        <w:keepNext/>
+        <w:widowControl w:val="0"/>
+        <w:snapToGrid w:val="0"/>
+        <w:spacing w:before="120"/>
+        <w:jc w:val="center"/>
+        <w:rPr>
+          <w:rFonts w:ascii="Abyssinica SIL" w:hAnsi="Abyssinica SIL" w:cs="Abyssinica SIL"/>
+          <w:b/>
+          <w:bCs/>
+          <w:noProof/>
+          <w:sz w:val="32"/>
+          <w:szCs w:val="32"/>
+          <w:u w:val="single" w:color="00B050"/>
+          <w:lang w:val="am-ET" w:bidi="syr-SY"/>
+        </w:rPr>
+        <w:sectPr>
+          <w:type w:val="continuous"/>
+          <w:pgSz w:w="16838" w:h="11906" w:orient="landscape"/>
+          <w:pgMar w:top="1247" w:right="1418" w:bottom="1247" w:left="1418" w:header="0" w:footer="0" w:gutter="0"/>
+          <w:cols w:space="720"/>
+          <w:formProt w:val="0"/>
+          <w:docGrid w:linePitch="600" w:charSpace="32768"/>
+        </w:sectPr>
+      </w:pPr>
+    </w:p>
+    <w:p>
+      <w:pPr>
+        <w:keepNext/>
+        <w:widowControl w:val="0"/>
+        <w:snapToGrid w:val="0"/>
+        <w:spacing w:before="120"/>
+        <w:jc w:val="center"/>
+        <w:rPr>
+          <w:rFonts w:ascii="Abyssinica SIL" w:hAnsi="Abyssinica SIL" w:cs="Abyssinica SIL"/>
+          <w:b/>
+          <w:bCs/>
+          <w:noProof/>
+          <w:sz w:val="32"/>
+          <w:szCs w:val="32"/>
+          <w:u w:val="single" w:color="00B050"/>
+          <w:lang w:val="am-ET" w:bidi="syr-SY"/>
+        </w:rPr>
+      </w:pPr>
+      <w:r>
+        <w:rPr>
+          <w:rFonts w:ascii="Abyssinica SIL" w:hAnsi="Abyssinica SIL" w:cs="Abyssinica SIL"/>
+          <w:b/>
+          <w:bCs/>
+          <w:noProof/>
+          <w:sz w:val="32"/>
+          <w:szCs w:val="32"/>
+          <w:u w:val="single" w:color="00B050"/>
+          <w:lang w:val="am-ET" w:bidi="syr-SY"/>
+        </w:rPr>
+        <w:t>፲፮፡ ትእዛዝ።</w:t>
+      </w:r>
+    </w:p>
+    <w:p>
+      <w:pPr>
+        <w:snapToGrid w:val="0"/>
+        <w:spacing w:before="120"/>
+        <w:jc w:val="both"/>
+        <w:rPr>
+          <w:rFonts w:ascii="Abyssinica SIL" w:hAnsi="Abyssinica SIL" w:cs="Abyssinica SIL"/>
+          <w:noProof/>
+          <w:color w:val="993300"/>
+          <w:sz w:val="28"/>
+          <w:szCs w:val="28"/>
+          <w:shd w:val="clear" w:color="auto" w:fill="FFFFFF"/>
+          <w:lang w:val="am-ET"/>
+        </w:rPr>
+      </w:pPr>
+      <w:r>
+        <w:rPr>
+          <w:rFonts w:ascii="Abyssinica SIL" w:hAnsi="Abyssinica SIL" w:cs="Abyssinica SIL"/>
+          <w:noProof/>
+          <w:color w:val="993300"/>
+          <w:sz w:val="28"/>
+          <w:szCs w:val="28"/>
+          <w:shd w:val="clear" w:color="auto" w:fill="FFFFFF"/>
+          <w:lang w:val="am-ET"/>
+        </w:rPr>
+        <w:t>ወለእመ፡ ሀለወ፡ ውስተ፡ መልእክተ፡ ቤተ፡ ክርስቲያን፡ ዘይናፍቅ፡ በመልእክቱ፡ ወኢይትአመን፡ ባቲ፡ ወኢይአምንዎ፡ ዲቤሃ፡ ይክልእዎ፡ እምሢመቱ፡ እስመ፡ ኢኮነ፡ መእመነ፡ ወኢሠናየ፡ በመልእክቱ፡ ወባሕቱ፡ ያአብድ፡ ሰብአ፡ ወርእሶሂ፡ እስመ፡ እግዚአብሔር፡ ኢይፈቅድ፡ ጽልሑተ።</w:t>
+      </w:r>
+    </w:p>
+    <w:p>
+      <w:pPr>
+        <w:keepNext/>
+        <w:widowControl w:val="0"/>
+        <w:snapToGrid w:val="0"/>
+        <w:spacing w:before="120"/>
+        <w:jc w:val="center"/>
+        <w:rPr>
+          <w:rFonts w:ascii="Abyssinica SIL" w:hAnsi="Abyssinica SIL" w:cs="Abyssinica SIL"/>
+          <w:b/>
+          <w:bCs/>
+          <w:noProof/>
+          <w:sz w:val="32"/>
+          <w:szCs w:val="32"/>
+          <w:u w:val="single" w:color="00B050"/>
+          <w:lang w:val="am-ET" w:bidi="syr-SY"/>
+        </w:rPr>
+        <w:sectPr>
+          <w:type w:val="continuous"/>
+          <w:pgSz w:w="16838" w:h="11906" w:orient="landscape"/>
+          <w:pgMar w:top="1247" w:right="1418" w:bottom="1247" w:left="1418" w:header="0" w:footer="0" w:gutter="0"/>
+          <w:cols w:space="720"/>
+          <w:formProt w:val="0"/>
+          <w:docGrid w:linePitch="600" w:charSpace="32768"/>
+        </w:sectPr>
+      </w:pPr>
+    </w:p>
+    <w:p>
+      <w:pPr>
+        <w:keepNext/>
+        <w:widowControl w:val="0"/>
+        <w:snapToGrid w:val="0"/>
+        <w:spacing w:before="120"/>
+        <w:jc w:val="center"/>
+        <w:rPr>
+          <w:rFonts w:ascii="Abyssinica SIL" w:hAnsi="Abyssinica SIL" w:cs="Abyssinica SIL"/>
+          <w:b/>
+          <w:bCs/>
+          <w:noProof/>
+          <w:sz w:val="32"/>
+          <w:szCs w:val="32"/>
+          <w:u w:val="single" w:color="00B050"/>
+          <w:lang w:val="am-ET" w:bidi="syr-SY"/>
+        </w:rPr>
+      </w:pPr>
+      <w:r>
+        <w:rPr>
+          <w:rFonts w:ascii="Abyssinica SIL" w:hAnsi="Abyssinica SIL" w:cs="Abyssinica SIL"/>
+          <w:b/>
+          <w:bCs/>
+          <w:noProof/>
+          <w:sz w:val="32"/>
+          <w:szCs w:val="32"/>
+          <w:u w:val="single" w:color="00B050"/>
+          <w:lang w:val="am-ET" w:bidi="syr-SY"/>
+        </w:rPr>
+        <w:t>፲፯፡ ትእዛዝ።</w:t>
+      </w:r>
+    </w:p>
+    <w:p>
+      <w:pPr>
+        <w:snapToGrid w:val="0"/>
+        <w:spacing w:before="120"/>
+        <w:jc w:val="both"/>
+        <w:rPr>
+          <w:rFonts w:ascii="Abyssinica SIL" w:hAnsi="Abyssinica SIL" w:cs="Abyssinica SIL"/>
+          <w:noProof/>
+          <w:color w:val="993300"/>
+          <w:sz w:val="28"/>
+          <w:szCs w:val="28"/>
+          <w:shd w:val="clear" w:color="auto" w:fill="FFFFFF"/>
+          <w:lang w:val="am-ET"/>
+        </w:rPr>
+      </w:pPr>
+      <w:r>
+        <w:rPr>
+          <w:rFonts w:ascii="Abyssinica SIL" w:hAnsi="Abyssinica SIL" w:cs="Abyssinica SIL"/>
+          <w:noProof/>
+          <w:color w:val="993300"/>
+          <w:sz w:val="28"/>
+          <w:szCs w:val="28"/>
+          <w:shd w:val="clear" w:color="auto" w:fill="FFFFFF"/>
+          <w:lang w:val="am-ET"/>
+        </w:rPr>
+        <w:t>ወይስዐር፡ እምሢመቱ፡ ኵሉ፡ ቀሲስ፡ ወዲያቆን፡ ዘይትዐወቅ፡ በዝሙት፡ ወሥሥዕት፡ ወይኀሥሥ፡ በዝንቱ፡ ዓለም።</w:t>
+      </w:r>
+    </w:p>
+    <w:p>
+      <w:pPr>
+        <w:keepNext/>
+        <w:widowControl w:val="0"/>
+        <w:snapToGrid w:val="0"/>
+        <w:spacing w:before="120"/>
+        <w:jc w:val="center"/>
+        <w:rPr>
+          <w:rFonts w:ascii="Abyssinica SIL" w:hAnsi="Abyssinica SIL" w:cs="Abyssinica SIL"/>
+          <w:b/>
+          <w:bCs/>
+          <w:noProof/>
+          <w:sz w:val="32"/>
+          <w:szCs w:val="32"/>
+          <w:u w:val="single" w:color="00B050"/>
+          <w:lang w:val="am-ET" w:bidi="syr-SY"/>
+        </w:rPr>
+        <w:sectPr>
+          <w:type w:val="continuous"/>
+          <w:pgSz w:w="16838" w:h="11906" w:orient="landscape"/>
+          <w:pgMar w:top="1247" w:right="1418" w:bottom="1247" w:left="1418" w:header="0" w:footer="0" w:gutter="0"/>
+          <w:cols w:space="720"/>
+          <w:formProt w:val="0"/>
+          <w:docGrid w:linePitch="600" w:charSpace="32768"/>
+        </w:sectPr>
+      </w:pPr>
+    </w:p>
+    <w:p>
+      <w:pPr>
+        <w:keepNext/>
+        <w:widowControl w:val="0"/>
+        <w:snapToGrid w:val="0"/>
+        <w:spacing w:before="120"/>
+        <w:jc w:val="center"/>
+        <w:rPr>
+          <w:rFonts w:ascii="Abyssinica SIL" w:hAnsi="Abyssinica SIL" w:cs="Abyssinica SIL"/>
+          <w:b/>
+          <w:bCs/>
+          <w:noProof/>
+          <w:sz w:val="32"/>
+          <w:szCs w:val="32"/>
+          <w:u w:val="single" w:color="00B050"/>
+          <w:lang w:val="am-ET" w:bidi="syr-SY"/>
+        </w:rPr>
+      </w:pPr>
+      <w:r>
+        <w:rPr>
+          <w:rFonts w:ascii="Abyssinica SIL" w:hAnsi="Abyssinica SIL" w:cs="Abyssinica SIL"/>
+          <w:b/>
+          <w:bCs/>
+          <w:noProof/>
+          <w:sz w:val="32"/>
+          <w:szCs w:val="32"/>
+          <w:u w:val="single" w:color="00B050"/>
+          <w:lang w:val="am-ET" w:bidi="syr-SY"/>
+        </w:rPr>
+        <w:t>፲፰፡ ትእዛዝ።</w:t>
+      </w:r>
+    </w:p>
+    <w:p>
+      <w:pPr>
+        <w:snapToGrid w:val="0"/>
+        <w:spacing w:before="120"/>
+        <w:jc w:val="both"/>
+        <w:rPr>
+          <w:rFonts w:ascii="Abyssinica SIL" w:hAnsi="Abyssinica SIL" w:cs="Abyssinica SIL"/>
+          <w:noProof/>
+          <w:color w:val="993300"/>
+          <w:sz w:val="28"/>
+          <w:szCs w:val="28"/>
+          <w:shd w:val="clear" w:color="auto" w:fill="FFFFFF"/>
+          <w:lang w:val="am-ET"/>
+        </w:rPr>
+      </w:pPr>
+      <w:r>
+        <w:rPr>
+          <w:rFonts w:ascii="Abyssinica SIL" w:hAnsi="Abyssinica SIL" w:cs="Abyssinica SIL"/>
+          <w:noProof/>
+          <w:color w:val="993300"/>
+          <w:sz w:val="28"/>
+          <w:szCs w:val="28"/>
+          <w:shd w:val="clear" w:color="auto" w:fill="FFFFFF"/>
+          <w:lang w:val="am-ET"/>
+        </w:rPr>
+        <w:t>ወኢይሀሉ፡ ውስተ፡ ሢመት፡ ወመልእክተ፡ ቤተ፡ ክርስቲያን፡ ወኢይደመር፡ ምስለ፡ ካህናት፡ ዘያፈቅሮሙ፡ ለአይሁድ፡ ወዘይከውን፡ ዐርኮሙ፡ ከመ፡ አስቆሮታዊ፡ ወኢመፍቀሬ፡ መሰግላን፡ እለ፡ ያመልኩ፡ ጣዖተ። ወዘከመዝ፡ ግዕዙ፡ ያውፅእዎ፡ እምኔሆሙ፡ ወኢይኅድግዎ፡ ማእከሎሙ፡ ወኢይትለአክ፡ ምስሌሆሙ፡ ወኢይሳተፎሙ።</w:t>
+      </w:r>
+    </w:p>
+    <w:p>
+      <w:pPr>
+        <w:keepNext/>
+        <w:widowControl w:val="0"/>
+        <w:snapToGrid w:val="0"/>
+        <w:spacing w:before="120"/>
+        <w:jc w:val="center"/>
+        <w:rPr>
+          <w:rFonts w:ascii="Abyssinica SIL" w:hAnsi="Abyssinica SIL" w:cs="Abyssinica SIL"/>
+          <w:b/>
+          <w:bCs/>
+          <w:noProof/>
+          <w:sz w:val="32"/>
+          <w:szCs w:val="32"/>
+          <w:u w:val="single" w:color="00B050"/>
+          <w:lang w:val="am-ET" w:bidi="syr-SY"/>
+        </w:rPr>
+        <w:sectPr>
+          <w:type w:val="continuous"/>
+          <w:pgSz w:w="16838" w:h="11906" w:orient="landscape"/>
+          <w:pgMar w:top="1247" w:right="1418" w:bottom="1247" w:left="1418" w:header="0" w:footer="0" w:gutter="0"/>
+          <w:cols w:space="720"/>
+          <w:formProt w:val="0"/>
+          <w:docGrid w:linePitch="600" w:charSpace="32768"/>
+        </w:sectPr>
+      </w:pPr>
+    </w:p>
+    <w:p>
+      <w:pPr>
+        <w:keepNext/>
+        <w:widowControl w:val="0"/>
+        <w:snapToGrid w:val="0"/>
+        <w:spacing w:before="120"/>
+        <w:jc w:val="center"/>
+        <w:rPr>
+          <w:rFonts w:ascii="Abyssinica SIL" w:hAnsi="Abyssinica SIL" w:cs="Abyssinica SIL"/>
+          <w:b/>
+          <w:bCs/>
+          <w:noProof/>
+          <w:sz w:val="32"/>
+          <w:szCs w:val="32"/>
+          <w:u w:val="single" w:color="00B050"/>
+          <w:lang w:val="am-ET" w:bidi="syr-SY"/>
+        </w:rPr>
+      </w:pPr>
+      <w:r>
+        <w:rPr>
+          <w:rFonts w:ascii="Abyssinica SIL" w:hAnsi="Abyssinica SIL" w:cs="Abyssinica SIL"/>
+          <w:b/>
+          <w:bCs/>
+          <w:noProof/>
+          <w:sz w:val="32"/>
+          <w:szCs w:val="32"/>
+          <w:u w:val="single" w:color="00B050"/>
+          <w:lang w:val="am-ET" w:bidi="syr-SY"/>
+        </w:rPr>
+        <w:t>፲፱፡ ትእዛዝ።</w:t>
+      </w:r>
+    </w:p>
+    <w:p>
+      <w:pPr>
+        <w:snapToGrid w:val="0"/>
+        <w:spacing w:before="120"/>
+        <w:jc w:val="both"/>
+        <w:rPr>
+          <w:rFonts w:ascii="Abyssinica SIL" w:hAnsi="Abyssinica SIL" w:cs="Abyssinica SIL"/>
+          <w:noProof/>
+          <w:color w:val="993300"/>
+          <w:sz w:val="28"/>
+          <w:szCs w:val="28"/>
+          <w:shd w:val="clear" w:color="auto" w:fill="FFFFFF"/>
+          <w:lang w:val="am-ET"/>
+        </w:rPr>
+      </w:pPr>
+      <w:r>
+        <w:rPr>
+          <w:rFonts w:ascii="Abyssinica SIL" w:hAnsi="Abyssinica SIL" w:cs="Abyssinica SIL"/>
+          <w:noProof/>
+          <w:color w:val="993300"/>
+          <w:sz w:val="28"/>
+          <w:szCs w:val="28"/>
+          <w:shd w:val="clear" w:color="auto" w:fill="FFFFFF"/>
+          <w:lang w:val="am-ET"/>
+        </w:rPr>
+        <w:t>ወይትወከፍዎ፡ ለኵሉ፡ ዘይመጽእ፡ ውስተ፡ አሚን፡ ወይደምርዎ፡ ምስሌሆሙ፡ ወኢይክልእዎ፡ ሐዊረ፡ ኀበ፡ ሰብኡ፡ እምአይሁድ፡ ወመምለኪያነ፡ ጣዖት፡ ወለእመ፡ ገብአ፡ ኀበ፡ ዘትካት፡ ግብሩ፡ እምድኅረ፡ ትድምርት፡ ወእምዝ፡ ተመይጠ፡ ኀበ፡ እለ፡ ኢየአምኑ፡ ኢይትወከፍዎ፡ ዘእንበለ፡ ከመ፡ መምለኪያነ፡ ጣዖት።</w:t>
+      </w:r>
+    </w:p>
+    <w:p>
+      <w:pPr>
+        <w:keepNext/>
+        <w:widowControl w:val="0"/>
+        <w:snapToGrid w:val="0"/>
+        <w:spacing w:before="120"/>
+        <w:jc w:val="center"/>
+        <w:rPr>
+          <w:rFonts w:ascii="Abyssinica SIL" w:hAnsi="Abyssinica SIL" w:cs="Abyssinica SIL"/>
+          <w:b/>
+          <w:bCs/>
+          <w:noProof/>
+          <w:sz w:val="32"/>
+          <w:szCs w:val="32"/>
+          <w:u w:val="single" w:color="00B050"/>
+          <w:lang w:val="am-ET" w:bidi="syr-SY"/>
+        </w:rPr>
+        <w:sectPr>
+          <w:type w:val="continuous"/>
+          <w:pgSz w:w="16838" w:h="11906" w:orient="landscape"/>
+          <w:pgMar w:top="1247" w:right="1418" w:bottom="1247" w:left="1418" w:header="0" w:footer="0" w:gutter="0"/>
+          <w:cols w:space="720"/>
+          <w:formProt w:val="0"/>
+          <w:docGrid w:linePitch="600" w:charSpace="32768"/>
+        </w:sectPr>
+      </w:pPr>
+    </w:p>
+    <w:p>
+      <w:pPr>
+        <w:keepNext/>
+        <w:widowControl w:val="0"/>
+        <w:snapToGrid w:val="0"/>
+        <w:spacing w:before="120"/>
+        <w:jc w:val="center"/>
+        <w:rPr>
+          <w:rFonts w:ascii="Abyssinica SIL" w:hAnsi="Abyssinica SIL" w:cs="Abyssinica SIL"/>
+          <w:b/>
+          <w:bCs/>
+          <w:noProof/>
+          <w:sz w:val="32"/>
+          <w:szCs w:val="32"/>
+          <w:u w:val="single" w:color="00B050"/>
+          <w:lang w:val="am-ET" w:bidi="syr-SY"/>
+        </w:rPr>
+      </w:pPr>
+      <w:r>
+        <w:rPr>
+          <w:rFonts w:ascii="Abyssinica SIL" w:hAnsi="Abyssinica SIL" w:cs="Abyssinica SIL"/>
+          <w:b/>
+          <w:bCs/>
+          <w:noProof/>
+          <w:sz w:val="32"/>
+          <w:szCs w:val="32"/>
+          <w:u w:val="single" w:color="00B050"/>
+          <w:lang w:val="am-ET" w:bidi="syr-SY"/>
+        </w:rPr>
+        <w:lastRenderedPageBreak/>
+        <w:t>፳፡ ትእዛዝ።</w:t>
+      </w:r>
+    </w:p>
+    <w:p>
+      <w:pPr>
+        <w:snapToGrid w:val="0"/>
+        <w:spacing w:before="120"/>
+        <w:jc w:val="both"/>
+        <w:rPr>
+          <w:rFonts w:ascii="Abyssinica SIL" w:hAnsi="Abyssinica SIL" w:cs="Abyssinica SIL"/>
+          <w:noProof/>
+          <w:color w:val="993300"/>
+          <w:sz w:val="28"/>
+          <w:szCs w:val="28"/>
+          <w:shd w:val="clear" w:color="auto" w:fill="FFFFFF"/>
+          <w:lang w:val="am-ET"/>
+        </w:rPr>
+      </w:pPr>
+      <w:r>
+        <w:rPr>
+          <w:rFonts w:ascii="Abyssinica SIL" w:hAnsi="Abyssinica SIL" w:cs="Abyssinica SIL"/>
+          <w:noProof/>
+          <w:color w:val="993300"/>
+          <w:sz w:val="28"/>
+          <w:szCs w:val="28"/>
+          <w:shd w:val="clear" w:color="auto" w:fill="FFFFFF"/>
+          <w:lang w:val="am-ET"/>
+        </w:rPr>
+        <w:t>ወኢይግበሩ፡ ሊቀ፡ ዘይኤዝዝ፡ ለቤተ፡ ክርስቲያነ፡ እግዚአብሔር፡ ዘይገብር፡ ግብረ፡ ዝንቱ፡ ዓለም። ወኢይደመር፡ ውስተ፡ ነገረ፡ ሕዝብ፡ ዘእንበለ፡ በምክረ፡ ቢጹ፡ እለ፡ ቀደምዎ፡ እለ፡ ያቀውሙ፡ ጸሎተ፡ ከማሁ። ወኢይደሉ፡ ዘእንበለ፡ በምክሩ፡ ወምክሮሙ፡ ኅቡረ፡ በዘያሠምሮ፡ ለእግዚአብሔር፡ ወዘይደልዎሙ፡ ለሕዝብ፡ ወርቱዕ፡ ኵነኔሁ። ወኢይኩን፡ በፍትሑ፡ ዘያሐሥም፡ ለመንፈቆሙ፡ ወኢጋእዘ፡ በተዐድዎ፡ ርትዕ። ወዘከመዝ፡ ግዕዙ፡ ይትፈለጥ። ወኢይኅድግ፡ ቀሲስ፡ ወዲያቆን፡ ጸሎቱ፡ ዘአኀዘ፡ ወኢይፃእ፡ ኀበ፡ ነገረ፡ ባዕድ። ወዘገብረ፡ ከመዝ፡ ኢይከውኖ፡ ይግባእ፡ ኀበ፡ መካኑ፡ ዘቀዲሙ።</w:t>
+      </w:r>
+    </w:p>
+    <w:p>
+      <w:pPr>
+        <w:keepNext/>
+        <w:widowControl w:val="0"/>
+        <w:snapToGrid w:val="0"/>
+        <w:spacing w:before="120"/>
+        <w:jc w:val="center"/>
+        <w:rPr>
+          <w:rFonts w:ascii="Abyssinica SIL" w:hAnsi="Abyssinica SIL" w:cs="Abyssinica SIL"/>
+          <w:b/>
+          <w:bCs/>
+          <w:noProof/>
+          <w:sz w:val="32"/>
+          <w:szCs w:val="32"/>
+          <w:u w:val="single" w:color="00B050"/>
+          <w:lang w:val="am-ET" w:bidi="syr-SY"/>
+        </w:rPr>
+        <w:sectPr>
+          <w:type w:val="continuous"/>
+          <w:pgSz w:w="16838" w:h="11906" w:orient="landscape"/>
+          <w:pgMar w:top="1247" w:right="1418" w:bottom="1247" w:left="1418" w:header="0" w:footer="0" w:gutter="0"/>
+          <w:cols w:space="720"/>
+          <w:formProt w:val="0"/>
+          <w:docGrid w:linePitch="600" w:charSpace="32768"/>
+        </w:sectPr>
+      </w:pPr>
+    </w:p>
+    <w:p>
+      <w:pPr>
+        <w:keepNext/>
+        <w:widowControl w:val="0"/>
+        <w:snapToGrid w:val="0"/>
+        <w:spacing w:before="120"/>
+        <w:jc w:val="center"/>
+        <w:rPr>
+          <w:rFonts w:ascii="Abyssinica SIL" w:hAnsi="Abyssinica SIL" w:cs="Abyssinica SIL"/>
+          <w:b/>
+          <w:bCs/>
+          <w:noProof/>
+          <w:sz w:val="32"/>
+          <w:szCs w:val="32"/>
+          <w:u w:val="single" w:color="00B050"/>
+          <w:lang w:val="am-ET" w:bidi="syr-SY"/>
+        </w:rPr>
+      </w:pPr>
+      <w:r>
+        <w:rPr>
+          <w:rFonts w:ascii="Abyssinica SIL" w:hAnsi="Abyssinica SIL" w:cs="Abyssinica SIL"/>
+          <w:b/>
+          <w:bCs/>
+          <w:noProof/>
+          <w:sz w:val="32"/>
+          <w:szCs w:val="32"/>
+          <w:u w:val="single" w:color="00B050"/>
+          <w:lang w:val="am-ET" w:bidi="syr-SY"/>
+        </w:rPr>
+        <w:t>፳፩፡ ትእዛዝ።</w:t>
+      </w:r>
+    </w:p>
+    <w:p>
+      <w:pPr>
+        <w:snapToGrid w:val="0"/>
+        <w:spacing w:before="120"/>
+        <w:jc w:val="both"/>
+        <w:rPr>
+          <w:rFonts w:ascii="Abyssinica SIL" w:hAnsi="Abyssinica SIL" w:cs="Abyssinica SIL"/>
+          <w:noProof/>
+          <w:color w:val="993300"/>
+          <w:sz w:val="28"/>
+          <w:szCs w:val="28"/>
+          <w:shd w:val="clear" w:color="auto" w:fill="FFFFFF"/>
+          <w:lang w:val="am-ET"/>
+        </w:rPr>
+      </w:pPr>
+      <w:r>
+        <w:rPr>
+          <w:rFonts w:ascii="Abyssinica SIL" w:hAnsi="Abyssinica SIL" w:cs="Abyssinica SIL"/>
+          <w:noProof/>
+          <w:color w:val="993300"/>
+          <w:sz w:val="28"/>
+          <w:szCs w:val="28"/>
+          <w:shd w:val="clear" w:color="auto" w:fill="FFFFFF"/>
+          <w:lang w:val="am-ET"/>
+        </w:rPr>
+        <w:t>በእንተ፡ ተዝካር። ወይግበሩ፡ ለኵሉ፡ ሰማዕት፡ መሀይምናን፡ እለ፡ ተክዕወ፡ ደሞሙ፡ በእንተ፡ ክርስቶስ፡ እግዚእነ፡ በተአምኖ፡ ተዝካሮሙ፡ በዕለተ፡ ተከለሉ።</w:t>
+      </w:r>
+    </w:p>
+    <w:p>
+      <w:pPr>
+        <w:keepNext/>
+        <w:widowControl w:val="0"/>
+        <w:snapToGrid w:val="0"/>
+        <w:spacing w:before="120"/>
+        <w:jc w:val="center"/>
+        <w:rPr>
+          <w:rFonts w:ascii="Abyssinica SIL" w:hAnsi="Abyssinica SIL" w:cs="Abyssinica SIL"/>
+          <w:b/>
+          <w:bCs/>
+          <w:noProof/>
+          <w:sz w:val="32"/>
+          <w:szCs w:val="32"/>
+          <w:u w:val="single" w:color="00B050"/>
+          <w:lang w:val="am-ET" w:bidi="syr-SY"/>
+        </w:rPr>
+        <w:sectPr>
+          <w:type w:val="continuous"/>
+          <w:pgSz w:w="16838" w:h="11906" w:orient="landscape"/>
+          <w:pgMar w:top="1247" w:right="1418" w:bottom="1247" w:left="1418" w:header="0" w:footer="0" w:gutter="0"/>
+          <w:cols w:space="720"/>
+          <w:formProt w:val="0"/>
+          <w:docGrid w:linePitch="600" w:charSpace="32768"/>
+        </w:sectPr>
+      </w:pPr>
+    </w:p>
+    <w:p>
+      <w:pPr>
+        <w:keepNext/>
+        <w:widowControl w:val="0"/>
+        <w:snapToGrid w:val="0"/>
+        <w:spacing w:before="120"/>
+        <w:jc w:val="center"/>
+        <w:rPr>
+          <w:rFonts w:ascii="Abyssinica SIL" w:hAnsi="Abyssinica SIL" w:cs="Abyssinica SIL"/>
+          <w:b/>
+          <w:bCs/>
+          <w:noProof/>
+          <w:sz w:val="32"/>
+          <w:szCs w:val="32"/>
+          <w:u w:val="single" w:color="00B050"/>
+          <w:lang w:val="am-ET" w:bidi="syr-SY"/>
+        </w:rPr>
+      </w:pPr>
+      <w:r>
+        <w:rPr>
+          <w:rFonts w:ascii="Abyssinica SIL" w:hAnsi="Abyssinica SIL" w:cs="Abyssinica SIL"/>
+          <w:b/>
+          <w:bCs/>
+          <w:noProof/>
+          <w:sz w:val="32"/>
+          <w:szCs w:val="32"/>
+          <w:u w:val="single" w:color="00B050"/>
+          <w:lang w:val="am-ET" w:bidi="syr-SY"/>
+        </w:rPr>
+        <w:t>፳፪፡ ትእዛዝ።</w:t>
+      </w:r>
+    </w:p>
+    <w:p>
+      <w:pPr>
+        <w:snapToGrid w:val="0"/>
+        <w:spacing w:before="120"/>
+        <w:jc w:val="both"/>
+        <w:rPr>
+          <w:rFonts w:ascii="Abyssinica SIL" w:hAnsi="Abyssinica SIL" w:cs="Abyssinica SIL"/>
+          <w:noProof/>
+          <w:color w:val="993300"/>
+          <w:sz w:val="28"/>
+          <w:szCs w:val="28"/>
+          <w:shd w:val="clear" w:color="auto" w:fill="FFFFFF"/>
+          <w:lang w:val="am-ET"/>
+        </w:rPr>
+      </w:pPr>
+      <w:r>
+        <w:rPr>
+          <w:rFonts w:ascii="Abyssinica SIL" w:hAnsi="Abyssinica SIL" w:cs="Abyssinica SIL"/>
+          <w:noProof/>
+          <w:color w:val="993300"/>
+          <w:sz w:val="28"/>
+          <w:szCs w:val="28"/>
+          <w:shd w:val="clear" w:color="auto" w:fill="FFFFFF"/>
+          <w:lang w:val="am-ET"/>
+        </w:rPr>
+        <w:t>በእንተ፡ ሥርዐተ፡ ጸሎት። ወያብዝኁ፡ ጸሎተ፡ በሌሊት፡ ወመዓልት፡ በመዝሙረ፡ ዳዊት፡ ወይኀልዩ፡ ጸሎተ፡ ባቲ፡ እስመ፡ ይቤ፡ እባርኮ፡ ለእግዚአብሔር፡ በኵሉ፡ ጊዜ፡ ወዘልፈ፡ ስብሐቲሁ፡ ውስተ፡ አፉየ። ወካዕበ፡ ይቤ፡ ጥዑም፡ ለጕርዔየ፡ ነቢብከ፡ እመዓር፡ ወሶካር፡ ጥዕመኒ፡ ለአፉየ። ወበእንተዝ፡ ይደሉ፡ አንብቦ፡ በዜማ፡ ጥዑም፡ በእንተ፡ አዕቢዮ፡ እግዚአብሔር፡ ወስባሔሁ፡ ወአእኵቶ፡ ጸጋሁ፡ ወስኢል፡ ኀቤሁ፡ ወአሠንዮ፡ በኵሉ፡ በእንተ፡ ስሙ፡ ግሩም፡ ወቅዱስ። ወካዕበ፡ ይነግር፡ በእንተ፡ ተፀምዶ፡ ወስባሔ፡ ወተጋንዮ፡ ወተአምኖ፡ ኀጣውእ፡ ወስእለታት፡ ዘይደልዎሙ፡ ለመሀይምናን። ይጸልዩ፡ ባቲ፡ ሶበ፡ ይረክቦሙ፡ ምንዳቤ፡ ወሐዘን፡ ወተጽናስ፡ ወያመሥጡ፡ እመንሱት።</w:t>
+      </w:r>
+    </w:p>
+    <w:p>
+      <w:pPr>
+        <w:keepNext/>
+        <w:widowControl w:val="0"/>
+        <w:snapToGrid w:val="0"/>
+        <w:spacing w:before="120"/>
+        <w:jc w:val="center"/>
+        <w:rPr>
+          <w:rFonts w:ascii="Abyssinica SIL" w:hAnsi="Abyssinica SIL" w:cs="Abyssinica SIL"/>
+          <w:b/>
+          <w:bCs/>
+          <w:noProof/>
+          <w:sz w:val="32"/>
+          <w:szCs w:val="32"/>
+          <w:u w:val="single" w:color="00B050"/>
+          <w:lang w:val="am-ET" w:bidi="syr-SY"/>
+        </w:rPr>
+        <w:sectPr>
+          <w:type w:val="continuous"/>
+          <w:pgSz w:w="16838" w:h="11906" w:orient="landscape"/>
+          <w:pgMar w:top="1247" w:right="1418" w:bottom="1247" w:left="1418" w:header="0" w:footer="0" w:gutter="0"/>
+          <w:cols w:space="720"/>
+          <w:formProt w:val="0"/>
+          <w:docGrid w:linePitch="600" w:charSpace="32768"/>
+        </w:sectPr>
+      </w:pPr>
+    </w:p>
+    <w:p>
+      <w:pPr>
+        <w:keepNext/>
+        <w:widowControl w:val="0"/>
+        <w:snapToGrid w:val="0"/>
+        <w:spacing w:before="120"/>
+        <w:jc w:val="center"/>
+        <w:rPr>
+          <w:rFonts w:ascii="Abyssinica SIL" w:hAnsi="Abyssinica SIL" w:cs="Abyssinica SIL"/>
+          <w:b/>
+          <w:bCs/>
+          <w:noProof/>
+          <w:sz w:val="32"/>
+          <w:szCs w:val="32"/>
+          <w:u w:val="single" w:color="00B050"/>
+          <w:lang w:val="am-ET" w:bidi="syr-SY"/>
+        </w:rPr>
+      </w:pPr>
+      <w:r>
+        <w:rPr>
+          <w:rFonts w:ascii="Abyssinica SIL" w:hAnsi="Abyssinica SIL" w:cs="Abyssinica SIL"/>
+          <w:b/>
+          <w:bCs/>
+          <w:noProof/>
+          <w:sz w:val="32"/>
+          <w:szCs w:val="32"/>
+          <w:u w:val="single" w:color="00B050"/>
+          <w:lang w:val="am-ET" w:bidi="syr-SY"/>
+        </w:rPr>
+        <w:t>፳፫፡ ትእዛዝ።</w:t>
+      </w:r>
+    </w:p>
+    <w:p>
+      <w:pPr>
+        <w:snapToGrid w:val="0"/>
+        <w:spacing w:before="120"/>
+        <w:jc w:val="both"/>
+        <w:rPr>
+          <w:rFonts w:ascii="Abyssinica SIL" w:hAnsi="Abyssinica SIL" w:cs="Abyssinica SIL"/>
+          <w:noProof/>
+          <w:color w:val="993300"/>
+          <w:sz w:val="28"/>
+          <w:szCs w:val="28"/>
+          <w:shd w:val="clear" w:color="auto" w:fill="FFFFFF"/>
+          <w:lang w:val="am-ET"/>
+        </w:rPr>
+      </w:pPr>
+      <w:r>
+        <w:rPr>
+          <w:rFonts w:ascii="Abyssinica SIL" w:hAnsi="Abyssinica SIL" w:cs="Abyssinica SIL"/>
+          <w:noProof/>
+          <w:color w:val="993300"/>
+          <w:sz w:val="28"/>
+          <w:szCs w:val="28"/>
+          <w:shd w:val="clear" w:color="auto" w:fill="FFFFFF"/>
+          <w:lang w:val="am-ET"/>
+        </w:rPr>
+        <w:t>በእንተ፡ ኈልቈ፡ ካህናት። ወይኩኑ፡ ላእካን፡ ሰብዐቱ፡ እለ፡ ተኀርዩ፡ እምሕዝብ፡ ለመልእክተ፡ ቤተ፡ መቅደስ፡ ኄራን፡ ወሠናያን፡ ወልብዋነ፡ ጥበብ፡ ወአእምሮ፡ ወፈራህያነ፡ እግዚአብሔር፡ እለ፡ ያአምሩ፡ ሥርዐቶ፡ እስመ፡ እሙንቱ፡ እለ፡ ይነግሩ፡ በእንተ፡ ጸሎት። ወይቀድሱ፡ ቍርባነ፡ ወይዕርቁ፡ ሕዝበ፡ በዳኅን፡ ወሰላም፡ እስመ፡ እሙንቱ፡ ውሉደ፡ እግዚአብሔር፡ በአማን፡ በከመ፡ ተብህለ፡ በወንጌል፡ ቅዱስ። ወላእካነ፡ ትንቢት፡ ወይኩኑ፡ እስትርኩባነ፡ ኢይትሀወኩ፡ በግብረ፡ ዓለም፡ አላ፡ ይኩን፡ ግብሮሙ፡ መልእክቶ፡ ለአእምሮ፡ ሕጉ።</w:t>
+      </w:r>
+    </w:p>
+    <w:p>
+      <w:pPr>
+        <w:keepNext/>
+        <w:widowControl w:val="0"/>
+        <w:snapToGrid w:val="0"/>
+        <w:spacing w:before="120"/>
+        <w:jc w:val="center"/>
+        <w:rPr>
+          <w:rFonts w:ascii="Abyssinica SIL" w:hAnsi="Abyssinica SIL" w:cs="Abyssinica SIL"/>
+          <w:b/>
+          <w:bCs/>
+          <w:noProof/>
+          <w:sz w:val="32"/>
+          <w:szCs w:val="32"/>
+          <w:u w:val="single" w:color="00B050"/>
+          <w:lang w:val="am-ET" w:bidi="syr-SY"/>
+        </w:rPr>
+        <w:sectPr>
+          <w:type w:val="continuous"/>
+          <w:pgSz w:w="16838" w:h="11906" w:orient="landscape"/>
+          <w:pgMar w:top="1247" w:right="1418" w:bottom="1247" w:left="1418" w:header="0" w:footer="0" w:gutter="0"/>
+          <w:cols w:space="720"/>
+          <w:formProt w:val="0"/>
+          <w:docGrid w:linePitch="600" w:charSpace="32768"/>
+        </w:sectPr>
+      </w:pPr>
+    </w:p>
+    <w:p>
+      <w:pPr>
+        <w:keepNext/>
+        <w:widowControl w:val="0"/>
+        <w:snapToGrid w:val="0"/>
+        <w:spacing w:before="120"/>
+        <w:jc w:val="center"/>
+        <w:rPr>
+          <w:rFonts w:ascii="Abyssinica SIL" w:hAnsi="Abyssinica SIL" w:cs="Abyssinica SIL"/>
+          <w:b/>
+          <w:bCs/>
+          <w:noProof/>
+          <w:sz w:val="32"/>
+          <w:szCs w:val="32"/>
+          <w:u w:val="single" w:color="00B050"/>
+          <w:lang w:val="am-ET" w:bidi="syr-SY"/>
+        </w:rPr>
+      </w:pPr>
+      <w:r>
+        <w:rPr>
+          <w:rFonts w:ascii="Abyssinica SIL" w:hAnsi="Abyssinica SIL" w:cs="Abyssinica SIL"/>
+          <w:b/>
+          <w:bCs/>
+          <w:noProof/>
+          <w:sz w:val="32"/>
+          <w:szCs w:val="32"/>
+          <w:u w:val="single" w:color="00B050"/>
+          <w:lang w:val="am-ET" w:bidi="syr-SY"/>
+        </w:rPr>
+        <w:lastRenderedPageBreak/>
+        <w:t>፳፬፡ ትእዛዝ።</w:t>
+      </w:r>
+    </w:p>
+    <w:p>
+      <w:pPr>
+        <w:snapToGrid w:val="0"/>
+        <w:spacing w:before="120"/>
+        <w:jc w:val="both"/>
+        <w:rPr>
+          <w:rFonts w:ascii="Abyssinica SIL" w:hAnsi="Abyssinica SIL" w:cs="Abyssinica SIL"/>
+          <w:noProof/>
+          <w:color w:val="993300"/>
+          <w:sz w:val="28"/>
+          <w:szCs w:val="28"/>
+          <w:shd w:val="clear" w:color="auto" w:fill="FFFFFF"/>
+          <w:lang w:val="am-ET"/>
+        </w:rPr>
+      </w:pPr>
+      <w:r>
+        <w:rPr>
+          <w:rFonts w:ascii="Abyssinica SIL" w:hAnsi="Abyssinica SIL" w:cs="Abyssinica SIL"/>
+          <w:noProof/>
+          <w:color w:val="993300"/>
+          <w:sz w:val="28"/>
+          <w:szCs w:val="28"/>
+          <w:shd w:val="clear" w:color="auto" w:fill="FFFFFF"/>
+          <w:lang w:val="am-ET"/>
+        </w:rPr>
+        <w:t>ወይኩን፡ ሊቅ፡ ዘይኤዝዞሙ፡ ለሕዝብ፡ ወይጌሥጾሙ፡ በመስቀል፡ እስመ፡ ንኤዝዝ፡ ወአኮ፡ ዘነአስር፡ ዘእንበለ፡ ርትዕ። ወእመሰ፡ ተዐገሎሙ፡ ካህን፡ እንዘ፡ ንጹሓን፡ እሙንቱ፡ ይሢሙ፡ ዲቤሁ፡ ካህናተ፡ በርትዕ፡ ወለእመ፡ ተስእኖሙ፡ ይሰድዎ፡ ኀበ፡ ጳጳስ፡ አው፡ ኀበ፡ ሊቀ፡ ጳጳሳት፡ ወያቅምዎ፡ በርትዕ፡ ወኢይኅድግዎ፡ ይትዐደው፡ ላዕለ፡ አባግዐ፡ ክርስቶስ፡ እለ፡ ተሣየጦሙ፡ በደሙ፡ ክቡር። ወኢያምዕዕዎሙ፡ ከመ፡ ኢይፃኡ፡ ውስተ፡ ፅርፈት፡ ላዕለ፡ እግዚአብሔር፡ ወክሒድ፡ ለስሙ፡ ቅዱስ። ወይኩኑ፡ መሀይምናን፡ ኄራነ፡ ዘይትዔገሡ፡ ግፍዐ፡ በከመ፡ ይደሉ፡ ከመ፡ ይትበቀል፡ እግዚአብሔር፡ በእንቲአሆሙ። ወኢያድሉ፡ ሢዩም፡ በፍትሕ፡ ማእከለ፡ ሕዝብ፡ ወይሥልጥ፡ ኵነኔሁ። ወዘሰ፡ ያጸድቆ፡ ለዐማጺ፡ በእንተ፡ ዘይሁቦ፡ ወይዔምፆ፡ ለንጹሕ፡ በእንተ፡ ድካሙ፡ ወንዴቱ፡ ውእቱ፡ ይከውን፡ ውጉዘ፡ ወርጉመ፡ ወኢይረስይዎ፡ ዘእንበለ፡ ከመ፡ መምለኬ፡ ጣዖት። ወይክልእዎ፡ ሢመቶ፡ ለዘ፡ ይገብር፡ ከመዝ፡ ወይዘልፍዎ፡ በእንተ፡ ዐመፃሁ፡ ወኢያፍርህከ፡ ጵጵስናሁ።</w:t>
+      </w:r>
+    </w:p>
+    <w:p>
+      <w:pPr>
+        <w:keepNext/>
+        <w:widowControl w:val="0"/>
+        <w:snapToGrid w:val="0"/>
+        <w:spacing w:before="120"/>
+        <w:jc w:val="center"/>
+        <w:rPr>
+          <w:rFonts w:ascii="Abyssinica SIL" w:hAnsi="Abyssinica SIL" w:cs="Abyssinica SIL"/>
+          <w:b/>
+          <w:bCs/>
+          <w:noProof/>
+          <w:sz w:val="32"/>
+          <w:szCs w:val="32"/>
+          <w:u w:val="single" w:color="00B050"/>
+          <w:lang w:val="am-ET" w:bidi="syr-SY"/>
+        </w:rPr>
+        <w:sectPr>
+          <w:type w:val="continuous"/>
+          <w:pgSz w:w="16838" w:h="11906" w:orient="landscape"/>
+          <w:pgMar w:top="1247" w:right="1418" w:bottom="1247" w:left="1418" w:header="0" w:footer="0" w:gutter="0"/>
+          <w:cols w:space="720"/>
+          <w:formProt w:val="0"/>
+          <w:docGrid w:linePitch="600" w:charSpace="32768"/>
+        </w:sectPr>
+      </w:pPr>
+    </w:p>
+    <w:p>
+      <w:pPr>
+        <w:keepNext/>
+        <w:widowControl w:val="0"/>
+        <w:snapToGrid w:val="0"/>
+        <w:spacing w:before="120"/>
+        <w:jc w:val="center"/>
+        <w:rPr>
+          <w:rFonts w:ascii="Abyssinica SIL" w:hAnsi="Abyssinica SIL" w:cs="Abyssinica SIL"/>
+          <w:b/>
+          <w:bCs/>
+          <w:noProof/>
+          <w:sz w:val="32"/>
+          <w:szCs w:val="32"/>
+          <w:u w:val="single" w:color="00B050"/>
+          <w:lang w:val="am-ET" w:bidi="syr-SY"/>
+        </w:rPr>
+      </w:pPr>
+      <w:r>
+        <w:rPr>
+          <w:rFonts w:ascii="Abyssinica SIL" w:hAnsi="Abyssinica SIL" w:cs="Abyssinica SIL"/>
+          <w:b/>
+          <w:bCs/>
+          <w:noProof/>
+          <w:sz w:val="32"/>
+          <w:szCs w:val="32"/>
+          <w:u w:val="single" w:color="00B050"/>
+          <w:lang w:val="am-ET" w:bidi="syr-SY"/>
+        </w:rPr>
+        <w:t>፳፭፡ ትእዛዝ።</w:t>
+      </w:r>
+    </w:p>
+    <w:p>
+      <w:pPr>
+        <w:snapToGrid w:val="0"/>
+        <w:spacing w:before="120"/>
+        <w:jc w:val="both"/>
+        <w:rPr>
+          <w:rFonts w:ascii="Abyssinica SIL" w:hAnsi="Abyssinica SIL" w:cs="Abyssinica SIL"/>
+          <w:noProof/>
+          <w:color w:val="993300"/>
+          <w:sz w:val="28"/>
+          <w:szCs w:val="28"/>
+          <w:shd w:val="clear" w:color="auto" w:fill="FFFFFF"/>
+          <w:lang w:val="am-ET"/>
+        </w:rPr>
+      </w:pPr>
+      <w:r>
+        <w:rPr>
+          <w:rFonts w:ascii="Abyssinica SIL" w:hAnsi="Abyssinica SIL" w:cs="Abyssinica SIL"/>
+          <w:noProof/>
+          <w:color w:val="993300"/>
+          <w:sz w:val="28"/>
+          <w:szCs w:val="28"/>
+          <w:shd w:val="clear" w:color="auto" w:fill="FFFFFF"/>
+          <w:lang w:val="am-ET"/>
+        </w:rPr>
+        <w:t>ወኢይሀሉ፡ ውስተ፡ ሢመት፡ ወኢይቅረብ፡ ዘይትዔበይ፡ በነፍሱ፡ ወይዜሀር፡ ላዕለ፡ ሰብእ፡ ወይሬኢ፡ ነፍሶ፡ ከመ፡ ዘይዐቢ፡ እምሰብእ፡ ወይከብር፡ ወይኄይስ፡ ወይሬኢዮሙ፡ ለሕዝበ፡ እግዚአብሔር፡ በዐይነ፡ መንኖ። አላ፡ ውእቱ፡ ምኑን፡ በኀበ፡ እግዚአብሔር፡ ወኅሱር፡ ዘአልቦ፡ ሠናየ፡ ዝክረ፡ በሕይወቱ፡ ወኢምሕረተ፡ በኀበ፡ እግዚአብሔር፡ በሞቱ፡ ወስዑር፡ እምክህነቱ። ዘበእንቲአሁ፡ ይቤ፡ እግዚአብሔር፡ በመጽሐፍ፡ እመይጣ፡ ለጸጋ፡ ኀበ፡ ካልእ፡ እምእለ፡ ይትዔበዩ።</w:t>
+      </w:r>
+    </w:p>
+    <w:p>
+      <w:pPr>
+        <w:keepNext/>
+        <w:widowControl w:val="0"/>
+        <w:snapToGrid w:val="0"/>
+        <w:spacing w:before="120"/>
+        <w:jc w:val="center"/>
+        <w:rPr>
+          <w:rFonts w:ascii="Abyssinica SIL" w:hAnsi="Abyssinica SIL" w:cs="Abyssinica SIL"/>
+          <w:b/>
+          <w:bCs/>
+          <w:noProof/>
+          <w:sz w:val="32"/>
+          <w:szCs w:val="32"/>
+          <w:u w:val="single" w:color="00B050"/>
+          <w:lang w:val="am-ET" w:bidi="syr-SY"/>
+        </w:rPr>
+        <w:sectPr>
+          <w:type w:val="continuous"/>
+          <w:pgSz w:w="16838" w:h="11906" w:orient="landscape"/>
+          <w:pgMar w:top="1247" w:right="1418" w:bottom="1247" w:left="1418" w:header="0" w:footer="0" w:gutter="0"/>
+          <w:cols w:space="720"/>
+          <w:formProt w:val="0"/>
+          <w:docGrid w:linePitch="600" w:charSpace="32768"/>
+        </w:sectPr>
+      </w:pPr>
+    </w:p>
+    <w:p>
+      <w:pPr>
+        <w:keepNext/>
+        <w:widowControl w:val="0"/>
+        <w:snapToGrid w:val="0"/>
+        <w:spacing w:before="120"/>
+        <w:jc w:val="center"/>
+        <w:rPr>
+          <w:rFonts w:ascii="Abyssinica SIL" w:hAnsi="Abyssinica SIL" w:cs="Abyssinica SIL"/>
+          <w:b/>
+          <w:bCs/>
+          <w:noProof/>
+          <w:sz w:val="32"/>
+          <w:szCs w:val="32"/>
+          <w:u w:val="single" w:color="00B050"/>
+          <w:lang w:val="am-ET" w:bidi="syr-SY"/>
+        </w:rPr>
+      </w:pPr>
+      <w:r>
+        <w:rPr>
+          <w:rFonts w:ascii="Abyssinica SIL" w:hAnsi="Abyssinica SIL" w:cs="Abyssinica SIL"/>
+          <w:b/>
+          <w:bCs/>
+          <w:noProof/>
+          <w:sz w:val="32"/>
+          <w:szCs w:val="32"/>
+          <w:u w:val="single" w:color="00B050"/>
+          <w:lang w:val="am-ET" w:bidi="syr-SY"/>
+        </w:rPr>
+        <w:t>፳፮፡ ትእዛዝ።</w:t>
+      </w:r>
+    </w:p>
+    <w:p>
+      <w:pPr>
+        <w:snapToGrid w:val="0"/>
+        <w:spacing w:before="120"/>
+        <w:jc w:val="both"/>
+        <w:rPr>
+          <w:rFonts w:ascii="Abyssinica SIL" w:hAnsi="Abyssinica SIL" w:cs="Abyssinica SIL"/>
+          <w:noProof/>
+          <w:color w:val="993300"/>
+          <w:sz w:val="28"/>
+          <w:szCs w:val="28"/>
+          <w:shd w:val="clear" w:color="auto" w:fill="FFFFFF"/>
+          <w:lang w:val="am-ET"/>
+        </w:rPr>
+      </w:pPr>
+      <w:r>
+        <w:rPr>
+          <w:rFonts w:ascii="Abyssinica SIL" w:hAnsi="Abyssinica SIL" w:cs="Abyssinica SIL"/>
+          <w:noProof/>
+          <w:color w:val="993300"/>
+          <w:sz w:val="28"/>
+          <w:szCs w:val="28"/>
+          <w:shd w:val="clear" w:color="auto" w:fill="FFFFFF"/>
+          <w:lang w:val="am-ET"/>
+        </w:rPr>
+        <w:t>ወይሢሙ፡ ሊቀ፡ ካህናተ፡ ላዕለ፡ ቀሳውስተ፡ በሓውርት፡ ዘየዐውድ፡ ማእከሎሙ፡ ወይዋሒዮሙ፡ ወይአዝዞሙ፡ ወይገሥጾሙ፡ ወያእምሩ፡ ከመ፡ ሥሉጥ፡ ውእቱ፡ ላዕሌሆሙ፡ ወያእምር፡ ግብሮሙ፡ ወይደልዎሙ፡ ይግበሩ፡ ትእዛዞ፡ በከመ፡ ሳሙኤል፡ ነቢይ፡ ዘዖደ፡ በአድያመ፡ ኢየሩሳሌም፡ ወአዘዞሙ፡ ወገሠጾሙ።</w:t>
+      </w:r>
+    </w:p>
+    <w:p>
+      <w:pPr>
+        <w:keepNext/>
+        <w:widowControl w:val="0"/>
+        <w:snapToGrid w:val="0"/>
+        <w:spacing w:before="120"/>
+        <w:jc w:val="center"/>
+        <w:rPr>
+          <w:rFonts w:ascii="Abyssinica SIL" w:hAnsi="Abyssinica SIL" w:cs="Abyssinica SIL"/>
+          <w:b/>
+          <w:bCs/>
+          <w:noProof/>
+          <w:sz w:val="32"/>
+          <w:szCs w:val="32"/>
+          <w:u w:val="single" w:color="00B050"/>
+          <w:lang w:val="am-ET" w:bidi="syr-SY"/>
+        </w:rPr>
+        <w:sectPr>
+          <w:type w:val="continuous"/>
+          <w:pgSz w:w="16838" w:h="11906" w:orient="landscape"/>
+          <w:pgMar w:top="1247" w:right="1418" w:bottom="1247" w:left="1418" w:header="0" w:footer="0" w:gutter="0"/>
+          <w:cols w:space="720"/>
+          <w:formProt w:val="0"/>
+          <w:docGrid w:linePitch="600" w:charSpace="32768"/>
+        </w:sectPr>
+      </w:pPr>
+    </w:p>
+    <w:p>
+      <w:pPr>
+        <w:keepNext/>
+        <w:widowControl w:val="0"/>
+        <w:snapToGrid w:val="0"/>
+        <w:spacing w:before="120"/>
+        <w:jc w:val="center"/>
+        <w:rPr>
+          <w:rFonts w:ascii="Abyssinica SIL" w:hAnsi="Abyssinica SIL" w:cs="Abyssinica SIL"/>
+          <w:b/>
+          <w:bCs/>
+          <w:noProof/>
+          <w:sz w:val="32"/>
+          <w:szCs w:val="32"/>
+          <w:u w:val="single" w:color="00B050"/>
+          <w:lang w:val="am-ET" w:bidi="syr-SY"/>
+        </w:rPr>
+      </w:pPr>
+      <w:r>
+        <w:rPr>
+          <w:rFonts w:ascii="Abyssinica SIL" w:hAnsi="Abyssinica SIL" w:cs="Abyssinica SIL"/>
+          <w:b/>
+          <w:bCs/>
+          <w:noProof/>
+          <w:sz w:val="32"/>
+          <w:szCs w:val="32"/>
+          <w:u w:val="single" w:color="00B050"/>
+          <w:lang w:val="am-ET" w:bidi="syr-SY"/>
+        </w:rPr>
+        <w:t>፳፯፡ ትእዛዝ።</w:t>
+      </w:r>
+    </w:p>
+    <w:p>
+      <w:pPr>
+        <w:snapToGrid w:val="0"/>
+        <w:spacing w:before="120"/>
+        <w:jc w:val="both"/>
+        <w:rPr>
+          <w:rFonts w:ascii="Abyssinica SIL" w:hAnsi="Abyssinica SIL" w:cs="Abyssinica SIL"/>
+          <w:noProof/>
+          <w:color w:val="993300"/>
+          <w:sz w:val="28"/>
+          <w:szCs w:val="28"/>
+          <w:shd w:val="clear" w:color="auto" w:fill="FFFFFF"/>
+          <w:lang w:val="am-ET"/>
+        </w:rPr>
+      </w:pPr>
+      <w:r>
+        <w:rPr>
+          <w:rFonts w:ascii="Abyssinica SIL" w:hAnsi="Abyssinica SIL" w:cs="Abyssinica SIL"/>
+          <w:noProof/>
+          <w:color w:val="993300"/>
+          <w:sz w:val="28"/>
+          <w:szCs w:val="28"/>
+          <w:shd w:val="clear" w:color="auto" w:fill="FFFFFF"/>
+          <w:lang w:val="am-ET"/>
+        </w:rPr>
+        <w:t xml:space="preserve">በእንተ፡ ንጉሥ። ወይኩን፡ ምቅዋሙ፡ ለንጉሥ፡ ምስለ፡ መሀይምናን፡ በጊዜ፡ ጸሎት፡ ቅድመ፡ ኵሎሙ፡ ሰብእ፡ ወይቁም፡ ምስለ፡ ሊቃውንት፡ ወሢዩማን፡ ካህናት፡ ወይባእ፡ ምስሌሆሙ፡ ውስተ፡ ምሥዋዕ፡ ወይኩን፡ ምቅዋሙ፡ በህየ፡ እስመ፡ ዳዊት፡ ንጉሥ፡ </w:t>
+      </w:r>
+      <w:r>
+        <w:rPr>
+          <w:rFonts w:ascii="Abyssinica SIL" w:hAnsi="Abyssinica SIL" w:cs="Abyssinica SIL"/>
+          <w:noProof/>
+          <w:color w:val="993300"/>
+          <w:sz w:val="28"/>
+          <w:szCs w:val="28"/>
+          <w:shd w:val="clear" w:color="auto" w:fill="FFFFFF"/>
+          <w:lang w:val="am-ET"/>
+        </w:rPr>
+        <w:lastRenderedPageBreak/>
+        <w:t>ወእለ፡ ይትማሰልዎ፡ ነገሥት፡ ይቀድምዎሙ፡ ለኵሉ፡ ሰብእ፡ በውስተ፡ ጸሎት፡ ወይበውኡ፡ ቤተ፡ መቅደስ፡ ወቦሙ፡ ምቅዋመ፡ በውስጥ።</w:t>
+      </w:r>
+    </w:p>
+    <w:p>
+      <w:pPr>
+        <w:keepNext/>
+        <w:widowControl w:val="0"/>
+        <w:snapToGrid w:val="0"/>
+        <w:spacing w:before="120"/>
+        <w:jc w:val="center"/>
+        <w:rPr>
+          <w:rFonts w:ascii="Abyssinica SIL" w:hAnsi="Abyssinica SIL" w:cs="Abyssinica SIL"/>
+          <w:b/>
+          <w:bCs/>
+          <w:noProof/>
+          <w:sz w:val="32"/>
+          <w:szCs w:val="32"/>
+          <w:u w:val="single" w:color="00B050"/>
+          <w:lang w:val="am-ET" w:bidi="syr-SY"/>
+        </w:rPr>
+        <w:sectPr>
+          <w:type w:val="continuous"/>
+          <w:pgSz w:w="16838" w:h="11906" w:orient="landscape"/>
+          <w:pgMar w:top="1247" w:right="1418" w:bottom="1247" w:left="1418" w:header="0" w:footer="0" w:gutter="0"/>
+          <w:cols w:space="720"/>
+          <w:formProt w:val="0"/>
+          <w:docGrid w:linePitch="600" w:charSpace="32768"/>
+        </w:sectPr>
+      </w:pPr>
+    </w:p>
+    <w:p>
+      <w:pPr>
+        <w:keepNext/>
+        <w:widowControl w:val="0"/>
+        <w:snapToGrid w:val="0"/>
+        <w:spacing w:before="120"/>
+        <w:jc w:val="center"/>
+        <w:rPr>
+          <w:rFonts w:ascii="Abyssinica SIL" w:hAnsi="Abyssinica SIL" w:cs="Abyssinica SIL"/>
+          <w:b/>
+          <w:bCs/>
+          <w:noProof/>
+          <w:sz w:val="32"/>
+          <w:szCs w:val="32"/>
+          <w:u w:val="single" w:color="00B050"/>
+          <w:lang w:val="am-ET" w:bidi="syr-SY"/>
+        </w:rPr>
+      </w:pPr>
+      <w:r>
+        <w:rPr>
+          <w:rFonts w:ascii="Abyssinica SIL" w:hAnsi="Abyssinica SIL" w:cs="Abyssinica SIL"/>
+          <w:b/>
+          <w:bCs/>
+          <w:noProof/>
+          <w:sz w:val="32"/>
+          <w:szCs w:val="32"/>
+          <w:u w:val="single" w:color="00B050"/>
+          <w:lang w:val="am-ET" w:bidi="syr-SY"/>
+        </w:rPr>
+        <w:t>፳፰፡ ትእዛዝ።</w:t>
+      </w:r>
+    </w:p>
+    <w:p>
+      <w:pPr>
+        <w:snapToGrid w:val="0"/>
+        <w:spacing w:before="120"/>
+        <w:jc w:val="both"/>
+        <w:rPr>
+          <w:rFonts w:ascii="Abyssinica SIL" w:hAnsi="Abyssinica SIL" w:cs="Abyssinica SIL"/>
+          <w:noProof/>
+          <w:color w:val="993300"/>
+          <w:sz w:val="28"/>
+          <w:szCs w:val="28"/>
+          <w:shd w:val="clear" w:color="auto" w:fill="FFFFFF"/>
+          <w:lang w:val="am-ET"/>
+        </w:rPr>
+      </w:pPr>
+      <w:r>
+        <w:rPr>
+          <w:rFonts w:ascii="Abyssinica SIL" w:hAnsi="Abyssinica SIL" w:cs="Abyssinica SIL"/>
+          <w:noProof/>
+          <w:color w:val="993300"/>
+          <w:sz w:val="28"/>
+          <w:szCs w:val="28"/>
+          <w:shd w:val="clear" w:color="auto" w:fill="FFFFFF"/>
+          <w:lang w:val="am-ET"/>
+        </w:rPr>
+        <w:t>ኢይትኀበል፡ ንጉሥ፡ ገቢረ፡ በቤተ፡ መቅደስ፡ በፈቃደ፡ ርእሱ፡ አላ፡ በፈሪሀ፡ እግዚአብሔር፡ ወበኂሩት፡ ከመ፡ ይሡቅ፡ እግዚአብሔር፡ መንበሮ፡ በጽድቅ፡ ወያኑኅ፡ መዋዕሊሁ፡ ወያውርሶ፡ ጸጋ፡ ዘለዓለም፡ መንፈሳዌ፡ ወኢይክልኦ፡ ውሉደ፡ እለ፡ ይነብሩ፡ ዲበ፡ መንበሩ፡ እስከ፡ ለዓለም።</w:t>
+      </w:r>
+    </w:p>
+    <w:p>
+      <w:pPr>
+        <w:keepNext/>
+        <w:widowControl w:val="0"/>
+        <w:snapToGrid w:val="0"/>
+        <w:spacing w:before="120"/>
+        <w:jc w:val="center"/>
+        <w:rPr>
+          <w:rFonts w:ascii="Abyssinica SIL" w:hAnsi="Abyssinica SIL" w:cs="Abyssinica SIL"/>
+          <w:b/>
+          <w:bCs/>
+          <w:noProof/>
+          <w:sz w:val="32"/>
+          <w:szCs w:val="32"/>
+          <w:u w:val="single" w:color="00B050"/>
+          <w:lang w:val="am-ET" w:bidi="syr-SY"/>
+        </w:rPr>
+        <w:sectPr>
+          <w:type w:val="continuous"/>
+          <w:pgSz w:w="16838" w:h="11906" w:orient="landscape"/>
+          <w:pgMar w:top="1247" w:right="1418" w:bottom="1247" w:left="1418" w:header="0" w:footer="0" w:gutter="0"/>
+          <w:cols w:space="720"/>
+          <w:formProt w:val="0"/>
+          <w:docGrid w:linePitch="600" w:charSpace="32768"/>
+        </w:sectPr>
+      </w:pPr>
+    </w:p>
+    <w:p>
+      <w:pPr>
+        <w:keepNext/>
+        <w:widowControl w:val="0"/>
+        <w:snapToGrid w:val="0"/>
+        <w:spacing w:before="120"/>
+        <w:jc w:val="center"/>
+        <w:rPr>
+          <w:rFonts w:ascii="Abyssinica SIL" w:hAnsi="Abyssinica SIL" w:cs="Abyssinica SIL"/>
+          <w:b/>
+          <w:bCs/>
+          <w:noProof/>
+          <w:sz w:val="32"/>
+          <w:szCs w:val="32"/>
+          <w:u w:val="single" w:color="00B050"/>
+          <w:lang w:val="am-ET" w:bidi="syr-SY"/>
+        </w:rPr>
+      </w:pPr>
+      <w:r>
+        <w:rPr>
+          <w:rFonts w:ascii="Abyssinica SIL" w:hAnsi="Abyssinica SIL" w:cs="Abyssinica SIL"/>
+          <w:b/>
+          <w:bCs/>
+          <w:noProof/>
+          <w:sz w:val="32"/>
+          <w:szCs w:val="32"/>
+          <w:u w:val="single" w:color="00B050"/>
+          <w:lang w:val="am-ET" w:bidi="syr-SY"/>
+        </w:rPr>
+        <w:t>፳፱፡ ትእዛዝ።</w:t>
+      </w:r>
+    </w:p>
+    <w:p>
+      <w:pPr>
+        <w:snapToGrid w:val="0"/>
+        <w:spacing w:before="120"/>
+        <w:jc w:val="both"/>
+        <w:rPr>
+          <w:rFonts w:ascii="Abyssinica SIL" w:hAnsi="Abyssinica SIL" w:cs="Abyssinica SIL"/>
+          <w:noProof/>
+          <w:color w:val="993300"/>
+          <w:sz w:val="28"/>
+          <w:szCs w:val="28"/>
+          <w:shd w:val="clear" w:color="auto" w:fill="FFFFFF"/>
+          <w:lang w:val="am-ET"/>
+        </w:rPr>
+      </w:pPr>
+      <w:r>
+        <w:rPr>
+          <w:rFonts w:ascii="Abyssinica SIL" w:hAnsi="Abyssinica SIL" w:cs="Abyssinica SIL"/>
+          <w:noProof/>
+          <w:color w:val="993300"/>
+          <w:sz w:val="28"/>
+          <w:szCs w:val="28"/>
+          <w:shd w:val="clear" w:color="auto" w:fill="FFFFFF"/>
+          <w:lang w:val="am-ET"/>
+        </w:rPr>
+        <w:t>ካህናት። ወኢይትሐበሉ፡ ካህናት፡ ወሢዩማን፡ እምግብር፡ ዘተአዘዙ፡ ወኢይትዐደዉ፡ ትእዛዘ፡ እምዘ፡ አብሕዎሙ፡ ከመ፡ ይአዝዙ፡ ወይገሥጹ። ወሤምዎሙ፡ በዘ፡ ይደሉ፡ ወይረትዕ፡ ወአኮ፡ በዘ፡ ይረክብ፡ ኀጢአተ፡ ወቅሥተ፡ ወይከውን፡ በላዕሌሁ፡ ጋእዘ።</w:t>
+      </w:r>
+    </w:p>
+    <w:p>
+      <w:pPr>
+        <w:keepNext/>
+        <w:widowControl w:val="0"/>
+        <w:snapToGrid w:val="0"/>
+        <w:spacing w:before="120"/>
+        <w:jc w:val="center"/>
+        <w:rPr>
+          <w:rFonts w:ascii="Abyssinica SIL" w:hAnsi="Abyssinica SIL" w:cs="Abyssinica SIL"/>
+          <w:b/>
+          <w:bCs/>
+          <w:noProof/>
+          <w:sz w:val="32"/>
+          <w:szCs w:val="32"/>
+          <w:u w:val="single" w:color="00B050"/>
+          <w:lang w:val="am-ET" w:bidi="syr-SY"/>
+        </w:rPr>
+        <w:sectPr>
+          <w:type w:val="continuous"/>
+          <w:pgSz w:w="16838" w:h="11906" w:orient="landscape"/>
+          <w:pgMar w:top="1247" w:right="1418" w:bottom="1247" w:left="1418" w:header="0" w:footer="0" w:gutter="0"/>
+          <w:cols w:space="720"/>
+          <w:formProt w:val="0"/>
+          <w:docGrid w:linePitch="600" w:charSpace="32768"/>
+        </w:sectPr>
+      </w:pPr>
+    </w:p>
+    <w:p>
+      <w:pPr>
+        <w:keepNext/>
+        <w:widowControl w:val="0"/>
+        <w:snapToGrid w:val="0"/>
+        <w:spacing w:before="120"/>
+        <w:jc w:val="center"/>
+        <w:rPr>
+          <w:rFonts w:ascii="Abyssinica SIL" w:hAnsi="Abyssinica SIL" w:cs="Abyssinica SIL"/>
+          <w:b/>
+          <w:bCs/>
+          <w:noProof/>
+          <w:sz w:val="32"/>
+          <w:szCs w:val="32"/>
+          <w:u w:val="single" w:color="00B050"/>
+          <w:lang w:val="am-ET" w:bidi="syr-SY"/>
+        </w:rPr>
+      </w:pPr>
+      <w:r>
+        <w:rPr>
+          <w:rFonts w:ascii="Abyssinica SIL" w:hAnsi="Abyssinica SIL" w:cs="Abyssinica SIL"/>
+          <w:b/>
+          <w:bCs/>
+          <w:noProof/>
+          <w:sz w:val="32"/>
+          <w:szCs w:val="32"/>
+          <w:u w:val="single" w:color="00B050"/>
+          <w:lang w:val="am-ET" w:bidi="syr-SY"/>
+        </w:rPr>
+        <w:t>፴፡ ትእዛዝ።</w:t>
+      </w:r>
+    </w:p>
+    <w:p>
+      <w:pPr>
+        <w:snapToGrid w:val="0"/>
+        <w:spacing w:before="120"/>
+        <w:jc w:val="both"/>
+        <w:rPr>
+          <w:rFonts w:ascii="Abyssinica SIL" w:hAnsi="Abyssinica SIL" w:cs="Abyssinica SIL"/>
+          <w:noProof/>
+          <w:color w:val="993300"/>
+          <w:sz w:val="28"/>
+          <w:szCs w:val="28"/>
+          <w:shd w:val="clear" w:color="auto" w:fill="FFFFFF"/>
+          <w:lang w:val="am-ET"/>
+        </w:rPr>
+      </w:pPr>
+      <w:r>
+        <w:rPr>
+          <w:rFonts w:ascii="Abyssinica SIL" w:hAnsi="Abyssinica SIL" w:cs="Abyssinica SIL"/>
+          <w:noProof/>
+          <w:color w:val="993300"/>
+          <w:sz w:val="28"/>
+          <w:szCs w:val="28"/>
+          <w:shd w:val="clear" w:color="auto" w:fill="FFFFFF"/>
+          <w:lang w:val="am-ET"/>
+        </w:rPr>
+        <w:t>በእንተ፡ ቍርባን። ወያዕርጉ፡ ኅብስተ፡ ዘይትገበር፡ ለቍርባን፡ ዲበ፡ ምሥዋዕ፡ በዕለተ፡ ተገብረ፡ ወኢያስተዳኅርዎ፡ ለጌሠም፡ ወይሜጥዉ፡ በዕለቱ፡ ወኢያትርፉ፡ ለካልእ፡ ዕለት፡ እስመ፡ ኢይደሉ።</w:t>
+      </w:r>
+    </w:p>
+    <w:p>
+      <w:pPr>
+        <w:snapToGrid w:val="0"/>
+        <w:spacing w:before="120"/>
+        <w:jc w:val="center"/>
+        <w:rPr>
+          <w:rFonts w:ascii="Abyssinica SIL" w:hAnsi="Abyssinica SIL" w:cs="Abyssinica SIL"/>
+          <w:noProof/>
+          <w:color w:val="993300"/>
+          <w:sz w:val="28"/>
+          <w:szCs w:val="28"/>
+          <w:shd w:val="clear" w:color="auto" w:fill="FFFFFF"/>
+          <w:lang w:val="am-ET"/>
+        </w:rPr>
+      </w:pPr>
+      <w:r>
+        <w:rPr>
+          <w:rFonts w:ascii="Abyssinica SIL" w:hAnsi="Abyssinica SIL" w:cs="Abyssinica SIL"/>
+          <w:noProof/>
+          <w:color w:val="993300"/>
+          <w:sz w:val="28"/>
+          <w:szCs w:val="28"/>
+          <w:shd w:val="clear" w:color="auto" w:fill="FFFFFF"/>
+          <w:lang w:val="am-ET"/>
+        </w:rPr>
+        <w:t>ወከመዝ፡ አዘዝናክሙ፡ ከመ፡ ትግበሩ፡ በከመ፡ አርአየክሙ፡ እግዚአብሔር፡ እምድኅሬነ።</w:t>
+      </w:r>
+    </w:p>
+    <w:p>
+      <w:pPr>
+        <w:keepNext/>
+        <w:widowControl w:val="0"/>
+        <w:snapToGrid w:val="0"/>
+        <w:spacing w:before="120"/>
+        <w:jc w:val="center"/>
+        <w:rPr>
+          <w:rFonts w:ascii="Abyssinica SIL" w:hAnsi="Abyssinica SIL" w:cs="Abyssinica SIL"/>
+          <w:b/>
+          <w:bCs/>
+          <w:noProof/>
+          <w:sz w:val="32"/>
+          <w:szCs w:val="32"/>
+          <w:u w:val="single" w:color="00B050"/>
+          <w:lang w:val="am-ET" w:bidi="syr-SY"/>
+        </w:rPr>
+        <w:sectPr>
+          <w:type w:val="continuous"/>
+          <w:pgSz w:w="16838" w:h="11906" w:orient="landscape"/>
+          <w:pgMar w:top="1247" w:right="1418" w:bottom="1247" w:left="1418" w:header="0" w:footer="0" w:gutter="0"/>
+          <w:cols w:space="720"/>
+          <w:formProt w:val="0"/>
+          <w:docGrid w:linePitch="600" w:charSpace="32768"/>
+        </w:sectPr>
+      </w:pPr>
+    </w:p>
+    <w:p>
+      <w:pPr>
+        <w:keepNext/>
+        <w:widowControl w:val="0"/>
+        <w:snapToGrid w:val="0"/>
+        <w:spacing w:before="120"/>
+        <w:jc w:val="center"/>
+        <w:rPr>
+          <w:rFonts w:ascii="Abyssinica SIL" w:hAnsi="Abyssinica SIL" w:cs="Abyssinica SIL"/>
+          <w:b/>
+          <w:bCs/>
+          <w:noProof/>
+          <w:sz w:val="32"/>
+          <w:szCs w:val="32"/>
+          <w:u w:val="single" w:color="00B050"/>
+          <w:lang w:val="am-ET" w:bidi="syr-SY"/>
+        </w:rPr>
+      </w:pPr>
+      <w:r>
+        <w:rPr>
+          <w:rFonts w:ascii="Abyssinica SIL" w:hAnsi="Abyssinica SIL" w:cs="Abyssinica SIL"/>
+          <w:b/>
+          <w:bCs/>
+          <w:noProof/>
+          <w:sz w:val="32"/>
+          <w:szCs w:val="32"/>
+          <w:u w:val="single" w:color="00B050"/>
+          <w:lang w:val="am-ET" w:bidi="syr-SY"/>
+        </w:rPr>
+        <w:t>Conclusion</w:t>
+      </w:r>
+    </w:p>
+    <w:p>
+      <w:pPr>
+        <w:snapToGrid w:val="0"/>
+        <w:spacing w:before="120"/>
+        <w:jc w:val="both"/>
+        <w:rPr>
+          <w:rFonts w:ascii="Abyssinica SIL" w:hAnsi="Abyssinica SIL" w:cs="Abyssinica SIL"/>
+          <w:noProof/>
+          <w:color w:val="993300"/>
+          <w:sz w:val="28"/>
+          <w:szCs w:val="28"/>
+          <w:shd w:val="clear" w:color="auto" w:fill="FFFFFF"/>
+          <w:lang w:val="am-ET"/>
+        </w:rPr>
+      </w:pPr>
+      <w:r>
+        <w:rPr>
+          <w:rFonts w:ascii="Abyssinica SIL" w:hAnsi="Abyssinica SIL" w:cs="Abyssinica SIL"/>
+          <w:noProof/>
+          <w:color w:val="993300"/>
+          <w:sz w:val="28"/>
+          <w:szCs w:val="28"/>
+          <w:shd w:val="clear" w:color="auto" w:fill="FFFFFF"/>
+          <w:lang w:val="am-ET"/>
+        </w:rPr>
+        <w:t>ወዘንተ፡ ሠርዑ፡ ሐዋርያት፡ እንዘ፡ ጉቡኣን፡ እሙንቱ፡ ውስተ፡ ጽርሕ፡ በኢየሩሳሌም፡ ለእለ፡ ሰምዕዎሙ፡ ወተለውዎሙ፡ ወአምኑ፡ በእግዚአብሔር፡ በእደዊሆሙ፡ እምአይሁድ፡ ወእምኵሉ፡ አሕዛብ፡ ወሠርዕዎ፡ ለኵሉ፡ ዓለም፡ እስመ፡ መንፈስ፡ ቅዱስ፡ ዘወረደ፡ ላዕሌሆሙ፡ በመልዕልተ፡ ጽዮን፡ በበዓለ፡ ኀምሳ፡ ኮኖሙ፡ ጥበበ፡ ወአለበዎሙ፡ ኵሎ፡ ዘይትፈቀድ፡ በከመ፡ አሰፈዎሙ፡ እግዚእነ፡ ክርስቶስ፡ በኵሉ፡ ግብሮሙ።</w:t>
+      </w:r>
+    </w:p>
+    <w:p>
+      <w:pPr>
+        <w:snapToGrid w:val="0"/>
+        <w:spacing w:before="120"/>
+        <w:jc w:val="both"/>
+        <w:rPr>
+          <w:rFonts w:ascii="Abyssinica SIL" w:hAnsi="Abyssinica SIL" w:cs="Abyssinica SIL"/>
+          <w:noProof/>
+          <w:color w:val="993300"/>
+          <w:sz w:val="28"/>
+          <w:szCs w:val="28"/>
+          <w:shd w:val="clear" w:color="auto" w:fill="FFFFFF"/>
+          <w:lang w:val="am-ET"/>
+        </w:rPr>
+      </w:pPr>
+      <w:r>
+        <w:rPr>
+          <w:rFonts w:ascii="Abyssinica SIL" w:hAnsi="Abyssinica SIL" w:cs="Abyssinica SIL"/>
+          <w:noProof/>
+          <w:color w:val="993300"/>
+          <w:sz w:val="28"/>
+          <w:szCs w:val="28"/>
+          <w:shd w:val="clear" w:color="auto" w:fill="FFFFFF"/>
+          <w:lang w:val="am-ET"/>
+        </w:rPr>
+        <w:t>ወአልቦሙ፡ ጻማ፡ በእንቲአሁ፡ እስመ፡ ረድኤተ፡ ቦሙ፡ በዘ፡ ተውህበ፡ ሥልጣነ፡ ወለበዉ፡ አእምሮ፡ እግዚአብሔር፡ ወገብርዎ፡ እስመ፡ ይፈርሁ፡ ላዕለ፡ እለ፡ ተለውዎሙ፡ ወአምኑ፡ በእደዊሆሙ፡ እምተኵላት፡ መደልዋን፡ ከመ፡ ኢይምጽኡ፡ ወኢይምሥጥዎሙ፡ እምድኅሬሆሙ፡ እስመቦ፡ ሰብአ፡ እለ፡ ይትሜሰልዎሙ፡ ለሐዋርያት፡ ወይመጽኡ፡ በአርአያ፡ አባግዕ፡ ወእሙንቱሰ፡ ተኵላት፡ መሠጥ፡</w:t>
+      </w:r>
+      <w:r>
+        <w:rPr>
+          <w:rFonts w:ascii="Abyssinica SIL" w:hAnsi="Abyssinica SIL" w:cs="Abyssinica SIL"/>
+          <w:noProof/>
+          <w:color w:val="993300"/>
+          <w:sz w:val="28"/>
+          <w:szCs w:val="28"/>
+          <w:shd w:val="clear" w:color="auto" w:fill="FFFFFF"/>
+          <w:lang w:val="am-ET"/>
+        </w:rPr>
+        <w:t xml:space="preserve"> </w:t>
+      </w:r>
+      <w:r>
+        <w:rPr>
+          <w:rFonts w:ascii="Abyssinica SIL" w:hAnsi="Abyssinica SIL" w:cs="Abyssinica SIL"/>
+          <w:noProof/>
+          <w:color w:val="993300"/>
+          <w:sz w:val="28"/>
+          <w:szCs w:val="28"/>
+          <w:shd w:val="clear" w:color="auto" w:fill="FFFFFF"/>
+          <w:lang w:val="am-ET"/>
+        </w:rPr>
+        <w:lastRenderedPageBreak/>
+        <w:t>ወቀዲሙ፡ ነገሮሙ፡ እግዚእነ፡ ዘንተ። ወጳውሎስኒ፡ ላእከ፡ ጽድቅ፡ ወስልዋኖስ፡ ረድኡ፡ አመ፡ ዖዱ፡ ምድረ፡ ሶርያ፡ ወባዕደኒ፡ አዘዝዎሙ፡ ለእለ፡ አምኑ፡ በእደዊሆሙ፡ ወበእደ፡ ኵሎሙ፡ ሐዋርያት።</w:t>
+      </w:r>
+    </w:p>
+    <w:p>
+      <w:pPr>
+        <w:snapToGrid w:val="0"/>
+        <w:spacing w:before="120"/>
+        <w:jc w:val="both"/>
+        <w:rPr>
+          <w:rFonts w:ascii="Abyssinica SIL" w:hAnsi="Abyssinica SIL" w:cs="Abyssinica SIL"/>
+          <w:noProof/>
+          <w:color w:val="993300"/>
+          <w:sz w:val="28"/>
+          <w:szCs w:val="28"/>
+          <w:shd w:val="clear" w:color="auto" w:fill="FFFFFF"/>
+          <w:lang w:val="am-ET"/>
+        </w:rPr>
+      </w:pPr>
+      <w:r>
+        <w:rPr>
+          <w:rFonts w:ascii="Abyssinica SIL" w:hAnsi="Abyssinica SIL" w:cs="Abyssinica SIL"/>
+          <w:noProof/>
+          <w:color w:val="993300"/>
+          <w:sz w:val="28"/>
+          <w:szCs w:val="28"/>
+          <w:shd w:val="clear" w:color="auto" w:fill="FFFFFF"/>
+          <w:lang w:val="am-ET"/>
+        </w:rPr>
+        <w:t>ወዓዲሆሙ፡ ኢተጋብኡ፡ ወገብሩ፡ ዘንተ፡ ትእዛዘ፡ እንዘ፡ ያነብቡ፡ ፍካሬ፡ መጻሕፍት፡ ቅዱሳት። ወከሠቱ፡ ለሰብእ፡ ዘቦቱ፡ በቍዔተ፡ ለነፍሶሙ፡ ወገብሩ፡ ሕገ፡ ወሥርዐተ፡ ለቤተ፡ ክርስቲያን፡ ቅድስት፡ ወውእቱኒ፡ በትሕትና፡ ወየውሀት፡ ወአውፅኡ፡ ኅቡኣተ፡ ለሰብእ፡ ወአርአዩ፡ ተአምረ፡ ዘከመ፡ ገብረ፡ እግዚኦሙ፡ ወከማሁ፡ ኮነ፡ በእደዊሆሙ።</w:t>
+      </w:r>
+    </w:p>
+    <w:p>
+      <w:pPr>
+        <w:snapToGrid w:val="0"/>
+        <w:spacing w:before="120"/>
+        <w:jc w:val="both"/>
+        <w:rPr>
+          <w:rFonts w:ascii="Abyssinica SIL" w:hAnsi="Abyssinica SIL" w:cs="Abyssinica SIL"/>
+          <w:noProof/>
+          <w:color w:val="993300"/>
+          <w:sz w:val="28"/>
+          <w:szCs w:val="28"/>
+          <w:shd w:val="clear" w:color="auto" w:fill="FFFFFF"/>
+          <w:lang w:val="am-ET"/>
+        </w:rPr>
+      </w:pPr>
+      <w:r>
+        <w:rPr>
+          <w:rFonts w:ascii="Abyssinica SIL" w:hAnsi="Abyssinica SIL" w:cs="Abyssinica SIL"/>
+          <w:noProof/>
+          <w:color w:val="993300"/>
+          <w:sz w:val="28"/>
+          <w:szCs w:val="28"/>
+          <w:shd w:val="clear" w:color="auto" w:fill="FFFFFF"/>
+          <w:lang w:val="am-ET"/>
+        </w:rPr>
+        <w:t>ወይመጽኡ፡ ኀቤሆሙ፡ ብዙኀ፡ ሰብእ፡ በበዕለቱ፡ ወየአምኑ፡ በክርስቶስ፡ በእደዊሆሙ። ወይመጽኡ፡ ኀቤሆሙ፡ እምርሑቅ፡ ብሔር፡ ወይሰምዑ፡ ቃሎሙ፡ ወይትዌከፉ፡ ትእዛዞሙ፡ ወትምህርቶሙ፡ ጥዩቀ፡ በአማን፡</w:t>
+      </w:r>
+      <w:r>
+        <w:rPr>
+          <w:rFonts w:ascii="Abyssinica SIL" w:hAnsi="Abyssinica SIL" w:cs="Abyssinica SIL"/>
+          <w:noProof/>
+          <w:color w:val="993300"/>
+          <w:sz w:val="28"/>
+          <w:szCs w:val="28"/>
+          <w:shd w:val="clear" w:color="auto" w:fill="FFFFFF"/>
+          <w:lang w:val="am-ET"/>
+        </w:rPr>
+        <w:t xml:space="preserve"> </w:t>
+      </w:r>
+      <w:r>
+        <w:rPr>
+          <w:rFonts w:ascii="Abyssinica SIL" w:hAnsi="Abyssinica SIL" w:cs="Abyssinica SIL"/>
+          <w:noProof/>
+          <w:color w:val="993300"/>
+          <w:sz w:val="28"/>
+          <w:szCs w:val="28"/>
+          <w:shd w:val="clear" w:color="auto" w:fill="FFFFFF"/>
+          <w:lang w:val="am-ET"/>
+        </w:rPr>
+        <w:t>ወኒቆዲሞስ፡ ወገማልኤል፡ ሊቃነ፡ ካህናት፡ ወማኅበረ፡ አይሁድ፡ ይመጽኡ፡ በኅቡእ፡ ወይትዌከፉ፡ ትምህርቶሙ፡ ወትእዛዞሙ፡ ርኢዮሙ፡ ዘያወፅኡ፡ ኅቡኣተ። ወአንቆ፡ ወአሌዊ፡ ወቀዳይ፡ ወኔሪ፡ ወሐና፡ ወቀያፋ፡ ወአስክንድሮስ፡ ካህናተ፡ አይሁድ፡ ይመጽኡ፡ በሌሊት፡ ወይአምኑ፡ ወይገንዩ፡ ከመ፡ ውእቱ፡ ክርስቶስ፡ ዘአሐሰውናሁ፡ ውእቱ፡ መሲሐ፡ ጽድቅ፡ ዘተነበዩ፡ ላዕሌሁ፡ ነቢያት፡ ውእቱ፡ ወልደ፡ እግዚአብሔር፡ በአማን፡ ወኢያግሀዱ፡ እምፍርሀተ፡ አይሁድ።</w:t>
+      </w:r>
+    </w:p>
+    <w:p>
+      <w:pPr>
+        <w:snapToGrid w:val="0"/>
+        <w:spacing w:before="120"/>
+        <w:jc w:val="both"/>
+        <w:rPr>
+          <w:rFonts w:ascii="Abyssinica SIL" w:hAnsi="Abyssinica SIL" w:cs="Abyssinica SIL"/>
+          <w:noProof/>
+          <w:color w:val="993300"/>
+          <w:sz w:val="28"/>
+          <w:szCs w:val="28"/>
+          <w:shd w:val="clear" w:color="auto" w:fill="FFFFFF"/>
+          <w:lang w:val="am-ET"/>
+        </w:rPr>
+      </w:pPr>
+      <w:r>
+        <w:rPr>
+          <w:rFonts w:ascii="Abyssinica SIL" w:hAnsi="Abyssinica SIL" w:cs="Abyssinica SIL"/>
+          <w:noProof/>
+          <w:color w:val="993300"/>
+          <w:sz w:val="28"/>
+          <w:szCs w:val="28"/>
+          <w:shd w:val="clear" w:color="auto" w:fill="FFFFFF"/>
+          <w:lang w:val="am-ET"/>
+        </w:rPr>
+        <w:t>ወተወክፍዎሙ፡ ሐዋርያት፡ ወተፈሥሑ፡ ቦሙ፡ ወይቤልዎሙ፡ ኢይደልወክሙ፡ ትግበሩ፡ ከመዝ፡ ወኢትኅፈሩ፡ እምሰብእ፡ ወኢትፍርህዎሙ። ወታኀልቁ፡ ሕይወተክሙ፡ በጌጋይ፡ ወበከንቱ። ወይደልወክሙሰ፡ ትፍርህዎ፡ ለእግዚአብሔር፡ ዘአልቦ፡ ዘይትኀብኦ፡ ወኢትሙቱ፡ በማእከል፡ ወይትኀሠሡክሙ፡ ምስለ፡ አበዊክሙ፡ በደመ፡ እግዚእነ፡ ክርስቶስ፡ ዘደፈሩ፡ አበዊክሙ፡ ወባሕቱ፡ ይደልወክሙ፡ ለእመ፡ አመንክሙ፡ በክርስቶስ፡ ከመ፡ ታጥብዑ፡ ገሀደ፡ ወትእመኑ፡ በሀይማኖት፡ እንተ፡ ዜነዉ፡ ሐዋርያት፡ ወትትወከፉ፡ ኵሎ፡ ዘንጼውዕ፡ ሰብአ፡ ኀቤሁ።</w:t>
+      </w:r>
+    </w:p>
+    <w:p>
+      <w:pPr>
+        <w:snapToGrid w:val="0"/>
+        <w:spacing w:before="120"/>
+        <w:jc w:val="both"/>
+        <w:rPr>
+          <w:rFonts w:ascii="Abyssinica SIL" w:hAnsi="Abyssinica SIL" w:cs="Abyssinica SIL"/>
+          <w:noProof/>
+          <w:color w:val="993300"/>
+          <w:sz w:val="28"/>
+          <w:szCs w:val="28"/>
+          <w:shd w:val="clear" w:color="auto" w:fill="FFFFFF"/>
+          <w:lang w:val="am-ET"/>
+        </w:rPr>
+      </w:pPr>
+      <w:r>
+        <w:rPr>
+          <w:rFonts w:ascii="Abyssinica SIL" w:hAnsi="Abyssinica SIL" w:cs="Abyssinica SIL"/>
+          <w:noProof/>
+          <w:color w:val="993300"/>
+          <w:sz w:val="28"/>
+          <w:szCs w:val="28"/>
+          <w:shd w:val="clear" w:color="auto" w:fill="FFFFFF"/>
+          <w:lang w:val="am-ET"/>
+        </w:rPr>
+        <w:t>ወሰሚዖሙ፡ ቃሎሙ፡ ካህናተ፡ አይሁድ፡ ከልሑ፡ በዐቢይ፡ ቃል፡ በማእከለ፡ ኵሎሙ፡ ሐዋርያት፡ ወይቤሉ፡ በአማን፡ ንሕነ፡ ነአምን፡ በክርስቶስ፡ ዘሰቀሉ፡ አይሁድ፡ ወተቀብረ፡ ወተንሥአ፡ በሣልስት፡ ዕለት፡ ወንሕነ፡ ንአምን፡ ከመ፡ ውእቱ፡ አምላክ፡ ቀዳማዊ፡ ዘእምትካት፡ ወይትቤቀሎሙ፡ ለእለ፡ ሰቀልዎ። ወንሕነሰ፡ ውፁኣን፡ እምኔሆሙ።</w:t>
+      </w:r>
+    </w:p>
+    <w:p>
+      <w:pPr>
+        <w:snapToGrid w:val="0"/>
+        <w:spacing w:before="120"/>
+        <w:jc w:val="both"/>
+        <w:rPr>
+          <w:rFonts w:ascii="Abyssinica SIL" w:hAnsi="Abyssinica SIL" w:cs="Abyssinica SIL"/>
+          <w:noProof/>
+          <w:color w:val="993300"/>
+          <w:sz w:val="28"/>
+          <w:szCs w:val="28"/>
+          <w:shd w:val="clear" w:color="auto" w:fill="FFFFFF"/>
+          <w:lang w:val="am-ET"/>
+        </w:rPr>
+      </w:pPr>
+      <w:r>
+        <w:rPr>
+          <w:rFonts w:ascii="Abyssinica SIL" w:hAnsi="Abyssinica SIL" w:cs="Abyssinica SIL"/>
+          <w:noProof/>
+          <w:color w:val="993300"/>
+          <w:sz w:val="28"/>
+          <w:szCs w:val="28"/>
+          <w:shd w:val="clear" w:color="auto" w:fill="FFFFFF"/>
+          <w:lang w:val="am-ET"/>
+        </w:rPr>
+        <w:t>ወከሠቱ፡ ለሰብእ፡ ኵሎ፡ ኅቡኣተ፡ ወአምኑ፡ ገሀደ፡ ወኢተፈልጡ፡ እምሐዋርያት፡ እስመ፡ ያሌብውዎሙ፡ ኵሎ፡ ዘመሀሩ፡ ለሰብእ፡ እምሐዲስ፡ ሕግ፡ ዘውእቱ፡ ሥርዐት፡ ኅሩይ፡ ዘወፅአ፡ እምጽዮን፡ በከመ፡ ይቤ፡ ጽሑፍ።</w:t>
+      </w:r>
+    </w:p>
+    <w:p>
+      <w:pPr>
+        <w:snapToGrid w:val="0"/>
+        <w:spacing w:before="120"/>
+        <w:jc w:val="both"/>
+        <w:rPr>
+          <w:rFonts w:ascii="Abyssinica SIL" w:hAnsi="Abyssinica SIL" w:cs="Abyssinica SIL"/>
+          <w:noProof/>
+          <w:color w:val="993300"/>
+          <w:sz w:val="28"/>
+          <w:szCs w:val="28"/>
+          <w:shd w:val="clear" w:color="auto" w:fill="FFFFFF"/>
+          <w:lang w:val="am-ET"/>
+        </w:rPr>
+      </w:pPr>
+      <w:r>
+        <w:rPr>
+          <w:rFonts w:ascii="Abyssinica SIL" w:hAnsi="Abyssinica SIL" w:cs="Abyssinica SIL"/>
+          <w:noProof/>
+          <w:color w:val="993300"/>
+          <w:sz w:val="28"/>
+          <w:szCs w:val="28"/>
+          <w:shd w:val="clear" w:color="auto" w:fill="FFFFFF"/>
+          <w:lang w:val="am-ET"/>
+        </w:rPr>
+        <w:lastRenderedPageBreak/>
+        <w:t>ወይሰምዑ፡ ትምህርተ፡ ወይገብርዎ፡ ቅድመ፡ ኵሉ፡ ሰብእ፡ ወለእመ፡ ረከቦሙ፡ ምንዳቤ፡ ለሐዋርያት፡ ይረድእዎሙ፡ ወይትዔገሡ፡ መቅሠፍተ፡ ወመዋቅሕተ፡ ወኵሎ፡ ኀሳረ፡ በእንተ፡ አሚን፡ በክርስቶስ፡ ወይትፌሥሑ፡ በኵሉ፡ ዘረከቦሙ፡ ወያበዝኁ፡ ሐዊረ፡ ኀበ፡ አሚን፡ በእግዚእነ፡ ክርስቶስ።</w:t>
+      </w:r>
+    </w:p>
+    <w:p>
+      <w:pPr>
+        <w:snapToGrid w:val="0"/>
+        <w:spacing w:before="120"/>
+        <w:jc w:val="both"/>
+        <w:rPr>
+          <w:rFonts w:ascii="Abyssinica SIL" w:hAnsi="Abyssinica SIL" w:cs="Abyssinica SIL"/>
+          <w:noProof/>
+          <w:color w:val="993300"/>
+          <w:sz w:val="28"/>
+          <w:szCs w:val="28"/>
+          <w:shd w:val="clear" w:color="auto" w:fill="FFFFFF"/>
+          <w:lang w:val="am-ET"/>
+        </w:rPr>
+      </w:pPr>
+      <w:r>
+        <w:rPr>
+          <w:rFonts w:ascii="Abyssinica SIL" w:hAnsi="Abyssinica SIL" w:cs="Abyssinica SIL"/>
+          <w:noProof/>
+          <w:color w:val="993300"/>
+          <w:sz w:val="28"/>
+          <w:szCs w:val="28"/>
+          <w:shd w:val="clear" w:color="auto" w:fill="FFFFFF"/>
+          <w:lang w:val="am-ET"/>
+        </w:rPr>
+        <w:t>ወእምድኅረ፡ ወፅኡ፡ ሐዋርያት፡ ውስተ፡ ዓለም፡ ኮኑ፡ ሊቃውንተ፡ ለቤተ፡ ክርስቲያን፡ ቅድስት፡ ወይኤዝዙ፡ ወይሜህሩ፡ ለሰብእ፡ ኵሎ፡ ዘነሥኡ፡ እምሐዋርያት። ወአዘዙ፡ እምቅድመ፡ ሞቶሙ፡ ለእለ፡ እምድኅሬሆሙ፡ አርድእቶሙ፡</w:t>
+      </w:r>
+      <w:r>
+        <w:rPr>
+          <w:rFonts w:ascii="Abyssinica SIL" w:hAnsi="Abyssinica SIL" w:cs="Abyssinica SIL"/>
+          <w:noProof/>
+          <w:color w:val="993300"/>
+          <w:sz w:val="28"/>
+          <w:szCs w:val="28"/>
+          <w:shd w:val="clear" w:color="auto" w:fill="FFFFFF"/>
+          <w:lang w:val="am-ET"/>
+        </w:rPr>
+        <w:t xml:space="preserve"> </w:t>
+      </w:r>
+      <w:r>
+        <w:rPr>
+          <w:rFonts w:ascii="Abyssinica SIL" w:hAnsi="Abyssinica SIL" w:cs="Abyssinica SIL"/>
+          <w:noProof/>
+          <w:color w:val="993300"/>
+          <w:sz w:val="28"/>
+          <w:szCs w:val="28"/>
+          <w:shd w:val="clear" w:color="auto" w:fill="FFFFFF"/>
+          <w:lang w:val="am-ET"/>
+        </w:rPr>
+        <w:t>ወዜነወ፡ አስቅጢ፡ ጳውሎስ፡ ወጸሐፈ፡ ያዕቆብ፡ በኢየሩሰሌም፡ ወስምዖን፡ ጴጥሮስ፡ በሀገረ፡ ሮሜ፡ ወዮሐንስ፡ በኤፌሶን፡ ወማርቆስ፡ በአልስክንድርያ፡ ወእንድርያስ፡ በአፍርጋ፡ ወሉቃስ፡ በመቄዶንያ፡ ወይሁዳ፡ ወቶማስ፡ እምድረ፡ ህንደኬ፡ ኀበ፡ ሊቃውንት፡ ወመሀይምናን፡ ውስተ፡ ኵሎ፡ ዓለም፡ ከመ፡ ይትወከፉ፡ መጻሕፍቲሁ፡ ወመልእክቶ፡ ወያንብብዎ፡ ውስተ፡ ኵሉ፡ አብያተ፡ ክርስቲያናት፡ ዘእግዚአብሔር፡ በከመ፡ ይትነበብ፡ ነገረ፡ ሐዋርያት፡ ዘጸሐፈ፡ ሉቃስ፡ ከመ፡ ያእምሩ፡ እስመ፡ ሐዋርያት፡ ወነቢያት፡ ወመጻሕፍት፡ ዘቀዳሚ፡ ወዘሐዲስ፡ የኀብሩ፡ በበይናቲሆሙ።</w:t>
+      </w:r>
+    </w:p>
+    <w:p>
+      <w:pPr>
+        <w:snapToGrid w:val="0"/>
+        <w:spacing w:before="120"/>
+        <w:jc w:val="both"/>
+        <w:rPr>
+          <w:rFonts w:ascii="Abyssinica SIL" w:hAnsi="Abyssinica SIL" w:cs="Abyssinica SIL"/>
+          <w:noProof/>
+          <w:color w:val="993300"/>
+          <w:sz w:val="28"/>
+          <w:szCs w:val="28"/>
+          <w:shd w:val="clear" w:color="auto" w:fill="FFFFFF"/>
+          <w:lang w:val="am-ET"/>
+        </w:rPr>
+      </w:pPr>
+      <w:r>
+        <w:rPr>
+          <w:rFonts w:ascii="Abyssinica SIL" w:hAnsi="Abyssinica SIL" w:cs="Abyssinica SIL"/>
+          <w:noProof/>
+          <w:color w:val="993300"/>
+          <w:sz w:val="28"/>
+          <w:szCs w:val="28"/>
+          <w:shd w:val="clear" w:color="auto" w:fill="FFFFFF"/>
+          <w:lang w:val="am-ET"/>
+        </w:rPr>
+        <w:t>ወጸውዑ፡ ኀበ፡ አሐዱ፡ ጽድቅ፡ ወአሐዱ፡ ቃል፡ ኵሎሙ፡ አሐዱ፡ መንፈስ፡ ዘውእቱ፡ መንፈስ፡ ቅዱስ፡ እምአሐዱ፡ እግዚአብሔር፡ ዘሎቱ፡ ንሰግድ፡ ኵልነ። ወተፈነዉ፡ ሐዋርያት፡ ወሰበኩ፡ ቦቱ፡ ወጸውዑ፡ ኀቤሁ፡ ኵሎ፡ በሓውርተ፡ ዘርሑቅ፡ እምኔሆሙ።</w:t>
+      </w:r>
+    </w:p>
+    <w:p>
+      <w:pPr>
+        <w:snapToGrid w:val="0"/>
+        <w:spacing w:before="120"/>
+        <w:jc w:val="both"/>
+        <w:rPr>
+          <w:rFonts w:ascii="Abyssinica SIL" w:hAnsi="Abyssinica SIL" w:cs="Abyssinica SIL"/>
+          <w:noProof/>
+          <w:color w:val="993300"/>
+          <w:sz w:val="28"/>
+          <w:szCs w:val="28"/>
+          <w:shd w:val="clear" w:color="auto" w:fill="FFFFFF"/>
+          <w:lang w:val="am-ET"/>
+        </w:rPr>
+      </w:pPr>
+      <w:r>
+        <w:rPr>
+          <w:rFonts w:ascii="Abyssinica SIL" w:hAnsi="Abyssinica SIL" w:cs="Abyssinica SIL"/>
+          <w:noProof/>
+          <w:color w:val="993300"/>
+          <w:sz w:val="28"/>
+          <w:szCs w:val="28"/>
+          <w:shd w:val="clear" w:color="auto" w:fill="FFFFFF"/>
+          <w:lang w:val="am-ET"/>
+        </w:rPr>
+        <w:t>ወኵሎ፡ ዘነሥኡ፡ ሐዋርያት፡ በኀበ፡ እግዚእነ፡ ኢየሱስ፡ ክርስቶስ፡ ወመሀሩ፡ ሐዋርያት፡ ወተወክፍዎሙ፡ ወአምኑ፡ ቦቱ፡ በኵሉ፡ አህጉር፡ ወብሔር፡ ወእስከ፡ አጽናፈ፡ ኵሉ፡ ዓለም፡ እንዘ፡ ይረድኦሙ፡ ኀይሉ፡ ለእግዚአብሔር፡ ወጽንዑ፡ ወኢሐሰወ፡ ቃሎ፡ ዘይቤ፡ አነ፡ እሄሉ፡ ምስሌክሙ፡ እስከ፡ ኅልቀተ፡ ዓለም፡</w:t>
+      </w:r>
+      <w:r>
+        <w:rPr>
+          <w:rFonts w:ascii="Abyssinica SIL" w:hAnsi="Abyssinica SIL" w:cs="Abyssinica SIL"/>
+          <w:noProof/>
+          <w:color w:val="993300"/>
+          <w:sz w:val="28"/>
+          <w:szCs w:val="28"/>
+          <w:shd w:val="clear" w:color="auto" w:fill="FFFFFF"/>
+          <w:lang w:val="am-ET"/>
+        </w:rPr>
+        <w:t xml:space="preserve"> </w:t>
+      </w:r>
+      <w:r>
+        <w:rPr>
+          <w:rFonts w:ascii="Abyssinica SIL" w:hAnsi="Abyssinica SIL" w:cs="Abyssinica SIL"/>
+          <w:noProof/>
+          <w:color w:val="993300"/>
+          <w:sz w:val="28"/>
+          <w:szCs w:val="28"/>
+          <w:shd w:val="clear" w:color="auto" w:fill="FFFFFF"/>
+          <w:lang w:val="am-ET"/>
+        </w:rPr>
+        <w:t>ወምስለ፡ ዝንቱ፡ ይጽህቁ፡ ተጋድሎ፡ ምስለ፡ አይሁድ፡ በመጻሕፍተ፡ ነቢያት፡ ወይትጋደሉ፡ ምስለ፡ መሰግላን፡ በተኣምር፡ ግሩም፡ ዘይገብሩ፡ በስመ፡ እግዚእነ፡ ኢየሱስ፡ ክርስቶስ። ወኵሉ፡ አሕዛብ፡ እለ፡ ባዕዳን፡ አህጉር፡ ተወክፉ፡ ኀበ፡ ተጸውዑ፡ ውስተ፡ አሚን፡ በክርስቶስ፡ ዘእንበለ፡ ጋእዝ።</w:t>
+      </w:r>
+    </w:p>
+    <w:p>
+      <w:pPr>
+        <w:snapToGrid w:val="0"/>
+        <w:spacing w:before="120"/>
+        <w:jc w:val="both"/>
+        <w:rPr>
+          <w:rFonts w:ascii="Abyssinica SIL" w:hAnsi="Abyssinica SIL" w:cs="Abyssinica SIL"/>
+          <w:noProof/>
+          <w:color w:val="993300"/>
+          <w:sz w:val="28"/>
+          <w:szCs w:val="28"/>
+          <w:shd w:val="clear" w:color="auto" w:fill="FFFFFF"/>
+          <w:lang w:val="am-ET"/>
+        </w:rPr>
+      </w:pPr>
+      <w:r>
+        <w:rPr>
+          <w:rFonts w:ascii="Abyssinica SIL" w:hAnsi="Abyssinica SIL" w:cs="Abyssinica SIL"/>
+          <w:noProof/>
+          <w:color w:val="993300"/>
+          <w:sz w:val="28"/>
+          <w:szCs w:val="28"/>
+          <w:shd w:val="clear" w:color="auto" w:fill="FFFFFF"/>
+          <w:lang w:val="am-ET"/>
+        </w:rPr>
+        <w:t>ወሶበ፡ ይረክቦሙ፡ ምንዳቤ፡ በእንቲአሁ፡ ይብሉ፡ ዛቲ፡ ምንዳቤ፡ እንተ፡ ረከበተነ፡ ትተነብል፡ ለነ፡ እስመ፡ ንሕነሂ፡ አስተቈጣዕናሁ፡ ለዘ፡ ፈጠረነ።</w:t>
+      </w:r>
+    </w:p>
+    <w:p>
+      <w:pPr>
+        <w:snapToGrid w:val="0"/>
+        <w:spacing w:before="120"/>
+        <w:jc w:val="both"/>
+        <w:rPr>
+          <w:rFonts w:ascii="Abyssinica SIL" w:hAnsi="Abyssinica SIL" w:cs="Abyssinica SIL"/>
+          <w:noProof/>
+          <w:color w:val="993300"/>
+          <w:sz w:val="28"/>
+          <w:szCs w:val="28"/>
+          <w:shd w:val="clear" w:color="auto" w:fill="FFFFFF"/>
+          <w:lang w:val="am-ET"/>
+        </w:rPr>
+      </w:pPr>
+      <w:r>
+        <w:rPr>
+          <w:rFonts w:ascii="Abyssinica SIL" w:hAnsi="Abyssinica SIL" w:cs="Abyssinica SIL"/>
+          <w:noProof/>
+          <w:color w:val="993300"/>
+          <w:sz w:val="28"/>
+          <w:szCs w:val="28"/>
+          <w:shd w:val="clear" w:color="auto" w:fill="FFFFFF"/>
+          <w:lang w:val="am-ET"/>
+        </w:rPr>
+        <w:t>ወቦ፡ እምኀቤሆሙ፡ ዘሰቀልዎ፡ ወቦ፡ ዘተቀትለ፡ በሰይፍ፡ ተዐጊሦ፡ ወቦ፡ ዘተበርበረ፡ ንዋዮ፡ በትዕግልት፡ ብዙኀ፡ ጊዜ፡ ወቦ፡ ዘርሕቀ፡ እምንዋዩ፡ ወውሉዱ፡ ወቤቱ፡ ወእንዘ፡ ሀለዉ፡ ውስተ፡ ኵነኔ፡ ወይሣቂይዎሙ፡ ወይትዔገሡ፡ በሥምረቶሙ፡ እስከ፡ ይመውቱ፡ በእንተ፡ አሚን፡ በክርስቶስ።</w:t>
+      </w:r>
+    </w:p>
+    <w:p>
+      <w:pPr>
+        <w:snapToGrid w:val="0"/>
+        <w:spacing w:before="120"/>
+        <w:jc w:val="both"/>
+        <w:rPr>
+          <w:rFonts w:ascii="Abyssinica SIL" w:hAnsi="Abyssinica SIL" w:cs="Abyssinica SIL"/>
+          <w:noProof/>
+          <w:color w:val="993300"/>
+          <w:sz w:val="28"/>
+          <w:szCs w:val="28"/>
+          <w:shd w:val="clear" w:color="auto" w:fill="FFFFFF"/>
+          <w:lang w:val="am-ET"/>
+        </w:rPr>
+      </w:pPr>
+      <w:r>
+        <w:rPr>
+          <w:rFonts w:ascii="Abyssinica SIL" w:hAnsi="Abyssinica SIL" w:cs="Abyssinica SIL"/>
+          <w:noProof/>
+          <w:color w:val="993300"/>
+          <w:sz w:val="28"/>
+          <w:szCs w:val="28"/>
+          <w:shd w:val="clear" w:color="auto" w:fill="FFFFFF"/>
+          <w:lang w:val="am-ET"/>
+        </w:rPr>
+        <w:t>ወይበዝኁ፡ ወይትወሰኩ፡ ወኢሐጸጸ፡ ስብከቶሙ፡ ወጸውዖቶሙ፡ እስከ፡ ስፍሐ፡ ውስተ፡ አርባዕቱ፡ መአዝነ፡ ዓለም።</w:t>
+      </w:r>
+    </w:p>
+    <w:p>
+      <w:pPr>
+        <w:snapToGrid w:val="0"/>
+        <w:spacing w:before="120"/>
+        <w:jc w:val="both"/>
+        <w:rPr>
+          <w:rFonts w:ascii="Abyssinica SIL" w:hAnsi="Abyssinica SIL" w:cs="Abyssinica SIL"/>
+          <w:noProof/>
+          <w:color w:val="993300"/>
+          <w:sz w:val="28"/>
+          <w:szCs w:val="28"/>
+          <w:shd w:val="clear" w:color="auto" w:fill="FFFFFF"/>
+          <w:lang w:val="am-ET"/>
+        </w:rPr>
+      </w:pPr>
+      <w:r>
+        <w:rPr>
+          <w:rFonts w:ascii="Abyssinica SIL" w:hAnsi="Abyssinica SIL" w:cs="Abyssinica SIL"/>
+          <w:noProof/>
+          <w:color w:val="993300"/>
+          <w:sz w:val="28"/>
+          <w:szCs w:val="28"/>
+          <w:shd w:val="clear" w:color="auto" w:fill="FFFFFF"/>
+          <w:lang w:val="am-ET"/>
+        </w:rPr>
+        <w:lastRenderedPageBreak/>
+        <w:t>ወኢሠርዑ፡ ሐዋርያት፡ ዘንተ፡ ኵሎ፡ አመ፡ ወጠኑ፡ ይዜንዉ፡ ወይጸውዑ፡ ውስተ፡ አሚን፡ አላ፡ ጸሀቁ፡ ከመ፡ ይትወከፉ፡ ኵሎ፡ እምጌጋይ፡ ወዕልወት፡ ወአምልኮ፡ ጣዖት፡ ውስተ፡ ርትዕ፡ ወአሚን፡ ወይኤዝዝዎሙ፡ እምበሊዐ፡ ዝቡሕ፡ ለአማልክት፡ ወማውታ፡ ወደም፡ ወዘበፅዑ፡ ለአምላከ፡ ባዕድ።</w:t>
+      </w:r>
+    </w:p>
+    <w:p>
+      <w:pPr>
+        <w:snapToGrid w:val="0"/>
+        <w:spacing w:before="120"/>
+        <w:jc w:val="both"/>
+        <w:rPr>
+          <w:rFonts w:ascii="Abyssinica SIL" w:hAnsi="Abyssinica SIL" w:cs="Abyssinica SIL"/>
+          <w:noProof/>
+          <w:color w:val="993300"/>
+          <w:sz w:val="28"/>
+          <w:szCs w:val="28"/>
+          <w:shd w:val="clear" w:color="auto" w:fill="FFFFFF"/>
+          <w:lang w:val="am-ET"/>
+        </w:rPr>
+      </w:pPr>
+      <w:r>
+        <w:rPr>
+          <w:rFonts w:ascii="Abyssinica SIL" w:hAnsi="Abyssinica SIL" w:cs="Abyssinica SIL"/>
+          <w:noProof/>
+          <w:color w:val="993300"/>
+          <w:sz w:val="28"/>
+          <w:szCs w:val="28"/>
+          <w:shd w:val="clear" w:color="auto" w:fill="FFFFFF"/>
+          <w:lang w:val="am-ET"/>
+        </w:rPr>
+        <w:t>ወአመ፡ በዝኁ፡ እለ፡ የአምኑ፡ በክርስቶስ፡ ወኮኑ፡ እምኔሆሙ፡ ሰባኪያነ፡ ወዜናዊያነ፡ ወተፈቅደ፡ ይግበሩ፡ ትእዛዘ፡ ወሥርዐተ፡ ለአርትዖ፡ ሕግ፡ ወተፍጻሜተ፡ ግብር፡ ወወሀብዎሙ፡ ሐዋርያት፡ ሶቤሃ፡ ዘንተ፡ ቀኖና፡ ዘይሰመይ፡ በነገረ፡ ጽርእ፡ በጥልሳት፡ በዘኀብሩ፡ ቦቱ፡ ሐዋርያቲሁ፡ ለክርስቶስ፡ ኄራን፡ ወጻድቃን፡ ወንጹሓን፡ መራሕያን፡ ወአዘዙ፡ ባቲ፡ ከመ፡ ይግበርዋ። ወይደልዎ፡ ለዘ፡ ተዐደዋ፡ ኵነኔ፡ ወንሕነሂ፡ ንተሉ፡ አሰረ፡ ዚአሆሙ።</w:t>
+      </w:r>
+    </w:p>
     <w:sectPr>
+      <w:type w:val="continuous"/>
       <w:pgSz w:w="16838" w:h="11906" w:orient="landscape"/>
       <w:pgMar w:top="1247" w:right="1418" w:bottom="1247" w:left="1418" w:header="0" w:footer="0" w:gutter="0"/>
       <w:cols w:space="720"/>
@@ -630,6 +4588,12 @@
       </w:tabs>
     </w:pPr>
   </w:style>
+  <w:style w:type="character" w:customStyle="1" w:styleId="refmarker">
+    <w:name w:val="refmarker"/>
+    <w:basedOn w:val="DefaultParagraphFont"/>
+    <w:qFormat/>
+    <w:rsid w:val="002F05FE"/>
+  </w:style>
 </w:styles>
 </file>
 

--- a/Dbbb-Ebc/B101-STs.docx
+++ b/Dbbb-Ebc/B101-STs.docx
@@ -223,12 +223,40 @@
       </w:pPr>
       <w:r>
         <w:rPr>
-          <w:rFonts w:ascii="Abyssinica SIL" w:hAnsi="Abyssinica SIL" w:cs="Abyssinica SIL"/>
-          <w:noProof/>
-          <w:color w:val="993300"/>
-          <w:sz w:val="28"/>
-          <w:szCs w:val="28"/>
-          <w:lang w:val="am-ET" w:bidi="syr-SY"/>
+          <w:rStyle w:val="refmarker"/>
+          <w:rFonts w:ascii="Abyssinica SIL" w:hAnsi="Abyssinica SIL" w:cs="Abyssinica SIL"/>
+          <w:b/>
+          <w:bCs/>
+          <w:color w:val="0070C0"/>
+          <w:sz w:val="28"/>
+          <w:szCs w:val="28"/>
+          <w:shd w:val="clear" w:color="auto" w:fill="FFFFFF"/>
+          <w:vertAlign w:val="superscript"/>
+          <w:lang w:val="am-ET"/>
+        </w:rPr>
+        <w:t>1</w:t>
+      </w:r>
+      <w:r>
+        <w:rPr>
+          <w:rStyle w:val="refmarker"/>
+          <w:rFonts w:ascii="Abyssinica SIL" w:hAnsi="Abyssinica SIL" w:cs="Abyssinica SIL"/>
+          <w:color w:val="0070C0"/>
+          <w:sz w:val="28"/>
+          <w:szCs w:val="28"/>
+          <w:shd w:val="clear" w:color="auto" w:fill="FFFFFF"/>
+          <w:lang w:val="am-ET"/>
+        </w:rPr>
+        <w:t> </w:t>
+      </w:r>
+      <w:r>
+        <w:rPr>
+          <w:rStyle w:val="refmarker"/>
+          <w:rFonts w:ascii="Abyssinica SIL" w:hAnsi="Abyssinica SIL" w:cs="Abyssinica SIL"/>
+          <w:color w:val="993300"/>
+          <w:sz w:val="28"/>
+          <w:szCs w:val="28"/>
+          <w:shd w:val="clear" w:color="auto" w:fill="FFFFFF"/>
+          <w:lang w:val="am-ET"/>
         </w:rPr>
         <w:t>ዝንቱ፡ መጽሐፍ፡ ዜናሆሙ፡ ለሐዋርያት፡ እምድኅረ፡ ዐርገ፡ እግዚእነ፡ ወአምላክነ፡ ክርስቶስ፡ ዘአዘዙ፡ ሴኖዶስ፡ ዘጸሐፈ፡ ቀሌምንጦስ፡ በእንተ፡ ሐዋርያት፡ ዘከመ፡ ሠርዑ፡ ለቤተ፡ ክርስቲያን፡ ቅድስት፡ እንተ፡ ተሣየጣ፡ በደሙ፡ ክቡር።</w:t>
       </w:r>
@@ -256,7 +284,90 @@
           <w:szCs w:val="28"/>
           <w:lang w:val="am-ET" w:bidi="syr-SY"/>
         </w:rPr>
-        <w:t>ወወሀቡ፡ ለዘ፡ ተለዎሙ፡ ወቦአ፡ ውስተ፡ ጽዋዔሆሙ፡ ወአምነ፡ በእግዚአብሔር፡ በእደዊሆሙ፡ እምኵሉ፡ አሕዛብ፡ ወአይሁድኒ። ወአዘዙ፡ መትልዎሙ፡ እምድኅሬሆሙ፡ ኤጲስ፡ ቆጶሳት፡ እምቅድመ፡ ጉባኤ፡ ዘኒቂያ፡ ዘሠርዑ፡ ሕገ፡ እግዚአብሔር፡ ወሞእዎሙ፡ ለዕልዋን፡ እለ፡ ይትቃረንዋ፡ ለጽድቅ፡ ወወሀቡ፡ ትእዛዘ፡ እምወንጌል፡ ወእምባዕዳን፡ መጻሕፍተ፡ እግዚአብሔር። ወአርአየ፡ እግዚአብሔር፡ ጽድቀ፡ በኵሉ፡ መዋዕል፡ በመዊእ፡ ወበቃል፡ ገሃደ፡ ወአስተኃፈሮሙ፡ ለዕልዋን፡ በመርገም፡ ዘለዓለም፡ ወአርዳኢሁሰ፡ እምድኅረ፡ ተንሥአ፡ እምውታን፡ ሀለዉ፡ ዝርዋን፡ በምድረ፡ ገሊላ፡ ወሀገረ፡ ናዝሬት፡ ኀበ፡ አዘዞሙ።</w:t>
+        <w:t xml:space="preserve">ወወሀቡ፡ ለዘ፡ ተለዎሙ፡ ወቦአ፡ ውስተ፡ ጽዋዔሆሙ፡ ወአምነ፡ በእግዚአብሔር፡ በእደዊሆሙ፡ እምኵሉ፡ አሕዛብ፡ ወአይሁድኒ። </w:t>
+      </w:r>
+      <w:r>
+        <w:rPr>
+          <w:rFonts w:ascii="Abyssinica SIL" w:hAnsi="Abyssinica SIL" w:cs="Abyssinica SIL"/>
+          <w:b/>
+          <w:bCs/>
+          <w:noProof/>
+          <w:color w:val="0070C0"/>
+          <w:sz w:val="28"/>
+          <w:szCs w:val="28"/>
+          <w:vertAlign w:val="superscript"/>
+          <w:lang w:val="am-ET" w:bidi="syr-SY"/>
+        </w:rPr>
+        <w:t>2</w:t>
+      </w:r>
+      <w:r>
+        <w:rPr>
+          <w:rFonts w:ascii="Abyssinica SIL" w:hAnsi="Abyssinica SIL" w:cs="Abyssinica SIL"/>
+          <w:noProof/>
+          <w:color w:val="0070C0"/>
+          <w:sz w:val="28"/>
+          <w:szCs w:val="28"/>
+          <w:lang w:val="am-ET" w:bidi="syr-SY"/>
+        </w:rPr>
+        <w:t> </w:t>
+      </w:r>
+      <w:r>
+        <w:rPr>
+          <w:rFonts w:ascii="Abyssinica SIL" w:hAnsi="Abyssinica SIL" w:cs="Abyssinica SIL"/>
+          <w:noProof/>
+          <w:color w:val="993300"/>
+          <w:sz w:val="28"/>
+          <w:szCs w:val="28"/>
+          <w:lang w:val="am-ET" w:bidi="syr-SY"/>
+        </w:rPr>
+        <w:t>ወአዘዙ፡ መትልዎሙ፡ እምድኅሬሆሙ፡ ኤጲስ፡ ቆጶሳት፡ እምቅድመ፡ ጉባኤ፡ ዘኒቂያ፡ ዘሠርዑ፡ ሕገ፡ እግዚአብሔር፡ ወሞእዎሙ፡ ለዕልዋን፡ እለ፡ ይትቃረንዋ፡ ለጽድቅ፡ ወወሀቡ፡ ትእዛዘ፡ እምወንጌል፡ ወእምባዕዳን፡ መጻሕፍተ፡ እግዚአብሔር። ወአርአየ፡ እግዚአብሔር፡ ጽድቀ፡ በኵሉ፡ መዋዕል፡ በመዊእ፡ ወበቃል፡ ገሃደ፡ ወአስተኃፈሮሙ፡ ለዕልዋን፡ በመርገም፡ ዘለዓለም፡</w:t>
+      </w:r>
+      <w:r>
+        <w:rPr>
+          <w:rFonts w:ascii="Abyssinica SIL" w:hAnsi="Abyssinica SIL" w:cs="Abyssinica SIL"/>
+          <w:noProof/>
+          <w:color w:val="993300"/>
+          <w:sz w:val="28"/>
+          <w:szCs w:val="28"/>
+          <w:lang w:val="am-ET" w:bidi="syr-SY"/>
+        </w:rPr>
+        <w:t xml:space="preserve"> </w:t>
+      </w:r>
+      <w:r>
+        <w:rPr>
+          <w:rFonts w:ascii="Abyssinica SIL" w:hAnsi="Abyssinica SIL" w:cs="Abyssinica SIL"/>
+          <w:b/>
+          <w:bCs/>
+          <w:noProof/>
+          <w:color w:val="0070C0"/>
+          <w:sz w:val="28"/>
+          <w:szCs w:val="28"/>
+          <w:vertAlign w:val="superscript"/>
+          <w:lang w:val="am-ET" w:bidi="syr-SY"/>
+        </w:rPr>
+        <w:t>3</w:t>
+      </w:r>
+      <w:r>
+        <w:rPr>
+          <w:rFonts w:ascii="Abyssinica SIL" w:hAnsi="Abyssinica SIL" w:cs="Abyssinica SIL"/>
+          <w:noProof/>
+          <w:color w:val="0070C0"/>
+          <w:sz w:val="28"/>
+          <w:szCs w:val="28"/>
+          <w:lang w:val="am-ET" w:bidi="syr-SY"/>
+        </w:rPr>
+        <w:t> </w:t>
+      </w:r>
+      <w:r>
+        <w:rPr>
+          <w:rFonts w:ascii="Abyssinica SIL" w:hAnsi="Abyssinica SIL" w:cs="Abyssinica SIL"/>
+          <w:noProof/>
+          <w:color w:val="993300"/>
+          <w:sz w:val="28"/>
+          <w:szCs w:val="28"/>
+          <w:lang w:val="am-ET" w:bidi="syr-SY"/>
+        </w:rPr>
+        <w:t>ወአርዳኢሁሰ፡ እምድኅረ፡ ተንሥአ፡ እምውታን፡ ሀለዉ፡ ዝርዋን፡ በምድረ፡ ገሊላ፡ ወሀገረ፡ ናዝሬት፡ ኀበ፡ አዘዞሙ።</w:t>
       </w:r>
     </w:p>
     <w:p>
@@ -302,6 +413,31 @@
       <w:r>
         <w:rPr>
           <w:rFonts w:ascii="Abyssinica SIL" w:hAnsi="Abyssinica SIL" w:cs="Abyssinica SIL"/>
+          <w:b/>
+          <w:bCs/>
+          <w:noProof/>
+          <w:color w:val="0070C0"/>
+          <w:sz w:val="28"/>
+          <w:szCs w:val="28"/>
+          <w:vertAlign w:val="superscript"/>
+          <w:lang w:val="am-ET" w:bidi="syr-SY"/>
+        </w:rPr>
+        <w:t>4</w:t>
+      </w:r>
+      <w:r>
+        <w:rPr>
+          <w:rFonts w:ascii="Abyssinica SIL" w:hAnsi="Abyssinica SIL" w:cs="Abyssinica SIL"/>
+          <w:noProof/>
+          <w:color w:val="0070C0"/>
+          <w:sz w:val="28"/>
+          <w:szCs w:val="28"/>
+          <w:lang w:val="am-ET" w:bidi="syr-SY"/>
+        </w:rPr>
+        <w:t> </w:t>
+      </w:r>
+      <w:r>
+        <w:rPr>
+          <w:rFonts w:ascii="Abyssinica SIL" w:hAnsi="Abyssinica SIL" w:cs="Abyssinica SIL"/>
           <w:noProof/>
           <w:color w:val="993300"/>
           <w:sz w:val="28"/>
@@ -328,13 +464,107 @@
       <w:r>
         <w:rPr>
           <w:rFonts w:ascii="Abyssinica SIL" w:hAnsi="Abyssinica SIL" w:cs="Abyssinica SIL"/>
-          <w:noProof/>
-          <w:color w:val="993300"/>
-          <w:sz w:val="28"/>
-          <w:szCs w:val="28"/>
-          <w:lang w:val="am-ET" w:bidi="syr-SY"/>
-        </w:rPr>
-        <w:t>ወእምዝ፡ ጾሮ፡ ደመና፡ ብሩህ፡ ወአልዐሎ፡ እማእከሎሙ፡ እንዘ፡ ይሬኢይዎ፡ እስከ፡ ተላዐለ፡ እስከ፡ ሰማይ፡ እንዘ፡ ያንቀዐድዉ፡ በአዕይንቲሆሙ። ወሰገዱ፡ ለእግዚአብሔር፡ እስመ፡ ርእይዎ፡ እንዘ፡ የዐርግ፡ ሰማየ፡ በከመ፡ ነገሮሙ፡ ወተፈሥሑ፡ ዐቢየ፡ ፍሥሓ፡ እስመ፡ አንበረ፡ እዴሁ፡ ዲቤሆሙ፡ ወሤሞሙ፡ ካህናተ፡ ወሶበ፡ ተሰወሮሙ፡ ገብኡ፡ ውስተ፡ ጽርሕ፡ ኀበ፡ በልዑ፡ ምስሌሁ፡ ፍሥሐ፡ ወነበሩ፡ ውስቴታ፡ እንዘ፡ ይጼልዩ፡ ወይጸውሙ፡ ዐሡረ፡ መዋዕለ፡ ወሐለዩ፡ ኀበ፡ የሐውሩ፡ ከመ፡ ይጸውዑ፡ ሰብአ፡ ውስተ፡ አሚን።</w:t>
+          <w:b/>
+          <w:bCs/>
+          <w:noProof/>
+          <w:color w:val="0070C0"/>
+          <w:sz w:val="28"/>
+          <w:szCs w:val="28"/>
+          <w:vertAlign w:val="superscript"/>
+          <w:lang w:val="am-ET" w:bidi="syr-SY"/>
+        </w:rPr>
+        <w:t>5</w:t>
+      </w:r>
+      <w:r>
+        <w:rPr>
+          <w:rFonts w:ascii="Abyssinica SIL" w:hAnsi="Abyssinica SIL" w:cs="Abyssinica SIL"/>
+          <w:noProof/>
+          <w:color w:val="0070C0"/>
+          <w:sz w:val="28"/>
+          <w:szCs w:val="28"/>
+          <w:lang w:val="am-ET" w:bidi="syr-SY"/>
+        </w:rPr>
+        <w:t> </w:t>
+      </w:r>
+      <w:r>
+        <w:rPr>
+          <w:rFonts w:ascii="Abyssinica SIL" w:hAnsi="Abyssinica SIL" w:cs="Abyssinica SIL"/>
+          <w:noProof/>
+          <w:color w:val="993300"/>
+          <w:sz w:val="28"/>
+          <w:szCs w:val="28"/>
+          <w:lang w:val="am-ET" w:bidi="syr-SY"/>
+        </w:rPr>
+        <w:t>ወእምዝ፡ ጾሮ፡ ደመና፡ ብሩህ፡ ወአልዐሎ፡ እማእከሎሙ፡ እንዘ፡ ይሬኢይዎ፡ እስከ፡ ተላዐለ፡ እስከ፡ ሰማይ፡ እንዘ፡ ያንቀዐድዉ፡ በአዕይንቲሆሙ። ወሰገዱ፡ ለእግዚአብሔር፡ እስመ፡ ርእይዎ፡ እንዘ፡ የዐርግ፡ ሰማየ፡ በከመ፡ ነገሮሙ፡ ወተፈሥሑ፡ ዐቢየ፡ ፍሥሓ፡ እስመ፡ አንበረ፡ እዴሁ፡ ዲቤሆሙ፡ ወሤሞሙ፡ ካህናተ፡</w:t>
+      </w:r>
+      <w:r>
+        <w:rPr>
+          <w:rFonts w:ascii="Abyssinica SIL" w:hAnsi="Abyssinica SIL" w:cs="Abyssinica SIL"/>
+          <w:noProof/>
+          <w:color w:val="993300"/>
+          <w:sz w:val="28"/>
+          <w:szCs w:val="28"/>
+          <w:lang w:val="am-ET" w:bidi="syr-SY"/>
+        </w:rPr>
+        <w:t xml:space="preserve"> </w:t>
+      </w:r>
+      <w:r>
+        <w:rPr>
+          <w:rFonts w:ascii="Abyssinica SIL" w:hAnsi="Abyssinica SIL" w:cs="Abyssinica SIL"/>
+          <w:b/>
+          <w:bCs/>
+          <w:noProof/>
+          <w:color w:val="0070C0"/>
+          <w:sz w:val="28"/>
+          <w:szCs w:val="28"/>
+          <w:vertAlign w:val="superscript"/>
+          <w:lang w:val="am-ET" w:bidi="syr-SY"/>
+        </w:rPr>
+        <w:t>6</w:t>
+      </w:r>
+      <w:r>
+        <w:rPr>
+          <w:rFonts w:ascii="Abyssinica SIL" w:hAnsi="Abyssinica SIL" w:cs="Abyssinica SIL"/>
+          <w:noProof/>
+          <w:color w:val="0070C0"/>
+          <w:sz w:val="28"/>
+          <w:szCs w:val="28"/>
+          <w:lang w:val="am-ET" w:bidi="syr-SY"/>
+        </w:rPr>
+        <w:t> </w:t>
+      </w:r>
+      <w:r>
+        <w:rPr>
+          <w:rFonts w:ascii="Abyssinica SIL" w:hAnsi="Abyssinica SIL" w:cs="Abyssinica SIL"/>
+          <w:noProof/>
+          <w:color w:val="993300"/>
+          <w:sz w:val="28"/>
+          <w:szCs w:val="28"/>
+          <w:lang w:val="am-ET" w:bidi="syr-SY"/>
+        </w:rPr>
+        <w:t>ወሶበ፡ ተሰወሮሙ፡ ገብኡ፡ ውስተ፡ ጽርሕ፡ ኀበ፡ በልዑ፡ ምስሌሁ፡ ፍሥሐ፡ ወነበሩ፡ ውስቴታ፡ እንዘ፡ ይጼልዩ፡ ወይጸውሙ፡ ዐሡረ፡ መዋዕለ፡ ወሐለዩ፡ ኀበ፡ የሐውሩ፡ ከመ፡ ይጸውዑ፡ ሰብአ፡ ውስተ፡ አሚን።</w:t>
+      </w:r>
+      <w:r>
+        <w:rPr>
+          <w:rFonts w:ascii="Abyssinica SIL" w:hAnsi="Abyssinica SIL" w:cs="Abyssinica SIL"/>
+          <w:noProof/>
+          <w:color w:val="993300"/>
+          <w:sz w:val="28"/>
+          <w:szCs w:val="28"/>
+          <w:lang w:val="am-ET" w:bidi="syr-SY"/>
+        </w:rPr>
+        <w:t xml:space="preserve"> </w:t>
+      </w:r>
+      <w:r>
+        <w:rPr>
+          <w:rFonts w:ascii="Abyssinica SIL" w:hAnsi="Abyssinica SIL" w:cs="Abyssinica SIL"/>
+          <w:noProof/>
+          <w:color w:val="993300"/>
+          <w:sz w:val="28"/>
+          <w:szCs w:val="28"/>
+          <w:lang w:val="am-ET" w:bidi="syr-SY"/>
+        </w:rPr>
+        <w:t>ወኢያአምሩ፡ ልሳናቲሆሙ፡ ወኢይሌብዉ፡ ቃሎሙ።</w:t>
       </w:r>
     </w:p>
     <w:p>
@@ -354,14 +584,97 @@
       <w:r>
         <w:rPr>
           <w:rFonts w:ascii="Abyssinica SIL" w:hAnsi="Abyssinica SIL" w:cs="Abyssinica SIL"/>
-          <w:noProof/>
-          <w:color w:val="993300"/>
-          <w:sz w:val="28"/>
-          <w:szCs w:val="28"/>
+          <w:b/>
+          <w:bCs/>
+          <w:noProof/>
+          <w:color w:val="0070C0"/>
+          <w:sz w:val="28"/>
+          <w:szCs w:val="28"/>
+          <w:vertAlign w:val="superscript"/>
           <w:lang w:val="am-ET" w:bidi="syr-SY"/>
         </w:rPr>
         <w:lastRenderedPageBreak/>
-        <w:t>ወኢያአምሩ፡ ልሳናቲሆሙ፡ ወኢይሌብዉ፡ ቃሎሙ። ወይቤሎሙ፡ ጴጥሮስ፡ ዘውእቱ፡ ርእስ፡ በኀበ፡ ክርስቶስ፡ ላዕለ፡ ኵሎሙ፡ ሐዋርያት፡ ዘሰመዮ፡ ስምዖን፡ ጴጥሮስ፡ ኢኮነ፡ ዝንቱ፡ ግብር፡ ኀቤነ፡ አላ፡ እግዚእነ፡ ዘአሰፈወነ፡ ከመ፡ ይፈኑ፡ ለነ፡ ጰራቅሊጦስ፡ ዘውእቱ፡ መንፈስ፡ ቅዱስ፡ ወውእቱ፡ ያሌብወነ፡ ኵሎ፡ ዘይደልወነ፡ ናስምዕ፡ ወንግበር፡ ወእንዘ፡ ይነግሮሙ፡ ጴጥሮስ፡ ዘንተ፡ ወናሁ፡ ሰምዑ፡ ድምፀ፡ ከመ፡ ድምፀ፡ ነፋስ፡ ዐውሎ፡ ወአጼነዉ፡ ጼና፡ ጥዑመ፡ ዘኢያአምሩ፡ ከማሁ፡ በውስተ፡ ዓለም። ወአስተርአየ፡ ማእከሎሙ፡ ልሳናተ፡ እሳት፡ ዘይወርድ፡ ላዕለ፡ አሐዱ፡ አሐዱ፡ እምኔሆሙ።</w:t>
+        <w:t>7</w:t>
+      </w:r>
+      <w:r>
+        <w:rPr>
+          <w:rFonts w:ascii="Abyssinica SIL" w:hAnsi="Abyssinica SIL" w:cs="Abyssinica SIL"/>
+          <w:noProof/>
+          <w:color w:val="0070C0"/>
+          <w:sz w:val="28"/>
+          <w:szCs w:val="28"/>
+          <w:lang w:val="am-ET" w:bidi="syr-SY"/>
+        </w:rPr>
+        <w:t> </w:t>
+      </w:r>
+      <w:r>
+        <w:rPr>
+          <w:rFonts w:ascii="Abyssinica SIL" w:hAnsi="Abyssinica SIL" w:cs="Abyssinica SIL"/>
+          <w:noProof/>
+          <w:color w:val="993300"/>
+          <w:sz w:val="28"/>
+          <w:szCs w:val="28"/>
+          <w:lang w:val="am-ET" w:bidi="syr-SY"/>
+        </w:rPr>
+        <w:t xml:space="preserve">ወይቤሎሙ፡ ጴጥሮስ፡ ዘውእቱ፡ ርእስ፡ በኀበ፡ ክርስቶስ፡ ላዕለ፡ ኵሎሙ፡ ሐዋርያት፡ ዘሰመዮ፡ ስምዖን፡ ጴጥሮስ፡ ኢኮነ፡ ዝንቱ፡ ግብር፡ ኀቤነ፡ አላ፡ እግዚእነ፡ ዘአሰፈወነ፡ ከመ፡ ይፈኑ፡ ለነ፡ ጰራቅሊጦስ፡ ዘውእቱ፡ መንፈስ፡ ቅዱስ፡ ወውእቱ፡ ያሌብወነ፡ ኵሎ፡ ዘይደልወነ፡ ናስምዕ፡ </w:t>
+      </w:r>
+      <w:r>
+        <w:rPr>
+          <w:rFonts w:ascii="Abyssinica SIL" w:hAnsi="Abyssinica SIL" w:cs="Abyssinica SIL"/>
+          <w:b/>
+          <w:bCs/>
+          <w:noProof/>
+          <w:color w:val="0070C0"/>
+          <w:sz w:val="28"/>
+          <w:szCs w:val="28"/>
+          <w:vertAlign w:val="superscript"/>
+          <w:lang w:val="am-ET" w:bidi="syr-SY"/>
+        </w:rPr>
+        <w:t>8</w:t>
+      </w:r>
+      <w:r>
+        <w:rPr>
+          <w:rFonts w:ascii="Abyssinica SIL" w:hAnsi="Abyssinica SIL" w:cs="Abyssinica SIL"/>
+          <w:noProof/>
+          <w:color w:val="0070C0"/>
+          <w:sz w:val="28"/>
+          <w:szCs w:val="28"/>
+          <w:lang w:val="am-ET" w:bidi="syr-SY"/>
+        </w:rPr>
+        <w:t> </w:t>
+      </w:r>
+      <w:r>
+        <w:rPr>
+          <w:rFonts w:ascii="Abyssinica SIL" w:hAnsi="Abyssinica SIL" w:cs="Abyssinica SIL"/>
+          <w:noProof/>
+          <w:color w:val="993300"/>
+          <w:sz w:val="28"/>
+          <w:szCs w:val="28"/>
+          <w:lang w:val="am-ET" w:bidi="syr-SY"/>
+        </w:rPr>
+        <w:t>ወንግበር፡</w:t>
+      </w:r>
+      <w:r>
+        <w:rPr>
+          <w:rFonts w:ascii="Abyssinica SIL" w:hAnsi="Abyssinica SIL" w:cs="Abyssinica SIL"/>
+          <w:noProof/>
+          <w:color w:val="993300"/>
+          <w:sz w:val="28"/>
+          <w:szCs w:val="28"/>
+          <w:lang w:val="am-ET" w:bidi="syr-SY"/>
+        </w:rPr>
+        <w:t xml:space="preserve"> </w:t>
+      </w:r>
+      <w:r>
+        <w:rPr>
+          <w:rFonts w:ascii="Abyssinica SIL" w:hAnsi="Abyssinica SIL" w:cs="Abyssinica SIL"/>
+          <w:noProof/>
+          <w:color w:val="993300"/>
+          <w:sz w:val="28"/>
+          <w:szCs w:val="28"/>
+          <w:lang w:val="am-ET" w:bidi="syr-SY"/>
+        </w:rPr>
+        <w:t>ወእንዘ፡ ይነግሮሙ፡ ጴጥሮስ፡ ዘንተ፡ ወናሁ፡ ሰምዑ፡ ድምፀ፡ ከመ፡ ድምፀ፡ ነፋስ፡ ዐውሎ፡ ወአጼነዉ፡ ጼና፡ ጥዑመ፡ ዘኢያአምሩ፡ ከማሁ፡ በውስተ፡ ዓለም። ወአስተርአየ፡ ማእከሎሙ፡ ልሳናተ፡ እሳት፡ ዘይወርድ፡ ላዕለ፡ አሐዱ፡ አሐዱ፡ እምኔሆሙ።</w:t>
       </w:r>
     </w:p>
     <w:p>
@@ -407,6 +720,31 @@
       <w:r>
         <w:rPr>
           <w:rFonts w:ascii="Abyssinica SIL" w:hAnsi="Abyssinica SIL" w:cs="Abyssinica SIL"/>
+          <w:b/>
+          <w:bCs/>
+          <w:noProof/>
+          <w:color w:val="0070C0"/>
+          <w:sz w:val="28"/>
+          <w:szCs w:val="28"/>
+          <w:vertAlign w:val="superscript"/>
+          <w:lang w:val="am-ET" w:bidi="syr-SY"/>
+        </w:rPr>
+        <w:t>9</w:t>
+      </w:r>
+      <w:r>
+        <w:rPr>
+          <w:rFonts w:ascii="Abyssinica SIL" w:hAnsi="Abyssinica SIL" w:cs="Abyssinica SIL"/>
+          <w:noProof/>
+          <w:color w:val="0070C0"/>
+          <w:sz w:val="28"/>
+          <w:szCs w:val="28"/>
+          <w:lang w:val="am-ET" w:bidi="syr-SY"/>
+        </w:rPr>
+        <w:t> </w:t>
+      </w:r>
+      <w:r>
+        <w:rPr>
+          <w:rFonts w:ascii="Abyssinica SIL" w:hAnsi="Abyssinica SIL" w:cs="Abyssinica SIL"/>
           <w:noProof/>
           <w:color w:val="993300"/>
           <w:sz w:val="28"/>
@@ -433,6 +771,31 @@
       <w:r>
         <w:rPr>
           <w:rFonts w:ascii="Abyssinica SIL" w:hAnsi="Abyssinica SIL" w:cs="Abyssinica SIL"/>
+          <w:b/>
+          <w:bCs/>
+          <w:noProof/>
+          <w:color w:val="0070C0"/>
+          <w:sz w:val="28"/>
+          <w:szCs w:val="28"/>
+          <w:vertAlign w:val="superscript"/>
+          <w:lang w:val="am-ET" w:bidi="syr-SY"/>
+        </w:rPr>
+        <w:t>10</w:t>
+      </w:r>
+      <w:r>
+        <w:rPr>
+          <w:rFonts w:ascii="Abyssinica SIL" w:hAnsi="Abyssinica SIL" w:cs="Abyssinica SIL"/>
+          <w:noProof/>
+          <w:color w:val="0070C0"/>
+          <w:sz w:val="28"/>
+          <w:szCs w:val="28"/>
+          <w:lang w:val="am-ET" w:bidi="syr-SY"/>
+        </w:rPr>
+        <w:t> </w:t>
+      </w:r>
+      <w:r>
+        <w:rPr>
+          <w:rFonts w:ascii="Abyssinica SIL" w:hAnsi="Abyssinica SIL" w:cs="Abyssinica SIL"/>
           <w:noProof/>
           <w:color w:val="993300"/>
           <w:sz w:val="28"/>
@@ -459,13 +822,60 @@
       <w:r>
         <w:rPr>
           <w:rFonts w:ascii="Abyssinica SIL" w:hAnsi="Abyssinica SIL" w:cs="Abyssinica SIL"/>
-          <w:noProof/>
-          <w:color w:val="993300"/>
-          <w:sz w:val="28"/>
-          <w:szCs w:val="28"/>
-          <w:lang w:val="am-ET" w:bidi="syr-SY"/>
-        </w:rPr>
-        <w:t>ወማርቆስ፡ ወንጌላዊ፡ በእልስክንድርያ፡ ወግብጽ፡ ወኖባ፡ ወምድረ፡ ኢትዮጵያ፡ እስከ፡ ጽንፋ፡ ወህንዳኬ፡ ወስንድ፡ ወዘየዐውዳ፡ እስከ፡ ባሕረ፡ ኢርትራ፡ ቶማስ፡ ሐዋርያ፡</w:t>
+          <w:b/>
+          <w:bCs/>
+          <w:noProof/>
+          <w:color w:val="0070C0"/>
+          <w:sz w:val="28"/>
+          <w:szCs w:val="28"/>
+          <w:vertAlign w:val="superscript"/>
+          <w:lang w:val="am-ET" w:bidi="syr-SY"/>
+        </w:rPr>
+        <w:t>11</w:t>
+      </w:r>
+      <w:r>
+        <w:rPr>
+          <w:rFonts w:ascii="Abyssinica SIL" w:hAnsi="Abyssinica SIL" w:cs="Abyssinica SIL"/>
+          <w:noProof/>
+          <w:color w:val="0070C0"/>
+          <w:sz w:val="28"/>
+          <w:szCs w:val="28"/>
+          <w:lang w:val="am-ET" w:bidi="syr-SY"/>
+        </w:rPr>
+        <w:t> </w:t>
+      </w:r>
+      <w:r>
+        <w:rPr>
+          <w:rFonts w:ascii="Abyssinica SIL" w:hAnsi="Abyssinica SIL" w:cs="Abyssinica SIL"/>
+          <w:noProof/>
+          <w:color w:val="993300"/>
+          <w:sz w:val="28"/>
+          <w:szCs w:val="28"/>
+          <w:lang w:val="am-ET" w:bidi="syr-SY"/>
+        </w:rPr>
+        <w:t>ወማርቆስ፡ ወንጌላዊ፡ በእልስክንድርያ፡ ወግብጽ፡ ወኖባ፡ ወምድረ፡ ኢትዮጵያ፡ እስከ፡ ጽንፋ፡</w:t>
+      </w:r>
+      <w:r>
+        <w:rPr>
+          <w:rFonts w:ascii="Abyssinica SIL" w:hAnsi="Abyssinica SIL" w:cs="Abyssinica SIL"/>
+          <w:noProof/>
+          <w:color w:val="993300"/>
+          <w:sz w:val="28"/>
+          <w:szCs w:val="28"/>
+          <w:lang w:val="am-ET" w:bidi="syr-SY"/>
+        </w:rPr>
+        <w:t xml:space="preserve"> </w:t>
+      </w:r>
+      <w:r>
+        <w:rPr>
+          <w:rFonts w:ascii="Abyssinica SIL" w:hAnsi="Abyssinica SIL" w:cs="Abyssinica SIL"/>
+          <w:noProof/>
+          <w:color w:val="993300"/>
+          <w:sz w:val="28"/>
+          <w:szCs w:val="28"/>
+          <w:lang w:val="am-ET" w:bidi="syr-SY"/>
+        </w:rPr>
+        <w:t>ወህንዳኬ፡ ወስንድ፡ ወዘየዐውዳ፡ እስከ፡ ባሕረ፡ ኢርትራ፡ ቶማስ፡ ሐዋርያ፡</w:t>
       </w:r>
     </w:p>
     <w:p>
@@ -485,6 +895,31 @@
       <w:r>
         <w:rPr>
           <w:rFonts w:ascii="Abyssinica SIL" w:hAnsi="Abyssinica SIL" w:cs="Abyssinica SIL"/>
+          <w:b/>
+          <w:bCs/>
+          <w:noProof/>
+          <w:color w:val="0070C0"/>
+          <w:sz w:val="28"/>
+          <w:szCs w:val="28"/>
+          <w:vertAlign w:val="superscript"/>
+          <w:lang w:val="am-ET" w:bidi="syr-SY"/>
+        </w:rPr>
+        <w:t>12</w:t>
+      </w:r>
+      <w:r>
+        <w:rPr>
+          <w:rFonts w:ascii="Abyssinica SIL" w:hAnsi="Abyssinica SIL" w:cs="Abyssinica SIL"/>
+          <w:noProof/>
+          <w:color w:val="0070C0"/>
+          <w:sz w:val="28"/>
+          <w:szCs w:val="28"/>
+          <w:lang w:val="am-ET" w:bidi="syr-SY"/>
+        </w:rPr>
+        <w:t> </w:t>
+      </w:r>
+      <w:r>
+        <w:rPr>
+          <w:rFonts w:ascii="Abyssinica SIL" w:hAnsi="Abyssinica SIL" w:cs="Abyssinica SIL"/>
           <w:noProof/>
           <w:color w:val="993300"/>
           <w:sz w:val="28"/>
@@ -563,6 +998,31 @@
       <w:r>
         <w:rPr>
           <w:rFonts w:ascii="Abyssinica SIL" w:hAnsi="Abyssinica SIL" w:cs="Abyssinica SIL"/>
+          <w:b/>
+          <w:bCs/>
+          <w:noProof/>
+          <w:color w:val="0070C0"/>
+          <w:sz w:val="28"/>
+          <w:szCs w:val="28"/>
+          <w:vertAlign w:val="superscript"/>
+          <w:lang w:val="am-ET" w:bidi="syr-SY"/>
+        </w:rPr>
+        <w:t>13</w:t>
+      </w:r>
+      <w:r>
+        <w:rPr>
+          <w:rFonts w:ascii="Abyssinica SIL" w:hAnsi="Abyssinica SIL" w:cs="Abyssinica SIL"/>
+          <w:noProof/>
+          <w:color w:val="0070C0"/>
+          <w:sz w:val="28"/>
+          <w:szCs w:val="28"/>
+          <w:lang w:val="am-ET" w:bidi="syr-SY"/>
+        </w:rPr>
+        <w:t> </w:t>
+      </w:r>
+      <w:r>
+        <w:rPr>
+          <w:rFonts w:ascii="Abyssinica SIL" w:hAnsi="Abyssinica SIL" w:cs="Abyssinica SIL"/>
           <w:noProof/>
           <w:color w:val="993300"/>
           <w:sz w:val="28"/>
@@ -615,13 +1075,38 @@
       <w:r>
         <w:rPr>
           <w:rFonts w:ascii="Abyssinica SIL" w:hAnsi="Abyssinica SIL" w:cs="Abyssinica SIL"/>
-          <w:noProof/>
-          <w:color w:val="993300"/>
-          <w:sz w:val="28"/>
-          <w:szCs w:val="28"/>
+          <w:b/>
+          <w:bCs/>
+          <w:noProof/>
+          <w:color w:val="0070C0"/>
+          <w:sz w:val="28"/>
+          <w:szCs w:val="28"/>
+          <w:vertAlign w:val="superscript"/>
           <w:lang w:val="am-ET" w:bidi="syr-SY"/>
         </w:rPr>
         <w:lastRenderedPageBreak/>
+        <w:t>14</w:t>
+      </w:r>
+      <w:r>
+        <w:rPr>
+          <w:rFonts w:ascii="Abyssinica SIL" w:hAnsi="Abyssinica SIL" w:cs="Abyssinica SIL"/>
+          <w:noProof/>
+          <w:color w:val="0070C0"/>
+          <w:sz w:val="28"/>
+          <w:szCs w:val="28"/>
+          <w:lang w:val="am-ET" w:bidi="syr-SY"/>
+        </w:rPr>
+        <w:t> </w:t>
+      </w:r>
+      <w:r>
+        <w:rPr>
+          <w:rFonts w:ascii="Abyssinica SIL" w:hAnsi="Abyssinica SIL" w:cs="Abyssinica SIL"/>
+          <w:noProof/>
+          <w:color w:val="993300"/>
+          <w:sz w:val="28"/>
+          <w:szCs w:val="28"/>
+          <w:lang w:val="am-ET" w:bidi="syr-SY"/>
+        </w:rPr>
         <w:t>ሉቃስ፡ ጸሓፌ፡ ወንጌል፡ በዘንጢያ፡ ወበርቂያ፡ ወፍርቂያ፡ ወዘየዐውዳ፡ እስከ፡ አድያመ፡ ምዕራብ፡ እስከ፡ ባሕር፡ ዘየዐቢ፡</w:t>
       </w:r>
     </w:p>
@@ -642,13 +1127,60 @@
       <w:r>
         <w:rPr>
           <w:rFonts w:ascii="Abyssinica SIL" w:hAnsi="Abyssinica SIL" w:cs="Abyssinica SIL"/>
-          <w:noProof/>
-          <w:color w:val="993300"/>
-          <w:sz w:val="28"/>
-          <w:szCs w:val="28"/>
-          <w:lang w:val="am-ET" w:bidi="syr-SY"/>
-        </w:rPr>
-        <w:t>ወመርማሪ፡ ዘእምሰብዓ፡ አርድእት፡ በደሴት፡ ወፋርስ፡ ወምድረ፡ ባቢሎን፡ ወኵሎሙ፡ ጸለምት፡ ወዘየዐውዶሙ፡ ወምድረ፡ ቴማን፡ ወደሰያት፡ ወምድረ፡ ዐረብ፡ እለ፡ ይነብሩ፡ በሐይመታት፡ እስከ፡ ባሕረ፡ የም፡ ወአካይ፡ ረድኡ፡ ለመርማሪ፡ በምድረ፡ አድባር፡ ወአሕዋዝ፡ ወተርሴስ፡ እስከ፡ ምድረ፡ ስንድ፡ ወእስከ፡ ጎግ፡ ወማጎግ፡</w:t>
+          <w:b/>
+          <w:bCs/>
+          <w:noProof/>
+          <w:color w:val="0070C0"/>
+          <w:sz w:val="28"/>
+          <w:szCs w:val="28"/>
+          <w:vertAlign w:val="superscript"/>
+          <w:lang w:val="am-ET" w:bidi="syr-SY"/>
+        </w:rPr>
+        <w:t>15</w:t>
+      </w:r>
+      <w:r>
+        <w:rPr>
+          <w:rFonts w:ascii="Abyssinica SIL" w:hAnsi="Abyssinica SIL" w:cs="Abyssinica SIL"/>
+          <w:noProof/>
+          <w:color w:val="0070C0"/>
+          <w:sz w:val="28"/>
+          <w:szCs w:val="28"/>
+          <w:lang w:val="am-ET" w:bidi="syr-SY"/>
+        </w:rPr>
+        <w:t> </w:t>
+      </w:r>
+      <w:r>
+        <w:rPr>
+          <w:rFonts w:ascii="Abyssinica SIL" w:hAnsi="Abyssinica SIL" w:cs="Abyssinica SIL"/>
+          <w:noProof/>
+          <w:color w:val="993300"/>
+          <w:sz w:val="28"/>
+          <w:szCs w:val="28"/>
+          <w:lang w:val="am-ET" w:bidi="syr-SY"/>
+        </w:rPr>
+        <w:t>ወመርማሪ፡ ዘእምሰብዓ፡ አርድእት፡ በደሴት፡ ወፋርስ፡ ወምድረ፡ ባቢሎን፡ ወኵሎሙ፡ ጸለምት፡ ወዘየዐውዶሙ፡ ወምድረ፡ ቴማን፡ ወደሰያት፡ ወምድረ፡ ዐረብ፡ እለ፡ ይነብሩ፡ በሐይመታት፡ እስከ፡ ባሕረ፡ የም፡</w:t>
+      </w:r>
+      <w:r>
+        <w:rPr>
+          <w:rFonts w:ascii="Abyssinica SIL" w:hAnsi="Abyssinica SIL" w:cs="Abyssinica SIL"/>
+          <w:noProof/>
+          <w:color w:val="993300"/>
+          <w:sz w:val="28"/>
+          <w:szCs w:val="28"/>
+          <w:lang w:val="am-ET" w:bidi="syr-SY"/>
+        </w:rPr>
+        <w:t xml:space="preserve"> </w:t>
+      </w:r>
+      <w:r>
+        <w:rPr>
+          <w:rFonts w:ascii="Abyssinica SIL" w:hAnsi="Abyssinica SIL" w:cs="Abyssinica SIL"/>
+          <w:noProof/>
+          <w:color w:val="993300"/>
+          <w:sz w:val="28"/>
+          <w:szCs w:val="28"/>
+          <w:lang w:val="am-ET" w:bidi="syr-SY"/>
+        </w:rPr>
+        <w:t>ወአካይ፡ ረድኡ፡ ለመርማሪ፡ በምድረ፡ አድባር፡ ወአሕዋዝ፡ ወተርሴስ፡ እስከ፡ ምድረ፡ ስንድ፡ ወእስከ፡ ጎግ፡ ወማጎግ፡</w:t>
       </w:r>
     </w:p>
     <w:p>
@@ -668,13 +1200,85 @@
       <w:r>
         <w:rPr>
           <w:rFonts w:ascii="Abyssinica SIL" w:hAnsi="Abyssinica SIL" w:cs="Abyssinica SIL"/>
-          <w:noProof/>
-          <w:color w:val="993300"/>
-          <w:sz w:val="28"/>
-          <w:szCs w:val="28"/>
-          <w:lang w:val="am-ET" w:bidi="syr-SY"/>
-        </w:rPr>
-        <w:t>ወባዕዳንሰ፡ ሐዋርያት፡ ተፈነዉ፡ ኀበ፡ አባግዕ፡ እለ፡ ተገድፉ፡ ወጸውዑ፡ ሰብአ፡ ውስተ፡ አሚን፡ ወአጥመቅዎሙ፡ በከመ፡ አዘዞሙ፡ እግዚእነ፡ ክርስቶስ፡ በስመ፡ አብ፡ ወወልድ፡ ወመንፈስ፡ ቅዱስ፡ እስከ፡ ተፈልጡ፡ እምዓለም፡ ወሖሩ፡ ውስተ፡ ዕረፍት፡ ወፍሥሓ፡ ዘለዓለም፡ ወእምቅድመ፡ ይትፈለጡ፡ ውስተ፡ አህጉር፡ ገብሩ፡ ሥርዐተ፡ ወቀኖና፡ ወአዘዝዎሙ፡ ለእለ፡ አምኑ፡ ወመሀርዎሙ፡ ኪያሃ፡ ወአጽንዕዎሙ፡ ባቲ፡ አመ፡ ሀለዉ፡ ጉቡኣን፡ በጽዮን።</w:t>
+          <w:b/>
+          <w:bCs/>
+          <w:noProof/>
+          <w:color w:val="0070C0"/>
+          <w:sz w:val="28"/>
+          <w:szCs w:val="28"/>
+          <w:vertAlign w:val="superscript"/>
+          <w:lang w:val="am-ET" w:bidi="syr-SY"/>
+        </w:rPr>
+        <w:t>16</w:t>
+      </w:r>
+      <w:r>
+        <w:rPr>
+          <w:rFonts w:ascii="Abyssinica SIL" w:hAnsi="Abyssinica SIL" w:cs="Abyssinica SIL"/>
+          <w:noProof/>
+          <w:color w:val="0070C0"/>
+          <w:sz w:val="28"/>
+          <w:szCs w:val="28"/>
+          <w:lang w:val="am-ET" w:bidi="syr-SY"/>
+        </w:rPr>
+        <w:t> </w:t>
+      </w:r>
+      <w:r>
+        <w:rPr>
+          <w:rFonts w:ascii="Abyssinica SIL" w:hAnsi="Abyssinica SIL" w:cs="Abyssinica SIL"/>
+          <w:noProof/>
+          <w:color w:val="993300"/>
+          <w:sz w:val="28"/>
+          <w:szCs w:val="28"/>
+          <w:lang w:val="am-ET" w:bidi="syr-SY"/>
+        </w:rPr>
+        <w:t>ወባዕዳንሰ፡ ሐዋርያት፡ ተፈነዉ፡ ኀበ፡ አባግዕ፡ እለ፡ ተገድፉ፡ ወጸውዑ፡ ሰብአ፡ ውስተ፡ አሚን፡ ወአጥመቅዎሙ፡ በከመ፡ አዘዞሙ፡ እግዚእነ፡ ክርስቶስ፡ በስመ፡ አብ፡ ወወልድ፡ ወመንፈስ፡ ቅዱስ፡ እስከ፡ ተፈልጡ፡ እምዓለም፡ ወሖሩ፡ ውስተ፡ ዕረፍት፡ ወፍሥሓ፡ ዘለዓለም፡</w:t>
+      </w:r>
+      <w:r>
+        <w:rPr>
+          <w:rFonts w:ascii="Abyssinica SIL" w:hAnsi="Abyssinica SIL" w:cs="Abyssinica SIL"/>
+          <w:noProof/>
+          <w:color w:val="993300"/>
+          <w:sz w:val="28"/>
+          <w:szCs w:val="28"/>
+          <w:lang w:val="am-ET" w:bidi="syr-SY"/>
+        </w:rPr>
+        <w:t xml:space="preserve"> </w:t>
+      </w:r>
+      <w:r>
+        <w:rPr>
+          <w:rFonts w:ascii="Abyssinica SIL" w:hAnsi="Abyssinica SIL" w:cs="Abyssinica SIL"/>
+          <w:b/>
+          <w:bCs/>
+          <w:noProof/>
+          <w:color w:val="0070C0"/>
+          <w:sz w:val="28"/>
+          <w:szCs w:val="28"/>
+          <w:vertAlign w:val="superscript"/>
+          <w:lang w:val="am-ET" w:bidi="syr-SY"/>
+        </w:rPr>
+        <w:t>17</w:t>
+      </w:r>
+      <w:r>
+        <w:rPr>
+          <w:rFonts w:ascii="Abyssinica SIL" w:hAnsi="Abyssinica SIL" w:cs="Abyssinica SIL"/>
+          <w:noProof/>
+          <w:color w:val="0070C0"/>
+          <w:sz w:val="28"/>
+          <w:szCs w:val="28"/>
+          <w:lang w:val="am-ET" w:bidi="syr-SY"/>
+        </w:rPr>
+        <w:t> </w:t>
+      </w:r>
+      <w:r>
+        <w:rPr>
+          <w:rFonts w:ascii="Abyssinica SIL" w:hAnsi="Abyssinica SIL" w:cs="Abyssinica SIL"/>
+          <w:noProof/>
+          <w:color w:val="993300"/>
+          <w:sz w:val="28"/>
+          <w:szCs w:val="28"/>
+          <w:lang w:val="am-ET" w:bidi="syr-SY"/>
+        </w:rPr>
+        <w:t>ወእምቅድመ፡ ይትፈለጡ፡ ውስተ፡ አህጉር፡ ገብሩ፡ ሥርዐተ፡ ወቀኖና፡ ወአዘዝዎሙ፡ ለእለ፡ አምኑ፡ ወመሀርዎሙ፡ ኪያሃ፡ ወአጽንዕዎሙ፡ ባቲ፡ አመ፡ ሀለዉ፡ ጉቡኣን፡ በጽዮን።</w:t>
       </w:r>
     </w:p>
     <w:p>
@@ -780,6 +1384,33 @@
       <w:r>
         <w:rPr>
           <w:rFonts w:ascii="Abyssinica SIL" w:hAnsi="Abyssinica SIL" w:cs="Abyssinica SIL"/>
+          <w:b/>
+          <w:bCs/>
+          <w:noProof/>
+          <w:color w:val="0070C0"/>
+          <w:sz w:val="28"/>
+          <w:szCs w:val="28"/>
+          <w:shd w:val="clear" w:color="auto" w:fill="FFFFFF"/>
+          <w:vertAlign w:val="superscript"/>
+          <w:lang w:val="am-ET"/>
+        </w:rPr>
+        <w:t>1</w:t>
+      </w:r>
+      <w:r>
+        <w:rPr>
+          <w:rFonts w:ascii="Abyssinica SIL" w:hAnsi="Abyssinica SIL" w:cs="Abyssinica SIL"/>
+          <w:noProof/>
+          <w:color w:val="0070C0"/>
+          <w:sz w:val="28"/>
+          <w:szCs w:val="28"/>
+          <w:shd w:val="clear" w:color="auto" w:fill="FFFFFF"/>
+          <w:lang w:val="am-ET"/>
+        </w:rPr>
+        <w:t> </w:t>
+      </w:r>
+      <w:r>
+        <w:rPr>
+          <w:rFonts w:ascii="Abyssinica SIL" w:hAnsi="Abyssinica SIL" w:cs="Abyssinica SIL"/>
           <w:noProof/>
           <w:color w:val="993300"/>
           <w:sz w:val="28"/>
@@ -846,7 +1477,7 @@
           <w:u w:val="single" w:color="00B050"/>
           <w:lang w:val="am-ET" w:bidi="syr-SY"/>
         </w:rPr>
-        <w:t>፪፡ ትእዛዝ።</w:t>
+        <w:t>፪፡ትእዛዝ። በእንተ፡ሰንበተ፡ ክርስቲያን።</w:t>
       </w:r>
     </w:p>
     <w:p>
@@ -868,13 +1499,38 @@
         <w:rPr>
           <w:rFonts w:ascii="Abyssinica SIL" w:hAnsi="Abyssinica SIL" w:cs="Abyssinica SIL"/>
           <w:noProof/>
-          <w:color w:val="993300"/>
-          <w:sz w:val="28"/>
-          <w:szCs w:val="28"/>
-          <w:shd w:val="clear" w:color="auto" w:fill="FFFFFF"/>
-          <w:lang w:val="am-ET"/>
-        </w:rPr>
-        <w:t>በእንተ፡ ሰንበተ፡ ክርስቲያን። ከመ፡ ይትጋብኡ፡ በበእሑድ፡ በሠለስቱ፡ ሰዐት፡ ለጸሎት፡ ወአንብቦ፡ መጻሕፍት፡ ዘትካት፡ ወዘሐዲስ፡ ወአቅርቦ፡ ቍርባን፡ እስመ፡ ባቲ፡ ዜናዋ፡ መልአክ፡ ለማርያም፡ ከመ፡ ትፀንስ፡ ክርስቶስሃ፡ ወባቲ፡ ተንሥአ፡ እምውታን፡ ወባቲ፡ ይወርድ፡ እምሰማይ፡ በዕለተ፡ ትንሣኤ፡ ምስለ፡ መላእክቲሁ፡ በዐቢይ፡ ስብሐት፡ ወይነብር፡ ምስለ፡ አርዳኢሁ፡ ቅዱሳን፡ ወይኴንን፡ ሕያዋነ፡ ወምውታነ።</w:t>
+          <w:color w:val="0070C0"/>
+          <w:sz w:val="28"/>
+          <w:szCs w:val="28"/>
+          <w:shd w:val="clear" w:color="auto" w:fill="FFFFFF"/>
+          <w:vertAlign w:val="superscript"/>
+          <w:lang w:val="am-ET"/>
+        </w:rPr>
+        <w:t>1</w:t>
+      </w:r>
+      <w:r>
+        <w:rPr>
+          <w:rFonts w:ascii="Abyssinica SIL" w:hAnsi="Abyssinica SIL" w:cs="Abyssinica SIL"/>
+          <w:noProof/>
+          <w:color w:val="0070C0"/>
+          <w:sz w:val="28"/>
+          <w:szCs w:val="28"/>
+          <w:shd w:val="clear" w:color="auto" w:fill="FFFFFF"/>
+          <w:lang w:val="am-ET"/>
+        </w:rPr>
+        <w:t> </w:t>
+      </w:r>
+      <w:r>
+        <w:rPr>
+          <w:rFonts w:ascii="Abyssinica SIL" w:hAnsi="Abyssinica SIL" w:cs="Abyssinica SIL"/>
+          <w:noProof/>
+          <w:color w:val="993300"/>
+          <w:sz w:val="28"/>
+          <w:szCs w:val="28"/>
+          <w:shd w:val="clear" w:color="auto" w:fill="FFFFFF"/>
+          <w:lang w:val="am-ET"/>
+        </w:rPr>
+        <w:t>ከመ፡ ይትጋብኡ፡ በበእሑድ፡ በሠለስቱ፡ ሰዐት፡ ለጸሎት፡ ወአንብቦ፡ መጻሕፍት፡ ዘትካት፡ ወዘሐዲስ፡ ወአቅርቦ፡ ቍርባን፡ እስመ፡ ባቲ፡ ዜናዋ፡ መልአክ፡ ለማርያም፡ ከመ፡ ትፀንስ፡ ክርስቶስሃ፡ ወባቲ፡ ተንሥአ፡ እምውታን፡ ወባቲ፡ ይወርድ፡ እምሰማይ፡ በዕለተ፡ ትንሣኤ፡ ምስለ፡ መላእክቲሁ፡ በዐቢይ፡ ስብሐት፡ ወይነብር፡ ምስለ፡ አርዳኢሁ፡ ቅዱሳን፡ ወይኴንን፡ ሕያዋነ፡ ወምውታነ።</w:t>
       </w:r>
     </w:p>
     <w:p>
@@ -933,7 +1589,7 @@
           <w:u w:val="single" w:color="00B050"/>
           <w:lang w:val="am-ET" w:bidi="syr-SY"/>
         </w:rPr>
-        <w:t>፫፡ ትእዛዝ።</w:t>
+        <w:t>፫፡ትእዛዝ። በእንተ፡ዕለተ፡ረቡዕ።</w:t>
       </w:r>
     </w:p>
     <w:p>
@@ -954,14 +1610,44 @@
       <w:r>
         <w:rPr>
           <w:rFonts w:ascii="Abyssinica SIL" w:hAnsi="Abyssinica SIL" w:cs="Abyssinica SIL"/>
-          <w:noProof/>
-          <w:color w:val="993300"/>
-          <w:sz w:val="28"/>
-          <w:szCs w:val="28"/>
-          <w:shd w:val="clear" w:color="auto" w:fill="FFFFFF"/>
-          <w:lang w:val="am-ET"/>
-        </w:rPr>
-        <w:t>በእንተ፡ ዕለተ፡ ረቡዕ። ከመ፡ ይግበሩ፡ ጸሎተ፡ ተጋቢኦሙ፡ በዕለተ፡ ረቡዕ፡ እስመ፡ ባቲ፡ ነገሮሙ፡ ኢየሱስ፡ ከመ፡ ይነሥእዎ፡ ወይሰቅልዎ፡ ወይመውት፡ ወይትነሣእ፡ በሣልስት፡ ዕለት፡ ወሐዘኑ፡ ወተከዙ፡ በእንቲአሁ።</w:t>
+          <w:b/>
+          <w:bCs/>
+          <w:noProof/>
+          <w:color w:val="0070C0"/>
+          <w:sz w:val="28"/>
+          <w:szCs w:val="28"/>
+          <w:shd w:val="clear" w:color="auto" w:fill="FFFFFF"/>
+          <w:vertAlign w:val="superscript"/>
+          <w:lang w:val="am-ET"/>
+        </w:rPr>
+        <w:t>1</w:t>
+      </w:r>
+      <w:r>
+        <w:rPr>
+          <w:rFonts w:ascii="Abyssinica SIL" w:hAnsi="Abyssinica SIL" w:cs="Abyssinica SIL"/>
+          <w:b/>
+          <w:bCs/>
+          <w:noProof/>
+          <w:color w:val="0070C0"/>
+          <w:sz w:val="28"/>
+          <w:szCs w:val="28"/>
+          <w:shd w:val="clear" w:color="auto" w:fill="FFFFFF"/>
+          <w:vertAlign w:val="superscript"/>
+          <w:lang w:val="am-ET"/>
+        </w:rPr>
+        <w:t> </w:t>
+      </w:r>
+      <w:r>
+        <w:rPr>
+          <w:rFonts w:ascii="Abyssinica SIL" w:hAnsi="Abyssinica SIL" w:cs="Abyssinica SIL"/>
+          <w:noProof/>
+          <w:color w:val="993300"/>
+          <w:sz w:val="28"/>
+          <w:szCs w:val="28"/>
+          <w:shd w:val="clear" w:color="auto" w:fill="FFFFFF"/>
+          <w:lang w:val="am-ET"/>
+        </w:rPr>
+        <w:t>ከመ፡ ይግበሩ፡ ጸሎተ፡ ተጋቢኦሙ፡ በዕለተ፡ ረቡዕ፡ እስመ፡ ባቲ፡ ነገሮሙ፡ ኢየሱስ፡ ከመ፡ ይነሥእዎ፡ ወይሰቅልዎ፡ ወይመውት፡ ወይትነሣእ፡ በሣልስት፡ ዕለት፡ ወሐዘኑ፡ ወተከዙ፡ በእንቲአሁ።</w:t>
       </w:r>
     </w:p>
     <w:p>
@@ -1021,7 +1707,7 @@
           <w:lang w:val="am-ET" w:bidi="syr-SY"/>
         </w:rPr>
         <w:lastRenderedPageBreak/>
-        <w:t>፬፡ ትእዛዝ።</w:t>
+        <w:t>፬፡ትእዛዝ። በእንተ፡ዐርብ።</w:t>
       </w:r>
     </w:p>
     <w:p>
@@ -1042,14 +1728,44 @@
       <w:r>
         <w:rPr>
           <w:rFonts w:ascii="Abyssinica SIL" w:hAnsi="Abyssinica SIL" w:cs="Abyssinica SIL"/>
-          <w:noProof/>
-          <w:color w:val="993300"/>
-          <w:sz w:val="28"/>
-          <w:szCs w:val="28"/>
-          <w:shd w:val="clear" w:color="auto" w:fill="FFFFFF"/>
-          <w:lang w:val="am-ET"/>
-        </w:rPr>
-        <w:t>በእንተ፡ ዐርብ። ከመ፡ ይግበሩ፡ ጸሎተ፡ በዕለተ፡ ዐርብ፡ በ፱፡ ሰዐት፡ እስመ፡ በጽሐ፡ ዘነገሮሙ፡ ክርስቶስ፡ በረቡዕ፡ በእንተ፡ ሕማሙ፡ ወስቅለቱ፡ በዕለተ፡ ዐርብ። ወተጠየቀ፡ ውእቱ፡ አመ፡ አድለቅለቀት፡ ምድር፡ ወጸልመ፡ ፀሐይ፡ በይእቲ፡ ዕለት።</w:t>
+          <w:b/>
+          <w:bCs/>
+          <w:noProof/>
+          <w:color w:val="0070C0"/>
+          <w:sz w:val="28"/>
+          <w:szCs w:val="28"/>
+          <w:shd w:val="clear" w:color="auto" w:fill="FFFFFF"/>
+          <w:vertAlign w:val="superscript"/>
+          <w:lang w:val="am-ET"/>
+        </w:rPr>
+        <w:t>1</w:t>
+      </w:r>
+      <w:r>
+        <w:rPr>
+          <w:rFonts w:ascii="Abyssinica SIL" w:hAnsi="Abyssinica SIL" w:cs="Abyssinica SIL"/>
+          <w:b/>
+          <w:bCs/>
+          <w:noProof/>
+          <w:color w:val="0070C0"/>
+          <w:sz w:val="28"/>
+          <w:szCs w:val="28"/>
+          <w:shd w:val="clear" w:color="auto" w:fill="FFFFFF"/>
+          <w:vertAlign w:val="superscript"/>
+          <w:lang w:val="am-ET"/>
+        </w:rPr>
+        <w:t> </w:t>
+      </w:r>
+      <w:r>
+        <w:rPr>
+          <w:rFonts w:ascii="Abyssinica SIL" w:hAnsi="Abyssinica SIL" w:cs="Abyssinica SIL"/>
+          <w:noProof/>
+          <w:color w:val="993300"/>
+          <w:sz w:val="28"/>
+          <w:szCs w:val="28"/>
+          <w:shd w:val="clear" w:color="auto" w:fill="FFFFFF"/>
+          <w:lang w:val="am-ET"/>
+        </w:rPr>
+        <w:t>ከመ፡ ይግበሩ፡ ጸሎተ፡ በዕለተ፡ ዐርብ፡ በ፱፡ ሰዐት፡ እስመ፡ በጽሐ፡ ዘነገሮሙ፡ ክርስቶስ፡ በረቡዕ፡ በእንተ፡ ሕማሙ፡ ወስቅለቱ፡ በዕለተ፡ ዐርብ። ወተጠየቀ፡ ውእቱ፡ አመ፡ አድለቅለቀት፡ ምድር፡ ወጸልመ፡ ፀሐይ፡ በይእቲ፡ ዕለት።</w:t>
       </w:r>
     </w:p>
     <w:p>
@@ -1108,7 +1824,7 @@
           <w:u w:val="single" w:color="00B050"/>
           <w:lang w:val="am-ET" w:bidi="syr-SY"/>
         </w:rPr>
-        <w:t>፭፡ ትእዛዝ።</w:t>
+        <w:t>፭፡ትእዛዝ። በእንተ፡ሊቃውንት።</w:t>
       </w:r>
     </w:p>
     <w:p>
@@ -1129,14 +1845,44 @@
       <w:r>
         <w:rPr>
           <w:rFonts w:ascii="Abyssinica SIL" w:hAnsi="Abyssinica SIL" w:cs="Abyssinica SIL"/>
-          <w:noProof/>
-          <w:color w:val="993300"/>
-          <w:sz w:val="28"/>
-          <w:szCs w:val="28"/>
-          <w:shd w:val="clear" w:color="auto" w:fill="FFFFFF"/>
-          <w:lang w:val="am-ET"/>
-        </w:rPr>
-        <w:t>በእንተ፡ ሊቃውንት። ከመ፡ ይሢሙ፡ ሎሙ፡ መሀይምናን፡ ሊቃውንተ፡ ሊቃነ፡ ጳጳሳት፡ ወጳጳሳተ፡ ወኤጲስ፡ ቆጶሳተ፡ ከመ፡ ይኩኑ፡ በአርአያ፡ ሙሴ፡ ወአሮን፡ ሊቃነ፡ ካህናት፡ ወይአዝዙ፡ ለኵሉ፡ ሕዝብ።</w:t>
+          <w:b/>
+          <w:bCs/>
+          <w:noProof/>
+          <w:color w:val="0070C0"/>
+          <w:sz w:val="28"/>
+          <w:szCs w:val="28"/>
+          <w:shd w:val="clear" w:color="auto" w:fill="FFFFFF"/>
+          <w:vertAlign w:val="superscript"/>
+          <w:lang w:val="am-ET"/>
+        </w:rPr>
+        <w:t>1</w:t>
+      </w:r>
+      <w:r>
+        <w:rPr>
+          <w:rFonts w:ascii="Abyssinica SIL" w:hAnsi="Abyssinica SIL" w:cs="Abyssinica SIL"/>
+          <w:b/>
+          <w:bCs/>
+          <w:noProof/>
+          <w:color w:val="0070C0"/>
+          <w:sz w:val="28"/>
+          <w:szCs w:val="28"/>
+          <w:shd w:val="clear" w:color="auto" w:fill="FFFFFF"/>
+          <w:vertAlign w:val="superscript"/>
+          <w:lang w:val="am-ET"/>
+        </w:rPr>
+        <w:t> </w:t>
+      </w:r>
+      <w:r>
+        <w:rPr>
+          <w:rFonts w:ascii="Abyssinica SIL" w:hAnsi="Abyssinica SIL" w:cs="Abyssinica SIL"/>
+          <w:noProof/>
+          <w:color w:val="993300"/>
+          <w:sz w:val="28"/>
+          <w:szCs w:val="28"/>
+          <w:shd w:val="clear" w:color="auto" w:fill="FFFFFF"/>
+          <w:lang w:val="am-ET"/>
+        </w:rPr>
+        <w:t>ከመ፡ ይሢሙ፡ ሎሙ፡ መሀይምናን፡ ሊቃውንተ፡ ሊቃነ፡ ጳጳሳት፡ ወጳጳሳተ፡ ወኤጲስ፡ ቆጶሳተ፡ ከመ፡ ይኩኑ፡ በአርአያ፡ ሙሴ፡ ወአሮን፡ ሊቃነ፡ ካህናት፡ ወይአዝዙ፡ ለኵሉ፡ ሕዝብ።</w:t>
       </w:r>
     </w:p>
     <w:p>
@@ -1171,7 +1917,7 @@
         <w:keepNext/>
         <w:widowControl w:val="0"/>
         <w:snapToGrid w:val="0"/>
-        <w:spacing w:before="120"/>
+        <w:spacing w:before="80"/>
         <w:jc w:val="center"/>
         <w:rPr>
           <w:rFonts w:ascii="Abyssinica SIL" w:hAnsi="Abyssinica SIL" w:cs="Abyssinica SIL"/>
@@ -1195,7 +1941,7 @@
           <w:u w:val="single" w:color="00B050"/>
           <w:lang w:val="am-ET" w:bidi="syr-SY"/>
         </w:rPr>
-        <w:t>፮፡ ትእዛዝ።</w:t>
+        <w:t>፮፡ትእዛዝ።</w:t>
       </w:r>
     </w:p>
     <w:p>
@@ -1213,6 +1959,33 @@
           <w:lang w:val="am-ET"/>
         </w:rPr>
       </w:pPr>
+      <w:r>
+        <w:rPr>
+          <w:rFonts w:ascii="Abyssinica SIL" w:hAnsi="Abyssinica SIL" w:cs="Abyssinica SIL"/>
+          <w:b/>
+          <w:bCs/>
+          <w:noProof/>
+          <w:color w:val="0070C0"/>
+          <w:sz w:val="28"/>
+          <w:szCs w:val="28"/>
+          <w:shd w:val="clear" w:color="auto" w:fill="FFFFFF"/>
+          <w:vertAlign w:val="superscript"/>
+          <w:lang w:val="am-ET"/>
+        </w:rPr>
+        <w:t>1</w:t>
+      </w:r>
+      <w:r>
+        <w:rPr>
+          <w:rFonts w:ascii="Abyssinica SIL" w:hAnsi="Abyssinica SIL" w:cs="Abyssinica SIL"/>
+          <w:noProof/>
+          <w:color w:val="0070C0"/>
+          <w:sz w:val="28"/>
+          <w:szCs w:val="28"/>
+          <w:shd w:val="clear" w:color="auto" w:fill="FFFFFF"/>
+          <w:lang w:val="am-ET"/>
+        </w:rPr>
+        <w:t> </w:t>
+      </w:r>
       <w:r>
         <w:rPr>
           <w:rFonts w:ascii="Abyssinica SIL" w:hAnsi="Abyssinica SIL" w:cs="Abyssinica SIL"/>
@@ -1282,7 +2055,7 @@
           <w:u w:val="single" w:color="00B050"/>
           <w:lang w:val="am-ET" w:bidi="syr-SY"/>
         </w:rPr>
-        <w:t>፯፡ ትእዛዝ።</w:t>
+        <w:t>፯፡ትእዛዝ።</w:t>
       </w:r>
     </w:p>
     <w:p>
@@ -1300,6 +2073,33 @@
           <w:lang w:val="am-ET"/>
         </w:rPr>
       </w:pPr>
+      <w:r>
+        <w:rPr>
+          <w:rFonts w:ascii="Abyssinica SIL" w:hAnsi="Abyssinica SIL" w:cs="Abyssinica SIL"/>
+          <w:b/>
+          <w:bCs/>
+          <w:noProof/>
+          <w:color w:val="0070C0"/>
+          <w:sz w:val="28"/>
+          <w:szCs w:val="28"/>
+          <w:shd w:val="clear" w:color="auto" w:fill="FFFFFF"/>
+          <w:vertAlign w:val="superscript"/>
+          <w:lang w:val="am-ET"/>
+        </w:rPr>
+        <w:t>1</w:t>
+      </w:r>
+      <w:r>
+        <w:rPr>
+          <w:rFonts w:ascii="Abyssinica SIL" w:hAnsi="Abyssinica SIL" w:cs="Abyssinica SIL"/>
+          <w:noProof/>
+          <w:color w:val="0070C0"/>
+          <w:sz w:val="28"/>
+          <w:szCs w:val="28"/>
+          <w:shd w:val="clear" w:color="auto" w:fill="FFFFFF"/>
+          <w:lang w:val="am-ET"/>
+        </w:rPr>
+        <w:t> </w:t>
+      </w:r>
       <w:r>
         <w:rPr>
           <w:rFonts w:ascii="Abyssinica SIL" w:hAnsi="Abyssinica SIL" w:cs="Abyssinica SIL"/>
@@ -1369,7 +2169,7 @@
           <w:u w:val="single" w:color="00B050"/>
           <w:lang w:val="am-ET" w:bidi="syr-SY"/>
         </w:rPr>
-        <w:t>፰፡ ትእዛዝ።</w:t>
+        <w:t>፰፡ትእዛዝ። በእንተ፡ልደት።</w:t>
       </w:r>
     </w:p>
     <w:p>
@@ -1390,14 +2190,44 @@
       <w:r>
         <w:rPr>
           <w:rFonts w:ascii="Abyssinica SIL" w:hAnsi="Abyssinica SIL" w:cs="Abyssinica SIL"/>
-          <w:noProof/>
-          <w:color w:val="993300"/>
-          <w:sz w:val="28"/>
-          <w:szCs w:val="28"/>
-          <w:shd w:val="clear" w:color="auto" w:fill="FFFFFF"/>
-          <w:lang w:val="am-ET"/>
-        </w:rPr>
-        <w:t>በእንተ፡ ልደት። ወይግበሩ፡ በዓለ፡ ልደቱ፡ ለእግዚእነ፡ በበዐመት፡ በዕለተ፡ ተወልደ፡ አመ፡ ፳ወ፱፡ ለወርኀ፡ ታኅሣሥ፡ እስመ፡ ውእቱ፡ ርእሰ፡ ኵሉ፡ በዓላት።</w:t>
+          <w:b/>
+          <w:bCs/>
+          <w:noProof/>
+          <w:color w:val="0070C0"/>
+          <w:sz w:val="28"/>
+          <w:szCs w:val="28"/>
+          <w:shd w:val="clear" w:color="auto" w:fill="FFFFFF"/>
+          <w:vertAlign w:val="superscript"/>
+          <w:lang w:val="am-ET"/>
+        </w:rPr>
+        <w:t>1</w:t>
+      </w:r>
+      <w:r>
+        <w:rPr>
+          <w:rFonts w:ascii="Abyssinica SIL" w:hAnsi="Abyssinica SIL" w:cs="Abyssinica SIL"/>
+          <w:b/>
+          <w:bCs/>
+          <w:noProof/>
+          <w:color w:val="0070C0"/>
+          <w:sz w:val="28"/>
+          <w:szCs w:val="28"/>
+          <w:shd w:val="clear" w:color="auto" w:fill="FFFFFF"/>
+          <w:vertAlign w:val="superscript"/>
+          <w:lang w:val="am-ET"/>
+        </w:rPr>
+        <w:t> </w:t>
+      </w:r>
+      <w:r>
+        <w:rPr>
+          <w:rFonts w:ascii="Abyssinica SIL" w:hAnsi="Abyssinica SIL" w:cs="Abyssinica SIL"/>
+          <w:noProof/>
+          <w:color w:val="993300"/>
+          <w:sz w:val="28"/>
+          <w:szCs w:val="28"/>
+          <w:shd w:val="clear" w:color="auto" w:fill="FFFFFF"/>
+          <w:lang w:val="am-ET"/>
+        </w:rPr>
+        <w:t>ወይግበሩ፡ በዓለ፡ ልደቱ፡ ለእግዚእነ፡ በበዐመት፡ በዕለተ፡ ተወልደ፡ አመ፡ ፳ወ፱፡ ለወርኀ፡ ታኅሣሥ፡ እስመ፡ ውእቱ፡ ርእሰ፡ ኵሉ፡ በዓላት።</w:t>
       </w:r>
     </w:p>
     <w:p>
@@ -1432,7 +2262,7 @@
         <w:keepNext/>
         <w:widowControl w:val="0"/>
         <w:snapToGrid w:val="0"/>
-        <w:spacing w:before="120"/>
+        <w:spacing w:before="80"/>
         <w:jc w:val="center"/>
         <w:rPr>
           <w:rFonts w:ascii="Abyssinica SIL" w:hAnsi="Abyssinica SIL" w:cs="Abyssinica SIL"/>
@@ -1456,7 +2286,7 @@
           <w:u w:val="single" w:color="00B050"/>
           <w:lang w:val="am-ET" w:bidi="syr-SY"/>
         </w:rPr>
-        <w:t>፱፡ ትእዛዝ።</w:t>
+        <w:t>፱፡ትእዛዝ። በእንተ፡ጥምቀት።</w:t>
       </w:r>
     </w:p>
     <w:p>
@@ -1477,14 +2307,44 @@
       <w:r>
         <w:rPr>
           <w:rFonts w:ascii="Abyssinica SIL" w:hAnsi="Abyssinica SIL" w:cs="Abyssinica SIL"/>
-          <w:noProof/>
-          <w:color w:val="993300"/>
-          <w:sz w:val="28"/>
-          <w:szCs w:val="28"/>
-          <w:shd w:val="clear" w:color="auto" w:fill="FFFFFF"/>
-          <w:lang w:val="am-ET"/>
-        </w:rPr>
-        <w:t>በእንተ፡ ጥምቀት። ወይግበሩ፡ በዓለ፡ ጥምቀቱ፡ ለእግዚእነ፡ እስመ፡ ዕለተ፡ ቅዳሴ፡ ይእቲ፡ አመ፡ ተጠምቀ፡ እምዮሐንስ፡ መጥምቅ፡ ዘውእቱ፡ ፲ወ፩፡</w:t>
+          <w:b/>
+          <w:bCs/>
+          <w:noProof/>
+          <w:color w:val="0070C0"/>
+          <w:sz w:val="28"/>
+          <w:szCs w:val="28"/>
+          <w:shd w:val="clear" w:color="auto" w:fill="FFFFFF"/>
+          <w:vertAlign w:val="superscript"/>
+          <w:lang w:val="am-ET"/>
+        </w:rPr>
+        <w:t>1</w:t>
+      </w:r>
+      <w:r>
+        <w:rPr>
+          <w:rFonts w:ascii="Abyssinica SIL" w:hAnsi="Abyssinica SIL" w:cs="Abyssinica SIL"/>
+          <w:b/>
+          <w:bCs/>
+          <w:noProof/>
+          <w:color w:val="0070C0"/>
+          <w:sz w:val="28"/>
+          <w:szCs w:val="28"/>
+          <w:shd w:val="clear" w:color="auto" w:fill="FFFFFF"/>
+          <w:vertAlign w:val="superscript"/>
+          <w:lang w:val="am-ET"/>
+        </w:rPr>
+        <w:t> </w:t>
+      </w:r>
+      <w:r>
+        <w:rPr>
+          <w:rFonts w:ascii="Abyssinica SIL" w:hAnsi="Abyssinica SIL" w:cs="Abyssinica SIL"/>
+          <w:noProof/>
+          <w:color w:val="993300"/>
+          <w:sz w:val="28"/>
+          <w:szCs w:val="28"/>
+          <w:shd w:val="clear" w:color="auto" w:fill="FFFFFF"/>
+          <w:lang w:val="am-ET"/>
+        </w:rPr>
+        <w:t>ወይግበሩ፡ በዓለ፡ ጥምቀቱ፡ ለእግዚእነ፡ እስመ፡ ዕለተ፡ ቅዳሴ፡ ይእቲ፡ አመ፡ ተጠምቀ፡ እምዮሐንስ፡ መጥምቅ፡ ዘውእቱ፡ ፲ወ፩፡</w:t>
       </w:r>
       <w:r>
         <w:rPr>
@@ -1543,7 +2403,7 @@
         <w:keepNext/>
         <w:widowControl w:val="0"/>
         <w:snapToGrid w:val="0"/>
-        <w:spacing w:before="120"/>
+        <w:spacing w:before="80"/>
         <w:jc w:val="center"/>
         <w:rPr>
           <w:rFonts w:ascii="Abyssinica SIL" w:hAnsi="Abyssinica SIL" w:cs="Abyssinica SIL"/>
@@ -1567,36 +2427,156 @@
           <w:u w:val="single" w:color="00B050"/>
           <w:lang w:val="am-ET" w:bidi="syr-SY"/>
         </w:rPr>
+        <w:t>፲፡ትእዛዝ። በእንተ፡ጾመ፡ፋሲካ።</w:t>
+      </w:r>
+    </w:p>
+    <w:p>
+      <w:pPr>
+        <w:snapToGrid w:val="0"/>
+        <w:spacing w:before="120"/>
+        <w:jc w:val="both"/>
+        <w:rPr>
+          <w:rFonts w:ascii="Abyssinica SIL" w:hAnsi="Abyssinica SIL" w:cs="Abyssinica SIL"/>
+          <w:noProof/>
+          <w:color w:val="993300"/>
+          <w:sz w:val="28"/>
+          <w:szCs w:val="28"/>
+          <w:shd w:val="clear" w:color="auto" w:fill="FFFFFF"/>
+          <w:lang w:val="am-ET"/>
+        </w:rPr>
+      </w:pPr>
+      <w:r>
+        <w:rPr>
+          <w:rFonts w:ascii="Abyssinica SIL" w:hAnsi="Abyssinica SIL" w:cs="Abyssinica SIL"/>
+          <w:b/>
+          <w:bCs/>
+          <w:noProof/>
+          <w:color w:val="0070C0"/>
+          <w:sz w:val="28"/>
+          <w:szCs w:val="28"/>
+          <w:shd w:val="clear" w:color="auto" w:fill="FFFFFF"/>
+          <w:vertAlign w:val="superscript"/>
+          <w:lang w:val="am-ET"/>
+        </w:rPr>
+        <w:t>1</w:t>
+      </w:r>
+      <w:r>
+        <w:rPr>
+          <w:rFonts w:ascii="Abyssinica SIL" w:hAnsi="Abyssinica SIL" w:cs="Abyssinica SIL"/>
+          <w:b/>
+          <w:bCs/>
+          <w:noProof/>
+          <w:color w:val="0070C0"/>
+          <w:sz w:val="28"/>
+          <w:szCs w:val="28"/>
+          <w:shd w:val="clear" w:color="auto" w:fill="FFFFFF"/>
+          <w:vertAlign w:val="superscript"/>
+          <w:lang w:val="am-ET"/>
+        </w:rPr>
+        <w:t> </w:t>
+      </w:r>
+      <w:r>
+        <w:rPr>
+          <w:rFonts w:ascii="Abyssinica SIL" w:hAnsi="Abyssinica SIL" w:cs="Abyssinica SIL"/>
+          <w:noProof/>
+          <w:color w:val="993300"/>
+          <w:sz w:val="28"/>
+          <w:szCs w:val="28"/>
+          <w:shd w:val="clear" w:color="auto" w:fill="FFFFFF"/>
+          <w:lang w:val="am-ET"/>
+        </w:rPr>
+        <w:t xml:space="preserve">ወይጹሙ፡ በበዐመት፡ ፵፡ ዕለተ፡ በከመ፡ ጾሙ፡ ሙሴ፡ ወኤልያስ፡ ወነቢያት፡ በቀዳሚ፡ ወአኀዘ፡ እግዚእነ፡ ኢየሱስ፡ ክርስቶስ፡ ከማሁ፡ በሥጋሁ፡ ወአዖቀ፡ ከመ፡ ይግበርዎ፡ እምቅድመ፡ ሕማማቲሁ፡ ወይዘከሩ፡ ሕማሞ፡ ለክርስቶስ፡ ወስቅለቶ፡ ወሞቶ፡ ወርደቶ፡ </w:t>
+      </w:r>
+      <w:r>
+        <w:rPr>
+          <w:rFonts w:ascii="Abyssinica SIL" w:hAnsi="Abyssinica SIL" w:cs="Abyssinica SIL"/>
+          <w:noProof/>
+          <w:color w:val="993300"/>
+          <w:sz w:val="28"/>
+          <w:szCs w:val="28"/>
+          <w:shd w:val="clear" w:color="auto" w:fill="FFFFFF"/>
+          <w:lang w:val="am-ET"/>
+        </w:rPr>
         <w:lastRenderedPageBreak/>
-        <w:t>፲፡ ትእዛዝ።</w:t>
-      </w:r>
-    </w:p>
-    <w:p>
-      <w:pPr>
-        <w:snapToGrid w:val="0"/>
-        <w:spacing w:before="120"/>
-        <w:jc w:val="both"/>
-        <w:rPr>
-          <w:rFonts w:ascii="Abyssinica SIL" w:hAnsi="Abyssinica SIL" w:cs="Abyssinica SIL"/>
-          <w:noProof/>
-          <w:color w:val="993300"/>
-          <w:sz w:val="28"/>
-          <w:szCs w:val="28"/>
-          <w:shd w:val="clear" w:color="auto" w:fill="FFFFFF"/>
-          <w:lang w:val="am-ET"/>
-        </w:rPr>
-      </w:pPr>
-      <w:r>
-        <w:rPr>
-          <w:rFonts w:ascii="Abyssinica SIL" w:hAnsi="Abyssinica SIL" w:cs="Abyssinica SIL"/>
-          <w:noProof/>
-          <w:color w:val="993300"/>
-          <w:sz w:val="28"/>
-          <w:szCs w:val="28"/>
-          <w:shd w:val="clear" w:color="auto" w:fill="FFFFFF"/>
-          <w:lang w:val="am-ET"/>
-        </w:rPr>
-        <w:t>በእንተ፡ ጾመ፡ ፋሲካ። ወይጹሙ፡ በበዐመት፡ ፵፡ ዕለተ፡ በከመ፡ ጾሙ፡ ሙሴ፡ ወኤልያስ፡ ወነቢያት፡ በቀዳሚ፡ ወአኀዘ፡ እግዚእነ፡ ኢየሱስ፡ ክርስቶስ፡ ከማሁ፡ በሥጋሁ፡ ወአዖቀ፡ ከመ፡ ይግበርዎ፡ እምቅድመ፡ ሕማማቲሁ፡ ወይዘከሩ፡ ሕማሞ፡ ለክርስቶስ፡ ወስቅለቶ፡ ወሞቶ፡ ወርደቶ፡ ውስተ፡ መቃብር። ወበዕለተ፡ ትንሣኤሁ፡ ይግበሩ፡ ፋሲካ፡ ወይግበሩ፡ በዓለ፡ በተፍጻሜተ፡ ጾም፡ ዘእንበለ፡ ሰናብት፡ ወእሑድ፡ ጸዊሞሙ፡ ፵፡ ዕለተ፡ ወዕለተ፡ ዐርብ፡ ወቀዳሚት፡ ሰንበት፡ ክልኤሆን፡ በዕለተ፡ ተሰቅለ፡ ወተቀብረ፡ ወዕለተ፡ እሑድ፡ ትንሣኤሁ፡ ወአልቦ፡ እምድኅረ፡ እሉ፡ መዋዕል፡ ጾመ፡ እስከ፡ ተፍጻሜተ፡ ፶፡ ዕለት።</w:t>
+        <w:t xml:space="preserve">ውስተ፡ መቃብር። </w:t>
+      </w:r>
+      <w:r>
+        <w:rPr>
+          <w:rFonts w:ascii="Abyssinica SIL" w:hAnsi="Abyssinica SIL" w:cs="Abyssinica SIL"/>
+          <w:b/>
+          <w:bCs/>
+          <w:noProof/>
+          <w:color w:val="0070C0"/>
+          <w:sz w:val="28"/>
+          <w:szCs w:val="28"/>
+          <w:shd w:val="clear" w:color="auto" w:fill="FFFFFF"/>
+          <w:vertAlign w:val="superscript"/>
+          <w:lang w:val="am-ET"/>
+        </w:rPr>
+        <w:t>2</w:t>
+      </w:r>
+      <w:r>
+        <w:rPr>
+          <w:rFonts w:ascii="Abyssinica SIL" w:hAnsi="Abyssinica SIL" w:cs="Abyssinica SIL"/>
+          <w:noProof/>
+          <w:color w:val="0070C0"/>
+          <w:sz w:val="28"/>
+          <w:szCs w:val="28"/>
+          <w:shd w:val="clear" w:color="auto" w:fill="FFFFFF"/>
+          <w:lang w:val="am-ET"/>
+        </w:rPr>
+        <w:t> </w:t>
+      </w:r>
+      <w:r>
+        <w:rPr>
+          <w:rFonts w:ascii="Abyssinica SIL" w:hAnsi="Abyssinica SIL" w:cs="Abyssinica SIL"/>
+          <w:noProof/>
+          <w:color w:val="993300"/>
+          <w:sz w:val="28"/>
+          <w:szCs w:val="28"/>
+          <w:shd w:val="clear" w:color="auto" w:fill="FFFFFF"/>
+          <w:lang w:val="am-ET"/>
+        </w:rPr>
+        <w:t xml:space="preserve">ወበዕለተ፡ ትንሣኤሁ፡ ይግበሩ፡ ፋሲካ፡ ወይግበሩ፡ በዓለ፡ በተፍጻሜተ፡ ጾም፡ ዘእንበለ፡ ሰናብት፡ ወእሑድ፡ ጸዊሞሙ፡ ፵፡ ዕለተ፡ ወዕለተ፡ ዐርብ፡ ወቀዳሚት፡ ሰንበት፡ ክልኤሆን፡ በዕለተ፡ ተሰቅለ፡ ወተቀብረ፡ ወዕለተ፡ እሑድ፡ ትንሣኤሁ፡ </w:t>
+      </w:r>
+      <w:r>
+        <w:rPr>
+          <w:rFonts w:ascii="Abyssinica SIL" w:hAnsi="Abyssinica SIL" w:cs="Abyssinica SIL"/>
+          <w:b/>
+          <w:bCs/>
+          <w:noProof/>
+          <w:color w:val="0070C0"/>
+          <w:sz w:val="28"/>
+          <w:szCs w:val="28"/>
+          <w:shd w:val="clear" w:color="auto" w:fill="FFFFFF"/>
+          <w:vertAlign w:val="superscript"/>
+          <w:lang w:val="am-ET"/>
+        </w:rPr>
+        <w:t>3</w:t>
+      </w:r>
+      <w:r>
+        <w:rPr>
+          <w:rFonts w:ascii="Abyssinica SIL" w:hAnsi="Abyssinica SIL" w:cs="Abyssinica SIL"/>
+          <w:noProof/>
+          <w:color w:val="0070C0"/>
+          <w:sz w:val="28"/>
+          <w:szCs w:val="28"/>
+          <w:shd w:val="clear" w:color="auto" w:fill="FFFFFF"/>
+          <w:lang w:val="am-ET"/>
+        </w:rPr>
+        <w:t> </w:t>
+      </w:r>
+      <w:r>
+        <w:rPr>
+          <w:rFonts w:ascii="Abyssinica SIL" w:hAnsi="Abyssinica SIL" w:cs="Abyssinica SIL"/>
+          <w:noProof/>
+          <w:color w:val="993300"/>
+          <w:sz w:val="28"/>
+          <w:szCs w:val="28"/>
+          <w:shd w:val="clear" w:color="auto" w:fill="FFFFFF"/>
+          <w:lang w:val="am-ET"/>
+        </w:rPr>
+        <w:t>ወአልቦ፡ እምድኅረ፡ እሉ፡ መዋዕል፡ ጾመ፡ እስከ፡ ተፍጻሜተ፡ ፶፡ ዕለት።</w:t>
       </w:r>
     </w:p>
     <w:p>
@@ -1655,20 +2635,7 @@
           <w:u w:val="single" w:color="00B050"/>
           <w:lang w:val="am-ET" w:bidi="syr-SY"/>
         </w:rPr>
-        <w:t>፲</w:t>
-      </w:r>
-      <w:r>
-        <w:rPr>
-          <w:rFonts w:ascii="Abyssinica SIL" w:hAnsi="Abyssinica SIL" w:cs="Abyssinica SIL"/>
-          <w:b/>
-          <w:bCs/>
-          <w:noProof/>
-          <w:sz w:val="32"/>
-          <w:szCs w:val="32"/>
-          <w:u w:val="single" w:color="00B050"/>
-          <w:lang w:val="am-ET" w:bidi="syr-SY"/>
-        </w:rPr>
-        <w:t>፩፡ ትእዛዝ።</w:t>
+        <w:t>፲፩፡ትእዛዝ። በእንተ፡በዓለ፡፵።</w:t>
       </w:r>
     </w:p>
     <w:p>
@@ -1689,14 +2656,44 @@
       <w:r>
         <w:rPr>
           <w:rFonts w:ascii="Abyssinica SIL" w:hAnsi="Abyssinica SIL" w:cs="Abyssinica SIL"/>
-          <w:noProof/>
-          <w:color w:val="993300"/>
-          <w:sz w:val="28"/>
-          <w:szCs w:val="28"/>
-          <w:shd w:val="clear" w:color="auto" w:fill="FFFFFF"/>
-          <w:lang w:val="am-ET"/>
-        </w:rPr>
-        <w:t>በእንተ፡ በዓለ፡ ፵። ወይግበሩ፡ በዓለ፡ ዕርገቱ፡ ለእግዚእነ፡ ውስተ፡ ሰማይ፡ እምድኅረ፡ ትንሣኤሁ፡ በ፵፡ ዕለት።</w:t>
+          <w:b/>
+          <w:bCs/>
+          <w:noProof/>
+          <w:color w:val="0070C0"/>
+          <w:sz w:val="28"/>
+          <w:szCs w:val="28"/>
+          <w:shd w:val="clear" w:color="auto" w:fill="FFFFFF"/>
+          <w:vertAlign w:val="superscript"/>
+          <w:lang w:val="am-ET"/>
+        </w:rPr>
+        <w:t>1</w:t>
+      </w:r>
+      <w:r>
+        <w:rPr>
+          <w:rFonts w:ascii="Abyssinica SIL" w:hAnsi="Abyssinica SIL" w:cs="Abyssinica SIL"/>
+          <w:b/>
+          <w:bCs/>
+          <w:noProof/>
+          <w:color w:val="0070C0"/>
+          <w:sz w:val="28"/>
+          <w:szCs w:val="28"/>
+          <w:shd w:val="clear" w:color="auto" w:fill="FFFFFF"/>
+          <w:vertAlign w:val="superscript"/>
+          <w:lang w:val="am-ET"/>
+        </w:rPr>
+        <w:t> </w:t>
+      </w:r>
+      <w:r>
+        <w:rPr>
+          <w:rFonts w:ascii="Abyssinica SIL" w:hAnsi="Abyssinica SIL" w:cs="Abyssinica SIL"/>
+          <w:noProof/>
+          <w:color w:val="993300"/>
+          <w:sz w:val="28"/>
+          <w:szCs w:val="28"/>
+          <w:shd w:val="clear" w:color="auto" w:fill="FFFFFF"/>
+          <w:lang w:val="am-ET"/>
+        </w:rPr>
+        <w:t>ወይግበሩ፡ በዓለ፡ ዕርገቱ፡ ለእግዚእነ፡ ውስተ፡ ሰማይ፡ እምድኅረ፡ ትንሣኤሁ፡ በ፵፡ ዕለት።</w:t>
       </w:r>
     </w:p>
     <w:p>
@@ -1755,7 +2752,7 @@
           <w:u w:val="single" w:color="00B050"/>
           <w:lang w:val="am-ET" w:bidi="syr-SY"/>
         </w:rPr>
-        <w:t>፲፪፡ ትእዛዝ።</w:t>
+        <w:t>፲፪፡ትእዛዝ። በእንተ፡አንብቦ፡መጻሕፍት፡</w:t>
       </w:r>
     </w:p>
     <w:p>
@@ -1776,14 +2773,83 @@
       <w:r>
         <w:rPr>
           <w:rFonts w:ascii="Abyssinica SIL" w:hAnsi="Abyssinica SIL" w:cs="Abyssinica SIL"/>
-          <w:noProof/>
-          <w:color w:val="993300"/>
-          <w:sz w:val="28"/>
-          <w:szCs w:val="28"/>
-          <w:shd w:val="clear" w:color="auto" w:fill="FFFFFF"/>
-          <w:lang w:val="am-ET"/>
-        </w:rPr>
-        <w:t>በእንተ፡ አንብቦ፡ መጻሕፍት፡ ወያንብቡ፡ መጻሕፍተ፡ በዲበ፡ መንበር፡ ልዑል፡ በቤተ፡ ክርስቲያን፡ እምኦሪት፡ ወመጻሕፍተ፡ ኵሉ፡ ነቢያት፡ ወዘሐዋርያት፡ ዜናሆሙ። ወእምድኅሬሁ፡ ያንብቡ፡ እምወንጌል፡ እስመ፡ ውእቱ፡ ተፍጻሜተ፡ ኵሉ፡ መጻሕፍት፡ ወይስምዑ፡ ኵሉ፡ ሕዝብ፡ ቀዊሞሙ፡ በእገሪሆሙ፡ እስመ፡ ዜና፡ ሕይወት፡ ወመድኀኒት፡ ውእቱ፡ ወጸጋ፡ ለኵሉ፡ ሰብእ፡ ወይደሉ፡ ያዕቢይዎ፡ እምኵሉ፡ መጻሕፍት፡ ወይስአሉ፡ ሰብእ፡ ኀበ፡ እግዚአብሔር፡ እንዘ፡ ይትነበብ።</w:t>
+          <w:b/>
+          <w:bCs/>
+          <w:noProof/>
+          <w:color w:val="0070C0"/>
+          <w:sz w:val="28"/>
+          <w:szCs w:val="28"/>
+          <w:shd w:val="clear" w:color="auto" w:fill="FFFFFF"/>
+          <w:vertAlign w:val="superscript"/>
+          <w:lang w:val="am-ET"/>
+        </w:rPr>
+        <w:t>1</w:t>
+      </w:r>
+      <w:r>
+        <w:rPr>
+          <w:rFonts w:ascii="Abyssinica SIL" w:hAnsi="Abyssinica SIL" w:cs="Abyssinica SIL"/>
+          <w:b/>
+          <w:bCs/>
+          <w:noProof/>
+          <w:color w:val="0070C0"/>
+          <w:sz w:val="28"/>
+          <w:szCs w:val="28"/>
+          <w:shd w:val="clear" w:color="auto" w:fill="FFFFFF"/>
+          <w:vertAlign w:val="superscript"/>
+          <w:lang w:val="am-ET"/>
+        </w:rPr>
+        <w:t> </w:t>
+      </w:r>
+      <w:r>
+        <w:rPr>
+          <w:rFonts w:ascii="Abyssinica SIL" w:hAnsi="Abyssinica SIL" w:cs="Abyssinica SIL"/>
+          <w:noProof/>
+          <w:color w:val="993300"/>
+          <w:sz w:val="28"/>
+          <w:szCs w:val="28"/>
+          <w:shd w:val="clear" w:color="auto" w:fill="FFFFFF"/>
+          <w:lang w:val="am-ET"/>
+        </w:rPr>
+        <w:t xml:space="preserve">ወያንብቡ፡ መጻሕፍተ፡ በዲበ፡ መንበር፡ ልዑል፡ በቤተ፡ ክርስቲያን፡ እምኦሪት፡ ወመጻሕፍተ፡ ኵሉ፡ ነቢያት፡ ወዘሐዋርያት፡ ዜናሆሙ። </w:t>
+      </w:r>
+      <w:r>
+        <w:rPr>
+          <w:rFonts w:ascii="Abyssinica SIL" w:hAnsi="Abyssinica SIL" w:cs="Abyssinica SIL"/>
+          <w:b/>
+          <w:bCs/>
+          <w:noProof/>
+          <w:color w:val="0070C0"/>
+          <w:sz w:val="28"/>
+          <w:szCs w:val="28"/>
+          <w:shd w:val="clear" w:color="auto" w:fill="FFFFFF"/>
+          <w:vertAlign w:val="superscript"/>
+          <w:lang w:val="am-ET"/>
+        </w:rPr>
+        <w:t>2</w:t>
+      </w:r>
+      <w:r>
+        <w:rPr>
+          <w:rFonts w:ascii="Abyssinica SIL" w:hAnsi="Abyssinica SIL" w:cs="Abyssinica SIL"/>
+          <w:noProof/>
+          <w:color w:val="0070C0"/>
+          <w:sz w:val="28"/>
+          <w:szCs w:val="28"/>
+          <w:shd w:val="clear" w:color="auto" w:fill="FFFFFF"/>
+          <w:lang w:val="am-ET"/>
+        </w:rPr>
+        <w:t> </w:t>
+      </w:r>
+      <w:r>
+        <w:rPr>
+          <w:rFonts w:ascii="Abyssinica SIL" w:hAnsi="Abyssinica SIL" w:cs="Abyssinica SIL"/>
+          <w:noProof/>
+          <w:color w:val="993300"/>
+          <w:sz w:val="28"/>
+          <w:szCs w:val="28"/>
+          <w:shd w:val="clear" w:color="auto" w:fill="FFFFFF"/>
+          <w:lang w:val="am-ET"/>
+        </w:rPr>
+        <w:t>ወእምድኅሬሁ፡ ያንብቡ፡ እምወንጌል፡ እስመ፡ ውእቱ፡ ተፍጻሜተ፡ ኵሉ፡ መጻሕፍት፡ ወይስምዑ፡ ኵሉ፡ ሕዝብ፡ ቀዊሞሙ፡ በእገሪሆሙ፡ እስመ፡ ዜና፡ ሕይወት፡ ወመድኀኒት፡ ውእቱ፡ ወጸጋ፡ ለኵሉ፡ ሰብእ፡ ወይደሉ፡ ያዕቢይዎ፡ እምኵሉ፡ መጻሕፍት፡ ወይስአሉ፡ ሰብእ፡ ኀበ፡ እግዚአብሔር፡ እንዘ፡ ይትነበብ።</w:t>
       </w:r>
     </w:p>
     <w:p>
@@ -1842,7 +2908,7 @@
           <w:u w:val="single" w:color="00B050"/>
           <w:lang w:val="am-ET" w:bidi="syr-SY"/>
         </w:rPr>
-        <w:t>፲፫፡ ትእዛዝ።</w:t>
+        <w:t>፲፫፡ትእዛዝ። በእንተ፡ሥርዐተ፡ሢመት።</w:t>
       </w:r>
     </w:p>
     <w:p>
@@ -1863,14 +2929,83 @@
       <w:r>
         <w:rPr>
           <w:rFonts w:ascii="Abyssinica SIL" w:hAnsi="Abyssinica SIL" w:cs="Abyssinica SIL"/>
-          <w:noProof/>
-          <w:color w:val="993300"/>
-          <w:sz w:val="28"/>
-          <w:szCs w:val="28"/>
-          <w:shd w:val="clear" w:color="auto" w:fill="FFFFFF"/>
-          <w:lang w:val="am-ET"/>
-        </w:rPr>
-        <w:t>በእንተ፡ ሥርዐተ፡ ሢመት። ወኢይሠየም፡ ላዕለ፡ ክርስቲያን፡ ወኢይአዝዞሙ፡ ዘኢያአምር፡ ሕገ፡ ወሥርዐተ፡ አላ፡ ዘይገብር፡ ባቲ፡ ወይከውን፡ ኄረ፡ በግዕዙ፡ ወተዐጋሲ፡ በትሕትና፡ ወሠናይ፡ በፍናዊሁ። ወእመሰ፡ ወለጠ፡ ዘንተ፡ ወኢገብረ፡ ኵሎ፡ ዘነገርነ፡ ይስዐር፡ እምሢመቱ፡ በኀይል፡ ወኢይትወከፍዎ፡ ቃሎ፡ ወትእዛዞ፡ እስመ፡ ኢኮነ፡ መእመነ፡ በሠሪዖቱ።</w:t>
+          <w:b/>
+          <w:bCs/>
+          <w:noProof/>
+          <w:color w:val="0070C0"/>
+          <w:sz w:val="28"/>
+          <w:szCs w:val="28"/>
+          <w:shd w:val="clear" w:color="auto" w:fill="FFFFFF"/>
+          <w:vertAlign w:val="superscript"/>
+          <w:lang w:val="am-ET"/>
+        </w:rPr>
+        <w:t>1</w:t>
+      </w:r>
+      <w:r>
+        <w:rPr>
+          <w:rFonts w:ascii="Abyssinica SIL" w:hAnsi="Abyssinica SIL" w:cs="Abyssinica SIL"/>
+          <w:b/>
+          <w:bCs/>
+          <w:noProof/>
+          <w:color w:val="0070C0"/>
+          <w:sz w:val="28"/>
+          <w:szCs w:val="28"/>
+          <w:shd w:val="clear" w:color="auto" w:fill="FFFFFF"/>
+          <w:vertAlign w:val="superscript"/>
+          <w:lang w:val="am-ET"/>
+        </w:rPr>
+        <w:t> </w:t>
+      </w:r>
+      <w:r>
+        <w:rPr>
+          <w:rFonts w:ascii="Abyssinica SIL" w:hAnsi="Abyssinica SIL" w:cs="Abyssinica SIL"/>
+          <w:noProof/>
+          <w:color w:val="993300"/>
+          <w:sz w:val="28"/>
+          <w:szCs w:val="28"/>
+          <w:shd w:val="clear" w:color="auto" w:fill="FFFFFF"/>
+          <w:lang w:val="am-ET"/>
+        </w:rPr>
+        <w:t xml:space="preserve">ወኢይሠየም፡ ላዕለ፡ ክርስቲያን፡ ወኢይአዝዞሙ፡ ዘኢያአምር፡ ሕገ፡ ወሥርዐተ፡ አላ፡ ዘይገብር፡ ባቲ፡ ወይከውን፡ ኄረ፡ በግዕዙ፡ ወተዐጋሲ፡ በትሕትና፡ ወሠናይ፡ በፍናዊሁ። </w:t>
+      </w:r>
+      <w:r>
+        <w:rPr>
+          <w:rFonts w:ascii="Abyssinica SIL" w:hAnsi="Abyssinica SIL" w:cs="Abyssinica SIL"/>
+          <w:b/>
+          <w:bCs/>
+          <w:noProof/>
+          <w:color w:val="0070C0"/>
+          <w:sz w:val="28"/>
+          <w:szCs w:val="28"/>
+          <w:shd w:val="clear" w:color="auto" w:fill="FFFFFF"/>
+          <w:vertAlign w:val="superscript"/>
+          <w:lang w:val="am-ET"/>
+        </w:rPr>
+        <w:t>2</w:t>
+      </w:r>
+      <w:r>
+        <w:rPr>
+          <w:rFonts w:ascii="Abyssinica SIL" w:hAnsi="Abyssinica SIL" w:cs="Abyssinica SIL"/>
+          <w:noProof/>
+          <w:color w:val="0070C0"/>
+          <w:sz w:val="28"/>
+          <w:szCs w:val="28"/>
+          <w:shd w:val="clear" w:color="auto" w:fill="FFFFFF"/>
+          <w:lang w:val="am-ET"/>
+        </w:rPr>
+        <w:t> </w:t>
+      </w:r>
+      <w:r>
+        <w:rPr>
+          <w:rFonts w:ascii="Abyssinica SIL" w:hAnsi="Abyssinica SIL" w:cs="Abyssinica SIL"/>
+          <w:noProof/>
+          <w:color w:val="993300"/>
+          <w:sz w:val="28"/>
+          <w:szCs w:val="28"/>
+          <w:shd w:val="clear" w:color="auto" w:fill="FFFFFF"/>
+          <w:lang w:val="am-ET"/>
+        </w:rPr>
+        <w:t>ወእመሰ፡ ወለጠ፡ ዘንተ፡ ወኢገብረ፡ ኵሎ፡ ዘነገርነ፡ ይስዐር፡ እምሢመቱ፡ በኀይል፡ ወኢይትወከፍዎ፡ ቃሎ፡ ወትእዛዞ፡ እስመ፡ ኢኮነ፡ መእመነ፡ በሠሪዖቱ።</w:t>
       </w:r>
     </w:p>
     <w:p>
@@ -1929,7 +3064,7 @@
           <w:u w:val="single" w:color="00B050"/>
           <w:lang w:val="am-ET" w:bidi="syr-SY"/>
         </w:rPr>
-        <w:t>፲፬፡ ትእዛዝ።</w:t>
+        <w:t>፲፬፡ትእዛዝ። ካዕበ፡በእንተ፡ሢመት።</w:t>
       </w:r>
     </w:p>
     <w:p>
@@ -1950,14 +3085,44 @@
       <w:r>
         <w:rPr>
           <w:rFonts w:ascii="Abyssinica SIL" w:hAnsi="Abyssinica SIL" w:cs="Abyssinica SIL"/>
-          <w:noProof/>
-          <w:color w:val="993300"/>
-          <w:sz w:val="28"/>
-          <w:szCs w:val="28"/>
-          <w:shd w:val="clear" w:color="auto" w:fill="FFFFFF"/>
-          <w:lang w:val="am-ET"/>
-        </w:rPr>
-        <w:t>ካዕበ፡ በእንተ፡ ሢመት። ወይክልእዎ፡ ሢመተ፡ ወመልእክተ፡ ቤተ፡ ክርስቲያን፡ ወኰንኖ፡ ማእከለ፡ ሰብእ፡ ለኵሉ፡ ዘይደፍር፡ መሐላ፡ ሐሰት፡ ወስምዐ፡ ሐሰት፡ ወተዐቅፎ፡ ላዕለ፡ ሰብእ፡ ወዘየሐሚዮሙ፡ በዘኢገብሩ።</w:t>
+          <w:b/>
+          <w:bCs/>
+          <w:noProof/>
+          <w:color w:val="0070C0"/>
+          <w:sz w:val="28"/>
+          <w:szCs w:val="28"/>
+          <w:shd w:val="clear" w:color="auto" w:fill="FFFFFF"/>
+          <w:vertAlign w:val="superscript"/>
+          <w:lang w:val="am-ET"/>
+        </w:rPr>
+        <w:t>1</w:t>
+      </w:r>
+      <w:r>
+        <w:rPr>
+          <w:rFonts w:ascii="Abyssinica SIL" w:hAnsi="Abyssinica SIL" w:cs="Abyssinica SIL"/>
+          <w:b/>
+          <w:bCs/>
+          <w:noProof/>
+          <w:color w:val="0070C0"/>
+          <w:sz w:val="28"/>
+          <w:szCs w:val="28"/>
+          <w:shd w:val="clear" w:color="auto" w:fill="FFFFFF"/>
+          <w:vertAlign w:val="superscript"/>
+          <w:lang w:val="am-ET"/>
+        </w:rPr>
+        <w:t> </w:t>
+      </w:r>
+      <w:r>
+        <w:rPr>
+          <w:rFonts w:ascii="Abyssinica SIL" w:hAnsi="Abyssinica SIL" w:cs="Abyssinica SIL"/>
+          <w:noProof/>
+          <w:color w:val="993300"/>
+          <w:sz w:val="28"/>
+          <w:szCs w:val="28"/>
+          <w:shd w:val="clear" w:color="auto" w:fill="FFFFFF"/>
+          <w:lang w:val="am-ET"/>
+        </w:rPr>
+        <w:t>ወይክልእዎ፡ ሢመተ፡ ወመልእክተ፡ ቤተ፡ ክርስቲያን፡ ወኰንኖ፡ ማእከለ፡ ሰብእ፡ ለኵሉ፡ ዘይደፍር፡ መሐላ፡ ሐሰት፡ ወስምዐ፡ ሐሰት፡ ወተዐቅፎ፡ ላዕለ፡ ሰብእ፡ ወዘየሐሚዮሙ፡ በዘኢገብሩ።</w:t>
       </w:r>
     </w:p>
     <w:p>
@@ -2016,36 +3181,114 @@
           <w:u w:val="single" w:color="00B050"/>
           <w:lang w:val="am-ET" w:bidi="syr-SY"/>
         </w:rPr>
+        <w:t>፲፭፡ትእዛዝ።</w:t>
+      </w:r>
+    </w:p>
+    <w:p>
+      <w:pPr>
+        <w:snapToGrid w:val="0"/>
+        <w:spacing w:before="120"/>
+        <w:jc w:val="both"/>
+        <w:rPr>
+          <w:rFonts w:ascii="Abyssinica SIL" w:hAnsi="Abyssinica SIL" w:cs="Abyssinica SIL"/>
+          <w:noProof/>
+          <w:color w:val="993300"/>
+          <w:sz w:val="28"/>
+          <w:szCs w:val="28"/>
+          <w:shd w:val="clear" w:color="auto" w:fill="FFFFFF"/>
+          <w:lang w:val="am-ET"/>
+        </w:rPr>
+      </w:pPr>
+      <w:r>
+        <w:rPr>
+          <w:rFonts w:ascii="Abyssinica SIL" w:hAnsi="Abyssinica SIL" w:cs="Abyssinica SIL"/>
+          <w:b/>
+          <w:bCs/>
+          <w:noProof/>
+          <w:color w:val="0070C0"/>
+          <w:sz w:val="28"/>
+          <w:szCs w:val="28"/>
+          <w:shd w:val="clear" w:color="auto" w:fill="FFFFFF"/>
+          <w:vertAlign w:val="superscript"/>
+          <w:lang w:val="am-ET"/>
+        </w:rPr>
+        <w:t>1</w:t>
+      </w:r>
+      <w:r>
+        <w:rPr>
+          <w:rFonts w:ascii="Abyssinica SIL" w:hAnsi="Abyssinica SIL" w:cs="Abyssinica SIL"/>
+          <w:noProof/>
+          <w:color w:val="0070C0"/>
+          <w:sz w:val="28"/>
+          <w:szCs w:val="28"/>
+          <w:shd w:val="clear" w:color="auto" w:fill="FFFFFF"/>
+          <w:lang w:val="am-ET"/>
+        </w:rPr>
+        <w:t> </w:t>
+      </w:r>
+      <w:r>
+        <w:rPr>
+          <w:rFonts w:ascii="Abyssinica SIL" w:hAnsi="Abyssinica SIL" w:cs="Abyssinica SIL"/>
+          <w:noProof/>
+          <w:color w:val="993300"/>
+          <w:sz w:val="28"/>
+          <w:szCs w:val="28"/>
+          <w:shd w:val="clear" w:color="auto" w:fill="FFFFFF"/>
+          <w:lang w:val="am-ET"/>
+        </w:rPr>
+        <w:t xml:space="preserve">ወይእተት፡ እምሢመት፡ ኵሉ፡ ዘይትአመን፡ በሐሳበ፡ ከዋክብት፡ ወየአምን፡ በነገረ፡ ማርያን፡ ወሰብአ፡ ሥራይ፡ ወረአይተ፡ ኮከብ፡ ወሐሳበ፡ ልደት፡ ወይሴአሎሙ፡ በእንተ፡ ዘኢይደልዎ፡ ወይትወከፍ፡ ቃሎሙ፡ ወያሰትት፡ ትእዛዘ፡ እግዚአብሔር፡ ወሥርዐቶ፡ </w:t>
+      </w:r>
+      <w:r>
+        <w:rPr>
+          <w:rFonts w:ascii="Abyssinica SIL" w:hAnsi="Abyssinica SIL" w:cs="Abyssinica SIL"/>
+          <w:noProof/>
+          <w:color w:val="993300"/>
+          <w:sz w:val="28"/>
+          <w:szCs w:val="28"/>
+          <w:shd w:val="clear" w:color="auto" w:fill="FFFFFF"/>
+          <w:lang w:val="am-ET"/>
+        </w:rPr>
         <w:lastRenderedPageBreak/>
-        <w:t>፲፭፡ ትእዛዝ።</w:t>
-      </w:r>
-    </w:p>
-    <w:p>
-      <w:pPr>
-        <w:snapToGrid w:val="0"/>
-        <w:spacing w:before="120"/>
-        <w:jc w:val="both"/>
-        <w:rPr>
-          <w:rFonts w:ascii="Abyssinica SIL" w:hAnsi="Abyssinica SIL" w:cs="Abyssinica SIL"/>
-          <w:noProof/>
-          <w:color w:val="993300"/>
-          <w:sz w:val="28"/>
-          <w:szCs w:val="28"/>
-          <w:shd w:val="clear" w:color="auto" w:fill="FFFFFF"/>
-          <w:lang w:val="am-ET"/>
-        </w:rPr>
-      </w:pPr>
-      <w:r>
-        <w:rPr>
-          <w:rFonts w:ascii="Abyssinica SIL" w:hAnsi="Abyssinica SIL" w:cs="Abyssinica SIL"/>
-          <w:noProof/>
-          <w:color w:val="993300"/>
-          <w:sz w:val="28"/>
-          <w:szCs w:val="28"/>
-          <w:shd w:val="clear" w:color="auto" w:fill="FFFFFF"/>
-          <w:lang w:val="am-ET"/>
-        </w:rPr>
-        <w:t>ወይእተት፡ እምሢመት፡ ኵሉ፡ ዘይትአመን፡ በሐሳበ፡ ከዋክብት፡ ወየአምን፡ በነገረ፡ ማርያን፡ ወሰብአ፡ ሥራይ፡ ወረአይተ፡ ኮከብ፡ ወሐሳበ፡ ልደት፡ ወይሴአሎሙ፡ በእንተ፡ ዘኢይደልዎ፡ ወይትወከፍ፡ ቃሎሙ፡ ወያሰትት፡ ትእዛዘ፡ እግዚአብሔር፡ ወሥርዐቶ፡ ወኵነኔሁ፡ ወይዔርዮሙ፡ ለክርስቲያን፡ ምስለ፡ እለ፡ ኢያአምርዎ፡ ለእግዚአብሔር፡ ለይደቅ፡ እምሢመተ፡ ክህነት፡ እስመ፡ ገብረ፡ ከመ፡ አይሁድ፡ መጠዓዊያን።</w:t>
+        <w:t xml:space="preserve">ወኵነኔሁ፡ ወይዔርዮሙ፡ ለክርስቲያን፡ ምስለ፡ እለ፡ ኢያአምርዎ፡ ለእግዚአብሔር፡ </w:t>
+      </w:r>
+      <w:r>
+        <w:rPr>
+          <w:rFonts w:ascii="Abyssinica SIL" w:hAnsi="Abyssinica SIL" w:cs="Abyssinica SIL"/>
+          <w:b/>
+          <w:bCs/>
+          <w:noProof/>
+          <w:color w:val="0070C0"/>
+          <w:sz w:val="28"/>
+          <w:szCs w:val="28"/>
+          <w:shd w:val="clear" w:color="auto" w:fill="FFFFFF"/>
+          <w:vertAlign w:val="superscript"/>
+          <w:lang w:val="am-ET"/>
+        </w:rPr>
+        <w:t>2</w:t>
+      </w:r>
+      <w:r>
+        <w:rPr>
+          <w:rFonts w:ascii="Abyssinica SIL" w:hAnsi="Abyssinica SIL" w:cs="Abyssinica SIL"/>
+          <w:noProof/>
+          <w:color w:val="0070C0"/>
+          <w:sz w:val="28"/>
+          <w:szCs w:val="28"/>
+          <w:shd w:val="clear" w:color="auto" w:fill="FFFFFF"/>
+          <w:lang w:val="am-ET"/>
+        </w:rPr>
+        <w:t> </w:t>
+      </w:r>
+      <w:r>
+        <w:rPr>
+          <w:rFonts w:ascii="Abyssinica SIL" w:hAnsi="Abyssinica SIL" w:cs="Abyssinica SIL"/>
+          <w:noProof/>
+          <w:color w:val="993300"/>
+          <w:sz w:val="28"/>
+          <w:szCs w:val="28"/>
+          <w:shd w:val="clear" w:color="auto" w:fill="FFFFFF"/>
+          <w:lang w:val="am-ET"/>
+        </w:rPr>
+        <w:t>ለይደቅ፡ እምሢመተ፡ ክህነት፡ እስመ፡ ገብረ፡ ከመ፡ አይሁድ፡ መጠዓዊያን።</w:t>
       </w:r>
     </w:p>
     <w:p>
@@ -2104,7 +3347,7 @@
           <w:u w:val="single" w:color="00B050"/>
           <w:lang w:val="am-ET" w:bidi="syr-SY"/>
         </w:rPr>
-        <w:t>፲፮፡ ትእዛዝ።</w:t>
+        <w:t>፲፮፡ትእዛዝ።</w:t>
       </w:r>
     </w:p>
     <w:p>
@@ -2122,6 +3365,33 @@
           <w:lang w:val="am-ET"/>
         </w:rPr>
       </w:pPr>
+      <w:r>
+        <w:rPr>
+          <w:rFonts w:ascii="Abyssinica SIL" w:hAnsi="Abyssinica SIL" w:cs="Abyssinica SIL"/>
+          <w:b/>
+          <w:bCs/>
+          <w:noProof/>
+          <w:color w:val="0070C0"/>
+          <w:sz w:val="28"/>
+          <w:szCs w:val="28"/>
+          <w:shd w:val="clear" w:color="auto" w:fill="FFFFFF"/>
+          <w:vertAlign w:val="superscript"/>
+          <w:lang w:val="am-ET"/>
+        </w:rPr>
+        <w:t>1</w:t>
+      </w:r>
+      <w:r>
+        <w:rPr>
+          <w:rFonts w:ascii="Abyssinica SIL" w:hAnsi="Abyssinica SIL" w:cs="Abyssinica SIL"/>
+          <w:noProof/>
+          <w:color w:val="0070C0"/>
+          <w:sz w:val="28"/>
+          <w:szCs w:val="28"/>
+          <w:shd w:val="clear" w:color="auto" w:fill="FFFFFF"/>
+          <w:lang w:val="am-ET"/>
+        </w:rPr>
+        <w:t> </w:t>
+      </w:r>
       <w:r>
         <w:rPr>
           <w:rFonts w:ascii="Abyssinica SIL" w:hAnsi="Abyssinica SIL" w:cs="Abyssinica SIL"/>
@@ -2191,7 +3461,7 @@
           <w:u w:val="single" w:color="00B050"/>
           <w:lang w:val="am-ET" w:bidi="syr-SY"/>
         </w:rPr>
-        <w:t>፲፯፡ ትእዛዝ።</w:t>
+        <w:t>፲፯፡ትእዛዝ።</w:t>
       </w:r>
     </w:p>
     <w:p>
@@ -2209,6 +3479,33 @@
           <w:lang w:val="am-ET"/>
         </w:rPr>
       </w:pPr>
+      <w:r>
+        <w:rPr>
+          <w:rFonts w:ascii="Abyssinica SIL" w:hAnsi="Abyssinica SIL" w:cs="Abyssinica SIL"/>
+          <w:b/>
+          <w:bCs/>
+          <w:noProof/>
+          <w:color w:val="0070C0"/>
+          <w:sz w:val="28"/>
+          <w:szCs w:val="28"/>
+          <w:shd w:val="clear" w:color="auto" w:fill="FFFFFF"/>
+          <w:vertAlign w:val="superscript"/>
+          <w:lang w:val="am-ET"/>
+        </w:rPr>
+        <w:t>1</w:t>
+      </w:r>
+      <w:r>
+        <w:rPr>
+          <w:rFonts w:ascii="Abyssinica SIL" w:hAnsi="Abyssinica SIL" w:cs="Abyssinica SIL"/>
+          <w:noProof/>
+          <w:color w:val="0070C0"/>
+          <w:sz w:val="28"/>
+          <w:szCs w:val="28"/>
+          <w:shd w:val="clear" w:color="auto" w:fill="FFFFFF"/>
+          <w:lang w:val="am-ET"/>
+        </w:rPr>
+        <w:t> </w:t>
+      </w:r>
       <w:r>
         <w:rPr>
           <w:rFonts w:ascii="Abyssinica SIL" w:hAnsi="Abyssinica SIL" w:cs="Abyssinica SIL"/>
@@ -2278,7 +3575,7 @@
           <w:u w:val="single" w:color="00B050"/>
           <w:lang w:val="am-ET" w:bidi="syr-SY"/>
         </w:rPr>
-        <w:t>፲፰፡ ትእዛዝ።</w:t>
+        <w:t>፲፰፡ትእዛዝ።</w:t>
       </w:r>
     </w:p>
     <w:p>
@@ -2299,14 +3596,80 @@
       <w:r>
         <w:rPr>
           <w:rFonts w:ascii="Abyssinica SIL" w:hAnsi="Abyssinica SIL" w:cs="Abyssinica SIL"/>
-          <w:noProof/>
-          <w:color w:val="993300"/>
-          <w:sz w:val="28"/>
-          <w:szCs w:val="28"/>
-          <w:shd w:val="clear" w:color="auto" w:fill="FFFFFF"/>
-          <w:lang w:val="am-ET"/>
-        </w:rPr>
-        <w:t>ወኢይሀሉ፡ ውስተ፡ ሢመት፡ ወመልእክተ፡ ቤተ፡ ክርስቲያን፡ ወኢይደመር፡ ምስለ፡ ካህናት፡ ዘያፈቅሮሙ፡ ለአይሁድ፡ ወዘይከውን፡ ዐርኮሙ፡ ከመ፡ አስቆሮታዊ፡ ወኢመፍቀሬ፡ መሰግላን፡ እለ፡ ያመልኩ፡ ጣዖተ። ወዘከመዝ፡ ግዕዙ፡ ያውፅእዎ፡ እምኔሆሙ፡ ወኢይኅድግዎ፡ ማእከሎሙ፡ ወኢይትለአክ፡ ምስሌሆሙ፡ ወኢይሳተፎሙ።</w:t>
+          <w:b/>
+          <w:bCs/>
+          <w:noProof/>
+          <w:color w:val="0070C0"/>
+          <w:sz w:val="28"/>
+          <w:szCs w:val="28"/>
+          <w:shd w:val="clear" w:color="auto" w:fill="FFFFFF"/>
+          <w:vertAlign w:val="superscript"/>
+          <w:lang w:val="am-ET"/>
+        </w:rPr>
+        <w:t>1</w:t>
+      </w:r>
+      <w:r>
+        <w:rPr>
+          <w:rFonts w:ascii="Abyssinica SIL" w:hAnsi="Abyssinica SIL" w:cs="Abyssinica SIL"/>
+          <w:noProof/>
+          <w:color w:val="0070C0"/>
+          <w:sz w:val="28"/>
+          <w:szCs w:val="28"/>
+          <w:shd w:val="clear" w:color="auto" w:fill="FFFFFF"/>
+          <w:lang w:val="am-ET"/>
+        </w:rPr>
+        <w:t> </w:t>
+      </w:r>
+      <w:r>
+        <w:rPr>
+          <w:rFonts w:ascii="Abyssinica SIL" w:hAnsi="Abyssinica SIL" w:cs="Abyssinica SIL"/>
+          <w:noProof/>
+          <w:color w:val="993300"/>
+          <w:sz w:val="28"/>
+          <w:szCs w:val="28"/>
+          <w:shd w:val="clear" w:color="auto" w:fill="FFFFFF"/>
+          <w:lang w:val="am-ET"/>
+        </w:rPr>
+        <w:t xml:space="preserve">ወኢይሀሉ፡ ውስተ፡ ሢመት፡ ወመልእክተ፡ ቤተ፡ ክርስቲያን፡ ወኢይደመር፡ ምስለ፡ ካህናት፡ ዘያፈቅሮሙ፡ ለአይሁድ፡ ወዘይከውን፡ ዐርኮሙ፡ ከመ፡ አስቆሮታዊ፡ ወኢመፍቀሬ፡ መሰግላን፡ እለ፡ ያመልኩ፡ ጣዖተ። </w:t>
+      </w:r>
+      <w:r>
+        <w:rPr>
+          <w:rFonts w:ascii="Abyssinica SIL" w:hAnsi="Abyssinica SIL" w:cs="Abyssinica SIL"/>
+          <w:b/>
+          <w:bCs/>
+          <w:noProof/>
+          <w:color w:val="0070C0"/>
+          <w:sz w:val="28"/>
+          <w:szCs w:val="28"/>
+          <w:shd w:val="clear" w:color="auto" w:fill="FFFFFF"/>
+          <w:vertAlign w:val="superscript"/>
+          <w:lang w:val="am-ET"/>
+        </w:rPr>
+        <w:t>2</w:t>
+      </w:r>
+      <w:r>
+        <w:rPr>
+          <w:rFonts w:ascii="Abyssinica SIL" w:hAnsi="Abyssinica SIL" w:cs="Abyssinica SIL"/>
+          <w:noProof/>
+          <w:color w:val="0070C0"/>
+          <w:sz w:val="28"/>
+          <w:szCs w:val="28"/>
+          <w:shd w:val="clear" w:color="auto" w:fill="FFFFFF"/>
+          <w:lang w:val="am-ET"/>
+        </w:rPr>
+        <w:t> </w:t>
+      </w:r>
+      <w:r>
+        <w:rPr>
+          <w:rFonts w:ascii="Abyssinica SIL" w:hAnsi="Abyssinica SIL" w:cs="Abyssinica SIL"/>
+          <w:noProof/>
+          <w:color w:val="993300"/>
+          <w:sz w:val="28"/>
+          <w:szCs w:val="28"/>
+          <w:shd w:val="clear" w:color="auto" w:fill="FFFFFF"/>
+          <w:lang w:val="am-ET"/>
+        </w:rPr>
+        <w:t>ወዘከመዝ፡ ግዕዙ፡ ያውፅእዎ፡ እምኔሆሙ፡ ወኢይኅድግዎ፡ ማእከሎሙ፡ ወኢይትለአክ፡ ምስሌሆሙ፡ ወኢይሳተፎሙ።</w:t>
       </w:r>
     </w:p>
     <w:p>
@@ -2365,7 +3728,7 @@
           <w:u w:val="single" w:color="00B050"/>
           <w:lang w:val="am-ET" w:bidi="syr-SY"/>
         </w:rPr>
-        <w:t>፲፱፡ ትእዛዝ።</w:t>
+        <w:t>፲፱፡ትእዛዝ።</w:t>
       </w:r>
     </w:p>
     <w:p>
@@ -2386,14 +3749,80 @@
       <w:r>
         <w:rPr>
           <w:rFonts w:ascii="Abyssinica SIL" w:hAnsi="Abyssinica SIL" w:cs="Abyssinica SIL"/>
-          <w:noProof/>
-          <w:color w:val="993300"/>
-          <w:sz w:val="28"/>
-          <w:szCs w:val="28"/>
-          <w:shd w:val="clear" w:color="auto" w:fill="FFFFFF"/>
-          <w:lang w:val="am-ET"/>
-        </w:rPr>
-        <w:t>ወይትወከፍዎ፡ ለኵሉ፡ ዘይመጽእ፡ ውስተ፡ አሚን፡ ወይደምርዎ፡ ምስሌሆሙ፡ ወኢይክልእዎ፡ ሐዊረ፡ ኀበ፡ ሰብኡ፡ እምአይሁድ፡ ወመምለኪያነ፡ ጣዖት፡ ወለእመ፡ ገብአ፡ ኀበ፡ ዘትካት፡ ግብሩ፡ እምድኅረ፡ ትድምርት፡ ወእምዝ፡ ተመይጠ፡ ኀበ፡ እለ፡ ኢየአምኑ፡ ኢይትወከፍዎ፡ ዘእንበለ፡ ከመ፡ መምለኪያነ፡ ጣዖት።</w:t>
+          <w:b/>
+          <w:bCs/>
+          <w:noProof/>
+          <w:color w:val="0070C0"/>
+          <w:sz w:val="28"/>
+          <w:szCs w:val="28"/>
+          <w:shd w:val="clear" w:color="auto" w:fill="FFFFFF"/>
+          <w:vertAlign w:val="superscript"/>
+          <w:lang w:val="am-ET"/>
+        </w:rPr>
+        <w:t>1</w:t>
+      </w:r>
+      <w:r>
+        <w:rPr>
+          <w:rFonts w:ascii="Abyssinica SIL" w:hAnsi="Abyssinica SIL" w:cs="Abyssinica SIL"/>
+          <w:noProof/>
+          <w:color w:val="0070C0"/>
+          <w:sz w:val="28"/>
+          <w:szCs w:val="28"/>
+          <w:shd w:val="clear" w:color="auto" w:fill="FFFFFF"/>
+          <w:lang w:val="am-ET"/>
+        </w:rPr>
+        <w:t> </w:t>
+      </w:r>
+      <w:r>
+        <w:rPr>
+          <w:rFonts w:ascii="Abyssinica SIL" w:hAnsi="Abyssinica SIL" w:cs="Abyssinica SIL"/>
+          <w:noProof/>
+          <w:color w:val="993300"/>
+          <w:sz w:val="28"/>
+          <w:szCs w:val="28"/>
+          <w:shd w:val="clear" w:color="auto" w:fill="FFFFFF"/>
+          <w:lang w:val="am-ET"/>
+        </w:rPr>
+        <w:t xml:space="preserve">ወይትወከፍዎ፡ ለኵሉ፡ ዘይመጽእ፡ ውስተ፡ አሚን፡ ወይደምርዎ፡ ምስሌሆሙ፡ ወኢይክልእዎ፡ ሐዊረ፡ ኀበ፡ ሰብኡ፡ እምአይሁድ፡ ወመምለኪያነ፡ ጣዖት፡ </w:t>
+      </w:r>
+      <w:r>
+        <w:rPr>
+          <w:rFonts w:ascii="Abyssinica SIL" w:hAnsi="Abyssinica SIL" w:cs="Abyssinica SIL"/>
+          <w:b/>
+          <w:bCs/>
+          <w:noProof/>
+          <w:color w:val="0070C0"/>
+          <w:sz w:val="28"/>
+          <w:szCs w:val="28"/>
+          <w:shd w:val="clear" w:color="auto" w:fill="FFFFFF"/>
+          <w:vertAlign w:val="superscript"/>
+          <w:lang w:val="am-ET"/>
+        </w:rPr>
+        <w:t>2</w:t>
+      </w:r>
+      <w:r>
+        <w:rPr>
+          <w:rFonts w:ascii="Abyssinica SIL" w:hAnsi="Abyssinica SIL" w:cs="Abyssinica SIL"/>
+          <w:noProof/>
+          <w:color w:val="0070C0"/>
+          <w:sz w:val="28"/>
+          <w:szCs w:val="28"/>
+          <w:shd w:val="clear" w:color="auto" w:fill="FFFFFF"/>
+          <w:lang w:val="am-ET"/>
+        </w:rPr>
+        <w:t> </w:t>
+      </w:r>
+      <w:r>
+        <w:rPr>
+          <w:rFonts w:ascii="Abyssinica SIL" w:hAnsi="Abyssinica SIL" w:cs="Abyssinica SIL"/>
+          <w:noProof/>
+          <w:color w:val="993300"/>
+          <w:sz w:val="28"/>
+          <w:szCs w:val="28"/>
+          <w:shd w:val="clear" w:color="auto" w:fill="FFFFFF"/>
+          <w:lang w:val="am-ET"/>
+        </w:rPr>
+        <w:t>ወለእመ፡ ገብአ፡ ኀበ፡ ዘትካት፡ ግብሩ፡ እምድኅረ፡ ትድምርት፡ ወእምዝ፡ ተመይጠ፡ ኀበ፡ እለ፡ ኢየአምኑ፡ ኢይትወከፍዎ፡ ዘእንበለ፡ ከመ፡ መምለኪያነ፡ ጣዖት።</w:t>
       </w:r>
     </w:p>
     <w:p>
@@ -2452,36 +3881,153 @@
           <w:u w:val="single" w:color="00B050"/>
           <w:lang w:val="am-ET" w:bidi="syr-SY"/>
         </w:rPr>
+        <w:t>፳፡ትእዛዝ።</w:t>
+      </w:r>
+    </w:p>
+    <w:p>
+      <w:pPr>
+        <w:snapToGrid w:val="0"/>
+        <w:spacing w:before="120"/>
+        <w:jc w:val="both"/>
+        <w:rPr>
+          <w:rFonts w:ascii="Abyssinica SIL" w:hAnsi="Abyssinica SIL" w:cs="Abyssinica SIL"/>
+          <w:noProof/>
+          <w:color w:val="993300"/>
+          <w:sz w:val="28"/>
+          <w:szCs w:val="28"/>
+          <w:shd w:val="clear" w:color="auto" w:fill="FFFFFF"/>
+          <w:lang w:val="am-ET"/>
+        </w:rPr>
+      </w:pPr>
+      <w:r>
+        <w:rPr>
+          <w:rFonts w:ascii="Abyssinica SIL" w:hAnsi="Abyssinica SIL" w:cs="Abyssinica SIL"/>
+          <w:b/>
+          <w:bCs/>
+          <w:noProof/>
+          <w:color w:val="0070C0"/>
+          <w:sz w:val="28"/>
+          <w:szCs w:val="28"/>
+          <w:shd w:val="clear" w:color="auto" w:fill="FFFFFF"/>
+          <w:vertAlign w:val="superscript"/>
+          <w:lang w:val="am-ET"/>
+        </w:rPr>
+        <w:t>1</w:t>
+      </w:r>
+      <w:r>
+        <w:rPr>
+          <w:rFonts w:ascii="Abyssinica SIL" w:hAnsi="Abyssinica SIL" w:cs="Abyssinica SIL"/>
+          <w:noProof/>
+          <w:color w:val="0070C0"/>
+          <w:sz w:val="28"/>
+          <w:szCs w:val="28"/>
+          <w:shd w:val="clear" w:color="auto" w:fill="FFFFFF"/>
+          <w:lang w:val="am-ET"/>
+        </w:rPr>
+        <w:t> </w:t>
+      </w:r>
+      <w:r>
+        <w:rPr>
+          <w:rFonts w:ascii="Abyssinica SIL" w:hAnsi="Abyssinica SIL" w:cs="Abyssinica SIL"/>
+          <w:noProof/>
+          <w:color w:val="993300"/>
+          <w:sz w:val="28"/>
+          <w:szCs w:val="28"/>
+          <w:shd w:val="clear" w:color="auto" w:fill="FFFFFF"/>
+          <w:lang w:val="am-ET"/>
+        </w:rPr>
+        <w:t xml:space="preserve">ወኢይግበሩ፡ ሊቀ፡ ዘይኤዝዝ፡ ለቤተ፡ ክርስቲያነ፡ እግዚአብሔር፡ ዘይገብር፡ ግብረ፡ ዝንቱ፡ ዓለም። ወኢይደመር፡ ውስተ፡ ነገረ፡ ሕዝብ፡ ዘእንበለ፡ በምክረ፡ ቢጹ፡ እለ፡ ቀደምዎ፡ እለ፡ ያቀውሙ፡ ጸሎተ፡ ከማሁ። ወኢይደሉ፡ ዘእንበለ፡ በምክሩ፡ ወምክሮሙ፡ ኅቡረ፡ በዘያሠምሮ፡ ለእግዚአብሔር፡ ወዘይደልዎሙ፡ ለሕዝብ፡ ወርቱዕ፡ ኵነኔሁ። </w:t>
+      </w:r>
+      <w:r>
+        <w:rPr>
+          <w:rFonts w:ascii="Abyssinica SIL" w:hAnsi="Abyssinica SIL" w:cs="Abyssinica SIL"/>
+          <w:b/>
+          <w:bCs/>
+          <w:noProof/>
+          <w:color w:val="0070C0"/>
+          <w:sz w:val="28"/>
+          <w:szCs w:val="28"/>
+          <w:shd w:val="clear" w:color="auto" w:fill="FFFFFF"/>
+          <w:vertAlign w:val="superscript"/>
+          <w:lang w:val="am-ET"/>
+        </w:rPr>
+        <w:t>2</w:t>
+      </w:r>
+      <w:r>
+        <w:rPr>
+          <w:rFonts w:ascii="Abyssinica SIL" w:hAnsi="Abyssinica SIL" w:cs="Abyssinica SIL"/>
+          <w:noProof/>
+          <w:color w:val="0070C0"/>
+          <w:sz w:val="28"/>
+          <w:szCs w:val="28"/>
+          <w:shd w:val="clear" w:color="auto" w:fill="FFFFFF"/>
+          <w:lang w:val="am-ET"/>
+        </w:rPr>
+        <w:t> </w:t>
+      </w:r>
+      <w:r>
+        <w:rPr>
+          <w:rFonts w:ascii="Abyssinica SIL" w:hAnsi="Abyssinica SIL" w:cs="Abyssinica SIL"/>
+          <w:noProof/>
+          <w:color w:val="993300"/>
+          <w:sz w:val="28"/>
+          <w:szCs w:val="28"/>
+          <w:shd w:val="clear" w:color="auto" w:fill="FFFFFF"/>
+          <w:lang w:val="am-ET"/>
+        </w:rPr>
+        <w:t xml:space="preserve">ወኢይኩን፡ በፍትሑ፡ ዘያሐሥም፡ ለመንፈቆሙ፡ </w:t>
+      </w:r>
+      <w:r>
+        <w:rPr>
+          <w:rFonts w:ascii="Abyssinica SIL" w:hAnsi="Abyssinica SIL" w:cs="Abyssinica SIL"/>
+          <w:noProof/>
+          <w:color w:val="993300"/>
+          <w:sz w:val="28"/>
+          <w:szCs w:val="28"/>
+          <w:shd w:val="clear" w:color="auto" w:fill="FFFFFF"/>
+          <w:lang w:val="am-ET"/>
+        </w:rPr>
         <w:lastRenderedPageBreak/>
-        <w:t>፳፡ ትእዛዝ።</w:t>
-      </w:r>
-    </w:p>
-    <w:p>
-      <w:pPr>
-        <w:snapToGrid w:val="0"/>
-        <w:spacing w:before="120"/>
-        <w:jc w:val="both"/>
-        <w:rPr>
-          <w:rFonts w:ascii="Abyssinica SIL" w:hAnsi="Abyssinica SIL" w:cs="Abyssinica SIL"/>
-          <w:noProof/>
-          <w:color w:val="993300"/>
-          <w:sz w:val="28"/>
-          <w:szCs w:val="28"/>
-          <w:shd w:val="clear" w:color="auto" w:fill="FFFFFF"/>
-          <w:lang w:val="am-ET"/>
-        </w:rPr>
-      </w:pPr>
-      <w:r>
-        <w:rPr>
-          <w:rFonts w:ascii="Abyssinica SIL" w:hAnsi="Abyssinica SIL" w:cs="Abyssinica SIL"/>
-          <w:noProof/>
-          <w:color w:val="993300"/>
-          <w:sz w:val="28"/>
-          <w:szCs w:val="28"/>
-          <w:shd w:val="clear" w:color="auto" w:fill="FFFFFF"/>
-          <w:lang w:val="am-ET"/>
-        </w:rPr>
-        <w:t>ወኢይግበሩ፡ ሊቀ፡ ዘይኤዝዝ፡ ለቤተ፡ ክርስቲያነ፡ እግዚአብሔር፡ ዘይገብር፡ ግብረ፡ ዝንቱ፡ ዓለም። ወኢይደመር፡ ውስተ፡ ነገረ፡ ሕዝብ፡ ዘእንበለ፡ በምክረ፡ ቢጹ፡ እለ፡ ቀደምዎ፡ እለ፡ ያቀውሙ፡ ጸሎተ፡ ከማሁ። ወኢይደሉ፡ ዘእንበለ፡ በምክሩ፡ ወምክሮሙ፡ ኅቡረ፡ በዘያሠምሮ፡ ለእግዚአብሔር፡ ወዘይደልዎሙ፡ ለሕዝብ፡ ወርቱዕ፡ ኵነኔሁ። ወኢይኩን፡ በፍትሑ፡ ዘያሐሥም፡ ለመንፈቆሙ፡ ወኢጋእዘ፡ በተዐድዎ፡ ርትዕ። ወዘከመዝ፡ ግዕዙ፡ ይትፈለጥ። ወኢይኅድግ፡ ቀሲስ፡ ወዲያቆን፡ ጸሎቱ፡ ዘአኀዘ፡ ወኢይፃእ፡ ኀበ፡ ነገረ፡ ባዕድ። ወዘገብረ፡ ከመዝ፡ ኢይከውኖ፡ ይግባእ፡ ኀበ፡ መካኑ፡ ዘቀዲሙ።</w:t>
+        <w:t xml:space="preserve">ወኢጋእዘ፡ በተዐድዎ፡ ርትዕ። ወዘከመዝ፡ ግዕዙ፡ ይትፈለጥ። </w:t>
+      </w:r>
+      <w:r>
+        <w:rPr>
+          <w:rFonts w:ascii="Abyssinica SIL" w:hAnsi="Abyssinica SIL" w:cs="Abyssinica SIL"/>
+          <w:b/>
+          <w:bCs/>
+          <w:noProof/>
+          <w:color w:val="0070C0"/>
+          <w:sz w:val="28"/>
+          <w:szCs w:val="28"/>
+          <w:shd w:val="clear" w:color="auto" w:fill="FFFFFF"/>
+          <w:vertAlign w:val="superscript"/>
+          <w:lang w:val="am-ET"/>
+        </w:rPr>
+        <w:t>3</w:t>
+      </w:r>
+      <w:r>
+        <w:rPr>
+          <w:rFonts w:ascii="Abyssinica SIL" w:hAnsi="Abyssinica SIL" w:cs="Abyssinica SIL"/>
+          <w:noProof/>
+          <w:color w:val="0070C0"/>
+          <w:sz w:val="28"/>
+          <w:szCs w:val="28"/>
+          <w:shd w:val="clear" w:color="auto" w:fill="FFFFFF"/>
+          <w:lang w:val="am-ET"/>
+        </w:rPr>
+        <w:t> </w:t>
+      </w:r>
+      <w:r>
+        <w:rPr>
+          <w:rFonts w:ascii="Abyssinica SIL" w:hAnsi="Abyssinica SIL" w:cs="Abyssinica SIL"/>
+          <w:noProof/>
+          <w:color w:val="993300"/>
+          <w:sz w:val="28"/>
+          <w:szCs w:val="28"/>
+          <w:shd w:val="clear" w:color="auto" w:fill="FFFFFF"/>
+          <w:lang w:val="am-ET"/>
+        </w:rPr>
+        <w:t>ወኢይኅድግ፡ ቀሲስ፡ ወዲያቆን፡ ጸሎቱ፡ ዘአኀዘ፡ ወኢይፃእ፡ ኀበ፡ ነገረ፡ ባዕድ። ወዘገብረ፡ ከመዝ፡ ኢይከውኖ፡ ይግባእ፡ ኀበ፡ መካኑ፡ ዘቀዲሙ።</w:t>
       </w:r>
     </w:p>
     <w:p>
@@ -2540,7 +4086,7 @@
           <w:u w:val="single" w:color="00B050"/>
           <w:lang w:val="am-ET" w:bidi="syr-SY"/>
         </w:rPr>
-        <w:t>፳፩፡ ትእዛዝ።</w:t>
+        <w:t>፳፩፡ትእዛዝ። በእንተ፡ተዝካር።</w:t>
       </w:r>
     </w:p>
     <w:p>
@@ -2561,14 +4107,44 @@
       <w:r>
         <w:rPr>
           <w:rFonts w:ascii="Abyssinica SIL" w:hAnsi="Abyssinica SIL" w:cs="Abyssinica SIL"/>
-          <w:noProof/>
-          <w:color w:val="993300"/>
-          <w:sz w:val="28"/>
-          <w:szCs w:val="28"/>
-          <w:shd w:val="clear" w:color="auto" w:fill="FFFFFF"/>
-          <w:lang w:val="am-ET"/>
-        </w:rPr>
-        <w:t>በእንተ፡ ተዝካር። ወይግበሩ፡ ለኵሉ፡ ሰማዕት፡ መሀይምናን፡ እለ፡ ተክዕወ፡ ደሞሙ፡ በእንተ፡ ክርስቶስ፡ እግዚእነ፡ በተአምኖ፡ ተዝካሮሙ፡ በዕለተ፡ ተከለሉ።</w:t>
+          <w:b/>
+          <w:bCs/>
+          <w:noProof/>
+          <w:color w:val="0070C0"/>
+          <w:sz w:val="28"/>
+          <w:szCs w:val="28"/>
+          <w:shd w:val="clear" w:color="auto" w:fill="FFFFFF"/>
+          <w:vertAlign w:val="superscript"/>
+          <w:lang w:val="am-ET"/>
+        </w:rPr>
+        <w:t>1</w:t>
+      </w:r>
+      <w:r>
+        <w:rPr>
+          <w:rFonts w:ascii="Abyssinica SIL" w:hAnsi="Abyssinica SIL" w:cs="Abyssinica SIL"/>
+          <w:b/>
+          <w:bCs/>
+          <w:noProof/>
+          <w:color w:val="0070C0"/>
+          <w:sz w:val="28"/>
+          <w:szCs w:val="28"/>
+          <w:shd w:val="clear" w:color="auto" w:fill="FFFFFF"/>
+          <w:vertAlign w:val="superscript"/>
+          <w:lang w:val="am-ET"/>
+        </w:rPr>
+        <w:t> </w:t>
+      </w:r>
+      <w:r>
+        <w:rPr>
+          <w:rFonts w:ascii="Abyssinica SIL" w:hAnsi="Abyssinica SIL" w:cs="Abyssinica SIL"/>
+          <w:noProof/>
+          <w:color w:val="993300"/>
+          <w:sz w:val="28"/>
+          <w:szCs w:val="28"/>
+          <w:shd w:val="clear" w:color="auto" w:fill="FFFFFF"/>
+          <w:lang w:val="am-ET"/>
+        </w:rPr>
+        <w:t>ወይግበሩ፡ ለኵሉ፡ ሰማዕት፡ መሀይምናን፡ እለ፡ ተክዕወ፡ ደሞሙ፡ በእንተ፡ ክርስቶስ፡ እግዚእነ፡ በተአምኖ፡ ተዝካሮሙ፡ በዕለተ፡ ተከለሉ።</w:t>
       </w:r>
     </w:p>
     <w:p>
@@ -2627,7 +4203,7 @@
           <w:u w:val="single" w:color="00B050"/>
           <w:lang w:val="am-ET" w:bidi="syr-SY"/>
         </w:rPr>
-        <w:t>፳፪፡ ትእዛዝ።</w:t>
+        <w:t>፳፪፡ትእዛዝ። በእንተ፡ሥርዐተ፡ጸሎት።</w:t>
       </w:r>
     </w:p>
     <w:p>
@@ -2648,14 +4224,161 @@
       <w:r>
         <w:rPr>
           <w:rFonts w:ascii="Abyssinica SIL" w:hAnsi="Abyssinica SIL" w:cs="Abyssinica SIL"/>
-          <w:noProof/>
-          <w:color w:val="993300"/>
-          <w:sz w:val="28"/>
-          <w:szCs w:val="28"/>
-          <w:shd w:val="clear" w:color="auto" w:fill="FFFFFF"/>
-          <w:lang w:val="am-ET"/>
-        </w:rPr>
-        <w:t>በእንተ፡ ሥርዐተ፡ ጸሎት። ወያብዝኁ፡ ጸሎተ፡ በሌሊት፡ ወመዓልት፡ በመዝሙረ፡ ዳዊት፡ ወይኀልዩ፡ ጸሎተ፡ ባቲ፡ እስመ፡ ይቤ፡ እባርኮ፡ ለእግዚአብሔር፡ በኵሉ፡ ጊዜ፡ ወዘልፈ፡ ስብሐቲሁ፡ ውስተ፡ አፉየ። ወካዕበ፡ ይቤ፡ ጥዑም፡ ለጕርዔየ፡ ነቢብከ፡ እመዓር፡ ወሶካር፡ ጥዕመኒ፡ ለአፉየ። ወበእንተዝ፡ ይደሉ፡ አንብቦ፡ በዜማ፡ ጥዑም፡ በእንተ፡ አዕቢዮ፡ እግዚአብሔር፡ ወስባሔሁ፡ ወአእኵቶ፡ ጸጋሁ፡ ወስኢል፡ ኀቤሁ፡ ወአሠንዮ፡ በኵሉ፡ በእንተ፡ ስሙ፡ ግሩም፡ ወቅዱስ። ወካዕበ፡ ይነግር፡ በእንተ፡ ተፀምዶ፡ ወስባሔ፡ ወተጋንዮ፡ ወተአምኖ፡ ኀጣውእ፡ ወስእለታት፡ ዘይደልዎሙ፡ ለመሀይምናን። ይጸልዩ፡ ባቲ፡ ሶበ፡ ይረክቦሙ፡ ምንዳቤ፡ ወሐዘን፡ ወተጽናስ፡ ወያመሥጡ፡ እመንሱት።</w:t>
+          <w:b/>
+          <w:bCs/>
+          <w:noProof/>
+          <w:color w:val="0070C0"/>
+          <w:sz w:val="28"/>
+          <w:szCs w:val="28"/>
+          <w:shd w:val="clear" w:color="auto" w:fill="FFFFFF"/>
+          <w:vertAlign w:val="superscript"/>
+          <w:lang w:val="am-ET"/>
+        </w:rPr>
+        <w:t>1</w:t>
+      </w:r>
+      <w:r>
+        <w:rPr>
+          <w:rFonts w:ascii="Abyssinica SIL" w:hAnsi="Abyssinica SIL" w:cs="Abyssinica SIL"/>
+          <w:b/>
+          <w:bCs/>
+          <w:noProof/>
+          <w:color w:val="0070C0"/>
+          <w:sz w:val="28"/>
+          <w:szCs w:val="28"/>
+          <w:shd w:val="clear" w:color="auto" w:fill="FFFFFF"/>
+          <w:vertAlign w:val="superscript"/>
+          <w:lang w:val="am-ET"/>
+        </w:rPr>
+        <w:t> </w:t>
+      </w:r>
+      <w:r>
+        <w:rPr>
+          <w:rFonts w:ascii="Abyssinica SIL" w:hAnsi="Abyssinica SIL" w:cs="Abyssinica SIL"/>
+          <w:noProof/>
+          <w:color w:val="993300"/>
+          <w:sz w:val="28"/>
+          <w:szCs w:val="28"/>
+          <w:shd w:val="clear" w:color="auto" w:fill="FFFFFF"/>
+          <w:lang w:val="am-ET"/>
+        </w:rPr>
+        <w:t xml:space="preserve">ወያብዝኁ፡ ጸሎተ፡ በሌሊት፡ ወመዓልት፡ በመዝሙረ፡ ዳዊት፡ ወይኀልዩ፡ ጸሎተ፡ ባቲ፡ እስመ፡ ይቤ፡ እባርኮ፡ ለእግዚአብሔር፡ በኵሉ፡ ጊዜ፡ ወዘልፈ፡ ስብሐቲሁ፡ ውስተ፡ አፉየ። </w:t>
+      </w:r>
+      <w:r>
+        <w:rPr>
+          <w:rFonts w:ascii="Abyssinica SIL" w:hAnsi="Abyssinica SIL" w:cs="Abyssinica SIL"/>
+          <w:b/>
+          <w:bCs/>
+          <w:noProof/>
+          <w:color w:val="0070C0"/>
+          <w:sz w:val="28"/>
+          <w:szCs w:val="28"/>
+          <w:shd w:val="clear" w:color="auto" w:fill="FFFFFF"/>
+          <w:vertAlign w:val="superscript"/>
+          <w:lang w:val="am-ET"/>
+        </w:rPr>
+        <w:t>2</w:t>
+      </w:r>
+      <w:r>
+        <w:rPr>
+          <w:rFonts w:ascii="Abyssinica SIL" w:hAnsi="Abyssinica SIL" w:cs="Abyssinica SIL"/>
+          <w:noProof/>
+          <w:color w:val="0070C0"/>
+          <w:sz w:val="28"/>
+          <w:szCs w:val="28"/>
+          <w:shd w:val="clear" w:color="auto" w:fill="FFFFFF"/>
+          <w:lang w:val="am-ET"/>
+        </w:rPr>
+        <w:t> </w:t>
+      </w:r>
+      <w:r>
+        <w:rPr>
+          <w:rFonts w:ascii="Abyssinica SIL" w:hAnsi="Abyssinica SIL" w:cs="Abyssinica SIL"/>
+          <w:noProof/>
+          <w:color w:val="993300"/>
+          <w:sz w:val="28"/>
+          <w:szCs w:val="28"/>
+          <w:shd w:val="clear" w:color="auto" w:fill="FFFFFF"/>
+          <w:lang w:val="am-ET"/>
+        </w:rPr>
+        <w:t xml:space="preserve">ወካዕበ፡ ይቤ፡ ጥዑም፡ ለጕርዔየ፡ ነቢብከ፡ እመዓር፡ ወሶካር፡ ጥዕመኒ፡ ለአፉየ። </w:t>
+      </w:r>
+      <w:r>
+        <w:rPr>
+          <w:rFonts w:ascii="Abyssinica SIL" w:hAnsi="Abyssinica SIL" w:cs="Abyssinica SIL"/>
+          <w:b/>
+          <w:bCs/>
+          <w:noProof/>
+          <w:color w:val="0070C0"/>
+          <w:sz w:val="28"/>
+          <w:szCs w:val="28"/>
+          <w:shd w:val="clear" w:color="auto" w:fill="FFFFFF"/>
+          <w:vertAlign w:val="superscript"/>
+          <w:lang w:val="am-ET"/>
+        </w:rPr>
+        <w:t>3</w:t>
+      </w:r>
+      <w:r>
+        <w:rPr>
+          <w:rFonts w:ascii="Abyssinica SIL" w:hAnsi="Abyssinica SIL" w:cs="Abyssinica SIL"/>
+          <w:noProof/>
+          <w:color w:val="0070C0"/>
+          <w:sz w:val="28"/>
+          <w:szCs w:val="28"/>
+          <w:shd w:val="clear" w:color="auto" w:fill="FFFFFF"/>
+          <w:lang w:val="am-ET"/>
+        </w:rPr>
+        <w:t> </w:t>
+      </w:r>
+      <w:r>
+        <w:rPr>
+          <w:rFonts w:ascii="Abyssinica SIL" w:hAnsi="Abyssinica SIL" w:cs="Abyssinica SIL"/>
+          <w:noProof/>
+          <w:color w:val="993300"/>
+          <w:sz w:val="28"/>
+          <w:szCs w:val="28"/>
+          <w:shd w:val="clear" w:color="auto" w:fill="FFFFFF"/>
+          <w:lang w:val="am-ET"/>
+        </w:rPr>
+        <w:t xml:space="preserve">ወበእንተዝ፡ ይደሉ፡ አንብቦ፡ በዜማ፡ ጥዑም፡ በእንተ፡ አዕቢዮ፡ እግዚአብሔር፡ ወስባሔሁ፡ ወአእኵቶ፡ ጸጋሁ፡ ወስኢል፡ ኀቤሁ፡ ወአሠንዮ፡ በኵሉ፡ በእንተ፡ ስሙ፡ ግሩም፡ ወቅዱስ። </w:t>
+      </w:r>
+      <w:r>
+        <w:rPr>
+          <w:rFonts w:ascii="Abyssinica SIL" w:hAnsi="Abyssinica SIL" w:cs="Abyssinica SIL"/>
+          <w:b/>
+          <w:bCs/>
+          <w:noProof/>
+          <w:color w:val="0070C0"/>
+          <w:sz w:val="28"/>
+          <w:szCs w:val="28"/>
+          <w:shd w:val="clear" w:color="auto" w:fill="FFFFFF"/>
+          <w:vertAlign w:val="superscript"/>
+          <w:lang w:val="am-ET"/>
+        </w:rPr>
+        <w:t>4</w:t>
+      </w:r>
+      <w:r>
+        <w:rPr>
+          <w:rFonts w:ascii="Abyssinica SIL" w:hAnsi="Abyssinica SIL" w:cs="Abyssinica SIL"/>
+          <w:noProof/>
+          <w:color w:val="0070C0"/>
+          <w:sz w:val="28"/>
+          <w:szCs w:val="28"/>
+          <w:shd w:val="clear" w:color="auto" w:fill="FFFFFF"/>
+          <w:lang w:val="am-ET"/>
+        </w:rPr>
+        <w:t> </w:t>
+      </w:r>
+      <w:r>
+        <w:rPr>
+          <w:rFonts w:ascii="Abyssinica SIL" w:hAnsi="Abyssinica SIL" w:cs="Abyssinica SIL"/>
+          <w:noProof/>
+          <w:color w:val="993300"/>
+          <w:sz w:val="28"/>
+          <w:szCs w:val="28"/>
+          <w:shd w:val="clear" w:color="auto" w:fill="FFFFFF"/>
+          <w:lang w:val="am-ET"/>
+        </w:rPr>
+        <w:t>ወካዕበ፡ ይነግር፡ በእንተ፡ ተፀምዶ፡ ወስባሔ፡ ወተጋንዮ፡ ወተአምኖ፡ ኀጣውእ፡ ወስእለታት፡ ዘይደልዎሙ፡ ለመሀይምናን። ይጸልዩ፡ ባቲ፡ ሶበ፡ ይረክቦሙ፡ ምንዳቤ፡ ወሐዘን፡ ወተጽናስ፡ ወያመሥጡ፡ እመንሱት።</w:t>
       </w:r>
     </w:p>
     <w:p>
@@ -2714,7 +4437,7 @@
           <w:u w:val="single" w:color="00B050"/>
           <w:lang w:val="am-ET" w:bidi="syr-SY"/>
         </w:rPr>
-        <w:t>፳፫፡ ትእዛዝ።</w:t>
+        <w:t>፳፫፡ትእዛዝ። በእንተ፡ኈልቈ፡ካህናት።</w:t>
       </w:r>
     </w:p>
     <w:p>
@@ -2735,14 +4458,122 @@
       <w:r>
         <w:rPr>
           <w:rFonts w:ascii="Abyssinica SIL" w:hAnsi="Abyssinica SIL" w:cs="Abyssinica SIL"/>
-          <w:noProof/>
-          <w:color w:val="993300"/>
-          <w:sz w:val="28"/>
-          <w:szCs w:val="28"/>
-          <w:shd w:val="clear" w:color="auto" w:fill="FFFFFF"/>
-          <w:lang w:val="am-ET"/>
-        </w:rPr>
-        <w:t>በእንተ፡ ኈልቈ፡ ካህናት። ወይኩኑ፡ ላእካን፡ ሰብዐቱ፡ እለ፡ ተኀርዩ፡ እምሕዝብ፡ ለመልእክተ፡ ቤተ፡ መቅደስ፡ ኄራን፡ ወሠናያን፡ ወልብዋነ፡ ጥበብ፡ ወአእምሮ፡ ወፈራህያነ፡ እግዚአብሔር፡ እለ፡ ያአምሩ፡ ሥርዐቶ፡ እስመ፡ እሙንቱ፡ እለ፡ ይነግሩ፡ በእንተ፡ ጸሎት። ወይቀድሱ፡ ቍርባነ፡ ወይዕርቁ፡ ሕዝበ፡ በዳኅን፡ ወሰላም፡ እስመ፡ እሙንቱ፡ ውሉደ፡ እግዚአብሔር፡ በአማን፡ በከመ፡ ተብህለ፡ በወንጌል፡ ቅዱስ። ወላእካነ፡ ትንቢት፡ ወይኩኑ፡ እስትርኩባነ፡ ኢይትሀወኩ፡ በግብረ፡ ዓለም፡ አላ፡ ይኩን፡ ግብሮሙ፡ መልእክቶ፡ ለአእምሮ፡ ሕጉ።</w:t>
+          <w:b/>
+          <w:bCs/>
+          <w:noProof/>
+          <w:color w:val="0070C0"/>
+          <w:sz w:val="28"/>
+          <w:szCs w:val="28"/>
+          <w:shd w:val="clear" w:color="auto" w:fill="FFFFFF"/>
+          <w:vertAlign w:val="superscript"/>
+          <w:lang w:val="am-ET"/>
+        </w:rPr>
+        <w:t>1</w:t>
+      </w:r>
+      <w:r>
+        <w:rPr>
+          <w:rFonts w:ascii="Abyssinica SIL" w:hAnsi="Abyssinica SIL" w:cs="Abyssinica SIL"/>
+          <w:b/>
+          <w:bCs/>
+          <w:noProof/>
+          <w:color w:val="0070C0"/>
+          <w:sz w:val="28"/>
+          <w:szCs w:val="28"/>
+          <w:shd w:val="clear" w:color="auto" w:fill="FFFFFF"/>
+          <w:vertAlign w:val="superscript"/>
+          <w:lang w:val="am-ET"/>
+        </w:rPr>
+        <w:t> </w:t>
+      </w:r>
+      <w:r>
+        <w:rPr>
+          <w:rFonts w:ascii="Abyssinica SIL" w:hAnsi="Abyssinica SIL" w:cs="Abyssinica SIL"/>
+          <w:noProof/>
+          <w:color w:val="993300"/>
+          <w:sz w:val="28"/>
+          <w:szCs w:val="28"/>
+          <w:shd w:val="clear" w:color="auto" w:fill="FFFFFF"/>
+          <w:lang w:val="am-ET"/>
+        </w:rPr>
+        <w:t xml:space="preserve">ወይኩኑ፡ ላእካን፡ ሰብዐቱ፡ እለ፡ ተኀርዩ፡ እምሕዝብ፡ ለመልእክተ፡ ቤተ፡ መቅደስ፡ ኄራን፡ ወሠናያን፡ ወልብዋነ፡ ጥበብ፡ ወአእምሮ፡ ወፈራህያነ፡ እግዚአብሔር፡ እለ፡ ያአምሩ፡ ሥርዐቶ፡ እስመ፡ እሙንቱ፡ እለ፡ ይነግሩ፡ በእንተ፡ ጸሎት። </w:t>
+      </w:r>
+      <w:r>
+        <w:rPr>
+          <w:rFonts w:ascii="Abyssinica SIL" w:hAnsi="Abyssinica SIL" w:cs="Abyssinica SIL"/>
+          <w:b/>
+          <w:bCs/>
+          <w:noProof/>
+          <w:color w:val="0070C0"/>
+          <w:sz w:val="28"/>
+          <w:szCs w:val="28"/>
+          <w:shd w:val="clear" w:color="auto" w:fill="FFFFFF"/>
+          <w:vertAlign w:val="superscript"/>
+          <w:lang w:val="am-ET"/>
+        </w:rPr>
+        <w:t>2</w:t>
+      </w:r>
+      <w:r>
+        <w:rPr>
+          <w:rFonts w:ascii="Abyssinica SIL" w:hAnsi="Abyssinica SIL" w:cs="Abyssinica SIL"/>
+          <w:noProof/>
+          <w:color w:val="0070C0"/>
+          <w:sz w:val="28"/>
+          <w:szCs w:val="28"/>
+          <w:shd w:val="clear" w:color="auto" w:fill="FFFFFF"/>
+          <w:lang w:val="am-ET"/>
+        </w:rPr>
+        <w:t> </w:t>
+      </w:r>
+      <w:r>
+        <w:rPr>
+          <w:rFonts w:ascii="Abyssinica SIL" w:hAnsi="Abyssinica SIL" w:cs="Abyssinica SIL"/>
+          <w:noProof/>
+          <w:color w:val="993300"/>
+          <w:sz w:val="28"/>
+          <w:szCs w:val="28"/>
+          <w:shd w:val="clear" w:color="auto" w:fill="FFFFFF"/>
+          <w:lang w:val="am-ET"/>
+        </w:rPr>
+        <w:t xml:space="preserve">ወይቀድሱ፡ ቍርባነ፡ ወይዕርቁ፡ ሕዝበ፡ በዳኅን፡ ወሰላም፡ እስመ፡ እሙንቱ፡ ውሉደ፡ እግዚአብሔር፡ በአማን፡ በከመ፡ ተብህለ፡ በወንጌል፡ ቅዱስ። </w:t>
+      </w:r>
+      <w:r>
+        <w:rPr>
+          <w:rFonts w:ascii="Abyssinica SIL" w:hAnsi="Abyssinica SIL" w:cs="Abyssinica SIL"/>
+          <w:b/>
+          <w:bCs/>
+          <w:noProof/>
+          <w:color w:val="0070C0"/>
+          <w:sz w:val="28"/>
+          <w:szCs w:val="28"/>
+          <w:shd w:val="clear" w:color="auto" w:fill="FFFFFF"/>
+          <w:vertAlign w:val="superscript"/>
+          <w:lang w:val="am-ET"/>
+        </w:rPr>
+        <w:t>3</w:t>
+      </w:r>
+      <w:r>
+        <w:rPr>
+          <w:rFonts w:ascii="Abyssinica SIL" w:hAnsi="Abyssinica SIL" w:cs="Abyssinica SIL"/>
+          <w:noProof/>
+          <w:color w:val="0070C0"/>
+          <w:sz w:val="28"/>
+          <w:szCs w:val="28"/>
+          <w:shd w:val="clear" w:color="auto" w:fill="FFFFFF"/>
+          <w:lang w:val="am-ET"/>
+        </w:rPr>
+        <w:t> </w:t>
+      </w:r>
+      <w:r>
+        <w:rPr>
+          <w:rFonts w:ascii="Abyssinica SIL" w:hAnsi="Abyssinica SIL" w:cs="Abyssinica SIL"/>
+          <w:noProof/>
+          <w:color w:val="993300"/>
+          <w:sz w:val="28"/>
+          <w:szCs w:val="28"/>
+          <w:shd w:val="clear" w:color="auto" w:fill="FFFFFF"/>
+          <w:lang w:val="am-ET"/>
+        </w:rPr>
+        <w:t>ወላእካነ፡ ትንቢት፡ ወይኩኑ፡ እስትርኩባነ፡ ኢይትሀወኩ፡ በግብረ፡ ዓለም፡ አላ፡ ይኩን፡ ግብሮሙ፡ መልእክቶ፡ ለአእምሮ፡ ሕጉ።</w:t>
       </w:r>
     </w:p>
     <w:p>
@@ -2801,36 +4632,153 @@
           <w:u w:val="single" w:color="00B050"/>
           <w:lang w:val="am-ET" w:bidi="syr-SY"/>
         </w:rPr>
+        <w:t>፳፬፡ትእዛዝ።</w:t>
+      </w:r>
+    </w:p>
+    <w:p>
+      <w:pPr>
+        <w:snapToGrid w:val="0"/>
+        <w:spacing w:before="120"/>
+        <w:jc w:val="both"/>
+        <w:rPr>
+          <w:rFonts w:ascii="Abyssinica SIL" w:hAnsi="Abyssinica SIL" w:cs="Abyssinica SIL"/>
+          <w:noProof/>
+          <w:color w:val="993300"/>
+          <w:sz w:val="28"/>
+          <w:szCs w:val="28"/>
+          <w:shd w:val="clear" w:color="auto" w:fill="FFFFFF"/>
+          <w:lang w:val="am-ET"/>
+        </w:rPr>
+      </w:pPr>
+      <w:r>
+        <w:rPr>
+          <w:rFonts w:ascii="Abyssinica SIL" w:hAnsi="Abyssinica SIL" w:cs="Abyssinica SIL"/>
+          <w:b/>
+          <w:bCs/>
+          <w:noProof/>
+          <w:color w:val="0070C0"/>
+          <w:sz w:val="28"/>
+          <w:szCs w:val="28"/>
+          <w:shd w:val="clear" w:color="auto" w:fill="FFFFFF"/>
+          <w:vertAlign w:val="superscript"/>
+          <w:lang w:val="am-ET"/>
+        </w:rPr>
+        <w:t>1</w:t>
+      </w:r>
+      <w:r>
+        <w:rPr>
+          <w:rFonts w:ascii="Abyssinica SIL" w:hAnsi="Abyssinica SIL" w:cs="Abyssinica SIL"/>
+          <w:noProof/>
+          <w:color w:val="0070C0"/>
+          <w:sz w:val="28"/>
+          <w:szCs w:val="28"/>
+          <w:shd w:val="clear" w:color="auto" w:fill="FFFFFF"/>
+          <w:lang w:val="am-ET"/>
+        </w:rPr>
+        <w:t> </w:t>
+      </w:r>
+      <w:r>
+        <w:rPr>
+          <w:rFonts w:ascii="Abyssinica SIL" w:hAnsi="Abyssinica SIL" w:cs="Abyssinica SIL"/>
+          <w:noProof/>
+          <w:color w:val="993300"/>
+          <w:sz w:val="28"/>
+          <w:szCs w:val="28"/>
+          <w:shd w:val="clear" w:color="auto" w:fill="FFFFFF"/>
+          <w:lang w:val="am-ET"/>
+        </w:rPr>
+        <w:t xml:space="preserve">ወይኩን፡ ሊቅ፡ ዘይኤዝዞሙ፡ ለሕዝብ፡ ወይጌሥጾሙ፡ በመስቀል፡ እስመ፡ ንኤዝዝ፡ ወአኮ፡ ዘነአስር፡ ዘእንበለ፡ ርትዕ። ወእመሰ፡ ተዐገሎሙ፡ ካህን፡ እንዘ፡ ንጹሓን፡ እሙንቱ፡ ይሢሙ፡ ዲቤሁ፡ ካህናተ፡ በርትዕ፡ ወለእመ፡ ተስእኖሙ፡ ይሰድዎ፡ ኀበ፡ ጳጳስ፡ አው፡ ኀበ፡ ሊቀ፡ ጳጳሳት፡ ወያቅምዎ፡ በርትዕ፡ ወኢይኅድግዎ፡ ይትዐደው፡ ላዕለ፡ አባግዐ፡ ክርስቶስ፡ እለ፡ ተሣየጦሙ፡ በደሙ፡ </w:t>
+      </w:r>
+      <w:r>
+        <w:rPr>
+          <w:rFonts w:ascii="Abyssinica SIL" w:hAnsi="Abyssinica SIL" w:cs="Abyssinica SIL"/>
+          <w:noProof/>
+          <w:color w:val="993300"/>
+          <w:sz w:val="28"/>
+          <w:szCs w:val="28"/>
+          <w:shd w:val="clear" w:color="auto" w:fill="FFFFFF"/>
+          <w:lang w:val="am-ET"/>
+        </w:rPr>
         <w:lastRenderedPageBreak/>
-        <w:t>፳፬፡ ትእዛዝ።</w:t>
-      </w:r>
-    </w:p>
-    <w:p>
-      <w:pPr>
-        <w:snapToGrid w:val="0"/>
-        <w:spacing w:before="120"/>
-        <w:jc w:val="both"/>
-        <w:rPr>
-          <w:rFonts w:ascii="Abyssinica SIL" w:hAnsi="Abyssinica SIL" w:cs="Abyssinica SIL"/>
-          <w:noProof/>
-          <w:color w:val="993300"/>
-          <w:sz w:val="28"/>
-          <w:szCs w:val="28"/>
-          <w:shd w:val="clear" w:color="auto" w:fill="FFFFFF"/>
-          <w:lang w:val="am-ET"/>
-        </w:rPr>
-      </w:pPr>
-      <w:r>
-        <w:rPr>
-          <w:rFonts w:ascii="Abyssinica SIL" w:hAnsi="Abyssinica SIL" w:cs="Abyssinica SIL"/>
-          <w:noProof/>
-          <w:color w:val="993300"/>
-          <w:sz w:val="28"/>
-          <w:szCs w:val="28"/>
-          <w:shd w:val="clear" w:color="auto" w:fill="FFFFFF"/>
-          <w:lang w:val="am-ET"/>
-        </w:rPr>
-        <w:t>ወይኩን፡ ሊቅ፡ ዘይኤዝዞሙ፡ ለሕዝብ፡ ወይጌሥጾሙ፡ በመስቀል፡ እስመ፡ ንኤዝዝ፡ ወአኮ፡ ዘነአስር፡ ዘእንበለ፡ ርትዕ። ወእመሰ፡ ተዐገሎሙ፡ ካህን፡ እንዘ፡ ንጹሓን፡ እሙንቱ፡ ይሢሙ፡ ዲቤሁ፡ ካህናተ፡ በርትዕ፡ ወለእመ፡ ተስእኖሙ፡ ይሰድዎ፡ ኀበ፡ ጳጳስ፡ አው፡ ኀበ፡ ሊቀ፡ ጳጳሳት፡ ወያቅምዎ፡ በርትዕ፡ ወኢይኅድግዎ፡ ይትዐደው፡ ላዕለ፡ አባግዐ፡ ክርስቶስ፡ እለ፡ ተሣየጦሙ፡ በደሙ፡ ክቡር። ወኢያምዕዕዎሙ፡ ከመ፡ ኢይፃኡ፡ ውስተ፡ ፅርፈት፡ ላዕለ፡ እግዚአብሔር፡ ወክሒድ፡ ለስሙ፡ ቅዱስ። ወይኩኑ፡ መሀይምናን፡ ኄራነ፡ ዘይትዔገሡ፡ ግፍዐ፡ በከመ፡ ይደሉ፡ ከመ፡ ይትበቀል፡ እግዚአብሔር፡ በእንቲአሆሙ። ወኢያድሉ፡ ሢዩም፡ በፍትሕ፡ ማእከለ፡ ሕዝብ፡ ወይሥልጥ፡ ኵነኔሁ። ወዘሰ፡ ያጸድቆ፡ ለዐማጺ፡ በእንተ፡ ዘይሁቦ፡ ወይዔምፆ፡ ለንጹሕ፡ በእንተ፡ ድካሙ፡ ወንዴቱ፡ ውእቱ፡ ይከውን፡ ውጉዘ፡ ወርጉመ፡ ወኢይረስይዎ፡ ዘእንበለ፡ ከመ፡ መምለኬ፡ ጣዖት። ወይክልእዎ፡ ሢመቶ፡ ለዘ፡ ይገብር፡ ከመዝ፡ ወይዘልፍዎ፡ በእንተ፡ ዐመፃሁ፡ ወኢያፍርህከ፡ ጵጵስናሁ።</w:t>
+        <w:t xml:space="preserve">ክቡር። ወኢያምዕዕዎሙ፡ ከመ፡ ኢይፃኡ፡ ውስተ፡ ፅርፈት፡ ላዕለ፡ እግዚአብሔር፡ ወክሒድ፡ ለስሙ፡ ቅዱስ። </w:t>
+      </w:r>
+      <w:r>
+        <w:rPr>
+          <w:rFonts w:ascii="Abyssinica SIL" w:hAnsi="Abyssinica SIL" w:cs="Abyssinica SIL"/>
+          <w:b/>
+          <w:bCs/>
+          <w:noProof/>
+          <w:color w:val="0070C0"/>
+          <w:sz w:val="28"/>
+          <w:szCs w:val="28"/>
+          <w:shd w:val="clear" w:color="auto" w:fill="FFFFFF"/>
+          <w:vertAlign w:val="superscript"/>
+          <w:lang w:val="am-ET"/>
+        </w:rPr>
+        <w:t>2</w:t>
+      </w:r>
+      <w:r>
+        <w:rPr>
+          <w:rFonts w:ascii="Abyssinica SIL" w:hAnsi="Abyssinica SIL" w:cs="Abyssinica SIL"/>
+          <w:noProof/>
+          <w:color w:val="0070C0"/>
+          <w:sz w:val="28"/>
+          <w:szCs w:val="28"/>
+          <w:shd w:val="clear" w:color="auto" w:fill="FFFFFF"/>
+          <w:lang w:val="am-ET"/>
+        </w:rPr>
+        <w:t> </w:t>
+      </w:r>
+      <w:r>
+        <w:rPr>
+          <w:rFonts w:ascii="Abyssinica SIL" w:hAnsi="Abyssinica SIL" w:cs="Abyssinica SIL"/>
+          <w:noProof/>
+          <w:color w:val="993300"/>
+          <w:sz w:val="28"/>
+          <w:szCs w:val="28"/>
+          <w:shd w:val="clear" w:color="auto" w:fill="FFFFFF"/>
+          <w:lang w:val="am-ET"/>
+        </w:rPr>
+        <w:t xml:space="preserve">ወይኩኑ፡ መሀይምናን፡ ኄራነ፡ ዘይትዔገሡ፡ ግፍዐ፡ በከመ፡ ይደሉ፡ ከመ፡ ይትበቀል፡ እግዚአብሔር፡ በእንቲአሆሙ። </w:t>
+      </w:r>
+      <w:r>
+        <w:rPr>
+          <w:rFonts w:ascii="Abyssinica SIL" w:hAnsi="Abyssinica SIL" w:cs="Abyssinica SIL"/>
+          <w:b/>
+          <w:bCs/>
+          <w:noProof/>
+          <w:color w:val="0070C0"/>
+          <w:sz w:val="28"/>
+          <w:szCs w:val="28"/>
+          <w:shd w:val="clear" w:color="auto" w:fill="FFFFFF"/>
+          <w:vertAlign w:val="superscript"/>
+          <w:lang w:val="am-ET"/>
+        </w:rPr>
+        <w:t>3</w:t>
+      </w:r>
+      <w:r>
+        <w:rPr>
+          <w:rFonts w:ascii="Abyssinica SIL" w:hAnsi="Abyssinica SIL" w:cs="Abyssinica SIL"/>
+          <w:noProof/>
+          <w:color w:val="0070C0"/>
+          <w:sz w:val="28"/>
+          <w:szCs w:val="28"/>
+          <w:shd w:val="clear" w:color="auto" w:fill="FFFFFF"/>
+          <w:lang w:val="am-ET"/>
+        </w:rPr>
+        <w:t> </w:t>
+      </w:r>
+      <w:r>
+        <w:rPr>
+          <w:rFonts w:ascii="Abyssinica SIL" w:hAnsi="Abyssinica SIL" w:cs="Abyssinica SIL"/>
+          <w:noProof/>
+          <w:color w:val="993300"/>
+          <w:sz w:val="28"/>
+          <w:szCs w:val="28"/>
+          <w:shd w:val="clear" w:color="auto" w:fill="FFFFFF"/>
+          <w:lang w:val="am-ET"/>
+        </w:rPr>
+        <w:t>ወኢያድሉ፡ ሢዩም፡ በፍትሕ፡ ማእከለ፡ ሕዝብ፡ ወይሥልጥ፡ ኵነኔሁ። ወዘሰ፡ ያጸድቆ፡ ለዐማጺ፡ በእንተ፡ ዘይሁቦ፡ ወይዔምፆ፡ ለንጹሕ፡ በእንተ፡ ድካሙ፡ ወንዴቱ፡ ውእቱ፡ ይከውን፡ ውጉዘ፡ ወርጉመ፡ ወኢይረስይዎ፡ ዘእንበለ፡ ከመ፡ መምለኬ፡ ጣዖት። ወይክልእዎ፡ ሢመቶ፡ ለዘ፡ ይገብር፡ ከመዝ፡ ወይዘልፍዎ፡ በእንተ፡ ዐመፃሁ፡ ወኢያፍርህከ፡ ጵጵስናሁ።</w:t>
       </w:r>
     </w:p>
     <w:p>
@@ -2889,7 +4837,7 @@
           <w:u w:val="single" w:color="00B050"/>
           <w:lang w:val="am-ET" w:bidi="syr-SY"/>
         </w:rPr>
-        <w:t>፳፭፡ ትእዛዝ።</w:t>
+        <w:t>፳፭፡ትእዛዝ።</w:t>
       </w:r>
     </w:p>
     <w:p>
@@ -2910,14 +4858,80 @@
       <w:r>
         <w:rPr>
           <w:rFonts w:ascii="Abyssinica SIL" w:hAnsi="Abyssinica SIL" w:cs="Abyssinica SIL"/>
-          <w:noProof/>
-          <w:color w:val="993300"/>
-          <w:sz w:val="28"/>
-          <w:szCs w:val="28"/>
-          <w:shd w:val="clear" w:color="auto" w:fill="FFFFFF"/>
-          <w:lang w:val="am-ET"/>
-        </w:rPr>
-        <w:t>ወኢይሀሉ፡ ውስተ፡ ሢመት፡ ወኢይቅረብ፡ ዘይትዔበይ፡ በነፍሱ፡ ወይዜሀር፡ ላዕለ፡ ሰብእ፡ ወይሬኢ፡ ነፍሶ፡ ከመ፡ ዘይዐቢ፡ እምሰብእ፡ ወይከብር፡ ወይኄይስ፡ ወይሬኢዮሙ፡ ለሕዝበ፡ እግዚአብሔር፡ በዐይነ፡ መንኖ። አላ፡ ውእቱ፡ ምኑን፡ በኀበ፡ እግዚአብሔር፡ ወኅሱር፡ ዘአልቦ፡ ሠናየ፡ ዝክረ፡ በሕይወቱ፡ ወኢምሕረተ፡ በኀበ፡ እግዚአብሔር፡ በሞቱ፡ ወስዑር፡ እምክህነቱ። ዘበእንቲአሁ፡ ይቤ፡ እግዚአብሔር፡ በመጽሐፍ፡ እመይጣ፡ ለጸጋ፡ ኀበ፡ ካልእ፡ እምእለ፡ ይትዔበዩ።</w:t>
+          <w:b/>
+          <w:bCs/>
+          <w:noProof/>
+          <w:color w:val="0070C0"/>
+          <w:sz w:val="28"/>
+          <w:szCs w:val="28"/>
+          <w:shd w:val="clear" w:color="auto" w:fill="FFFFFF"/>
+          <w:vertAlign w:val="superscript"/>
+          <w:lang w:val="am-ET"/>
+        </w:rPr>
+        <w:t>1</w:t>
+      </w:r>
+      <w:r>
+        <w:rPr>
+          <w:rFonts w:ascii="Abyssinica SIL" w:hAnsi="Abyssinica SIL" w:cs="Abyssinica SIL"/>
+          <w:noProof/>
+          <w:color w:val="0070C0"/>
+          <w:sz w:val="28"/>
+          <w:szCs w:val="28"/>
+          <w:shd w:val="clear" w:color="auto" w:fill="FFFFFF"/>
+          <w:lang w:val="am-ET"/>
+        </w:rPr>
+        <w:t> </w:t>
+      </w:r>
+      <w:r>
+        <w:rPr>
+          <w:rFonts w:ascii="Abyssinica SIL" w:hAnsi="Abyssinica SIL" w:cs="Abyssinica SIL"/>
+          <w:noProof/>
+          <w:color w:val="993300"/>
+          <w:sz w:val="28"/>
+          <w:szCs w:val="28"/>
+          <w:shd w:val="clear" w:color="auto" w:fill="FFFFFF"/>
+          <w:lang w:val="am-ET"/>
+        </w:rPr>
+        <w:t xml:space="preserve">ወኢይሀሉ፡ ውስተ፡ ሢመት፡ ወኢይቅረብ፡ ዘይትዔበይ፡ በነፍሱ፡ ወይዜሀር፡ ላዕለ፡ ሰብእ፡ ወይሬኢ፡ ነፍሶ፡ ከመ፡ ዘይዐቢ፡ እምሰብእ፡ ወይከብር፡ ወይኄይስ፡ ወይሬኢዮሙ፡ ለሕዝበ፡ እግዚአብሔር፡ በዐይነ፡ መንኖ። አላ፡ ውእቱ፡ ምኑን፡ በኀበ፡ እግዚአብሔር፡ ወኅሱር፡ ዘአልቦ፡ ሠናየ፡ ዝክረ፡ በሕይወቱ፡ ወኢምሕረተ፡ በኀበ፡ እግዚአብሔር፡ በሞቱ፡ ወስዑር፡ እምክህነቱ። </w:t>
+      </w:r>
+      <w:r>
+        <w:rPr>
+          <w:rFonts w:ascii="Abyssinica SIL" w:hAnsi="Abyssinica SIL" w:cs="Abyssinica SIL"/>
+          <w:b/>
+          <w:bCs/>
+          <w:noProof/>
+          <w:color w:val="0070C0"/>
+          <w:sz w:val="28"/>
+          <w:szCs w:val="28"/>
+          <w:shd w:val="clear" w:color="auto" w:fill="FFFFFF"/>
+          <w:vertAlign w:val="superscript"/>
+          <w:lang w:val="am-ET"/>
+        </w:rPr>
+        <w:t>2</w:t>
+      </w:r>
+      <w:r>
+        <w:rPr>
+          <w:rFonts w:ascii="Abyssinica SIL" w:hAnsi="Abyssinica SIL" w:cs="Abyssinica SIL"/>
+          <w:noProof/>
+          <w:color w:val="0070C0"/>
+          <w:sz w:val="28"/>
+          <w:szCs w:val="28"/>
+          <w:shd w:val="clear" w:color="auto" w:fill="FFFFFF"/>
+          <w:lang w:val="am-ET"/>
+        </w:rPr>
+        <w:t> </w:t>
+      </w:r>
+      <w:r>
+        <w:rPr>
+          <w:rFonts w:ascii="Abyssinica SIL" w:hAnsi="Abyssinica SIL" w:cs="Abyssinica SIL"/>
+          <w:noProof/>
+          <w:color w:val="993300"/>
+          <w:sz w:val="28"/>
+          <w:szCs w:val="28"/>
+          <w:shd w:val="clear" w:color="auto" w:fill="FFFFFF"/>
+          <w:lang w:val="am-ET"/>
+        </w:rPr>
+        <w:t>ዘበእንቲአሁ፡ ይቤ፡ እግዚአብሔር፡ በመጽሐፍ፡ እመይጣ፡ ለጸጋ፡ ኀበ፡ ካልእ፡ እምእለ፡ ይትዔበዩ።</w:t>
       </w:r>
     </w:p>
     <w:p>
@@ -2976,7 +4990,7 @@
           <w:u w:val="single" w:color="00B050"/>
           <w:lang w:val="am-ET" w:bidi="syr-SY"/>
         </w:rPr>
-        <w:t>፳፮፡ ትእዛዝ።</w:t>
+        <w:t>፳፮፡ትእዛዝ።</w:t>
       </w:r>
     </w:p>
     <w:p>
@@ -2994,6 +5008,33 @@
           <w:lang w:val="am-ET"/>
         </w:rPr>
       </w:pPr>
+      <w:r>
+        <w:rPr>
+          <w:rFonts w:ascii="Abyssinica SIL" w:hAnsi="Abyssinica SIL" w:cs="Abyssinica SIL"/>
+          <w:b/>
+          <w:bCs/>
+          <w:noProof/>
+          <w:color w:val="0070C0"/>
+          <w:sz w:val="28"/>
+          <w:szCs w:val="28"/>
+          <w:shd w:val="clear" w:color="auto" w:fill="FFFFFF"/>
+          <w:vertAlign w:val="superscript"/>
+          <w:lang w:val="am-ET"/>
+        </w:rPr>
+        <w:t>1</w:t>
+      </w:r>
+      <w:r>
+        <w:rPr>
+          <w:rFonts w:ascii="Abyssinica SIL" w:hAnsi="Abyssinica SIL" w:cs="Abyssinica SIL"/>
+          <w:noProof/>
+          <w:color w:val="0070C0"/>
+          <w:sz w:val="28"/>
+          <w:szCs w:val="28"/>
+          <w:shd w:val="clear" w:color="auto" w:fill="FFFFFF"/>
+          <w:lang w:val="am-ET"/>
+        </w:rPr>
+        <w:t> </w:t>
+      </w:r>
       <w:r>
         <w:rPr>
           <w:rFonts w:ascii="Abyssinica SIL" w:hAnsi="Abyssinica SIL" w:cs="Abyssinica SIL"/>
@@ -3063,7 +5104,7 @@
           <w:u w:val="single" w:color="00B050"/>
           <w:lang w:val="am-ET" w:bidi="syr-SY"/>
         </w:rPr>
-        <w:t>፳፯፡ ትእዛዝ።</w:t>
+        <w:t>፳፯፡ትእዛዝ። በእንተ፡ንጉሥ።</w:t>
       </w:r>
     </w:p>
     <w:p>
@@ -3084,27 +5125,44 @@
       <w:r>
         <w:rPr>
           <w:rFonts w:ascii="Abyssinica SIL" w:hAnsi="Abyssinica SIL" w:cs="Abyssinica SIL"/>
-          <w:noProof/>
-          <w:color w:val="993300"/>
-          <w:sz w:val="28"/>
-          <w:szCs w:val="28"/>
-          <w:shd w:val="clear" w:color="auto" w:fill="FFFFFF"/>
-          <w:lang w:val="am-ET"/>
-        </w:rPr>
-        <w:t xml:space="preserve">በእንተ፡ ንጉሥ። ወይኩን፡ ምቅዋሙ፡ ለንጉሥ፡ ምስለ፡ መሀይምናን፡ በጊዜ፡ ጸሎት፡ ቅድመ፡ ኵሎሙ፡ ሰብእ፡ ወይቁም፡ ምስለ፡ ሊቃውንት፡ ወሢዩማን፡ ካህናት፡ ወይባእ፡ ምስሌሆሙ፡ ውስተ፡ ምሥዋዕ፡ ወይኩን፡ ምቅዋሙ፡ በህየ፡ እስመ፡ ዳዊት፡ ንጉሥ፡ </w:t>
-      </w:r>
-      <w:r>
-        <w:rPr>
-          <w:rFonts w:ascii="Abyssinica SIL" w:hAnsi="Abyssinica SIL" w:cs="Abyssinica SIL"/>
-          <w:noProof/>
-          <w:color w:val="993300"/>
-          <w:sz w:val="28"/>
-          <w:szCs w:val="28"/>
-          <w:shd w:val="clear" w:color="auto" w:fill="FFFFFF"/>
-          <w:lang w:val="am-ET"/>
-        </w:rPr>
-        <w:lastRenderedPageBreak/>
-        <w:t>ወእለ፡ ይትማሰልዎ፡ ነገሥት፡ ይቀድምዎሙ፡ ለኵሉ፡ ሰብእ፡ በውስተ፡ ጸሎት፡ ወይበውኡ፡ ቤተ፡ መቅደስ፡ ወቦሙ፡ ምቅዋመ፡ በውስጥ።</w:t>
+          <w:b/>
+          <w:bCs/>
+          <w:noProof/>
+          <w:color w:val="0070C0"/>
+          <w:sz w:val="28"/>
+          <w:szCs w:val="28"/>
+          <w:shd w:val="clear" w:color="auto" w:fill="FFFFFF"/>
+          <w:vertAlign w:val="superscript"/>
+          <w:lang w:val="am-ET"/>
+        </w:rPr>
+        <w:t>1</w:t>
+      </w:r>
+      <w:r>
+        <w:rPr>
+          <w:rFonts w:ascii="Abyssinica SIL" w:hAnsi="Abyssinica SIL" w:cs="Abyssinica SIL"/>
+          <w:b/>
+          <w:bCs/>
+          <w:noProof/>
+          <w:color w:val="0070C0"/>
+          <w:sz w:val="28"/>
+          <w:szCs w:val="28"/>
+          <w:shd w:val="clear" w:color="auto" w:fill="FFFFFF"/>
+          <w:vertAlign w:val="superscript"/>
+          <w:lang w:val="am-ET"/>
+        </w:rPr>
+        <w:t> </w:t>
+      </w:r>
+      <w:r>
+        <w:rPr>
+          <w:rFonts w:ascii="Abyssinica SIL" w:hAnsi="Abyssinica SIL" w:cs="Abyssinica SIL"/>
+          <w:noProof/>
+          <w:color w:val="993300"/>
+          <w:sz w:val="28"/>
+          <w:szCs w:val="28"/>
+          <w:shd w:val="clear" w:color="auto" w:fill="FFFFFF"/>
+          <w:lang w:val="am-ET"/>
+        </w:rPr>
+        <w:t>ወይኩን፡ ምቅዋሙ፡ ለንጉሥ፡ ምስለ፡ መሀይምናን፡ በጊዜ፡ ጸሎት፡ ቅድመ፡ ኵሎሙ፡ ሰብእ፡ ወይቁም፡ ምስለ፡ ሊቃውንት፡ ወሢዩማን፡ ካህናት፡ ወይባእ፡ ምስሌሆሙ፡ ውስተ፡ ምሥዋዕ፡ ወይኩን፡ ምቅዋሙ፡ በህየ፡ እስመ፡ ዳዊት፡ ንጉሥ፡ ወእለ፡ ይትማሰልዎ፡ ነገሥት፡ ይቀድምዎሙ፡ ለኵሉ፡ ሰብእ፡ በውስተ፡ ጸሎት፡ ወይበውኡ፡ ቤተ፡ መቅደስ፡ ወቦሙ፡ ምቅዋመ፡ በውስጥ።</w:t>
       </w:r>
     </w:p>
     <w:p>
@@ -3163,7 +5221,7 @@
           <w:u w:val="single" w:color="00B050"/>
           <w:lang w:val="am-ET" w:bidi="syr-SY"/>
         </w:rPr>
-        <w:t>፳፰፡ ትእዛዝ።</w:t>
+        <w:t>፳፰፡ትእዛዝ።</w:t>
       </w:r>
     </w:p>
     <w:p>
@@ -3181,6 +5239,33 @@
           <w:lang w:val="am-ET"/>
         </w:rPr>
       </w:pPr>
+      <w:r>
+        <w:rPr>
+          <w:rFonts w:ascii="Abyssinica SIL" w:hAnsi="Abyssinica SIL" w:cs="Abyssinica SIL"/>
+          <w:b/>
+          <w:bCs/>
+          <w:noProof/>
+          <w:color w:val="0070C0"/>
+          <w:sz w:val="28"/>
+          <w:szCs w:val="28"/>
+          <w:shd w:val="clear" w:color="auto" w:fill="FFFFFF"/>
+          <w:vertAlign w:val="superscript"/>
+          <w:lang w:val="am-ET"/>
+        </w:rPr>
+        <w:t>1</w:t>
+      </w:r>
+      <w:r>
+        <w:rPr>
+          <w:rFonts w:ascii="Abyssinica SIL" w:hAnsi="Abyssinica SIL" w:cs="Abyssinica SIL"/>
+          <w:noProof/>
+          <w:color w:val="0070C0"/>
+          <w:sz w:val="28"/>
+          <w:szCs w:val="28"/>
+          <w:shd w:val="clear" w:color="auto" w:fill="FFFFFF"/>
+          <w:lang w:val="am-ET"/>
+        </w:rPr>
+        <w:t> </w:t>
+      </w:r>
       <w:r>
         <w:rPr>
           <w:rFonts w:ascii="Abyssinica SIL" w:hAnsi="Abyssinica SIL" w:cs="Abyssinica SIL"/>
@@ -3250,7 +5335,8 @@
           <w:u w:val="single" w:color="00B050"/>
           <w:lang w:val="am-ET" w:bidi="syr-SY"/>
         </w:rPr>
-        <w:t>፳፱፡ ትእዛዝ።</w:t>
+        <w:lastRenderedPageBreak/>
+        <w:t>፳፱፡ትእዛዝ። ካህናት።</w:t>
       </w:r>
     </w:p>
     <w:p>
@@ -3271,14 +5357,44 @@
       <w:r>
         <w:rPr>
           <w:rFonts w:ascii="Abyssinica SIL" w:hAnsi="Abyssinica SIL" w:cs="Abyssinica SIL"/>
-          <w:noProof/>
-          <w:color w:val="993300"/>
-          <w:sz w:val="28"/>
-          <w:szCs w:val="28"/>
-          <w:shd w:val="clear" w:color="auto" w:fill="FFFFFF"/>
-          <w:lang w:val="am-ET"/>
-        </w:rPr>
-        <w:t>ካህናት። ወኢይትሐበሉ፡ ካህናት፡ ወሢዩማን፡ እምግብር፡ ዘተአዘዙ፡ ወኢይትዐደዉ፡ ትእዛዘ፡ እምዘ፡ አብሕዎሙ፡ ከመ፡ ይአዝዙ፡ ወይገሥጹ። ወሤምዎሙ፡ በዘ፡ ይደሉ፡ ወይረትዕ፡ ወአኮ፡ በዘ፡ ይረክብ፡ ኀጢአተ፡ ወቅሥተ፡ ወይከውን፡ በላዕሌሁ፡ ጋእዘ።</w:t>
+          <w:b/>
+          <w:bCs/>
+          <w:noProof/>
+          <w:color w:val="0070C0"/>
+          <w:sz w:val="28"/>
+          <w:szCs w:val="28"/>
+          <w:shd w:val="clear" w:color="auto" w:fill="FFFFFF"/>
+          <w:vertAlign w:val="superscript"/>
+          <w:lang w:val="am-ET"/>
+        </w:rPr>
+        <w:t>1</w:t>
+      </w:r>
+      <w:r>
+        <w:rPr>
+          <w:rFonts w:ascii="Abyssinica SIL" w:hAnsi="Abyssinica SIL" w:cs="Abyssinica SIL"/>
+          <w:b/>
+          <w:bCs/>
+          <w:noProof/>
+          <w:color w:val="0070C0"/>
+          <w:sz w:val="28"/>
+          <w:szCs w:val="28"/>
+          <w:shd w:val="clear" w:color="auto" w:fill="FFFFFF"/>
+          <w:vertAlign w:val="superscript"/>
+          <w:lang w:val="am-ET"/>
+        </w:rPr>
+        <w:t> </w:t>
+      </w:r>
+      <w:r>
+        <w:rPr>
+          <w:rFonts w:ascii="Abyssinica SIL" w:hAnsi="Abyssinica SIL" w:cs="Abyssinica SIL"/>
+          <w:noProof/>
+          <w:color w:val="993300"/>
+          <w:sz w:val="28"/>
+          <w:szCs w:val="28"/>
+          <w:shd w:val="clear" w:color="auto" w:fill="FFFFFF"/>
+          <w:lang w:val="am-ET"/>
+        </w:rPr>
+        <w:t>ወኢይትሐበሉ፡ ካህናት፡ ወሢዩማን፡ እምግብር፡ ዘተአዘዙ፡ ወኢይትዐደዉ፡ ትእዛዘ፡ እምዘ፡ አብሕዎሙ፡ ከመ፡ ይአዝዙ፡ ወይገሥጹ። ወሤምዎሙ፡ በዘ፡ ይደሉ፡ ወይረትዕ፡ ወአኮ፡ በዘ፡ ይረክብ፡ ኀጢአተ፡ ወቅሥተ፡ ወይከውን፡ በላዕሌሁ፡ ጋእዘ።</w:t>
       </w:r>
     </w:p>
     <w:p>
@@ -3337,7 +5453,7 @@
           <w:u w:val="single" w:color="00B050"/>
           <w:lang w:val="am-ET" w:bidi="syr-SY"/>
         </w:rPr>
-        <w:t>፴፡ ትእዛዝ።</w:t>
+        <w:t>፴፡ትእዛዝ። በእንተ፡ቍርባን።</w:t>
       </w:r>
     </w:p>
     <w:p>
@@ -3358,14 +5474,44 @@
       <w:r>
         <w:rPr>
           <w:rFonts w:ascii="Abyssinica SIL" w:hAnsi="Abyssinica SIL" w:cs="Abyssinica SIL"/>
-          <w:noProof/>
-          <w:color w:val="993300"/>
-          <w:sz w:val="28"/>
-          <w:szCs w:val="28"/>
-          <w:shd w:val="clear" w:color="auto" w:fill="FFFFFF"/>
-          <w:lang w:val="am-ET"/>
-        </w:rPr>
-        <w:t>በእንተ፡ ቍርባን። ወያዕርጉ፡ ኅብስተ፡ ዘይትገበር፡ ለቍርባን፡ ዲበ፡ ምሥዋዕ፡ በዕለተ፡ ተገብረ፡ ወኢያስተዳኅርዎ፡ ለጌሠም፡ ወይሜጥዉ፡ በዕለቱ፡ ወኢያትርፉ፡ ለካልእ፡ ዕለት፡ እስመ፡ ኢይደሉ።</w:t>
+          <w:b/>
+          <w:bCs/>
+          <w:noProof/>
+          <w:color w:val="0070C0"/>
+          <w:sz w:val="28"/>
+          <w:szCs w:val="28"/>
+          <w:shd w:val="clear" w:color="auto" w:fill="FFFFFF"/>
+          <w:vertAlign w:val="superscript"/>
+          <w:lang w:val="am-ET"/>
+        </w:rPr>
+        <w:t>1</w:t>
+      </w:r>
+      <w:r>
+        <w:rPr>
+          <w:rFonts w:ascii="Abyssinica SIL" w:hAnsi="Abyssinica SIL" w:cs="Abyssinica SIL"/>
+          <w:b/>
+          <w:bCs/>
+          <w:noProof/>
+          <w:color w:val="0070C0"/>
+          <w:sz w:val="28"/>
+          <w:szCs w:val="28"/>
+          <w:shd w:val="clear" w:color="auto" w:fill="FFFFFF"/>
+          <w:vertAlign w:val="superscript"/>
+          <w:lang w:val="am-ET"/>
+        </w:rPr>
+        <w:t> </w:t>
+      </w:r>
+      <w:r>
+        <w:rPr>
+          <w:rFonts w:ascii="Abyssinica SIL" w:hAnsi="Abyssinica SIL" w:cs="Abyssinica SIL"/>
+          <w:noProof/>
+          <w:color w:val="993300"/>
+          <w:sz w:val="28"/>
+          <w:szCs w:val="28"/>
+          <w:shd w:val="clear" w:color="auto" w:fill="FFFFFF"/>
+          <w:lang w:val="am-ET"/>
+        </w:rPr>
+        <w:t>ወያዕርጉ፡ ኅብስተ፡ ዘይትገበር፡ ለቍርባን፡ ዲበ፡ ምሥዋዕ፡ በዕለተ፡ ተገብረ፡ ወኢያስተዳኅርዎ፡ ለጌሠም፡ ወይሜጥዉ፡ በዕለቱ፡ ወኢያትርፉ፡ ለካልእ፡ ዕለት፡ እስመ፡ ኢይደሉ።</w:t>
       </w:r>
     </w:p>
     <w:p>
@@ -3383,6 +5529,33 @@
           <w:lang w:val="am-ET"/>
         </w:rPr>
       </w:pPr>
+      <w:r>
+        <w:rPr>
+          <w:rFonts w:ascii="Abyssinica SIL" w:hAnsi="Abyssinica SIL" w:cs="Abyssinica SIL"/>
+          <w:b/>
+          <w:bCs/>
+          <w:noProof/>
+          <w:color w:val="0070C0"/>
+          <w:sz w:val="28"/>
+          <w:szCs w:val="28"/>
+          <w:shd w:val="clear" w:color="auto" w:fill="FFFFFF"/>
+          <w:vertAlign w:val="superscript"/>
+          <w:lang w:val="am-ET"/>
+        </w:rPr>
+        <w:t>2</w:t>
+      </w:r>
+      <w:r>
+        <w:rPr>
+          <w:rFonts w:ascii="Abyssinica SIL" w:hAnsi="Abyssinica SIL" w:cs="Abyssinica SIL"/>
+          <w:noProof/>
+          <w:color w:val="0070C0"/>
+          <w:sz w:val="28"/>
+          <w:szCs w:val="28"/>
+          <w:shd w:val="clear" w:color="auto" w:fill="FFFFFF"/>
+          <w:lang w:val="am-ET"/>
+        </w:rPr>
+        <w:t> </w:t>
+      </w:r>
       <w:r>
         <w:rPr>
           <w:rFonts w:ascii="Abyssinica SIL" w:hAnsi="Abyssinica SIL" w:cs="Abyssinica SIL"/>
@@ -3428,7 +5601,7 @@
         <w:keepNext/>
         <w:widowControl w:val="0"/>
         <w:snapToGrid w:val="0"/>
-        <w:spacing w:before="120"/>
+        <w:spacing w:before="360"/>
         <w:jc w:val="center"/>
         <w:rPr>
           <w:rFonts w:ascii="Abyssinica SIL" w:hAnsi="Abyssinica SIL" w:cs="Abyssinica SIL"/>
@@ -3473,6 +5646,33 @@
       <w:r>
         <w:rPr>
           <w:rFonts w:ascii="Abyssinica SIL" w:hAnsi="Abyssinica SIL" w:cs="Abyssinica SIL"/>
+          <w:b/>
+          <w:bCs/>
+          <w:noProof/>
+          <w:color w:val="0070C0"/>
+          <w:sz w:val="28"/>
+          <w:szCs w:val="28"/>
+          <w:shd w:val="clear" w:color="auto" w:fill="FFFFFF"/>
+          <w:vertAlign w:val="superscript"/>
+          <w:lang w:val="am-ET"/>
+        </w:rPr>
+        <w:t>1</w:t>
+      </w:r>
+      <w:r>
+        <w:rPr>
+          <w:rFonts w:ascii="Abyssinica SIL" w:hAnsi="Abyssinica SIL" w:cs="Abyssinica SIL"/>
+          <w:noProof/>
+          <w:color w:val="0070C0"/>
+          <w:sz w:val="28"/>
+          <w:szCs w:val="28"/>
+          <w:shd w:val="clear" w:color="auto" w:fill="FFFFFF"/>
+          <w:lang w:val="am-ET"/>
+        </w:rPr>
+        <w:t> </w:t>
+      </w:r>
+      <w:r>
+        <w:rPr>
+          <w:rFonts w:ascii="Abyssinica SIL" w:hAnsi="Abyssinica SIL" w:cs="Abyssinica SIL"/>
           <w:noProof/>
           <w:color w:val="993300"/>
           <w:sz w:val="28"/>
@@ -3501,6 +5701,33 @@
       <w:r>
         <w:rPr>
           <w:rFonts w:ascii="Abyssinica SIL" w:hAnsi="Abyssinica SIL" w:cs="Abyssinica SIL"/>
+          <w:b/>
+          <w:bCs/>
+          <w:noProof/>
+          <w:color w:val="0070C0"/>
+          <w:sz w:val="28"/>
+          <w:szCs w:val="28"/>
+          <w:shd w:val="clear" w:color="auto" w:fill="FFFFFF"/>
+          <w:vertAlign w:val="superscript"/>
+          <w:lang w:val="am-ET"/>
+        </w:rPr>
+        <w:t>2</w:t>
+      </w:r>
+      <w:r>
+        <w:rPr>
+          <w:rFonts w:ascii="Abyssinica SIL" w:hAnsi="Abyssinica SIL" w:cs="Abyssinica SIL"/>
+          <w:noProof/>
+          <w:color w:val="0070C0"/>
+          <w:sz w:val="28"/>
+          <w:szCs w:val="28"/>
+          <w:shd w:val="clear" w:color="auto" w:fill="FFFFFF"/>
+          <w:lang w:val="am-ET"/>
+        </w:rPr>
+        <w:t> </w:t>
+      </w:r>
+      <w:r>
+        <w:rPr>
+          <w:rFonts w:ascii="Abyssinica SIL" w:hAnsi="Abyssinica SIL" w:cs="Abyssinica SIL"/>
           <w:noProof/>
           <w:color w:val="993300"/>
           <w:sz w:val="28"/>
@@ -3532,8 +5759,166 @@
           <w:shd w:val="clear" w:color="auto" w:fill="FFFFFF"/>
           <w:lang w:val="am-ET"/>
         </w:rPr>
+        <w:t>ወቀዲሙ፡ ነገሮሙ፡ እግዚእነ፡ ዘንተ።</w:t>
+      </w:r>
+    </w:p>
+    <w:p>
+      <w:pPr>
+        <w:snapToGrid w:val="0"/>
+        <w:spacing w:before="120"/>
+        <w:jc w:val="both"/>
+        <w:rPr>
+          <w:rFonts w:ascii="Abyssinica SIL" w:hAnsi="Abyssinica SIL" w:cs="Abyssinica SIL"/>
+          <w:noProof/>
+          <w:color w:val="993300"/>
+          <w:sz w:val="28"/>
+          <w:szCs w:val="28"/>
+          <w:shd w:val="clear" w:color="auto" w:fill="FFFFFF"/>
+          <w:lang w:val="am-ET"/>
+        </w:rPr>
+      </w:pPr>
+      <w:r>
+        <w:rPr>
+          <w:rFonts w:ascii="Abyssinica SIL" w:hAnsi="Abyssinica SIL" w:cs="Abyssinica SIL"/>
+          <w:b/>
+          <w:bCs/>
+          <w:noProof/>
+          <w:color w:val="0070C0"/>
+          <w:sz w:val="28"/>
+          <w:szCs w:val="28"/>
+          <w:shd w:val="clear" w:color="auto" w:fill="FFFFFF"/>
+          <w:vertAlign w:val="superscript"/>
+          <w:lang w:val="am-ET"/>
+        </w:rPr>
+        <w:t>3</w:t>
+      </w:r>
+      <w:r>
+        <w:rPr>
+          <w:rFonts w:ascii="Abyssinica SIL" w:hAnsi="Abyssinica SIL" w:cs="Abyssinica SIL"/>
+          <w:noProof/>
+          <w:color w:val="0070C0"/>
+          <w:sz w:val="28"/>
+          <w:szCs w:val="28"/>
+          <w:shd w:val="clear" w:color="auto" w:fill="FFFFFF"/>
+          <w:lang w:val="am-ET"/>
+        </w:rPr>
+        <w:t> </w:t>
+      </w:r>
+      <w:r>
+        <w:rPr>
+          <w:rFonts w:ascii="Abyssinica SIL" w:hAnsi="Abyssinica SIL" w:cs="Abyssinica SIL"/>
+          <w:noProof/>
+          <w:color w:val="993300"/>
+          <w:sz w:val="28"/>
+          <w:szCs w:val="28"/>
+          <w:shd w:val="clear" w:color="auto" w:fill="FFFFFF"/>
+          <w:lang w:val="am-ET"/>
+        </w:rPr>
+        <w:t>ወጳውሎስኒ፡ ላእከ፡ ጽድቅ፡ ወስልዋኖስ፡ ረድኡ፡ አመ፡ ዖዱ፡ ምድረ፡ ሶርያ፡ ወባዕደኒ፡ አዘዝዎሙ፡ ለእለ፡ አምኑ፡ በእደዊሆሙ፡ ወበእደ፡ ኵሎሙ፡ ሐዋርያት።</w:t>
+      </w:r>
+      <w:r>
+        <w:rPr>
+          <w:rFonts w:ascii="Abyssinica SIL" w:hAnsi="Abyssinica SIL" w:cs="Abyssinica SIL"/>
+          <w:noProof/>
+          <w:color w:val="993300"/>
+          <w:sz w:val="28"/>
+          <w:szCs w:val="28"/>
+          <w:shd w:val="clear" w:color="auto" w:fill="FFFFFF"/>
+          <w:lang w:val="am-ET"/>
+        </w:rPr>
+        <w:t xml:space="preserve"> </w:t>
+      </w:r>
+      <w:r>
+        <w:rPr>
+          <w:rFonts w:ascii="Abyssinica SIL" w:hAnsi="Abyssinica SIL" w:cs="Abyssinica SIL"/>
+          <w:noProof/>
+          <w:color w:val="993300"/>
+          <w:sz w:val="28"/>
+          <w:szCs w:val="28"/>
+          <w:shd w:val="clear" w:color="auto" w:fill="FFFFFF"/>
+          <w:lang w:val="am-ET"/>
+        </w:rPr>
+        <w:t>ወዓዲሆሙ፡ ኢተጋብኡ፡ ወገብሩ፡ ዘንተ፡ ትእዛዘ፡ እንዘ፡ ያነብቡ፡ ፍካሬ፡ መጻሕፍት፡ ቅዱሳት። ወከሠቱ፡ ለሰብእ፡ ዘቦቱ፡ በቍዔተ፡ ለነፍሶሙ፡ ወገብሩ፡ ሕገ፡ ወሥርዐተ፡ ለቤተ፡ ክርስቲያን፡ ቅድስት፡ ወውእቱኒ፡ በትሕትና፡ ወየውሀት፡ ወአውፅኡ፡ ኅቡኣተ፡ ለሰብእ፡ ወአርአዩ፡ ተአምረ፡ ዘከመ፡ ገብረ፡ እግዚኦሙ፡ ወከማሁ፡ ኮነ፡ በእደዊሆሙ።</w:t>
+      </w:r>
+    </w:p>
+    <w:p>
+      <w:pPr>
+        <w:snapToGrid w:val="0"/>
+        <w:spacing w:before="120"/>
+        <w:jc w:val="both"/>
+        <w:rPr>
+          <w:rFonts w:ascii="Abyssinica SIL" w:hAnsi="Abyssinica SIL" w:cs="Abyssinica SIL"/>
+          <w:noProof/>
+          <w:color w:val="993300"/>
+          <w:sz w:val="28"/>
+          <w:szCs w:val="28"/>
+          <w:shd w:val="clear" w:color="auto" w:fill="FFFFFF"/>
+          <w:lang w:val="am-ET"/>
+        </w:rPr>
+      </w:pPr>
+      <w:r>
+        <w:rPr>
+          <w:rFonts w:ascii="Abyssinica SIL" w:hAnsi="Abyssinica SIL" w:cs="Abyssinica SIL"/>
+          <w:b/>
+          <w:bCs/>
+          <w:noProof/>
+          <w:color w:val="0070C0"/>
+          <w:sz w:val="28"/>
+          <w:szCs w:val="28"/>
+          <w:shd w:val="clear" w:color="auto" w:fill="FFFFFF"/>
+          <w:vertAlign w:val="superscript"/>
+          <w:lang w:val="am-ET"/>
+        </w:rPr>
         <w:lastRenderedPageBreak/>
-        <w:t>ወቀዲሙ፡ ነገሮሙ፡ እግዚእነ፡ ዘንተ። ወጳውሎስኒ፡ ላእከ፡ ጽድቅ፡ ወስልዋኖስ፡ ረድኡ፡ አመ፡ ዖዱ፡ ምድረ፡ ሶርያ፡ ወባዕደኒ፡ አዘዝዎሙ፡ ለእለ፡ አምኑ፡ በእደዊሆሙ፡ ወበእደ፡ ኵሎሙ፡ ሐዋርያት።</w:t>
+        <w:t>4</w:t>
+      </w:r>
+      <w:r>
+        <w:rPr>
+          <w:rFonts w:ascii="Abyssinica SIL" w:hAnsi="Abyssinica SIL" w:cs="Abyssinica SIL"/>
+          <w:noProof/>
+          <w:color w:val="0070C0"/>
+          <w:sz w:val="28"/>
+          <w:szCs w:val="28"/>
+          <w:shd w:val="clear" w:color="auto" w:fill="FFFFFF"/>
+          <w:lang w:val="am-ET"/>
+        </w:rPr>
+        <w:t> </w:t>
+      </w:r>
+      <w:r>
+        <w:rPr>
+          <w:rFonts w:ascii="Abyssinica SIL" w:hAnsi="Abyssinica SIL" w:cs="Abyssinica SIL"/>
+          <w:noProof/>
+          <w:color w:val="993300"/>
+          <w:sz w:val="28"/>
+          <w:szCs w:val="28"/>
+          <w:shd w:val="clear" w:color="auto" w:fill="FFFFFF"/>
+          <w:lang w:val="am-ET"/>
+        </w:rPr>
+        <w:t>ወይመጽኡ፡ ኀቤሆሙ፡ ብዙኀ፡ ሰብእ፡ በበዕለቱ፡ ወየአምኑ፡ በክርስቶስ፡ በእደዊሆሙ። ወይመጽኡ፡ ኀቤሆሙ፡ እምርሑቅ፡ ብሔር፡ ወይሰምዑ፡ ቃሎሙ፡ ወይትዌከፉ፡ ትእዛዞሙ፡ ወትምህርቶሙ፡ ጥዩቀ፡ በአማን፡</w:t>
+      </w:r>
+      <w:r>
+        <w:rPr>
+          <w:rFonts w:ascii="Abyssinica SIL" w:hAnsi="Abyssinica SIL" w:cs="Abyssinica SIL"/>
+          <w:noProof/>
+          <w:color w:val="993300"/>
+          <w:sz w:val="28"/>
+          <w:szCs w:val="28"/>
+          <w:shd w:val="clear" w:color="auto" w:fill="FFFFFF"/>
+          <w:lang w:val="am-ET"/>
+        </w:rPr>
+        <w:t xml:space="preserve"> </w:t>
+      </w:r>
+      <w:r>
+        <w:rPr>
+          <w:rFonts w:ascii="Abyssinica SIL" w:hAnsi="Abyssinica SIL" w:cs="Abyssinica SIL"/>
+          <w:noProof/>
+          <w:color w:val="993300"/>
+          <w:sz w:val="28"/>
+          <w:szCs w:val="28"/>
+          <w:shd w:val="clear" w:color="auto" w:fill="FFFFFF"/>
+          <w:lang w:val="am-ET"/>
+        </w:rPr>
+        <w:t>ወኒቆዲሞስ፡ ወገማልኤል፡ ሊቃነ፡ ካህናት፡ ወማኅበረ፡ አይሁድ፡ ይመጽኡ፡ በኅቡእ፡ ወይትዌከፉ፡ ትምህርቶሙ፡ ወትእዛዞሙ፡ ርኢዮሙ፡ ዘያወፅኡ፡ ኅቡኣተ።</w:t>
       </w:r>
     </w:p>
     <w:p>
@@ -3554,14 +5939,41 @@
       <w:r>
         <w:rPr>
           <w:rFonts w:ascii="Abyssinica SIL" w:hAnsi="Abyssinica SIL" w:cs="Abyssinica SIL"/>
-          <w:noProof/>
-          <w:color w:val="993300"/>
-          <w:sz w:val="28"/>
-          <w:szCs w:val="28"/>
-          <w:shd w:val="clear" w:color="auto" w:fill="FFFFFF"/>
-          <w:lang w:val="am-ET"/>
-        </w:rPr>
-        <w:t>ወዓዲሆሙ፡ ኢተጋብኡ፡ ወገብሩ፡ ዘንተ፡ ትእዛዘ፡ እንዘ፡ ያነብቡ፡ ፍካሬ፡ መጻሕፍት፡ ቅዱሳት። ወከሠቱ፡ ለሰብእ፡ ዘቦቱ፡ በቍዔተ፡ ለነፍሶሙ፡ ወገብሩ፡ ሕገ፡ ወሥርዐተ፡ ለቤተ፡ ክርስቲያን፡ ቅድስት፡ ወውእቱኒ፡ በትሕትና፡ ወየውሀት፡ ወአውፅኡ፡ ኅቡኣተ፡ ለሰብእ፡ ወአርአዩ፡ ተአምረ፡ ዘከመ፡ ገብረ፡ እግዚኦሙ፡ ወከማሁ፡ ኮነ፡ በእደዊሆሙ።</w:t>
+          <w:b/>
+          <w:bCs/>
+          <w:noProof/>
+          <w:color w:val="0070C0"/>
+          <w:sz w:val="28"/>
+          <w:szCs w:val="28"/>
+          <w:shd w:val="clear" w:color="auto" w:fill="FFFFFF"/>
+          <w:vertAlign w:val="superscript"/>
+          <w:lang w:val="am-ET"/>
+        </w:rPr>
+        <w:t>5</w:t>
+      </w:r>
+      <w:r>
+        <w:rPr>
+          <w:rFonts w:ascii="Abyssinica SIL" w:hAnsi="Abyssinica SIL" w:cs="Abyssinica SIL"/>
+          <w:noProof/>
+          <w:color w:val="0070C0"/>
+          <w:sz w:val="28"/>
+          <w:szCs w:val="28"/>
+          <w:shd w:val="clear" w:color="auto" w:fill="FFFFFF"/>
+          <w:lang w:val="am-ET"/>
+        </w:rPr>
+        <w:t> </w:t>
+      </w:r>
+      <w:r>
+        <w:rPr>
+          <w:rFonts w:ascii="Abyssinica SIL" w:hAnsi="Abyssinica SIL" w:cs="Abyssinica SIL"/>
+          <w:noProof/>
+          <w:color w:val="993300"/>
+          <w:sz w:val="28"/>
+          <w:szCs w:val="28"/>
+          <w:shd w:val="clear" w:color="auto" w:fill="FFFFFF"/>
+          <w:lang w:val="am-ET"/>
+        </w:rPr>
+        <w:t>ወአንቆ፡ ወአሌዊ፡ ወቀዳይ፡ ወኔሪ፡ ወሐና፡ ወቀያፋ፡ ወአስክንድሮስ፡ ካህናተ፡ አይሁድ፡ ይመጽኡ፡ በሌሊት፡ ወይአምኑ፡ ወይገንዩ፡ ከመ፡ ውእቱ፡ ክርስቶስ፡ ዘአሐሰውናሁ፡ ውእቱ፡ መሲሐ፡ ጽድቅ፡ ዘተነበዩ፡ ላዕሌሁ፡ ነቢያት፡ ውእቱ፡ ወልደ፡ እግዚአብሔር፡ በአማን፡ ወኢያግሀዱ፡ እምፍርሀተ፡ አይሁድ።</w:t>
       </w:r>
     </w:p>
     <w:p>
@@ -3582,14 +5994,151 @@
       <w:r>
         <w:rPr>
           <w:rFonts w:ascii="Abyssinica SIL" w:hAnsi="Abyssinica SIL" w:cs="Abyssinica SIL"/>
-          <w:noProof/>
-          <w:color w:val="993300"/>
-          <w:sz w:val="28"/>
-          <w:szCs w:val="28"/>
-          <w:shd w:val="clear" w:color="auto" w:fill="FFFFFF"/>
-          <w:lang w:val="am-ET"/>
-        </w:rPr>
-        <w:t>ወይመጽኡ፡ ኀቤሆሙ፡ ብዙኀ፡ ሰብእ፡ በበዕለቱ፡ ወየአምኑ፡ በክርስቶስ፡ በእደዊሆሙ። ወይመጽኡ፡ ኀቤሆሙ፡ እምርሑቅ፡ ብሔር፡ ወይሰምዑ፡ ቃሎሙ፡ ወይትዌከፉ፡ ትእዛዞሙ፡ ወትምህርቶሙ፡ ጥዩቀ፡ በአማን፡</w:t>
+          <w:b/>
+          <w:bCs/>
+          <w:noProof/>
+          <w:color w:val="0070C0"/>
+          <w:sz w:val="28"/>
+          <w:szCs w:val="28"/>
+          <w:shd w:val="clear" w:color="auto" w:fill="FFFFFF"/>
+          <w:vertAlign w:val="superscript"/>
+          <w:lang w:val="am-ET"/>
+        </w:rPr>
+        <w:t>6</w:t>
+      </w:r>
+      <w:r>
+        <w:rPr>
+          <w:rFonts w:ascii="Abyssinica SIL" w:hAnsi="Abyssinica SIL" w:cs="Abyssinica SIL"/>
+          <w:noProof/>
+          <w:color w:val="0070C0"/>
+          <w:sz w:val="28"/>
+          <w:szCs w:val="28"/>
+          <w:shd w:val="clear" w:color="auto" w:fill="FFFFFF"/>
+          <w:lang w:val="am-ET"/>
+        </w:rPr>
+        <w:t> </w:t>
+      </w:r>
+      <w:r>
+        <w:rPr>
+          <w:rFonts w:ascii="Abyssinica SIL" w:hAnsi="Abyssinica SIL" w:cs="Abyssinica SIL"/>
+          <w:noProof/>
+          <w:color w:val="993300"/>
+          <w:sz w:val="28"/>
+          <w:szCs w:val="28"/>
+          <w:shd w:val="clear" w:color="auto" w:fill="FFFFFF"/>
+          <w:lang w:val="am-ET"/>
+        </w:rPr>
+        <w:t>ወተወክፍዎሙ፡ ሐዋርያት፡ ወተፈሥሑ፡ ቦሙ፡ ወይቤልዎሙ፡ ኢይደልወክሙ፡ ትግበሩ፡ ከመዝ፡ ወኢትኅፈሩ፡ እምሰብእ፡ ወኢትፍርህዎሙ። ወታኀልቁ፡ ሕይወተክሙ፡ በጌጋይ፡ ወበከንቱ። ወይደልወክሙሰ፡ ትፍርህዎ፡ ለእግዚአብሔር፡ ዘአልቦ፡ ዘይትኀብኦ፡ ወኢትሙቱ፡ በማእከል፡ ወይትኀሠሡክሙ፡ ምስለ፡ አበዊክሙ፡ በደመ፡ እግዚእነ፡ ክርስቶስ፡ ዘደፈሩ፡ አበዊክሙ፡ ወባሕቱ፡ ይደልወክሙ፡ ለእመ፡ አመንክሙ፡ በክርስቶስ፡ ከመ፡ ታጥብዑ፡ ገሀደ፡ ወትእመኑ፡ በሀይማኖት፡ እንተ፡ ዜነዉ፡ ሐዋርያት፡ ወትትወከፉ፡ ኵሎ፡ ዘንጼውዕ፡ ሰብአ፡ ኀቤሁ።</w:t>
+      </w:r>
+    </w:p>
+    <w:p>
+      <w:pPr>
+        <w:snapToGrid w:val="0"/>
+        <w:spacing w:before="120"/>
+        <w:jc w:val="both"/>
+        <w:rPr>
+          <w:rFonts w:ascii="Abyssinica SIL" w:hAnsi="Abyssinica SIL" w:cs="Abyssinica SIL"/>
+          <w:noProof/>
+          <w:color w:val="993300"/>
+          <w:sz w:val="28"/>
+          <w:szCs w:val="28"/>
+          <w:shd w:val="clear" w:color="auto" w:fill="FFFFFF"/>
+          <w:lang w:val="am-ET"/>
+        </w:rPr>
+      </w:pPr>
+      <w:r>
+        <w:rPr>
+          <w:rFonts w:ascii="Abyssinica SIL" w:hAnsi="Abyssinica SIL" w:cs="Abyssinica SIL"/>
+          <w:b/>
+          <w:bCs/>
+          <w:noProof/>
+          <w:color w:val="0070C0"/>
+          <w:sz w:val="28"/>
+          <w:szCs w:val="28"/>
+          <w:shd w:val="clear" w:color="auto" w:fill="FFFFFF"/>
+          <w:vertAlign w:val="superscript"/>
+          <w:lang w:val="am-ET"/>
+        </w:rPr>
+        <w:t>7</w:t>
+      </w:r>
+      <w:r>
+        <w:rPr>
+          <w:rFonts w:ascii="Abyssinica SIL" w:hAnsi="Abyssinica SIL" w:cs="Abyssinica SIL"/>
+          <w:noProof/>
+          <w:color w:val="0070C0"/>
+          <w:sz w:val="28"/>
+          <w:szCs w:val="28"/>
+          <w:shd w:val="clear" w:color="auto" w:fill="FFFFFF"/>
+          <w:lang w:val="am-ET"/>
+        </w:rPr>
+        <w:t> </w:t>
+      </w:r>
+      <w:r>
+        <w:rPr>
+          <w:rFonts w:ascii="Abyssinica SIL" w:hAnsi="Abyssinica SIL" w:cs="Abyssinica SIL"/>
+          <w:noProof/>
+          <w:color w:val="993300"/>
+          <w:sz w:val="28"/>
+          <w:szCs w:val="28"/>
+          <w:shd w:val="clear" w:color="auto" w:fill="FFFFFF"/>
+          <w:lang w:val="am-ET"/>
+        </w:rPr>
+        <w:t>ወሰሚዖሙ፡ ቃሎሙ፡ ካህናተ፡ አይሁድ፡ ከልሑ፡ በዐቢይ፡ ቃል፡ በማእከለ፡ ኵሎሙ፡ ሐዋርያት፡ ወይቤሉ፡ በአማን፡ ንሕነ፡ ነአምን፡ በክርስቶስ፡ ዘሰቀሉ፡ አይሁድ፡ ወተቀብረ፡ ወተንሥአ፡ በሣልስት፡ ዕለት፡ ወንሕነ፡ ንአምን፡ ከመ፡ ውእቱ፡ አምላክ፡ ቀዳማዊ፡ ዘእምትካት፡ ወይትቤቀሎሙ፡ ለእለ፡ ሰቀልዎ። ወንሕነሰ፡ ውፁኣን፡ እምኔሆሙ።</w:t>
+      </w:r>
+    </w:p>
+    <w:p>
+      <w:pPr>
+        <w:snapToGrid w:val="0"/>
+        <w:spacing w:before="120"/>
+        <w:jc w:val="both"/>
+        <w:rPr>
+          <w:rFonts w:ascii="Abyssinica SIL" w:hAnsi="Abyssinica SIL" w:cs="Abyssinica SIL"/>
+          <w:noProof/>
+          <w:color w:val="993300"/>
+          <w:sz w:val="28"/>
+          <w:szCs w:val="28"/>
+          <w:shd w:val="clear" w:color="auto" w:fill="FFFFFF"/>
+          <w:lang w:val="am-ET"/>
+        </w:rPr>
+      </w:pPr>
+      <w:r>
+        <w:rPr>
+          <w:rFonts w:ascii="Abyssinica SIL" w:hAnsi="Abyssinica SIL" w:cs="Abyssinica SIL"/>
+          <w:b/>
+          <w:bCs/>
+          <w:noProof/>
+          <w:color w:val="0070C0"/>
+          <w:sz w:val="28"/>
+          <w:szCs w:val="28"/>
+          <w:shd w:val="clear" w:color="auto" w:fill="FFFFFF"/>
+          <w:vertAlign w:val="superscript"/>
+          <w:lang w:val="am-ET"/>
+        </w:rPr>
+        <w:t>8</w:t>
+      </w:r>
+      <w:r>
+        <w:rPr>
+          <w:rFonts w:ascii="Abyssinica SIL" w:hAnsi="Abyssinica SIL" w:cs="Abyssinica SIL"/>
+          <w:noProof/>
+          <w:color w:val="0070C0"/>
+          <w:sz w:val="28"/>
+          <w:szCs w:val="28"/>
+          <w:shd w:val="clear" w:color="auto" w:fill="FFFFFF"/>
+          <w:lang w:val="am-ET"/>
+        </w:rPr>
+        <w:t> </w:t>
+      </w:r>
+      <w:r>
+        <w:rPr>
+          <w:rFonts w:ascii="Abyssinica SIL" w:hAnsi="Abyssinica SIL" w:cs="Abyssinica SIL"/>
+          <w:noProof/>
+          <w:color w:val="993300"/>
+          <w:sz w:val="28"/>
+          <w:szCs w:val="28"/>
+          <w:shd w:val="clear" w:color="auto" w:fill="FFFFFF"/>
+          <w:lang w:val="am-ET"/>
+        </w:rPr>
+        <w:t>ወከሠቱ፡ ለሰብእ፡ ኵሎ፡ ኅቡኣተ፡ ወአምኑ፡ ገሀደ፡ ወኢተፈልጡ፡ እምሐዋርያት፡ እስመ፡ ያሌብውዎሙ፡ ኵሎ፡ ዘመሀሩ፡ ለሰብእ፡ እምሐዲስ፡ ሕግ፡ ዘውእቱ፡ ሥርዐት፡ ኅሩይ፡ ዘወፅአ፡ እምጽዮን፡ በከመ፡ ይቤ፡ ጽሑፍ።</w:t>
       </w:r>
       <w:r>
         <w:rPr>
@@ -3613,7 +6162,7 @@
           <w:shd w:val="clear" w:color="auto" w:fill="FFFFFF"/>
           <w:lang w:val="am-ET"/>
         </w:rPr>
-        <w:t>ወኒቆዲሞስ፡ ወገማልኤል፡ ሊቃነ፡ ካህናት፡ ወማኅበረ፡ አይሁድ፡ ይመጽኡ፡ በኅቡእ፡ ወይትዌከፉ፡ ትምህርቶሙ፡ ወትእዛዞሙ፡ ርኢዮሙ፡ ዘያወፅኡ፡ ኅቡኣተ። ወአንቆ፡ ወአሌዊ፡ ወቀዳይ፡ ወኔሪ፡ ወሐና፡ ወቀያፋ፡ ወአስክንድሮስ፡ ካህናተ፡ አይሁድ፡ ይመጽኡ፡ በሌሊት፡ ወይአምኑ፡ ወይገንዩ፡ ከመ፡ ውእቱ፡ ክርስቶስ፡ ዘአሐሰውናሁ፡ ውእቱ፡ መሲሐ፡ ጽድቅ፡ ዘተነበዩ፡ ላዕሌሁ፡ ነቢያት፡ ውእቱ፡ ወልደ፡ እግዚአብሔር፡ በአማን፡ ወኢያግሀዱ፡ እምፍርሀተ፡ አይሁድ።</w:t>
+        <w:t>ወይሰምዑ፡ ትምህርተ፡ ወይገብርዎ፡ ቅድመ፡ ኵሉ፡ ሰብእ፡ ወለእመ፡ ረከቦሙ፡ ምንዳቤ፡ ለሐዋርያት፡ ይረድእዎሙ፡ ወይትዔገሡ፡ መቅሠፍተ፡ ወመዋቅሕተ፡ ወኵሎ፡ ኀሳረ፡ በእንተ፡ አሚን፡ በክርስቶስ፡ ወይትፌሥሑ፡ በኵሉ፡ ዘረከቦሙ፡ ወያበዝኁ፡ ሐዊረ፡ ኀበ፡ አሚን፡ በእግዚእነ፡ ክርስቶስ።</w:t>
       </w:r>
     </w:p>
     <w:p>
@@ -3634,14 +6183,129 @@
       <w:r>
         <w:rPr>
           <w:rFonts w:ascii="Abyssinica SIL" w:hAnsi="Abyssinica SIL" w:cs="Abyssinica SIL"/>
-          <w:noProof/>
-          <w:color w:val="993300"/>
-          <w:sz w:val="28"/>
-          <w:szCs w:val="28"/>
-          <w:shd w:val="clear" w:color="auto" w:fill="FFFFFF"/>
-          <w:lang w:val="am-ET"/>
-        </w:rPr>
-        <w:t>ወተወክፍዎሙ፡ ሐዋርያት፡ ወተፈሥሑ፡ ቦሙ፡ ወይቤልዎሙ፡ ኢይደልወክሙ፡ ትግበሩ፡ ከመዝ፡ ወኢትኅፈሩ፡ እምሰብእ፡ ወኢትፍርህዎሙ። ወታኀልቁ፡ ሕይወተክሙ፡ በጌጋይ፡ ወበከንቱ። ወይደልወክሙሰ፡ ትፍርህዎ፡ ለእግዚአብሔር፡ ዘአልቦ፡ ዘይትኀብኦ፡ ወኢትሙቱ፡ በማእከል፡ ወይትኀሠሡክሙ፡ ምስለ፡ አበዊክሙ፡ በደመ፡ እግዚእነ፡ ክርስቶስ፡ ዘደፈሩ፡ አበዊክሙ፡ ወባሕቱ፡ ይደልወክሙ፡ ለእመ፡ አመንክሙ፡ በክርስቶስ፡ ከመ፡ ታጥብዑ፡ ገሀደ፡ ወትእመኑ፡ በሀይማኖት፡ እንተ፡ ዜነዉ፡ ሐዋርያት፡ ወትትወከፉ፡ ኵሎ፡ ዘንጼውዕ፡ ሰብአ፡ ኀቤሁ።</w:t>
+          <w:b/>
+          <w:bCs/>
+          <w:noProof/>
+          <w:color w:val="0070C0"/>
+          <w:sz w:val="28"/>
+          <w:szCs w:val="28"/>
+          <w:shd w:val="clear" w:color="auto" w:fill="FFFFFF"/>
+          <w:vertAlign w:val="superscript"/>
+          <w:lang w:val="am-ET"/>
+        </w:rPr>
+        <w:t>9</w:t>
+      </w:r>
+      <w:r>
+        <w:rPr>
+          <w:rFonts w:ascii="Abyssinica SIL" w:hAnsi="Abyssinica SIL" w:cs="Abyssinica SIL"/>
+          <w:noProof/>
+          <w:color w:val="0070C0"/>
+          <w:sz w:val="28"/>
+          <w:szCs w:val="28"/>
+          <w:shd w:val="clear" w:color="auto" w:fill="FFFFFF"/>
+          <w:lang w:val="am-ET"/>
+        </w:rPr>
+        <w:t> </w:t>
+      </w:r>
+      <w:r>
+        <w:rPr>
+          <w:rFonts w:ascii="Abyssinica SIL" w:hAnsi="Abyssinica SIL" w:cs="Abyssinica SIL"/>
+          <w:noProof/>
+          <w:color w:val="993300"/>
+          <w:sz w:val="28"/>
+          <w:szCs w:val="28"/>
+          <w:shd w:val="clear" w:color="auto" w:fill="FFFFFF"/>
+          <w:lang w:val="am-ET"/>
+        </w:rPr>
+        <w:t>ወእምድኅረ፡ ወፅኡ፡ ሐዋርያት፡ ውስተ፡ ዓለም፡ ኮኑ፡ ሊቃውንተ፡ ለቤተ፡ ክርስቲያን፡ ቅድስት፡ ወይኤዝዙ፡ ወይሜህሩ፡ ለሰብእ፡ ኵሎ፡ ዘነሥኡ፡ እምሐዋርያት። ወአዘዙ፡ እምቅድመ፡ ሞቶሙ፡ ለእለ፡ እምድኅሬሆሙ፡ አርድእቶሙ፡</w:t>
+      </w:r>
+      <w:r>
+        <w:rPr>
+          <w:rFonts w:ascii="Abyssinica SIL" w:hAnsi="Abyssinica SIL" w:cs="Abyssinica SIL"/>
+          <w:noProof/>
+          <w:color w:val="993300"/>
+          <w:sz w:val="28"/>
+          <w:szCs w:val="28"/>
+          <w:shd w:val="clear" w:color="auto" w:fill="FFFFFF"/>
+          <w:lang w:val="am-ET"/>
+        </w:rPr>
+        <w:t xml:space="preserve"> </w:t>
+      </w:r>
+      <w:r>
+        <w:rPr>
+          <w:rFonts w:ascii="Abyssinica SIL" w:hAnsi="Abyssinica SIL" w:cs="Abyssinica SIL"/>
+          <w:b/>
+          <w:bCs/>
+          <w:noProof/>
+          <w:color w:val="0070C0"/>
+          <w:sz w:val="28"/>
+          <w:szCs w:val="28"/>
+          <w:shd w:val="clear" w:color="auto" w:fill="FFFFFF"/>
+          <w:vertAlign w:val="superscript"/>
+          <w:lang w:val="am-ET"/>
+        </w:rPr>
+        <w:t>10</w:t>
+      </w:r>
+      <w:r>
+        <w:rPr>
+          <w:rFonts w:ascii="Abyssinica SIL" w:hAnsi="Abyssinica SIL" w:cs="Abyssinica SIL"/>
+          <w:noProof/>
+          <w:color w:val="0070C0"/>
+          <w:sz w:val="28"/>
+          <w:szCs w:val="28"/>
+          <w:shd w:val="clear" w:color="auto" w:fill="FFFFFF"/>
+          <w:lang w:val="am-ET"/>
+        </w:rPr>
+        <w:t> </w:t>
+      </w:r>
+      <w:r>
+        <w:rPr>
+          <w:rFonts w:ascii="Abyssinica SIL" w:hAnsi="Abyssinica SIL" w:cs="Abyssinica SIL"/>
+          <w:noProof/>
+          <w:color w:val="993300"/>
+          <w:sz w:val="28"/>
+          <w:szCs w:val="28"/>
+          <w:shd w:val="clear" w:color="auto" w:fill="FFFFFF"/>
+          <w:lang w:val="am-ET"/>
+        </w:rPr>
+        <w:t xml:space="preserve">ወዜነወ፡ አስቅጢ፡ ጳውሎስ፡ ወጸሐፈ፡ ያዕቆብ፡ በኢየሩሰሌም፡ ወስምዖን፡ ጴጥሮስ፡ በሀገረ፡ ሮሜ፡ ወዮሐንስ፡ በኤፌሶን፡ ወማርቆስ፡ በአልስክንድርያ፡ ወእንድርያስ፡ በአፍርጋ፡ ወሉቃስ፡ በመቄዶንያ፡ ወይሁዳ፡ ወቶማስ፡ እምድረ፡ ህንደኬ፡ ኀበ፡ ሊቃውንት፡ ወመሀይምናን፡ ውስተ፡ ኵሎ፡ ዓለም፡ ከመ፡ ይትወከፉ፡ መጻሕፍቲሁ፡ ወመልእክቶ፡ ወያንብብዎ፡ ውስተ፡ ኵሉ፡ አብያተ፡ ክርስቲያናት፡ ዘእግዚአብሔር፡ </w:t>
+      </w:r>
+      <w:r>
+        <w:rPr>
+          <w:rFonts w:ascii="Abyssinica SIL" w:hAnsi="Abyssinica SIL" w:cs="Abyssinica SIL"/>
+          <w:noProof/>
+          <w:color w:val="993300"/>
+          <w:sz w:val="28"/>
+          <w:szCs w:val="28"/>
+          <w:shd w:val="clear" w:color="auto" w:fill="FFFFFF"/>
+          <w:lang w:val="am-ET"/>
+        </w:rPr>
+        <w:lastRenderedPageBreak/>
+        <w:t>በከመ፡ ይትነበብ፡ ነገረ፡ ሐዋርያት፡ ዘጸሐፈ፡ ሉቃስ፡ ከመ፡ ያእምሩ፡ እስመ፡ ሐዋርያት፡ ወነቢያት፡ ወመጻሕፍት፡ ዘቀዳሚ፡ ወዘሐዲስ፡ የኀብሩ፡ በበይናቲሆሙ።</w:t>
+      </w:r>
+      <w:r>
+        <w:rPr>
+          <w:rFonts w:ascii="Abyssinica SIL" w:hAnsi="Abyssinica SIL" w:cs="Abyssinica SIL"/>
+          <w:noProof/>
+          <w:color w:val="993300"/>
+          <w:sz w:val="28"/>
+          <w:szCs w:val="28"/>
+          <w:shd w:val="clear" w:color="auto" w:fill="FFFFFF"/>
+          <w:lang w:val="am-ET"/>
+        </w:rPr>
+        <w:t xml:space="preserve"> </w:t>
+      </w:r>
+      <w:r>
+        <w:rPr>
+          <w:rFonts w:ascii="Abyssinica SIL" w:hAnsi="Abyssinica SIL" w:cs="Abyssinica SIL"/>
+          <w:noProof/>
+          <w:color w:val="993300"/>
+          <w:sz w:val="28"/>
+          <w:szCs w:val="28"/>
+          <w:shd w:val="clear" w:color="auto" w:fill="FFFFFF"/>
+          <w:lang w:val="am-ET"/>
+        </w:rPr>
+        <w:t>ወጸውዑ፡ ኀበ፡ አሐዱ፡ ጽድቅ፡ ወአሐዱ፡ ቃል፡ ኵሎሙ፡ አሐዱ፡ መንፈስ፡ ዘውእቱ፡ መንፈስ፡ ቅዱስ፡ እምአሐዱ፡ እግዚአብሔር፡ ዘሎቱ፡ ንሰግድ፡ ኵልነ።</w:t>
       </w:r>
     </w:p>
     <w:p>
@@ -3662,14 +6326,65 @@
       <w:r>
         <w:rPr>
           <w:rFonts w:ascii="Abyssinica SIL" w:hAnsi="Abyssinica SIL" w:cs="Abyssinica SIL"/>
-          <w:noProof/>
-          <w:color w:val="993300"/>
-          <w:sz w:val="28"/>
-          <w:szCs w:val="28"/>
-          <w:shd w:val="clear" w:color="auto" w:fill="FFFFFF"/>
-          <w:lang w:val="am-ET"/>
-        </w:rPr>
-        <w:t>ወሰሚዖሙ፡ ቃሎሙ፡ ካህናተ፡ አይሁድ፡ ከልሑ፡ በዐቢይ፡ ቃል፡ በማእከለ፡ ኵሎሙ፡ ሐዋርያት፡ ወይቤሉ፡ በአማን፡ ንሕነ፡ ነአምን፡ በክርስቶስ፡ ዘሰቀሉ፡ አይሁድ፡ ወተቀብረ፡ ወተንሥአ፡ በሣልስት፡ ዕለት፡ ወንሕነ፡ ንአምን፡ ከመ፡ ውእቱ፡ አምላክ፡ ቀዳማዊ፡ ዘእምትካት፡ ወይትቤቀሎሙ፡ ለእለ፡ ሰቀልዎ። ወንሕነሰ፡ ውፁኣን፡ እምኔሆሙ።</w:t>
+          <w:b/>
+          <w:bCs/>
+          <w:noProof/>
+          <w:color w:val="0070C0"/>
+          <w:sz w:val="28"/>
+          <w:szCs w:val="28"/>
+          <w:shd w:val="clear" w:color="auto" w:fill="FFFFFF"/>
+          <w:vertAlign w:val="superscript"/>
+          <w:lang w:val="am-ET"/>
+        </w:rPr>
+        <w:t>11</w:t>
+      </w:r>
+      <w:r>
+        <w:rPr>
+          <w:rFonts w:ascii="Abyssinica SIL" w:hAnsi="Abyssinica SIL" w:cs="Abyssinica SIL"/>
+          <w:noProof/>
+          <w:color w:val="0070C0"/>
+          <w:sz w:val="28"/>
+          <w:szCs w:val="28"/>
+          <w:shd w:val="clear" w:color="auto" w:fill="FFFFFF"/>
+          <w:lang w:val="am-ET"/>
+        </w:rPr>
+        <w:t> </w:t>
+      </w:r>
+      <w:r>
+        <w:rPr>
+          <w:rFonts w:ascii="Abyssinica SIL" w:hAnsi="Abyssinica SIL" w:cs="Abyssinica SIL"/>
+          <w:noProof/>
+          <w:color w:val="993300"/>
+          <w:sz w:val="28"/>
+          <w:szCs w:val="28"/>
+          <w:shd w:val="clear" w:color="auto" w:fill="FFFFFF"/>
+          <w:lang w:val="am-ET"/>
+        </w:rPr>
+        <w:t>ወተፈነዉ፡ ሐዋርያት፡ ወሰበኩ፡ ቦቱ፡ ወጸውዑ፡ ኀቤሁ፡ ኵሎ፡ በሓውርተ፡ ዘርሑቅ፡ እምኔሆሙ።</w:t>
+      </w:r>
+      <w:r>
+        <w:rPr>
+          <w:rFonts w:ascii="Abyssinica SIL" w:hAnsi="Abyssinica SIL" w:cs="Abyssinica SIL"/>
+          <w:noProof/>
+          <w:color w:val="993300"/>
+          <w:sz w:val="28"/>
+          <w:szCs w:val="28"/>
+          <w:shd w:val="clear" w:color="auto" w:fill="FFFFFF"/>
+          <w:lang w:val="am-ET"/>
+        </w:rPr>
+        <w:t xml:space="preserve"> </w:t>
+      </w:r>
+      <w:r>
+        <w:rPr>
+          <w:rFonts w:ascii="Abyssinica SIL" w:hAnsi="Abyssinica SIL" w:cs="Abyssinica SIL"/>
+          <w:noProof/>
+          <w:color w:val="993300"/>
+          <w:sz w:val="28"/>
+          <w:szCs w:val="28"/>
+          <w:shd w:val="clear" w:color="auto" w:fill="FFFFFF"/>
+          <w:lang w:val="am-ET"/>
+        </w:rPr>
+        <w:t>ወኵሎ፡ ዘነሥኡ፡ ሐዋርያት፡ በኀበ፡ እግዚእነ፡ ኢየሱስ፡ ክርስቶስ፡ ወመሀሩ፡ ሐዋርያት፡ ወተወክፍዎሙ፡ ወአምኑ፡ ቦቱ፡ በኵሉ፡ አህጉር፡ ወብሔር፡ ወእስከ፡ አጽናፈ፡ ኵሉ፡ ዓለም፡ እንዘ፡ ይረድኦሙ፡ ኀይሉ፡ ለእግዚአብሔር፡ ወጽንዑ፡ ወኢሐሰወ፡ ቃሎ፡ ዘይቤ፡ አነ፡ እሄሉ፡ ምስሌክሙ፡ እስከ፡ ኅልቀተ፡ ዓለም፡</w:t>
       </w:r>
     </w:p>
     <w:p>
@@ -3690,14 +6405,41 @@
       <w:r>
         <w:rPr>
           <w:rFonts w:ascii="Abyssinica SIL" w:hAnsi="Abyssinica SIL" w:cs="Abyssinica SIL"/>
-          <w:noProof/>
-          <w:color w:val="993300"/>
-          <w:sz w:val="28"/>
-          <w:szCs w:val="28"/>
-          <w:shd w:val="clear" w:color="auto" w:fill="FFFFFF"/>
-          <w:lang w:val="am-ET"/>
-        </w:rPr>
-        <w:t>ወከሠቱ፡ ለሰብእ፡ ኵሎ፡ ኅቡኣተ፡ ወአምኑ፡ ገሀደ፡ ወኢተፈልጡ፡ እምሐዋርያት፡ እስመ፡ ያሌብውዎሙ፡ ኵሎ፡ ዘመሀሩ፡ ለሰብእ፡ እምሐዲስ፡ ሕግ፡ ዘውእቱ፡ ሥርዐት፡ ኅሩይ፡ ዘወፅአ፡ እምጽዮን፡ በከመ፡ ይቤ፡ ጽሑፍ።</w:t>
+          <w:b/>
+          <w:bCs/>
+          <w:noProof/>
+          <w:color w:val="0070C0"/>
+          <w:sz w:val="28"/>
+          <w:szCs w:val="28"/>
+          <w:shd w:val="clear" w:color="auto" w:fill="FFFFFF"/>
+          <w:vertAlign w:val="superscript"/>
+          <w:lang w:val="am-ET"/>
+        </w:rPr>
+        <w:t>12</w:t>
+      </w:r>
+      <w:r>
+        <w:rPr>
+          <w:rFonts w:ascii="Abyssinica SIL" w:hAnsi="Abyssinica SIL" w:cs="Abyssinica SIL"/>
+          <w:noProof/>
+          <w:color w:val="0070C0"/>
+          <w:sz w:val="28"/>
+          <w:szCs w:val="28"/>
+          <w:shd w:val="clear" w:color="auto" w:fill="FFFFFF"/>
+          <w:lang w:val="am-ET"/>
+        </w:rPr>
+        <w:t> </w:t>
+      </w:r>
+      <w:r>
+        <w:rPr>
+          <w:rFonts w:ascii="Abyssinica SIL" w:hAnsi="Abyssinica SIL" w:cs="Abyssinica SIL"/>
+          <w:noProof/>
+          <w:color w:val="993300"/>
+          <w:sz w:val="28"/>
+          <w:szCs w:val="28"/>
+          <w:shd w:val="clear" w:color="auto" w:fill="FFFFFF"/>
+          <w:lang w:val="am-ET"/>
+        </w:rPr>
+        <w:t>ወምስለ፡ ዝንቱ፡ ይጽህቁ፡ ተጋድሎ፡ ምስለ፡ አይሁድ፡ በመጻሕፍተ፡ ነቢያት፡ ወይትጋደሉ፡ ምስለ፡ መሰግላን፡ በተኣምር፡ ግሩም፡ ዘይገብሩ፡ በስመ፡ እግዚእነ፡ ኢየሱስ፡ ክርስቶስ። ወኵሉ፡ አሕዛብ፡ እለ፡ ባዕዳን፡ አህጉር፡ ተወክፉ፡ ኀበ፡ ተጸውዑ፡ ውስተ፡ አሚን፡ በክርስቶስ፡ ዘእንበለ፡ ጋእዝ።</w:t>
       </w:r>
     </w:p>
     <w:p>
@@ -3718,15 +6460,65 @@
       <w:r>
         <w:rPr>
           <w:rFonts w:ascii="Abyssinica SIL" w:hAnsi="Abyssinica SIL" w:cs="Abyssinica SIL"/>
-          <w:noProof/>
-          <w:color w:val="993300"/>
-          <w:sz w:val="28"/>
-          <w:szCs w:val="28"/>
-          <w:shd w:val="clear" w:color="auto" w:fill="FFFFFF"/>
-          <w:lang w:val="am-ET"/>
-        </w:rPr>
-        <w:lastRenderedPageBreak/>
-        <w:t>ወይሰምዑ፡ ትምህርተ፡ ወይገብርዎ፡ ቅድመ፡ ኵሉ፡ ሰብእ፡ ወለእመ፡ ረከቦሙ፡ ምንዳቤ፡ ለሐዋርያት፡ ይረድእዎሙ፡ ወይትዔገሡ፡ መቅሠፍተ፡ ወመዋቅሕተ፡ ወኵሎ፡ ኀሳረ፡ በእንተ፡ አሚን፡ በክርስቶስ፡ ወይትፌሥሑ፡ በኵሉ፡ ዘረከቦሙ፡ ወያበዝኁ፡ ሐዊረ፡ ኀበ፡ አሚን፡ በእግዚእነ፡ ክርስቶስ።</w:t>
+          <w:b/>
+          <w:bCs/>
+          <w:noProof/>
+          <w:color w:val="0070C0"/>
+          <w:sz w:val="28"/>
+          <w:szCs w:val="28"/>
+          <w:shd w:val="clear" w:color="auto" w:fill="FFFFFF"/>
+          <w:vertAlign w:val="superscript"/>
+          <w:lang w:val="am-ET"/>
+        </w:rPr>
+        <w:t>13</w:t>
+      </w:r>
+      <w:r>
+        <w:rPr>
+          <w:rFonts w:ascii="Abyssinica SIL" w:hAnsi="Abyssinica SIL" w:cs="Abyssinica SIL"/>
+          <w:noProof/>
+          <w:color w:val="0070C0"/>
+          <w:sz w:val="28"/>
+          <w:szCs w:val="28"/>
+          <w:shd w:val="clear" w:color="auto" w:fill="FFFFFF"/>
+          <w:lang w:val="am-ET"/>
+        </w:rPr>
+        <w:t> </w:t>
+      </w:r>
+      <w:r>
+        <w:rPr>
+          <w:rFonts w:ascii="Abyssinica SIL" w:hAnsi="Abyssinica SIL" w:cs="Abyssinica SIL"/>
+          <w:noProof/>
+          <w:color w:val="993300"/>
+          <w:sz w:val="28"/>
+          <w:szCs w:val="28"/>
+          <w:shd w:val="clear" w:color="auto" w:fill="FFFFFF"/>
+          <w:lang w:val="am-ET"/>
+        </w:rPr>
+        <w:t>ወሶበ፡ ይረክቦሙ፡ ምንዳቤ፡ በእንቲአሁ፡ ይብሉ፡ ዛቲ፡ ምንዳቤ፡ እንተ፡ ረከበተነ፡ ትተነብል፡ ለነ፡ እስመ፡ ንሕነሂ፡ አስተቈጣዕናሁ፡ ለዘ፡ ፈጠረነ።</w:t>
+      </w:r>
+      <w:r>
+        <w:rPr>
+          <w:rFonts w:ascii="Abyssinica SIL" w:hAnsi="Abyssinica SIL" w:cs="Abyssinica SIL"/>
+          <w:noProof/>
+          <w:color w:val="993300"/>
+          <w:sz w:val="28"/>
+          <w:szCs w:val="28"/>
+          <w:shd w:val="clear" w:color="auto" w:fill="FFFFFF"/>
+          <w:lang w:val="am-ET"/>
+        </w:rPr>
+        <w:t xml:space="preserve"> </w:t>
+      </w:r>
+      <w:r>
+        <w:rPr>
+          <w:rFonts w:ascii="Abyssinica SIL" w:hAnsi="Abyssinica SIL" w:cs="Abyssinica SIL"/>
+          <w:noProof/>
+          <w:color w:val="993300"/>
+          <w:sz w:val="28"/>
+          <w:szCs w:val="28"/>
+          <w:shd w:val="clear" w:color="auto" w:fill="FFFFFF"/>
+          <w:lang w:val="am-ET"/>
+        </w:rPr>
+        <w:t>ወቦ፡ እምኀቤሆሙ፡ ዘሰቀልዎ፡ ወቦ፡ ዘተቀትለ፡ በሰይፍ፡ ተዐጊሦ፡ ወቦ፡ ዘተበርበረ፡ ንዋዮ፡ በትዕግልት፡ ብዙኀ፡ ጊዜ፡ ወቦ፡ ዘርሕቀ፡ እምንዋዩ፡ ወውሉዱ፡ ወቤቱ፡ ወእንዘ፡ ሀለዉ፡ ውስተ፡ ኵነኔ፡ ወይሣቂይዎሙ፡ ወይትዔገሡ፡ በሥምረቶሙ፡ እስከ፡ ይመውቱ፡ በእንተ፡ አሚን፡ በክርስቶስ።</w:t>
       </w:r>
     </w:p>
     <w:p>
@@ -3747,38 +6539,41 @@
       <w:r>
         <w:rPr>
           <w:rFonts w:ascii="Abyssinica SIL" w:hAnsi="Abyssinica SIL" w:cs="Abyssinica SIL"/>
-          <w:noProof/>
-          <w:color w:val="993300"/>
-          <w:sz w:val="28"/>
-          <w:szCs w:val="28"/>
-          <w:shd w:val="clear" w:color="auto" w:fill="FFFFFF"/>
-          <w:lang w:val="am-ET"/>
-        </w:rPr>
-        <w:t>ወእምድኅረ፡ ወፅኡ፡ ሐዋርያት፡ ውስተ፡ ዓለም፡ ኮኑ፡ ሊቃውንተ፡ ለቤተ፡ ክርስቲያን፡ ቅድስት፡ ወይኤዝዙ፡ ወይሜህሩ፡ ለሰብእ፡ ኵሎ፡ ዘነሥኡ፡ እምሐዋርያት። ወአዘዙ፡ እምቅድመ፡ ሞቶሙ፡ ለእለ፡ እምድኅሬሆሙ፡ አርድእቶሙ፡</w:t>
-      </w:r>
-      <w:r>
-        <w:rPr>
-          <w:rFonts w:ascii="Abyssinica SIL" w:hAnsi="Abyssinica SIL" w:cs="Abyssinica SIL"/>
-          <w:noProof/>
-          <w:color w:val="993300"/>
-          <w:sz w:val="28"/>
-          <w:szCs w:val="28"/>
-          <w:shd w:val="clear" w:color="auto" w:fill="FFFFFF"/>
-          <w:lang w:val="am-ET"/>
-        </w:rPr>
-        <w:t xml:space="preserve"> </w:t>
-      </w:r>
-      <w:r>
-        <w:rPr>
-          <w:rFonts w:ascii="Abyssinica SIL" w:hAnsi="Abyssinica SIL" w:cs="Abyssinica SIL"/>
-          <w:noProof/>
-          <w:color w:val="993300"/>
-          <w:sz w:val="28"/>
-          <w:szCs w:val="28"/>
-          <w:shd w:val="clear" w:color="auto" w:fill="FFFFFF"/>
-          <w:lang w:val="am-ET"/>
-        </w:rPr>
-        <w:t>ወዜነወ፡ አስቅጢ፡ ጳውሎስ፡ ወጸሐፈ፡ ያዕቆብ፡ በኢየሩሰሌም፡ ወስምዖን፡ ጴጥሮስ፡ በሀገረ፡ ሮሜ፡ ወዮሐንስ፡ በኤፌሶን፡ ወማርቆስ፡ በአልስክንድርያ፡ ወእንድርያስ፡ በአፍርጋ፡ ወሉቃስ፡ በመቄዶንያ፡ ወይሁዳ፡ ወቶማስ፡ እምድረ፡ ህንደኬ፡ ኀበ፡ ሊቃውንት፡ ወመሀይምናን፡ ውስተ፡ ኵሎ፡ ዓለም፡ ከመ፡ ይትወከፉ፡ መጻሕፍቲሁ፡ ወመልእክቶ፡ ወያንብብዎ፡ ውስተ፡ ኵሉ፡ አብያተ፡ ክርስቲያናት፡ ዘእግዚአብሔር፡ በከመ፡ ይትነበብ፡ ነገረ፡ ሐዋርያት፡ ዘጸሐፈ፡ ሉቃስ፡ ከመ፡ ያእምሩ፡ እስመ፡ ሐዋርያት፡ ወነቢያት፡ ወመጻሕፍት፡ ዘቀዳሚ፡ ወዘሐዲስ፡ የኀብሩ፡ በበይናቲሆሙ።</w:t>
+          <w:b/>
+          <w:bCs/>
+          <w:noProof/>
+          <w:color w:val="0070C0"/>
+          <w:sz w:val="28"/>
+          <w:szCs w:val="28"/>
+          <w:shd w:val="clear" w:color="auto" w:fill="FFFFFF"/>
+          <w:vertAlign w:val="superscript"/>
+          <w:lang w:val="am-ET"/>
+        </w:rPr>
+        <w:t>14</w:t>
+      </w:r>
+      <w:r>
+        <w:rPr>
+          <w:rFonts w:ascii="Abyssinica SIL" w:hAnsi="Abyssinica SIL" w:cs="Abyssinica SIL"/>
+          <w:noProof/>
+          <w:color w:val="0070C0"/>
+          <w:sz w:val="28"/>
+          <w:szCs w:val="28"/>
+          <w:shd w:val="clear" w:color="auto" w:fill="FFFFFF"/>
+          <w:lang w:val="am-ET"/>
+        </w:rPr>
+        <w:t> </w:t>
+      </w:r>
+      <w:r>
+        <w:rPr>
+          <w:rFonts w:ascii="Abyssinica SIL" w:hAnsi="Abyssinica SIL" w:cs="Abyssinica SIL"/>
+          <w:noProof/>
+          <w:color w:val="993300"/>
+          <w:sz w:val="28"/>
+          <w:szCs w:val="28"/>
+          <w:shd w:val="clear" w:color="auto" w:fill="FFFFFF"/>
+          <w:lang w:val="am-ET"/>
+        </w:rPr>
+        <w:t>ወይበዝኁ፡ ወይትወሰኩ፡ ወኢሐጸጸ፡ ስብከቶሙ፡ ወጸውዖቶሙ፡ እስከ፡ ስፍሐ፡ ውስተ፡ አርባዕቱ፡ መአዝነ፡ ዓለም።</w:t>
       </w:r>
     </w:p>
     <w:p>
@@ -3799,14 +6594,41 @@
       <w:r>
         <w:rPr>
           <w:rFonts w:ascii="Abyssinica SIL" w:hAnsi="Abyssinica SIL" w:cs="Abyssinica SIL"/>
-          <w:noProof/>
-          <w:color w:val="993300"/>
-          <w:sz w:val="28"/>
-          <w:szCs w:val="28"/>
-          <w:shd w:val="clear" w:color="auto" w:fill="FFFFFF"/>
-          <w:lang w:val="am-ET"/>
-        </w:rPr>
-        <w:t>ወጸውዑ፡ ኀበ፡ አሐዱ፡ ጽድቅ፡ ወአሐዱ፡ ቃል፡ ኵሎሙ፡ አሐዱ፡ መንፈስ፡ ዘውእቱ፡ መንፈስ፡ ቅዱስ፡ እምአሐዱ፡ እግዚአብሔር፡ ዘሎቱ፡ ንሰግድ፡ ኵልነ። ወተፈነዉ፡ ሐዋርያት፡ ወሰበኩ፡ ቦቱ፡ ወጸውዑ፡ ኀቤሁ፡ ኵሎ፡ በሓውርተ፡ ዘርሑቅ፡ እምኔሆሙ።</w:t>
+          <w:b/>
+          <w:bCs/>
+          <w:noProof/>
+          <w:color w:val="0070C0"/>
+          <w:sz w:val="28"/>
+          <w:szCs w:val="28"/>
+          <w:shd w:val="clear" w:color="auto" w:fill="FFFFFF"/>
+          <w:vertAlign w:val="superscript"/>
+          <w:lang w:val="am-ET"/>
+        </w:rPr>
+        <w:t>15</w:t>
+      </w:r>
+      <w:r>
+        <w:rPr>
+          <w:rFonts w:ascii="Abyssinica SIL" w:hAnsi="Abyssinica SIL" w:cs="Abyssinica SIL"/>
+          <w:noProof/>
+          <w:color w:val="0070C0"/>
+          <w:sz w:val="28"/>
+          <w:szCs w:val="28"/>
+          <w:shd w:val="clear" w:color="auto" w:fill="FFFFFF"/>
+          <w:lang w:val="am-ET"/>
+        </w:rPr>
+        <w:t> </w:t>
+      </w:r>
+      <w:r>
+        <w:rPr>
+          <w:rFonts w:ascii="Abyssinica SIL" w:hAnsi="Abyssinica SIL" w:cs="Abyssinica SIL"/>
+          <w:noProof/>
+          <w:color w:val="993300"/>
+          <w:sz w:val="28"/>
+          <w:szCs w:val="28"/>
+          <w:shd w:val="clear" w:color="auto" w:fill="FFFFFF"/>
+          <w:lang w:val="am-ET"/>
+        </w:rPr>
+        <w:t>ወኢሠርዑ፡ ሐዋርያት፡ ዘንተ፡ ኵሎ፡ አመ፡ ወጠኑ፡ ይዜንዉ፡ ወይጸውዑ፡ ውስተ፡ አሚን፡ አላ፡ ጸሀቁ፡ ከመ፡ ይትወከፉ፡ ኵሎ፡ እምጌጋይ፡ ወዕልወት፡ ወአምልኮ፡ ጣዖት፡ ውስተ፡ ርትዕ፡ ወአሚን፡ ወይኤዝዝዎሙ፡ እምበሊዐ፡ ዝቡሕ፡ ለአማልክት፡ ወማውታ፡ ወደም፡ ወዘበፅዑ፡ ለአምላከ፡ ባዕድ።</w:t>
       </w:r>
     </w:p>
     <w:p>
@@ -3827,168 +6649,30 @@
       <w:r>
         <w:rPr>
           <w:rFonts w:ascii="Abyssinica SIL" w:hAnsi="Abyssinica SIL" w:cs="Abyssinica SIL"/>
-          <w:noProof/>
-          <w:color w:val="993300"/>
-          <w:sz w:val="28"/>
-          <w:szCs w:val="28"/>
-          <w:shd w:val="clear" w:color="auto" w:fill="FFFFFF"/>
-          <w:lang w:val="am-ET"/>
-        </w:rPr>
-        <w:t>ወኵሎ፡ ዘነሥኡ፡ ሐዋርያት፡ በኀበ፡ እግዚእነ፡ ኢየሱስ፡ ክርስቶስ፡ ወመሀሩ፡ ሐዋርያት፡ ወተወክፍዎሙ፡ ወአምኑ፡ ቦቱ፡ በኵሉ፡ አህጉር፡ ወብሔር፡ ወእስከ፡ አጽናፈ፡ ኵሉ፡ ዓለም፡ እንዘ፡ ይረድኦሙ፡ ኀይሉ፡ ለእግዚአብሔር፡ ወጽንዑ፡ ወኢሐሰወ፡ ቃሎ፡ ዘይቤ፡ አነ፡ እሄሉ፡ ምስሌክሙ፡ እስከ፡ ኅልቀተ፡ ዓለም፡</w:t>
-      </w:r>
-      <w:r>
-        <w:rPr>
-          <w:rFonts w:ascii="Abyssinica SIL" w:hAnsi="Abyssinica SIL" w:cs="Abyssinica SIL"/>
-          <w:noProof/>
-          <w:color w:val="993300"/>
-          <w:sz w:val="28"/>
-          <w:szCs w:val="28"/>
-          <w:shd w:val="clear" w:color="auto" w:fill="FFFFFF"/>
-          <w:lang w:val="am-ET"/>
-        </w:rPr>
-        <w:t xml:space="preserve"> </w:t>
-      </w:r>
-      <w:r>
-        <w:rPr>
-          <w:rFonts w:ascii="Abyssinica SIL" w:hAnsi="Abyssinica SIL" w:cs="Abyssinica SIL"/>
-          <w:noProof/>
-          <w:color w:val="993300"/>
-          <w:sz w:val="28"/>
-          <w:szCs w:val="28"/>
-          <w:shd w:val="clear" w:color="auto" w:fill="FFFFFF"/>
-          <w:lang w:val="am-ET"/>
-        </w:rPr>
-        <w:t>ወምስለ፡ ዝንቱ፡ ይጽህቁ፡ ተጋድሎ፡ ምስለ፡ አይሁድ፡ በመጻሕፍተ፡ ነቢያት፡ ወይትጋደሉ፡ ምስለ፡ መሰግላን፡ በተኣምር፡ ግሩም፡ ዘይገብሩ፡ በስመ፡ እግዚእነ፡ ኢየሱስ፡ ክርስቶስ። ወኵሉ፡ አሕዛብ፡ እለ፡ ባዕዳን፡ አህጉር፡ ተወክፉ፡ ኀበ፡ ተጸውዑ፡ ውስተ፡ አሚን፡ በክርስቶስ፡ ዘእንበለ፡ ጋእዝ።</w:t>
-      </w:r>
-    </w:p>
-    <w:p>
-      <w:pPr>
-        <w:snapToGrid w:val="0"/>
-        <w:spacing w:before="120"/>
-        <w:jc w:val="both"/>
-        <w:rPr>
-          <w:rFonts w:ascii="Abyssinica SIL" w:hAnsi="Abyssinica SIL" w:cs="Abyssinica SIL"/>
-          <w:noProof/>
-          <w:color w:val="993300"/>
-          <w:sz w:val="28"/>
-          <w:szCs w:val="28"/>
-          <w:shd w:val="clear" w:color="auto" w:fill="FFFFFF"/>
-          <w:lang w:val="am-ET"/>
-        </w:rPr>
-      </w:pPr>
-      <w:r>
-        <w:rPr>
-          <w:rFonts w:ascii="Abyssinica SIL" w:hAnsi="Abyssinica SIL" w:cs="Abyssinica SIL"/>
-          <w:noProof/>
-          <w:color w:val="993300"/>
-          <w:sz w:val="28"/>
-          <w:szCs w:val="28"/>
-          <w:shd w:val="clear" w:color="auto" w:fill="FFFFFF"/>
-          <w:lang w:val="am-ET"/>
-        </w:rPr>
-        <w:t>ወሶበ፡ ይረክቦሙ፡ ምንዳቤ፡ በእንቲአሁ፡ ይብሉ፡ ዛቲ፡ ምንዳቤ፡ እንተ፡ ረከበተነ፡ ትተነብል፡ ለነ፡ እስመ፡ ንሕነሂ፡ አስተቈጣዕናሁ፡ ለዘ፡ ፈጠረነ።</w:t>
-      </w:r>
-    </w:p>
-    <w:p>
-      <w:pPr>
-        <w:snapToGrid w:val="0"/>
-        <w:spacing w:before="120"/>
-        <w:jc w:val="both"/>
-        <w:rPr>
-          <w:rFonts w:ascii="Abyssinica SIL" w:hAnsi="Abyssinica SIL" w:cs="Abyssinica SIL"/>
-          <w:noProof/>
-          <w:color w:val="993300"/>
-          <w:sz w:val="28"/>
-          <w:szCs w:val="28"/>
-          <w:shd w:val="clear" w:color="auto" w:fill="FFFFFF"/>
-          <w:lang w:val="am-ET"/>
-        </w:rPr>
-      </w:pPr>
-      <w:r>
-        <w:rPr>
-          <w:rFonts w:ascii="Abyssinica SIL" w:hAnsi="Abyssinica SIL" w:cs="Abyssinica SIL"/>
-          <w:noProof/>
-          <w:color w:val="993300"/>
-          <w:sz w:val="28"/>
-          <w:szCs w:val="28"/>
-          <w:shd w:val="clear" w:color="auto" w:fill="FFFFFF"/>
-          <w:lang w:val="am-ET"/>
-        </w:rPr>
-        <w:t>ወቦ፡ እምኀቤሆሙ፡ ዘሰቀልዎ፡ ወቦ፡ ዘተቀትለ፡ በሰይፍ፡ ተዐጊሦ፡ ወቦ፡ ዘተበርበረ፡ ንዋዮ፡ በትዕግልት፡ ብዙኀ፡ ጊዜ፡ ወቦ፡ ዘርሕቀ፡ እምንዋዩ፡ ወውሉዱ፡ ወቤቱ፡ ወእንዘ፡ ሀለዉ፡ ውስተ፡ ኵነኔ፡ ወይሣቂይዎሙ፡ ወይትዔገሡ፡ በሥምረቶሙ፡ እስከ፡ ይመውቱ፡ በእንተ፡ አሚን፡ በክርስቶስ።</w:t>
-      </w:r>
-    </w:p>
-    <w:p>
-      <w:pPr>
-        <w:snapToGrid w:val="0"/>
-        <w:spacing w:before="120"/>
-        <w:jc w:val="both"/>
-        <w:rPr>
-          <w:rFonts w:ascii="Abyssinica SIL" w:hAnsi="Abyssinica SIL" w:cs="Abyssinica SIL"/>
-          <w:noProof/>
-          <w:color w:val="993300"/>
-          <w:sz w:val="28"/>
-          <w:szCs w:val="28"/>
-          <w:shd w:val="clear" w:color="auto" w:fill="FFFFFF"/>
-          <w:lang w:val="am-ET"/>
-        </w:rPr>
-      </w:pPr>
-      <w:r>
-        <w:rPr>
-          <w:rFonts w:ascii="Abyssinica SIL" w:hAnsi="Abyssinica SIL" w:cs="Abyssinica SIL"/>
-          <w:noProof/>
-          <w:color w:val="993300"/>
-          <w:sz w:val="28"/>
-          <w:szCs w:val="28"/>
-          <w:shd w:val="clear" w:color="auto" w:fill="FFFFFF"/>
-          <w:lang w:val="am-ET"/>
-        </w:rPr>
-        <w:t>ወይበዝኁ፡ ወይትወሰኩ፡ ወኢሐጸጸ፡ ስብከቶሙ፡ ወጸውዖቶሙ፡ እስከ፡ ስፍሐ፡ ውስተ፡ አርባዕቱ፡ መአዝነ፡ ዓለም።</w:t>
-      </w:r>
-    </w:p>
-    <w:p>
-      <w:pPr>
-        <w:snapToGrid w:val="0"/>
-        <w:spacing w:before="120"/>
-        <w:jc w:val="both"/>
-        <w:rPr>
-          <w:rFonts w:ascii="Abyssinica SIL" w:hAnsi="Abyssinica SIL" w:cs="Abyssinica SIL"/>
-          <w:noProof/>
-          <w:color w:val="993300"/>
-          <w:sz w:val="28"/>
-          <w:szCs w:val="28"/>
-          <w:shd w:val="clear" w:color="auto" w:fill="FFFFFF"/>
-          <w:lang w:val="am-ET"/>
-        </w:rPr>
-      </w:pPr>
-      <w:r>
-        <w:rPr>
-          <w:rFonts w:ascii="Abyssinica SIL" w:hAnsi="Abyssinica SIL" w:cs="Abyssinica SIL"/>
-          <w:noProof/>
-          <w:color w:val="993300"/>
-          <w:sz w:val="28"/>
-          <w:szCs w:val="28"/>
-          <w:shd w:val="clear" w:color="auto" w:fill="FFFFFF"/>
-          <w:lang w:val="am-ET"/>
-        </w:rPr>
-        <w:lastRenderedPageBreak/>
-        <w:t>ወኢሠርዑ፡ ሐዋርያት፡ ዘንተ፡ ኵሎ፡ አመ፡ ወጠኑ፡ ይዜንዉ፡ ወይጸውዑ፡ ውስተ፡ አሚን፡ አላ፡ ጸሀቁ፡ ከመ፡ ይትወከፉ፡ ኵሎ፡ እምጌጋይ፡ ወዕልወት፡ ወአምልኮ፡ ጣዖት፡ ውስተ፡ ርትዕ፡ ወአሚን፡ ወይኤዝዝዎሙ፡ እምበሊዐ፡ ዝቡሕ፡ ለአማልክት፡ ወማውታ፡ ወደም፡ ወዘበፅዑ፡ ለአምላከ፡ ባዕድ።</w:t>
-      </w:r>
-    </w:p>
-    <w:p>
-      <w:pPr>
-        <w:snapToGrid w:val="0"/>
-        <w:spacing w:before="120"/>
-        <w:jc w:val="both"/>
-        <w:rPr>
-          <w:rFonts w:ascii="Abyssinica SIL" w:hAnsi="Abyssinica SIL" w:cs="Abyssinica SIL"/>
-          <w:noProof/>
-          <w:color w:val="993300"/>
-          <w:sz w:val="28"/>
-          <w:szCs w:val="28"/>
-          <w:shd w:val="clear" w:color="auto" w:fill="FFFFFF"/>
-          <w:lang w:val="am-ET"/>
-        </w:rPr>
-      </w:pPr>
+          <w:b/>
+          <w:bCs/>
+          <w:noProof/>
+          <w:color w:val="0070C0"/>
+          <w:sz w:val="28"/>
+          <w:szCs w:val="28"/>
+          <w:shd w:val="clear" w:color="auto" w:fill="FFFFFF"/>
+          <w:vertAlign w:val="superscript"/>
+          <w:lang w:val="am-ET"/>
+        </w:rPr>
+        <w:t>16</w:t>
+      </w:r>
+      <w:r>
+        <w:rPr>
+          <w:rFonts w:ascii="Abyssinica SIL" w:hAnsi="Abyssinica SIL" w:cs="Abyssinica SIL"/>
+          <w:noProof/>
+          <w:color w:val="0070C0"/>
+          <w:sz w:val="28"/>
+          <w:szCs w:val="28"/>
+          <w:shd w:val="clear" w:color="auto" w:fill="FFFFFF"/>
+          <w:lang w:val="am-ET"/>
+        </w:rPr>
+        <w:t> </w:t>
+      </w:r>
       <w:r>
         <w:rPr>
           <w:rFonts w:ascii="Abyssinica SIL" w:hAnsi="Abyssinica SIL" w:cs="Abyssinica SIL"/>
